--- a/1-SOURCES/Commentaries/ཤེས་རབ་སྙིང་པོའི་འགྲེལ་པ་དོན་གསལ་ནོར་བུའི་འོད།.docx
+++ b/1-SOURCES/Commentaries/ཤེས་རབ་སྙིང་པོའི་འགྲེལ་པ་དོན་གསལ་ནོར་བུའི་འོད།.docx
@@ -285,20 +285,18 @@
         </w:rPr>
         <w:t xml:space="preserve"> </w:t>
       </w:r>
-      <w:proofErr w:type="spellStart"/>
-      <w:r>
-        <w:rPr>
-          <w:rFonts w:ascii="Microsoft Himalaya" w:eastAsia="Times New Roman" w:hAnsi="Microsoft Himalaya" w:cs="Microsoft Himalaya"/>
-          <w:b/>
-          <w:bCs/>
-          <w:i/>
-          <w:iCs/>
-          <w:sz w:val="26"/>
-          <w:szCs w:val="26"/>
-        </w:rPr>
-        <w:t>།</w:t>
-      </w:r>
-      <w:proofErr w:type="spellEnd"/>
+      <w:r>
+        <w:rPr>
+          <w:rFonts w:ascii="Microsoft Himalaya" w:eastAsia="Times New Roman" w:hAnsi="Microsoft Himalaya" w:cs="Microsoft Himalaya"/>
+          <w:b/>
+          <w:bCs/>
+          <w:i/>
+          <w:iCs/>
+          <w:sz w:val="26"/>
+          <w:szCs w:val="26"/>
+        </w:rPr>
+        <w:t>།</w:t>
+      </w:r>
     </w:p>
     <w:p>
       <w:pPr>
@@ -359,20 +357,18 @@
         </w:rPr>
         <w:t xml:space="preserve"> </w:t>
       </w:r>
-      <w:proofErr w:type="spellStart"/>
-      <w:r>
-        <w:rPr>
-          <w:rFonts w:ascii="Microsoft Himalaya" w:eastAsia="Times New Roman" w:hAnsi="Microsoft Himalaya" w:cs="Microsoft Himalaya"/>
-          <w:b/>
-          <w:bCs/>
-          <w:i/>
-          <w:iCs/>
-          <w:sz w:val="26"/>
-          <w:szCs w:val="26"/>
-        </w:rPr>
-        <w:t>།</w:t>
-      </w:r>
-      <w:proofErr w:type="spellEnd"/>
+      <w:r>
+        <w:rPr>
+          <w:rFonts w:ascii="Microsoft Himalaya" w:eastAsia="Times New Roman" w:hAnsi="Microsoft Himalaya" w:cs="Microsoft Himalaya"/>
+          <w:b/>
+          <w:bCs/>
+          <w:i/>
+          <w:iCs/>
+          <w:sz w:val="26"/>
+          <w:szCs w:val="26"/>
+        </w:rPr>
+        <w:t>།</w:t>
+      </w:r>
     </w:p>
     <w:p>
       <w:pPr>
@@ -515,20 +511,18 @@
         </w:rPr>
         <w:t xml:space="preserve"> </w:t>
       </w:r>
-      <w:proofErr w:type="spellStart"/>
-      <w:r>
-        <w:rPr>
-          <w:rFonts w:ascii="Microsoft Himalaya" w:eastAsia="Times New Roman" w:hAnsi="Microsoft Himalaya" w:cs="Microsoft Himalaya"/>
-          <w:b/>
-          <w:bCs/>
-          <w:i/>
-          <w:iCs/>
-          <w:sz w:val="26"/>
-          <w:szCs w:val="26"/>
-        </w:rPr>
-        <w:t>།</w:t>
-      </w:r>
-      <w:proofErr w:type="spellEnd"/>
+      <w:r>
+        <w:rPr>
+          <w:rFonts w:ascii="Microsoft Himalaya" w:eastAsia="Times New Roman" w:hAnsi="Microsoft Himalaya" w:cs="Microsoft Himalaya"/>
+          <w:b/>
+          <w:bCs/>
+          <w:i/>
+          <w:iCs/>
+          <w:sz w:val="26"/>
+          <w:szCs w:val="26"/>
+        </w:rPr>
+        <w:t>།</w:t>
+      </w:r>
     </w:p>
     <w:p>
       <w:pPr>
@@ -589,20 +583,18 @@
         </w:rPr>
         <w:t xml:space="preserve"> </w:t>
       </w:r>
-      <w:proofErr w:type="spellStart"/>
-      <w:r>
-        <w:rPr>
-          <w:rFonts w:ascii="Microsoft Himalaya" w:eastAsia="Times New Roman" w:hAnsi="Microsoft Himalaya" w:cs="Microsoft Himalaya"/>
-          <w:b/>
-          <w:bCs/>
-          <w:i/>
-          <w:iCs/>
-          <w:sz w:val="26"/>
-          <w:szCs w:val="26"/>
-        </w:rPr>
-        <w:t>།</w:t>
-      </w:r>
-      <w:proofErr w:type="spellEnd"/>
+      <w:r>
+        <w:rPr>
+          <w:rFonts w:ascii="Microsoft Himalaya" w:eastAsia="Times New Roman" w:hAnsi="Microsoft Himalaya" w:cs="Microsoft Himalaya"/>
+          <w:b/>
+          <w:bCs/>
+          <w:i/>
+          <w:iCs/>
+          <w:sz w:val="26"/>
+          <w:szCs w:val="26"/>
+        </w:rPr>
+        <w:t>།</w:t>
+      </w:r>
     </w:p>
     <w:p>
       <w:pPr>
@@ -663,20 +655,18 @@
         </w:rPr>
         <w:t xml:space="preserve"> </w:t>
       </w:r>
-      <w:proofErr w:type="spellStart"/>
-      <w:r>
-        <w:rPr>
-          <w:rFonts w:ascii="Microsoft Himalaya" w:eastAsia="Times New Roman" w:hAnsi="Microsoft Himalaya" w:cs="Microsoft Himalaya"/>
-          <w:b/>
-          <w:bCs/>
-          <w:i/>
-          <w:iCs/>
-          <w:sz w:val="26"/>
-          <w:szCs w:val="26"/>
-        </w:rPr>
-        <w:t>།</w:t>
-      </w:r>
-      <w:proofErr w:type="spellEnd"/>
+      <w:r>
+        <w:rPr>
+          <w:rFonts w:ascii="Microsoft Himalaya" w:eastAsia="Times New Roman" w:hAnsi="Microsoft Himalaya" w:cs="Microsoft Himalaya"/>
+          <w:b/>
+          <w:bCs/>
+          <w:i/>
+          <w:iCs/>
+          <w:sz w:val="26"/>
+          <w:szCs w:val="26"/>
+        </w:rPr>
+        <w:t>།</w:t>
+      </w:r>
     </w:p>
     <w:p>
       <w:pPr>
@@ -737,20 +727,18 @@
         </w:rPr>
         <w:t xml:space="preserve"> </w:t>
       </w:r>
-      <w:proofErr w:type="spellStart"/>
-      <w:r>
-        <w:rPr>
-          <w:rFonts w:ascii="Microsoft Himalaya" w:eastAsia="Times New Roman" w:hAnsi="Microsoft Himalaya" w:cs="Microsoft Himalaya"/>
-          <w:b/>
-          <w:bCs/>
-          <w:i/>
-          <w:iCs/>
-          <w:sz w:val="26"/>
-          <w:szCs w:val="26"/>
-        </w:rPr>
-        <w:t>།</w:t>
-      </w:r>
-      <w:proofErr w:type="spellEnd"/>
+      <w:r>
+        <w:rPr>
+          <w:rFonts w:ascii="Microsoft Himalaya" w:eastAsia="Times New Roman" w:hAnsi="Microsoft Himalaya" w:cs="Microsoft Himalaya"/>
+          <w:b/>
+          <w:bCs/>
+          <w:i/>
+          <w:iCs/>
+          <w:sz w:val="26"/>
+          <w:szCs w:val="26"/>
+        </w:rPr>
+        <w:t>།</w:t>
+      </w:r>
     </w:p>
     <w:p>
       <w:pPr>
@@ -821,20 +809,18 @@
         </w:rPr>
         <w:t xml:space="preserve"> </w:t>
       </w:r>
-      <w:proofErr w:type="spellStart"/>
-      <w:r>
-        <w:rPr>
-          <w:rFonts w:ascii="Microsoft Himalaya" w:eastAsia="Times New Roman" w:hAnsi="Microsoft Himalaya" w:cs="Microsoft Himalaya"/>
-          <w:b/>
-          <w:bCs/>
-          <w:i/>
-          <w:iCs/>
-          <w:sz w:val="26"/>
-          <w:szCs w:val="26"/>
-        </w:rPr>
-        <w:t>།</w:t>
-      </w:r>
-      <w:proofErr w:type="spellEnd"/>
+      <w:r>
+        <w:rPr>
+          <w:rFonts w:ascii="Microsoft Himalaya" w:eastAsia="Times New Roman" w:hAnsi="Microsoft Himalaya" w:cs="Microsoft Himalaya"/>
+          <w:b/>
+          <w:bCs/>
+          <w:i/>
+          <w:iCs/>
+          <w:sz w:val="26"/>
+          <w:szCs w:val="26"/>
+        </w:rPr>
+        <w:t>།</w:t>
+      </w:r>
     </w:p>
     <w:p>
       <w:pPr>
@@ -895,20 +881,18 @@
         </w:rPr>
         <w:t xml:space="preserve"> </w:t>
       </w:r>
-      <w:proofErr w:type="spellStart"/>
-      <w:r>
-        <w:rPr>
-          <w:rFonts w:ascii="Microsoft Himalaya" w:eastAsia="Times New Roman" w:hAnsi="Microsoft Himalaya" w:cs="Microsoft Himalaya"/>
-          <w:b/>
-          <w:bCs/>
-          <w:i/>
-          <w:iCs/>
-          <w:sz w:val="26"/>
-          <w:szCs w:val="26"/>
-        </w:rPr>
-        <w:t>།</w:t>
-      </w:r>
-      <w:proofErr w:type="spellEnd"/>
+      <w:r>
+        <w:rPr>
+          <w:rFonts w:ascii="Microsoft Himalaya" w:eastAsia="Times New Roman" w:hAnsi="Microsoft Himalaya" w:cs="Microsoft Himalaya"/>
+          <w:b/>
+          <w:bCs/>
+          <w:i/>
+          <w:iCs/>
+          <w:sz w:val="26"/>
+          <w:szCs w:val="26"/>
+        </w:rPr>
+        <w:t>།</w:t>
+      </w:r>
     </w:p>
     <w:p>
       <w:pPr>
@@ -969,20 +953,18 @@
         </w:rPr>
         <w:t xml:space="preserve"> </w:t>
       </w:r>
-      <w:proofErr w:type="spellStart"/>
-      <w:r>
-        <w:rPr>
-          <w:rFonts w:ascii="Microsoft Himalaya" w:eastAsia="Times New Roman" w:hAnsi="Microsoft Himalaya" w:cs="Microsoft Himalaya"/>
-          <w:b/>
-          <w:bCs/>
-          <w:i/>
-          <w:iCs/>
-          <w:sz w:val="26"/>
-          <w:szCs w:val="26"/>
-        </w:rPr>
-        <w:t>།</w:t>
-      </w:r>
-      <w:proofErr w:type="spellEnd"/>
+      <w:r>
+        <w:rPr>
+          <w:rFonts w:ascii="Microsoft Himalaya" w:eastAsia="Times New Roman" w:hAnsi="Microsoft Himalaya" w:cs="Microsoft Himalaya"/>
+          <w:b/>
+          <w:bCs/>
+          <w:i/>
+          <w:iCs/>
+          <w:sz w:val="26"/>
+          <w:szCs w:val="26"/>
+        </w:rPr>
+        <w:t>།</w:t>
+      </w:r>
     </w:p>
     <w:p>
       <w:pPr>
@@ -1113,20 +1095,18 @@
         </w:rPr>
         <w:t xml:space="preserve"> </w:t>
       </w:r>
-      <w:proofErr w:type="spellStart"/>
-      <w:r>
-        <w:rPr>
-          <w:rFonts w:ascii="Microsoft Himalaya" w:eastAsia="Times New Roman" w:hAnsi="Microsoft Himalaya" w:cs="Microsoft Himalaya"/>
-          <w:b/>
-          <w:bCs/>
-          <w:i/>
-          <w:iCs/>
-          <w:sz w:val="26"/>
-          <w:szCs w:val="26"/>
-        </w:rPr>
-        <w:t>།</w:t>
-      </w:r>
-      <w:proofErr w:type="spellEnd"/>
+      <w:r>
+        <w:rPr>
+          <w:rFonts w:ascii="Microsoft Himalaya" w:eastAsia="Times New Roman" w:hAnsi="Microsoft Himalaya" w:cs="Microsoft Himalaya"/>
+          <w:b/>
+          <w:bCs/>
+          <w:i/>
+          <w:iCs/>
+          <w:sz w:val="26"/>
+          <w:szCs w:val="26"/>
+        </w:rPr>
+        <w:t>།</w:t>
+      </w:r>
     </w:p>
     <w:p>
       <w:pPr>
@@ -1187,20 +1167,18 @@
         </w:rPr>
         <w:t xml:space="preserve"> </w:t>
       </w:r>
-      <w:proofErr w:type="spellStart"/>
-      <w:r>
-        <w:rPr>
-          <w:rFonts w:ascii="Microsoft Himalaya" w:eastAsia="Times New Roman" w:hAnsi="Microsoft Himalaya" w:cs="Microsoft Himalaya"/>
-          <w:b/>
-          <w:bCs/>
-          <w:i/>
-          <w:iCs/>
-          <w:sz w:val="26"/>
-          <w:szCs w:val="26"/>
-        </w:rPr>
-        <w:t>།</w:t>
-      </w:r>
-      <w:proofErr w:type="spellEnd"/>
+      <w:r>
+        <w:rPr>
+          <w:rFonts w:ascii="Microsoft Himalaya" w:eastAsia="Times New Roman" w:hAnsi="Microsoft Himalaya" w:cs="Microsoft Himalaya"/>
+          <w:b/>
+          <w:bCs/>
+          <w:i/>
+          <w:iCs/>
+          <w:sz w:val="26"/>
+          <w:szCs w:val="26"/>
+        </w:rPr>
+        <w:t>།</w:t>
+      </w:r>
     </w:p>
     <w:p>
       <w:pPr>
@@ -1261,20 +1239,18 @@
         </w:rPr>
         <w:t xml:space="preserve"> </w:t>
       </w:r>
-      <w:proofErr w:type="spellStart"/>
-      <w:r>
-        <w:rPr>
-          <w:rFonts w:ascii="Microsoft Himalaya" w:eastAsia="Times New Roman" w:hAnsi="Microsoft Himalaya" w:cs="Microsoft Himalaya"/>
-          <w:b/>
-          <w:bCs/>
-          <w:i/>
-          <w:iCs/>
-          <w:sz w:val="26"/>
-          <w:szCs w:val="26"/>
-        </w:rPr>
-        <w:t>།</w:t>
-      </w:r>
-      <w:proofErr w:type="spellEnd"/>
+      <w:r>
+        <w:rPr>
+          <w:rFonts w:ascii="Microsoft Himalaya" w:eastAsia="Times New Roman" w:hAnsi="Microsoft Himalaya" w:cs="Microsoft Himalaya"/>
+          <w:b/>
+          <w:bCs/>
+          <w:i/>
+          <w:iCs/>
+          <w:sz w:val="26"/>
+          <w:szCs w:val="26"/>
+        </w:rPr>
+        <w:t>།</w:t>
+      </w:r>
     </w:p>
     <w:p>
       <w:pPr>
@@ -1335,20 +1311,18 @@
         </w:rPr>
         <w:t xml:space="preserve"> </w:t>
       </w:r>
-      <w:proofErr w:type="spellStart"/>
-      <w:r>
-        <w:rPr>
-          <w:rFonts w:ascii="Microsoft Himalaya" w:eastAsia="Times New Roman" w:hAnsi="Microsoft Himalaya" w:cs="Microsoft Himalaya"/>
-          <w:b/>
-          <w:bCs/>
-          <w:i/>
-          <w:iCs/>
-          <w:sz w:val="26"/>
-          <w:szCs w:val="26"/>
-        </w:rPr>
-        <w:t>།</w:t>
-      </w:r>
-      <w:proofErr w:type="spellEnd"/>
+      <w:r>
+        <w:rPr>
+          <w:rFonts w:ascii="Microsoft Himalaya" w:eastAsia="Times New Roman" w:hAnsi="Microsoft Himalaya" w:cs="Microsoft Himalaya"/>
+          <w:b/>
+          <w:bCs/>
+          <w:i/>
+          <w:iCs/>
+          <w:sz w:val="26"/>
+          <w:szCs w:val="26"/>
+        </w:rPr>
+        <w:t>།</w:t>
+      </w:r>
     </w:p>
     <w:p>
       <w:pPr>
@@ -1419,20 +1393,18 @@
         </w:rPr>
         <w:t xml:space="preserve"> </w:t>
       </w:r>
-      <w:proofErr w:type="spellStart"/>
-      <w:r>
-        <w:rPr>
-          <w:rFonts w:ascii="Microsoft Himalaya" w:eastAsia="Times New Roman" w:hAnsi="Microsoft Himalaya" w:cs="Microsoft Himalaya"/>
-          <w:b/>
-          <w:bCs/>
-          <w:i/>
-          <w:iCs/>
-          <w:sz w:val="26"/>
-          <w:szCs w:val="26"/>
-        </w:rPr>
-        <w:t>།</w:t>
-      </w:r>
-      <w:proofErr w:type="spellEnd"/>
+      <w:r>
+        <w:rPr>
+          <w:rFonts w:ascii="Microsoft Himalaya" w:eastAsia="Times New Roman" w:hAnsi="Microsoft Himalaya" w:cs="Microsoft Himalaya"/>
+          <w:b/>
+          <w:bCs/>
+          <w:i/>
+          <w:iCs/>
+          <w:sz w:val="26"/>
+          <w:szCs w:val="26"/>
+        </w:rPr>
+        <w:t>།</w:t>
+      </w:r>
     </w:p>
     <w:p>
       <w:pPr>
@@ -1565,20 +1537,18 @@
         </w:rPr>
         <w:t xml:space="preserve"> </w:t>
       </w:r>
-      <w:proofErr w:type="spellStart"/>
-      <w:r>
-        <w:rPr>
-          <w:rFonts w:ascii="Microsoft Himalaya" w:eastAsia="Times New Roman" w:hAnsi="Microsoft Himalaya" w:cs="Microsoft Himalaya"/>
-          <w:b/>
-          <w:bCs/>
-          <w:i/>
-          <w:iCs/>
-          <w:sz w:val="26"/>
-          <w:szCs w:val="26"/>
-        </w:rPr>
-        <w:t>།</w:t>
-      </w:r>
-      <w:proofErr w:type="spellEnd"/>
+      <w:r>
+        <w:rPr>
+          <w:rFonts w:ascii="Microsoft Himalaya" w:eastAsia="Times New Roman" w:hAnsi="Microsoft Himalaya" w:cs="Microsoft Himalaya"/>
+          <w:b/>
+          <w:bCs/>
+          <w:i/>
+          <w:iCs/>
+          <w:sz w:val="26"/>
+          <w:szCs w:val="26"/>
+        </w:rPr>
+        <w:t>།</w:t>
+      </w:r>
     </w:p>
     <w:p>
       <w:pPr>
@@ -1639,20 +1609,18 @@
         </w:rPr>
         <w:t xml:space="preserve"> </w:t>
       </w:r>
-      <w:proofErr w:type="spellStart"/>
-      <w:r>
-        <w:rPr>
-          <w:rFonts w:ascii="Microsoft Himalaya" w:eastAsia="Times New Roman" w:hAnsi="Microsoft Himalaya" w:cs="Microsoft Himalaya"/>
-          <w:b/>
-          <w:bCs/>
-          <w:i/>
-          <w:iCs/>
-          <w:sz w:val="26"/>
-          <w:szCs w:val="26"/>
-        </w:rPr>
-        <w:t>།</w:t>
-      </w:r>
-      <w:proofErr w:type="spellEnd"/>
+      <w:r>
+        <w:rPr>
+          <w:rFonts w:ascii="Microsoft Himalaya" w:eastAsia="Times New Roman" w:hAnsi="Microsoft Himalaya" w:cs="Microsoft Himalaya"/>
+          <w:b/>
+          <w:bCs/>
+          <w:i/>
+          <w:iCs/>
+          <w:sz w:val="26"/>
+          <w:szCs w:val="26"/>
+        </w:rPr>
+        <w:t>།</w:t>
+      </w:r>
     </w:p>
     <w:p>
       <w:pPr>
@@ -2694,20 +2662,18 @@
         </w:rPr>
         <w:t xml:space="preserve"> </w:t>
       </w:r>
-      <w:proofErr w:type="spellStart"/>
-      <w:r>
-        <w:rPr>
-          <w:rFonts w:ascii="Microsoft Himalaya" w:eastAsia="Times New Roman" w:hAnsi="Microsoft Himalaya" w:cs="Microsoft Himalaya"/>
-          <w:b/>
-          <w:bCs/>
-          <w:i/>
-          <w:iCs/>
-          <w:sz w:val="26"/>
-          <w:szCs w:val="26"/>
-        </w:rPr>
-        <w:t>།</w:t>
-      </w:r>
-      <w:proofErr w:type="spellEnd"/>
+      <w:r>
+        <w:rPr>
+          <w:rFonts w:ascii="Microsoft Himalaya" w:eastAsia="Times New Roman" w:hAnsi="Microsoft Himalaya" w:cs="Microsoft Himalaya"/>
+          <w:b/>
+          <w:bCs/>
+          <w:i/>
+          <w:iCs/>
+          <w:sz w:val="26"/>
+          <w:szCs w:val="26"/>
+        </w:rPr>
+        <w:t>།</w:t>
+      </w:r>
     </w:p>
     <w:p>
       <w:pPr>
@@ -5959,20 +5925,18 @@
         </w:rPr>
         <w:t xml:space="preserve"> </w:t>
       </w:r>
-      <w:proofErr w:type="spellStart"/>
-      <w:r>
-        <w:rPr>
-          <w:rFonts w:ascii="Microsoft Himalaya" w:eastAsia="Times New Roman" w:hAnsi="Microsoft Himalaya" w:cs="Microsoft Himalaya"/>
-          <w:b/>
-          <w:bCs/>
-          <w:i/>
-          <w:iCs/>
-          <w:sz w:val="26"/>
-          <w:szCs w:val="26"/>
-        </w:rPr>
-        <w:t>།</w:t>
-      </w:r>
-      <w:proofErr w:type="spellEnd"/>
+      <w:r>
+        <w:rPr>
+          <w:rFonts w:ascii="Microsoft Himalaya" w:eastAsia="Times New Roman" w:hAnsi="Microsoft Himalaya" w:cs="Microsoft Himalaya"/>
+          <w:b/>
+          <w:bCs/>
+          <w:i/>
+          <w:iCs/>
+          <w:sz w:val="26"/>
+          <w:szCs w:val="26"/>
+        </w:rPr>
+        <w:t>།</w:t>
+      </w:r>
     </w:p>
     <w:p>
       <w:pPr>
@@ -7948,20 +7912,18 @@
         </w:rPr>
         <w:t xml:space="preserve"> </w:t>
       </w:r>
-      <w:proofErr w:type="spellStart"/>
-      <w:r>
-        <w:rPr>
-          <w:rFonts w:ascii="Microsoft Himalaya" w:eastAsia="Times New Roman" w:hAnsi="Microsoft Himalaya" w:cs="Microsoft Himalaya"/>
-          <w:b/>
-          <w:bCs/>
-          <w:i/>
-          <w:iCs/>
-          <w:sz w:val="26"/>
-          <w:szCs w:val="26"/>
-        </w:rPr>
-        <w:t>།</w:t>
-      </w:r>
-      <w:proofErr w:type="spellEnd"/>
+      <w:r>
+        <w:rPr>
+          <w:rFonts w:ascii="Microsoft Himalaya" w:eastAsia="Times New Roman" w:hAnsi="Microsoft Himalaya" w:cs="Microsoft Himalaya"/>
+          <w:b/>
+          <w:bCs/>
+          <w:i/>
+          <w:iCs/>
+          <w:sz w:val="26"/>
+          <w:szCs w:val="26"/>
+        </w:rPr>
+        <w:t>།</w:t>
+      </w:r>
     </w:p>
     <w:p>
       <w:pPr>
@@ -12013,16 +11975,14 @@
         </w:rPr>
         <w:t xml:space="preserve"> </w:t>
       </w:r>
-      <w:proofErr w:type="spellStart"/>
-      <w:r>
-        <w:rPr>
-          <w:rFonts w:ascii="Microsoft Himalaya" w:eastAsia="Times New Roman" w:hAnsi="Microsoft Himalaya" w:cs="Microsoft Himalaya"/>
-          <w:sz w:val="26"/>
-          <w:szCs w:val="26"/>
-        </w:rPr>
-        <w:t>།</w:t>
-      </w:r>
-      <w:proofErr w:type="spellEnd"/>
+      <w:r>
+        <w:rPr>
+          <w:rFonts w:ascii="Microsoft Himalaya" w:eastAsia="Times New Roman" w:hAnsi="Microsoft Himalaya" w:cs="Microsoft Himalaya"/>
+          <w:sz w:val="26"/>
+          <w:szCs w:val="26"/>
+        </w:rPr>
+        <w:t>།</w:t>
+      </w:r>
     </w:p>
     <w:p>
       <w:pPr>
@@ -12111,16 +12071,14 @@
         </w:rPr>
         <w:t xml:space="preserve"> </w:t>
       </w:r>
-      <w:proofErr w:type="spellStart"/>
-      <w:r>
-        <w:rPr>
-          <w:rFonts w:ascii="Microsoft Himalaya" w:eastAsia="Times New Roman" w:hAnsi="Microsoft Himalaya" w:cs="Microsoft Himalaya"/>
-          <w:sz w:val="26"/>
-          <w:szCs w:val="26"/>
-        </w:rPr>
-        <w:t>།</w:t>
-      </w:r>
-      <w:proofErr w:type="spellEnd"/>
+      <w:r>
+        <w:rPr>
+          <w:rFonts w:ascii="Microsoft Himalaya" w:eastAsia="Times New Roman" w:hAnsi="Microsoft Himalaya" w:cs="Microsoft Himalaya"/>
+          <w:sz w:val="26"/>
+          <w:szCs w:val="26"/>
+        </w:rPr>
+        <w:t>།</w:t>
+      </w:r>
     </w:p>
     <w:p>
       <w:pPr>
@@ -12165,16 +12123,14 @@
         </w:rPr>
         <w:t xml:space="preserve"> </w:t>
       </w:r>
-      <w:proofErr w:type="spellStart"/>
-      <w:r>
-        <w:rPr>
-          <w:rFonts w:ascii="Microsoft Himalaya" w:eastAsia="Times New Roman" w:hAnsi="Microsoft Himalaya" w:cs="Microsoft Himalaya"/>
-          <w:sz w:val="26"/>
-          <w:szCs w:val="26"/>
-        </w:rPr>
-        <w:t>།</w:t>
-      </w:r>
-      <w:proofErr w:type="spellEnd"/>
+      <w:r>
+        <w:rPr>
+          <w:rFonts w:ascii="Microsoft Himalaya" w:eastAsia="Times New Roman" w:hAnsi="Microsoft Himalaya" w:cs="Microsoft Himalaya"/>
+          <w:sz w:val="26"/>
+          <w:szCs w:val="26"/>
+        </w:rPr>
+        <w:t>།</w:t>
+      </w:r>
     </w:p>
     <w:p>
       <w:pPr>
@@ -13006,16 +12962,14 @@
         </w:rPr>
         <w:t xml:space="preserve"> </w:t>
       </w:r>
-      <w:proofErr w:type="spellStart"/>
-      <w:r>
-        <w:rPr>
-          <w:rFonts w:ascii="Microsoft Himalaya" w:eastAsia="Times New Roman" w:hAnsi="Microsoft Himalaya" w:cs="Microsoft Himalaya"/>
-          <w:sz w:val="26"/>
-          <w:szCs w:val="26"/>
-        </w:rPr>
-        <w:t>།</w:t>
-      </w:r>
-      <w:proofErr w:type="spellEnd"/>
+      <w:r>
+        <w:rPr>
+          <w:rFonts w:ascii="Microsoft Himalaya" w:eastAsia="Times New Roman" w:hAnsi="Microsoft Himalaya" w:cs="Microsoft Himalaya"/>
+          <w:sz w:val="26"/>
+          <w:szCs w:val="26"/>
+        </w:rPr>
+        <w:t>།</w:t>
+      </w:r>
     </w:p>
     <w:p>
       <w:pPr>
@@ -13060,16 +13014,14 @@
         </w:rPr>
         <w:t xml:space="preserve"> </w:t>
       </w:r>
-      <w:proofErr w:type="spellStart"/>
-      <w:r>
-        <w:rPr>
-          <w:rFonts w:ascii="Microsoft Himalaya" w:eastAsia="Times New Roman" w:hAnsi="Microsoft Himalaya" w:cs="Microsoft Himalaya"/>
-          <w:sz w:val="26"/>
-          <w:szCs w:val="26"/>
-        </w:rPr>
-        <w:t>།</w:t>
-      </w:r>
-      <w:proofErr w:type="spellEnd"/>
+      <w:r>
+        <w:rPr>
+          <w:rFonts w:ascii="Microsoft Himalaya" w:eastAsia="Times New Roman" w:hAnsi="Microsoft Himalaya" w:cs="Microsoft Himalaya"/>
+          <w:sz w:val="26"/>
+          <w:szCs w:val="26"/>
+        </w:rPr>
+        <w:t>།</w:t>
+      </w:r>
     </w:p>
     <w:p>
       <w:pPr>
@@ -13114,16 +13066,14 @@
         </w:rPr>
         <w:t xml:space="preserve"> </w:t>
       </w:r>
-      <w:proofErr w:type="spellStart"/>
-      <w:r>
-        <w:rPr>
-          <w:rFonts w:ascii="Microsoft Himalaya" w:eastAsia="Times New Roman" w:hAnsi="Microsoft Himalaya" w:cs="Microsoft Himalaya"/>
-          <w:sz w:val="26"/>
-          <w:szCs w:val="26"/>
-        </w:rPr>
-        <w:t>།</w:t>
-      </w:r>
-      <w:proofErr w:type="spellEnd"/>
+      <w:r>
+        <w:rPr>
+          <w:rFonts w:ascii="Microsoft Himalaya" w:eastAsia="Times New Roman" w:hAnsi="Microsoft Himalaya" w:cs="Microsoft Himalaya"/>
+          <w:sz w:val="26"/>
+          <w:szCs w:val="26"/>
+        </w:rPr>
+        <w:t>།</w:t>
+      </w:r>
     </w:p>
     <w:p>
       <w:pPr>
@@ -13318,16 +13268,14 @@
         </w:rPr>
         <w:t xml:space="preserve"> </w:t>
       </w:r>
-      <w:proofErr w:type="spellStart"/>
-      <w:r>
-        <w:rPr>
-          <w:rFonts w:ascii="Microsoft Himalaya" w:eastAsia="Times New Roman" w:hAnsi="Microsoft Himalaya" w:cs="Microsoft Himalaya"/>
-          <w:sz w:val="26"/>
-          <w:szCs w:val="26"/>
-        </w:rPr>
-        <w:t>།</w:t>
-      </w:r>
-      <w:proofErr w:type="spellEnd"/>
+      <w:r>
+        <w:rPr>
+          <w:rFonts w:ascii="Microsoft Himalaya" w:eastAsia="Times New Roman" w:hAnsi="Microsoft Himalaya" w:cs="Microsoft Himalaya"/>
+          <w:sz w:val="26"/>
+          <w:szCs w:val="26"/>
+        </w:rPr>
+        <w:t>།</w:t>
+      </w:r>
     </w:p>
     <w:p>
       <w:pPr>
@@ -13372,16 +13320,14 @@
         </w:rPr>
         <w:t xml:space="preserve"> </w:t>
       </w:r>
-      <w:proofErr w:type="spellStart"/>
-      <w:r>
-        <w:rPr>
-          <w:rFonts w:ascii="Microsoft Himalaya" w:eastAsia="Times New Roman" w:hAnsi="Microsoft Himalaya" w:cs="Microsoft Himalaya"/>
-          <w:sz w:val="26"/>
-          <w:szCs w:val="26"/>
-        </w:rPr>
-        <w:t>།</w:t>
-      </w:r>
-      <w:proofErr w:type="spellEnd"/>
+      <w:r>
+        <w:rPr>
+          <w:rFonts w:ascii="Microsoft Himalaya" w:eastAsia="Times New Roman" w:hAnsi="Microsoft Himalaya" w:cs="Microsoft Himalaya"/>
+          <w:sz w:val="26"/>
+          <w:szCs w:val="26"/>
+        </w:rPr>
+        <w:t>།</w:t>
+      </w:r>
     </w:p>
     <w:p>
       <w:pPr>
@@ -14376,16 +14322,14 @@
         </w:rPr>
         <w:t xml:space="preserve"> </w:t>
       </w:r>
-      <w:proofErr w:type="spellStart"/>
-      <w:r>
-        <w:rPr>
-          <w:rFonts w:ascii="Microsoft Himalaya" w:eastAsia="Times New Roman" w:hAnsi="Microsoft Himalaya" w:cs="Microsoft Himalaya"/>
-          <w:sz w:val="26"/>
-          <w:szCs w:val="26"/>
-        </w:rPr>
-        <w:t>།</w:t>
-      </w:r>
-      <w:proofErr w:type="spellEnd"/>
+      <w:r>
+        <w:rPr>
+          <w:rFonts w:ascii="Microsoft Himalaya" w:eastAsia="Times New Roman" w:hAnsi="Microsoft Himalaya" w:cs="Microsoft Himalaya"/>
+          <w:sz w:val="26"/>
+          <w:szCs w:val="26"/>
+        </w:rPr>
+        <w:t>།</w:t>
+      </w:r>
     </w:p>
     <w:p>
       <w:pPr>
@@ -14482,16 +14426,14 @@
         </w:rPr>
         <w:t xml:space="preserve"> </w:t>
       </w:r>
-      <w:proofErr w:type="spellStart"/>
-      <w:r>
-        <w:rPr>
-          <w:rFonts w:ascii="Microsoft Himalaya" w:eastAsia="Times New Roman" w:hAnsi="Microsoft Himalaya" w:cs="Microsoft Himalaya"/>
-          <w:sz w:val="26"/>
-          <w:szCs w:val="26"/>
-        </w:rPr>
-        <w:t>།</w:t>
-      </w:r>
-      <w:proofErr w:type="spellEnd"/>
+      <w:r>
+        <w:rPr>
+          <w:rFonts w:ascii="Microsoft Himalaya" w:eastAsia="Times New Roman" w:hAnsi="Microsoft Himalaya" w:cs="Microsoft Himalaya"/>
+          <w:sz w:val="26"/>
+          <w:szCs w:val="26"/>
+        </w:rPr>
+        <w:t>།</w:t>
+      </w:r>
     </w:p>
     <w:p>
       <w:pPr>
@@ -14636,16 +14578,14 @@
         </w:rPr>
         <w:t xml:space="preserve"> </w:t>
       </w:r>
-      <w:proofErr w:type="spellStart"/>
-      <w:r>
-        <w:rPr>
-          <w:rFonts w:ascii="Microsoft Himalaya" w:eastAsia="Times New Roman" w:hAnsi="Microsoft Himalaya" w:cs="Microsoft Himalaya"/>
-          <w:sz w:val="26"/>
-          <w:szCs w:val="26"/>
-        </w:rPr>
-        <w:t>།</w:t>
-      </w:r>
-      <w:proofErr w:type="spellEnd"/>
+      <w:r>
+        <w:rPr>
+          <w:rFonts w:ascii="Microsoft Himalaya" w:eastAsia="Times New Roman" w:hAnsi="Microsoft Himalaya" w:cs="Microsoft Himalaya"/>
+          <w:sz w:val="26"/>
+          <w:szCs w:val="26"/>
+        </w:rPr>
+        <w:t>།</w:t>
+      </w:r>
     </w:p>
     <w:p>
       <w:pPr>
@@ -14742,16 +14682,14 @@
         </w:rPr>
         <w:t xml:space="preserve"> </w:t>
       </w:r>
-      <w:proofErr w:type="spellStart"/>
-      <w:r>
-        <w:rPr>
-          <w:rFonts w:ascii="Microsoft Himalaya" w:eastAsia="Times New Roman" w:hAnsi="Microsoft Himalaya" w:cs="Microsoft Himalaya"/>
-          <w:sz w:val="26"/>
-          <w:szCs w:val="26"/>
-        </w:rPr>
-        <w:t>།</w:t>
-      </w:r>
-      <w:proofErr w:type="spellEnd"/>
+      <w:r>
+        <w:rPr>
+          <w:rFonts w:ascii="Microsoft Himalaya" w:eastAsia="Times New Roman" w:hAnsi="Microsoft Himalaya" w:cs="Microsoft Himalaya"/>
+          <w:sz w:val="26"/>
+          <w:szCs w:val="26"/>
+        </w:rPr>
+        <w:t>།</w:t>
+      </w:r>
     </w:p>
     <w:p>
       <w:pPr>
@@ -14796,16 +14734,14 @@
         </w:rPr>
         <w:t xml:space="preserve"> </w:t>
       </w:r>
-      <w:proofErr w:type="spellStart"/>
-      <w:r>
-        <w:rPr>
-          <w:rFonts w:ascii="Microsoft Himalaya" w:eastAsia="Times New Roman" w:hAnsi="Microsoft Himalaya" w:cs="Microsoft Himalaya"/>
-          <w:sz w:val="26"/>
-          <w:szCs w:val="26"/>
-        </w:rPr>
-        <w:t>།</w:t>
-      </w:r>
-      <w:proofErr w:type="spellEnd"/>
+      <w:r>
+        <w:rPr>
+          <w:rFonts w:ascii="Microsoft Himalaya" w:eastAsia="Times New Roman" w:hAnsi="Microsoft Himalaya" w:cs="Microsoft Himalaya"/>
+          <w:sz w:val="26"/>
+          <w:szCs w:val="26"/>
+        </w:rPr>
+        <w:t>།</w:t>
+      </w:r>
     </w:p>
     <w:p>
       <w:pPr>
@@ -14850,16 +14786,14 @@
         </w:rPr>
         <w:t xml:space="preserve"> </w:t>
       </w:r>
-      <w:proofErr w:type="spellStart"/>
-      <w:r>
-        <w:rPr>
-          <w:rFonts w:ascii="Microsoft Himalaya" w:eastAsia="Times New Roman" w:hAnsi="Microsoft Himalaya" w:cs="Microsoft Himalaya"/>
-          <w:sz w:val="26"/>
-          <w:szCs w:val="26"/>
-        </w:rPr>
-        <w:t>།</w:t>
-      </w:r>
-      <w:proofErr w:type="spellEnd"/>
+      <w:r>
+        <w:rPr>
+          <w:rFonts w:ascii="Microsoft Himalaya" w:eastAsia="Times New Roman" w:hAnsi="Microsoft Himalaya" w:cs="Microsoft Himalaya"/>
+          <w:sz w:val="26"/>
+          <w:szCs w:val="26"/>
+        </w:rPr>
+        <w:t>།</w:t>
+      </w:r>
     </w:p>
     <w:p>
       <w:pPr>
@@ -15462,16 +15396,14 @@
         </w:rPr>
         <w:t xml:space="preserve"> </w:t>
       </w:r>
-      <w:proofErr w:type="spellStart"/>
-      <w:r>
-        <w:rPr>
-          <w:rFonts w:ascii="Microsoft Himalaya" w:eastAsia="Times New Roman" w:hAnsi="Microsoft Himalaya" w:cs="Microsoft Himalaya"/>
-          <w:sz w:val="26"/>
-          <w:szCs w:val="26"/>
-        </w:rPr>
-        <w:t>།</w:t>
-      </w:r>
-      <w:proofErr w:type="spellEnd"/>
+      <w:r>
+        <w:rPr>
+          <w:rFonts w:ascii="Microsoft Himalaya" w:eastAsia="Times New Roman" w:hAnsi="Microsoft Himalaya" w:cs="Microsoft Himalaya"/>
+          <w:sz w:val="26"/>
+          <w:szCs w:val="26"/>
+        </w:rPr>
+        <w:t>།</w:t>
+      </w:r>
     </w:p>
     <w:p>
       <w:pPr>
@@ -15516,16 +15448,14 @@
         </w:rPr>
         <w:t xml:space="preserve"> </w:t>
       </w:r>
-      <w:proofErr w:type="spellStart"/>
-      <w:r>
-        <w:rPr>
-          <w:rFonts w:ascii="Microsoft Himalaya" w:eastAsia="Times New Roman" w:hAnsi="Microsoft Himalaya" w:cs="Microsoft Himalaya"/>
-          <w:sz w:val="26"/>
-          <w:szCs w:val="26"/>
-        </w:rPr>
-        <w:t>།</w:t>
-      </w:r>
-      <w:proofErr w:type="spellEnd"/>
+      <w:r>
+        <w:rPr>
+          <w:rFonts w:ascii="Microsoft Himalaya" w:eastAsia="Times New Roman" w:hAnsi="Microsoft Himalaya" w:cs="Microsoft Himalaya"/>
+          <w:sz w:val="26"/>
+          <w:szCs w:val="26"/>
+        </w:rPr>
+        <w:t>།</w:t>
+      </w:r>
     </w:p>
     <w:p>
       <w:pPr>
@@ -15570,16 +15500,14 @@
         </w:rPr>
         <w:t xml:space="preserve"> </w:t>
       </w:r>
-      <w:proofErr w:type="spellStart"/>
-      <w:r>
-        <w:rPr>
-          <w:rFonts w:ascii="Microsoft Himalaya" w:eastAsia="Times New Roman" w:hAnsi="Microsoft Himalaya" w:cs="Microsoft Himalaya"/>
-          <w:sz w:val="26"/>
-          <w:szCs w:val="26"/>
-        </w:rPr>
-        <w:t>།</w:t>
-      </w:r>
-      <w:proofErr w:type="spellEnd"/>
+      <w:r>
+        <w:rPr>
+          <w:rFonts w:ascii="Microsoft Himalaya" w:eastAsia="Times New Roman" w:hAnsi="Microsoft Himalaya" w:cs="Microsoft Himalaya"/>
+          <w:sz w:val="26"/>
+          <w:szCs w:val="26"/>
+        </w:rPr>
+        <w:t>།</w:t>
+      </w:r>
     </w:p>
     <w:p>
       <w:pPr>
@@ -16618,16 +16546,14 @@
         </w:rPr>
         <w:t xml:space="preserve"> </w:t>
       </w:r>
-      <w:proofErr w:type="spellStart"/>
-      <w:r>
-        <w:rPr>
-          <w:rFonts w:ascii="Microsoft Himalaya" w:eastAsia="Times New Roman" w:hAnsi="Microsoft Himalaya" w:cs="Microsoft Himalaya"/>
-          <w:sz w:val="26"/>
-          <w:szCs w:val="26"/>
-        </w:rPr>
-        <w:t>།</w:t>
-      </w:r>
-      <w:proofErr w:type="spellEnd"/>
+      <w:r>
+        <w:rPr>
+          <w:rFonts w:ascii="Microsoft Himalaya" w:eastAsia="Times New Roman" w:hAnsi="Microsoft Himalaya" w:cs="Microsoft Himalaya"/>
+          <w:sz w:val="26"/>
+          <w:szCs w:val="26"/>
+        </w:rPr>
+        <w:t>།</w:t>
+      </w:r>
     </w:p>
     <w:p>
       <w:pPr>
@@ -16892,16 +16818,14 @@
         </w:rPr>
         <w:t xml:space="preserve"> </w:t>
       </w:r>
-      <w:proofErr w:type="spellStart"/>
-      <w:r>
-        <w:rPr>
-          <w:rFonts w:ascii="Microsoft Himalaya" w:eastAsia="Times New Roman" w:hAnsi="Microsoft Himalaya" w:cs="Microsoft Himalaya"/>
-          <w:sz w:val="26"/>
-          <w:szCs w:val="26"/>
-        </w:rPr>
-        <w:t>།</w:t>
-      </w:r>
-      <w:proofErr w:type="spellEnd"/>
+      <w:r>
+        <w:rPr>
+          <w:rFonts w:ascii="Microsoft Himalaya" w:eastAsia="Times New Roman" w:hAnsi="Microsoft Himalaya" w:cs="Microsoft Himalaya"/>
+          <w:sz w:val="26"/>
+          <w:szCs w:val="26"/>
+        </w:rPr>
+        <w:t>།</w:t>
+      </w:r>
     </w:p>
     <w:p>
       <w:pPr>
@@ -18103,7 +18027,7 @@
           <w:sz w:val="26"/>
           <w:szCs w:val="26"/>
         </w:rPr>
-        <w:t xml:space="preserve">, </w:t>
+        <w:t xml:space="preserve"> </w:t>
       </w:r>
       <w:proofErr w:type="spellStart"/>
       <w:r>
@@ -19594,7 +19518,7 @@
           <w:sz w:val="26"/>
           <w:szCs w:val="26"/>
         </w:rPr>
-        <w:t>, ​</w:t>
+        <w:t xml:space="preserve"> ​</w:t>
       </w:r>
       <w:r>
         <w:rPr>
@@ -19663,7 +19587,7 @@
           <w:sz w:val="26"/>
           <w:szCs w:val="26"/>
         </w:rPr>
-        <w:t xml:space="preserve">, </w:t>
+        <w:t xml:space="preserve"> </w:t>
       </w:r>
       <w:r>
         <w:rPr>
@@ -20017,7 +19941,7 @@
           <w:sz w:val="26"/>
           <w:szCs w:val="26"/>
         </w:rPr>
-        <w:t xml:space="preserve">, </w:t>
+        <w:t xml:space="preserve"> </w:t>
       </w:r>
       <w:proofErr w:type="spellStart"/>
       <w:r>
@@ -20222,7 +20146,7 @@
           <w:szCs w:val="26"/>
         </w:rPr>
         <w:lastRenderedPageBreak/>
-        <w:t xml:space="preserve">,, </w:t>
+        <w:t xml:space="preserve"> </w:t>
       </w:r>
       <w:proofErr w:type="spellStart"/>
       <w:r>
@@ -20622,7 +20546,7 @@
           <w:sz w:val="26"/>
           <w:szCs w:val="26"/>
         </w:rPr>
-        <w:t xml:space="preserve">, </w:t>
+        <w:t xml:space="preserve"> </w:t>
       </w:r>
       <w:proofErr w:type="spellStart"/>
       <w:r>
@@ -20713,7 +20637,7 @@
           <w:sz w:val="26"/>
           <w:szCs w:val="26"/>
         </w:rPr>
-        <w:t>, ​</w:t>
+        <w:t xml:space="preserve"> ​</w:t>
       </w:r>
       <w:proofErr w:type="spellStart"/>
       <w:r>
@@ -20813,7 +20737,7 @@
           <w:sz w:val="26"/>
           <w:szCs w:val="26"/>
         </w:rPr>
-        <w:t>, ​</w:t>
+        <w:t xml:space="preserve"> ​</w:t>
       </w:r>
       <w:proofErr w:type="spellStart"/>
       <w:r>
@@ -20901,7 +20825,7 @@
           <w:sz w:val="26"/>
           <w:szCs w:val="26"/>
         </w:rPr>
-        <w:t>, ​</w:t>
+        <w:t xml:space="preserve"> ​</w:t>
       </w:r>
       <w:proofErr w:type="spellStart"/>
       <w:r>
@@ -21181,7 +21105,7 @@
           <w:sz w:val="26"/>
           <w:szCs w:val="26"/>
         </w:rPr>
-        <w:t>, ​</w:t>
+        <w:t xml:space="preserve"> ​</w:t>
       </w:r>
       <w:proofErr w:type="spellStart"/>
       <w:r>
@@ -21837,487 +21761,3621 @@
       <w:r>
         <w:rPr>
           <w:rFonts w:ascii="Arial" w:eastAsia="Times New Roman" w:hAnsi="Arial" w:cs="Arial"/>
+          <w:sz w:val="26"/>
+          <w:szCs w:val="26"/>
+        </w:rPr>
+        <w:t>​</w:t>
+      </w:r>
+      <w:r>
+        <w:rPr>
+          <w:rFonts w:ascii="Microsoft Himalaya" w:eastAsia="Times New Roman" w:hAnsi="Microsoft Himalaya" w:cs="Microsoft Himalaya"/>
+          <w:sz w:val="26"/>
+          <w:szCs w:val="26"/>
+        </w:rPr>
+        <w:t>གལ་ཏེ་སྦྱོར་བ་དེའི་ཆོས་ཅན་དུ་བཀོད་པ་གཞི་མ་གྲུབ་པས་གཏན་ཚིགས་ཡང་དག་ཏུ་མི་འགྱུར་རོ་ཞེ་ན།</w:t>
+      </w:r>
+      <w:r>
+        <w:rPr>
+          <w:rFonts w:ascii="Arial" w:eastAsia="Times New Roman" w:hAnsi="Arial" w:cs="Arial"/>
+          <w:sz w:val="26"/>
+          <w:szCs w:val="26"/>
+        </w:rPr>
+        <w:t xml:space="preserve"> </w:t>
+      </w:r>
+      <w:proofErr w:type="spellStart"/>
+      <w:r>
+        <w:rPr>
+          <w:rFonts w:ascii="Microsoft Himalaya" w:eastAsia="Times New Roman" w:hAnsi="Microsoft Himalaya" w:cs="Microsoft Himalaya"/>
+          <w:sz w:val="26"/>
+          <w:szCs w:val="26"/>
+        </w:rPr>
+        <w:t>སྐྱོན་མེད་དེ</w:t>
+      </w:r>
+      <w:proofErr w:type="spellEnd"/>
+      <w:r>
+        <w:rPr>
+          <w:rFonts w:ascii="Microsoft Himalaya" w:eastAsia="Times New Roman" w:hAnsi="Microsoft Himalaya" w:cs="Microsoft Himalaya"/>
+          <w:sz w:val="26"/>
+          <w:szCs w:val="26"/>
+        </w:rPr>
+        <w:t>།</w:t>
+      </w:r>
+      <w:r>
+        <w:rPr>
+          <w:rFonts w:ascii="Arial" w:eastAsia="Times New Roman" w:hAnsi="Arial" w:cs="Arial"/>
+          <w:sz w:val="26"/>
+          <w:szCs w:val="26"/>
+        </w:rPr>
+        <w:t xml:space="preserve"> </w:t>
+      </w:r>
+      <w:r>
+        <w:rPr>
+          <w:rFonts w:ascii="Microsoft Himalaya" w:eastAsia="Times New Roman" w:hAnsi="Microsoft Himalaya" w:cs="Microsoft Himalaya"/>
+          <w:sz w:val="26"/>
+          <w:szCs w:val="26"/>
+        </w:rPr>
+        <w:t>རང་རྟེན་གྱི་ཆོས་ཅན་དང་བསྒྲུབ་བྱའི་ཆོས་གཉིས་ཚོགས་པའི་ཚོགས་དོན་ཚད་མས་བསལ་ན་གཏན་ཚིགས་ཡང་དག་ཏུ་མི་འགྱུར་ཡང་།</w:t>
+      </w:r>
+      <w:r>
+        <w:rPr>
+          <w:rFonts w:ascii="Arial" w:eastAsia="Times New Roman" w:hAnsi="Arial" w:cs="Arial"/>
+          <w:sz w:val="26"/>
+          <w:szCs w:val="26"/>
+        </w:rPr>
+        <w:t xml:space="preserve"> </w:t>
+      </w:r>
+      <w:r>
+        <w:rPr>
+          <w:rFonts w:ascii="Microsoft Himalaya" w:eastAsia="Times New Roman" w:hAnsi="Microsoft Himalaya" w:cs="Microsoft Himalaya"/>
+          <w:sz w:val="26"/>
+          <w:szCs w:val="26"/>
+        </w:rPr>
+        <w:t>ཆོས་ཅན་འབའ་ཞིག་པ་དང་བསྒྲུབ་བྱའི་ཆོས་གཉིས་ཚོགས་པའི་ཚོགས་དོན་ཚད་མས་བསལ་ཀྱང་གཏན་ཚིགས་ཡང་དག་ཏུ་མི་འགྱུར་བའི་སྐྱོན་མེད་དེ།</w:t>
+      </w:r>
+      <w:r>
+        <w:rPr>
+          <w:rFonts w:ascii="Arial" w:eastAsia="Times New Roman" w:hAnsi="Arial" w:cs="Arial"/>
+          <w:sz w:val="26"/>
+          <w:szCs w:val="26"/>
+        </w:rPr>
+        <w:t> </w:t>
+      </w:r>
+    </w:p>
+    <w:p>
+      <w:pPr>
+        <w:spacing w:after="0" w:line="240" w:lineRule="auto"/>
+        <w:rPr>
+          <w:rFonts w:ascii="Times New Roman" w:eastAsia="Times New Roman" w:hAnsi="Times New Roman" w:cs="Times New Roman"/>
+          <w:sz w:val="24"/>
+          <w:szCs w:val="24"/>
+        </w:rPr>
+      </w:pPr>
+    </w:p>
+    <w:p>
+      <w:pPr>
+        <w:spacing w:after="0" w:line="240" w:lineRule="auto"/>
+        <w:rPr>
+          <w:rFonts w:ascii="Times New Roman" w:eastAsia="Times New Roman" w:hAnsi="Times New Roman" w:cs="Times New Roman"/>
+          <w:sz w:val="24"/>
+          <w:szCs w:val="24"/>
+        </w:rPr>
+      </w:pPr>
+      <w:r>
+        <w:rPr>
+          <w:rFonts w:ascii="Microsoft Himalaya" w:eastAsia="Times New Roman" w:hAnsi="Microsoft Himalaya" w:cs="Microsoft Himalaya"/>
+          <w:sz w:val="26"/>
+          <w:szCs w:val="26"/>
+        </w:rPr>
+        <w:lastRenderedPageBreak/>
+        <w:t>རྟགས་དང་བསྒྲུབ་བྱའི་ཆོས་གཉིས་ཀར་མེད་དགག་བཀོད་པའི་སྦྱོར་བ་ལ་གཞི་མ་གྲུབ་པ་ཆོས་ཅན་དུ་རུང་བ་ཡིན་པའི་ཕྱིར།</w:t>
+      </w:r>
+      <w:r>
+        <w:rPr>
+          <w:rFonts w:ascii="Arial" w:eastAsia="Times New Roman" w:hAnsi="Arial" w:cs="Arial"/>
+          <w:sz w:val="26"/>
+          <w:szCs w:val="26"/>
+        </w:rPr>
+        <w:t xml:space="preserve"> </w:t>
+      </w:r>
+      <w:r>
+        <w:rPr>
+          <w:rFonts w:ascii="Microsoft Himalaya" w:eastAsia="Times New Roman" w:hAnsi="Microsoft Himalaya" w:cs="Microsoft Himalaya"/>
+          <w:sz w:val="26"/>
+          <w:szCs w:val="26"/>
+        </w:rPr>
+        <w:t>དེས་ན་ཕུང་པོའི་ཚོགས་རྒྱུན་གང་ལའང་མ་བཏགས་པའི་གང་ཟག་རང་སྐྱ་པ་སྦྱོར་བ་དེའི་ཆོས་ཅན་འབའ་ཞིག་པ་དང་སྨྲས་པའི་ཆོས་ཅན་ཞེས་བྱ་ཞིང་།</w:t>
+      </w:r>
+      <w:r>
+        <w:rPr>
+          <w:rFonts w:ascii="Arial" w:eastAsia="Times New Roman" w:hAnsi="Arial" w:cs="Arial"/>
+          <w:sz w:val="26"/>
+          <w:szCs w:val="26"/>
+        </w:rPr>
+        <w:t xml:space="preserve"> </w:t>
+      </w:r>
+      <w:r>
+        <w:rPr>
+          <w:rFonts w:ascii="Microsoft Himalaya" w:eastAsia="Times New Roman" w:hAnsi="Microsoft Himalaya" w:cs="Microsoft Himalaya"/>
+          <w:sz w:val="26"/>
+          <w:szCs w:val="26"/>
+        </w:rPr>
+        <w:t>གང་ཟག་རང་སྐྱ་པའི་སྒྲ་དོན་ཏེ་རྟོག་པ་ལ་གང་ཟག་རང་སྐྱ་པར་སྣང་བ་སྦྱོར་བ་དེའི་རང་བརྟེན་གྱི་ཆོས་ཅན་དང་ཆོས་ཅན་བཏགས་པ་བ་ཞེས་བྱའོ།</w:t>
+      </w:r>
+      <w:r>
+        <w:rPr>
+          <w:rFonts w:ascii="Arial" w:eastAsia="Times New Roman" w:hAnsi="Arial" w:cs="Arial"/>
+          <w:sz w:val="26"/>
+          <w:szCs w:val="26"/>
+        </w:rPr>
+        <w:t xml:space="preserve"> </w:t>
+      </w:r>
+      <w:r>
+        <w:rPr>
+          <w:rFonts w:ascii="Microsoft Himalaya" w:eastAsia="Times New Roman" w:hAnsi="Microsoft Himalaya" w:cs="Microsoft Himalaya"/>
+          <w:sz w:val="26"/>
+          <w:szCs w:val="26"/>
+        </w:rPr>
+        <w:t>།</w:t>
+      </w:r>
+    </w:p>
+    <w:p>
+      <w:pPr>
+        <w:spacing w:after="0" w:line="240" w:lineRule="auto"/>
+        <w:rPr>
+          <w:rFonts w:ascii="Times New Roman" w:eastAsia="Times New Roman" w:hAnsi="Times New Roman" w:cs="Times New Roman"/>
+          <w:sz w:val="24"/>
+          <w:szCs w:val="24"/>
+        </w:rPr>
+      </w:pPr>
+    </w:p>
+    <w:p>
+      <w:pPr>
+        <w:spacing w:after="0" w:line="240" w:lineRule="auto"/>
+        <w:rPr>
+          <w:rFonts w:ascii="Times New Roman" w:eastAsia="Times New Roman" w:hAnsi="Times New Roman" w:cs="Times New Roman"/>
+          <w:sz w:val="24"/>
+          <w:szCs w:val="24"/>
+        </w:rPr>
+      </w:pPr>
+      <w:r>
+        <w:rPr>
+          <w:rFonts w:ascii="Arial" w:eastAsia="Times New Roman" w:hAnsi="Arial" w:cs="Arial"/>
+          <w:sz w:val="26"/>
+          <w:szCs w:val="26"/>
+        </w:rPr>
+        <w:t>​</w:t>
+      </w:r>
+      <w:r>
+        <w:rPr>
+          <w:rFonts w:ascii="Microsoft Himalaya" w:eastAsia="Times New Roman" w:hAnsi="Microsoft Himalaya" w:cs="Microsoft Himalaya"/>
+          <w:sz w:val="26"/>
+          <w:szCs w:val="26"/>
+        </w:rPr>
+        <w:t>བྱས་པའི་རྟགས་ཀྱིས་སྒྲ་ལ་རྟག་པ་དགག་པ་དང་མི་རྟག་པ་སྒྲུབ་པའི་དངོས་ཀྱི་རྟེན་ནི།</w:t>
+      </w:r>
+      <w:r>
+        <w:rPr>
+          <w:rFonts w:ascii="Arial" w:eastAsia="Times New Roman" w:hAnsi="Arial" w:cs="Arial"/>
+          <w:sz w:val="26"/>
+          <w:szCs w:val="26"/>
+        </w:rPr>
+        <w:t xml:space="preserve"> </w:t>
+      </w:r>
+      <w:proofErr w:type="spellStart"/>
+      <w:r>
+        <w:rPr>
+          <w:rFonts w:ascii="Microsoft Himalaya" w:eastAsia="Times New Roman" w:hAnsi="Microsoft Himalaya" w:cs="Microsoft Himalaya"/>
+          <w:sz w:val="26"/>
+          <w:szCs w:val="26"/>
+        </w:rPr>
+        <w:t>རྟོག་པ་ལ་སྒྲ་མ་ཡིན་པ་ལས་ལོག་པར་སྣང་བ་ཉིད་ཡིན་ཏེ</w:t>
+      </w:r>
+      <w:proofErr w:type="spellEnd"/>
+      <w:r>
+        <w:rPr>
+          <w:rFonts w:ascii="Microsoft Himalaya" w:eastAsia="Times New Roman" w:hAnsi="Microsoft Himalaya" w:cs="Microsoft Himalaya"/>
+          <w:sz w:val="26"/>
+          <w:szCs w:val="26"/>
+        </w:rPr>
+        <w:t>།</w:t>
+      </w:r>
+      <w:r>
+        <w:rPr>
+          <w:rFonts w:ascii="Arial" w:eastAsia="Times New Roman" w:hAnsi="Arial" w:cs="Arial"/>
+          <w:sz w:val="26"/>
+          <w:szCs w:val="26"/>
+        </w:rPr>
+        <w:t xml:space="preserve"> </w:t>
+      </w:r>
+      <w:proofErr w:type="spellStart"/>
+      <w:r>
+        <w:rPr>
+          <w:rFonts w:ascii="Microsoft Himalaya" w:eastAsia="Times New Roman" w:hAnsi="Microsoft Himalaya" w:cs="Microsoft Himalaya"/>
+          <w:sz w:val="26"/>
+          <w:szCs w:val="26"/>
+        </w:rPr>
+        <w:t>དེའི་ཚེ་སྒྲ་ཉིད་རྟོག་པ་ལ་ཇི་བཞིན་དངོས་སུ་སྣང་དུ་མེད་པའི་ཕྱིར</w:t>
+      </w:r>
+      <w:proofErr w:type="spellEnd"/>
+      <w:r>
+        <w:rPr>
+          <w:rFonts w:ascii="Microsoft Himalaya" w:eastAsia="Times New Roman" w:hAnsi="Microsoft Himalaya" w:cs="Microsoft Himalaya"/>
+          <w:sz w:val="26"/>
+          <w:szCs w:val="26"/>
+        </w:rPr>
+        <w:t>།</w:t>
+      </w:r>
+      <w:r>
+        <w:rPr>
+          <w:rFonts w:ascii="Arial" w:eastAsia="Times New Roman" w:hAnsi="Arial" w:cs="Arial"/>
+          <w:sz w:val="26"/>
+          <w:szCs w:val="26"/>
+        </w:rPr>
+        <w:t xml:space="preserve"> </w:t>
+      </w:r>
+      <w:r>
+        <w:rPr>
+          <w:rFonts w:ascii="Microsoft Himalaya" w:eastAsia="Times New Roman" w:hAnsi="Microsoft Himalaya" w:cs="Microsoft Himalaya"/>
+          <w:sz w:val="26"/>
+          <w:szCs w:val="26"/>
+        </w:rPr>
+        <w:t>འོན་ཀྱང་སྒྲ་མ་ཡིན་པ་ལས་ལོག་པར་སྣང་བ་དེ་སྒྲུབ་ཀྱི་རང་རྟེན་གྱི་ཆོས་ཅན་མ་ཡིན་པའི་ཞིབ་ཆ་ཡོད་དམ་སྙམ་མོ།</w:t>
+      </w:r>
+      <w:r>
+        <w:rPr>
+          <w:rFonts w:ascii="Arial" w:eastAsia="Times New Roman" w:hAnsi="Arial" w:cs="Arial"/>
+          <w:sz w:val="26"/>
+          <w:szCs w:val="26"/>
+        </w:rPr>
+        <w:t xml:space="preserve"> </w:t>
+      </w:r>
+      <w:r>
+        <w:rPr>
+          <w:rFonts w:ascii="Microsoft Himalaya" w:eastAsia="Times New Roman" w:hAnsi="Microsoft Himalaya" w:cs="Microsoft Himalaya"/>
+          <w:sz w:val="26"/>
+          <w:szCs w:val="26"/>
+        </w:rPr>
+        <w:t>།</w:t>
+      </w:r>
+    </w:p>
+    <w:p>
+      <w:pPr>
+        <w:spacing w:after="0" w:line="240" w:lineRule="auto"/>
+        <w:rPr>
+          <w:rFonts w:ascii="Times New Roman" w:eastAsia="Times New Roman" w:hAnsi="Times New Roman" w:cs="Times New Roman"/>
+          <w:sz w:val="24"/>
+          <w:szCs w:val="24"/>
+        </w:rPr>
+      </w:pPr>
+    </w:p>
+    <w:p>
+      <w:pPr>
+        <w:spacing w:after="0" w:line="240" w:lineRule="auto"/>
+        <w:rPr>
+          <w:rFonts w:ascii="Times New Roman" w:eastAsia="Times New Roman" w:hAnsi="Times New Roman" w:cs="Times New Roman"/>
+          <w:sz w:val="24"/>
+          <w:szCs w:val="24"/>
+        </w:rPr>
+      </w:pPr>
+      <w:r>
+        <w:rPr>
+          <w:rFonts w:ascii="Arial" w:eastAsia="Times New Roman" w:hAnsi="Arial" w:cs="Arial"/>
+          <w:sz w:val="26"/>
+          <w:szCs w:val="26"/>
+        </w:rPr>
+        <w:t>​</w:t>
+      </w:r>
+      <w:r>
+        <w:rPr>
+          <w:rFonts w:ascii="Microsoft Himalaya" w:eastAsia="Times New Roman" w:hAnsi="Microsoft Himalaya" w:cs="Microsoft Himalaya"/>
+          <w:sz w:val="26"/>
+          <w:szCs w:val="26"/>
+        </w:rPr>
+        <w:t>དེ་ཡང་ཕྱི་རོལ་པ་དག་གིས་རང་སྐྱ་ཐུབ་པའི་རྫས་ཡོད་ཁས་ལེན་པ་ཙམ་དུ་མ་ཟད།</w:t>
+      </w:r>
+      <w:r>
+        <w:rPr>
+          <w:rFonts w:ascii="Arial" w:eastAsia="Times New Roman" w:hAnsi="Arial" w:cs="Arial"/>
+          <w:sz w:val="26"/>
+          <w:szCs w:val="26"/>
+        </w:rPr>
+        <w:t xml:space="preserve"> </w:t>
+      </w:r>
+      <w:r>
+        <w:rPr>
+          <w:rFonts w:ascii="Microsoft Himalaya" w:eastAsia="Times New Roman" w:hAnsi="Microsoft Himalaya" w:cs="Microsoft Himalaya"/>
+          <w:sz w:val="26"/>
+          <w:szCs w:val="26"/>
+        </w:rPr>
+        <w:t>མདོ་སྡེ་པ་དང་སེམས་ཅན་པ་དག་གིས་ཀྱང་གཟུགས་རགས་པ་དང་ཤེས་པ་རང་སྐྱ་ཐུབ་པའི་རྫས་ཡོད་དུ་འདོད་པར་མངོན་ཏེ།</w:t>
+      </w:r>
+      <w:r>
+        <w:rPr>
+          <w:rFonts w:ascii="Arial" w:eastAsia="Times New Roman" w:hAnsi="Arial" w:cs="Arial"/>
+          <w:sz w:val="26"/>
+          <w:szCs w:val="26"/>
+        </w:rPr>
+        <w:t xml:space="preserve"> </w:t>
+      </w:r>
+      <w:r>
+        <w:rPr>
+          <w:rFonts w:ascii="Microsoft Himalaya" w:eastAsia="Times New Roman" w:hAnsi="Microsoft Himalaya" w:cs="Microsoft Himalaya"/>
+          <w:sz w:val="26"/>
+          <w:szCs w:val="26"/>
+        </w:rPr>
+        <w:t>དངོས་སྨྲ་བ་དེ་དག་གིས་བཏགས་ཡོད་ཀྱི་དངོས་པོ་ཡིན་ན་གདགས་གཞི་རང་སྐྱ་ཐུབ་པའི་རྫས་ཡོད་རེ་ལ་བཏགས་པ་ཡིན་པར་ཁས་ལེན་པའི་ཕྱིར།</w:t>
+      </w:r>
+      <w:r>
+        <w:rPr>
+          <w:rFonts w:ascii="Arial" w:eastAsia="Times New Roman" w:hAnsi="Arial" w:cs="Arial"/>
+          <w:sz w:val="26"/>
+          <w:szCs w:val="26"/>
+        </w:rPr>
+        <w:t> </w:t>
+      </w:r>
+    </w:p>
+    <w:p>
+      <w:pPr>
+        <w:spacing w:after="0" w:line="240" w:lineRule="auto"/>
+        <w:rPr>
+          <w:rFonts w:ascii="Times New Roman" w:eastAsia="Times New Roman" w:hAnsi="Times New Roman" w:cs="Times New Roman"/>
+          <w:sz w:val="24"/>
+          <w:szCs w:val="24"/>
+        </w:rPr>
+      </w:pPr>
+    </w:p>
+    <w:p>
+      <w:pPr>
+        <w:spacing w:after="0" w:line="240" w:lineRule="auto"/>
+        <w:rPr>
+          <w:rFonts w:ascii="Times New Roman" w:eastAsia="Times New Roman" w:hAnsi="Times New Roman" w:cs="Times New Roman"/>
+          <w:sz w:val="24"/>
+          <w:szCs w:val="24"/>
+        </w:rPr>
+      </w:pPr>
+      <w:proofErr w:type="spellStart"/>
+      <w:r>
+        <w:rPr>
+          <w:rFonts w:ascii="Microsoft Himalaya" w:eastAsia="Times New Roman" w:hAnsi="Microsoft Himalaya" w:cs="Microsoft Himalaya"/>
+          <w:sz w:val="26"/>
+          <w:szCs w:val="26"/>
+        </w:rPr>
+        <w:t>དེ་གང་ལས་ཤེས་ཤེ་ན</w:t>
+      </w:r>
+      <w:proofErr w:type="spellEnd"/>
+      <w:r>
+        <w:rPr>
+          <w:rFonts w:ascii="Microsoft Himalaya" w:eastAsia="Times New Roman" w:hAnsi="Microsoft Himalaya" w:cs="Microsoft Himalaya"/>
+          <w:sz w:val="26"/>
+          <w:szCs w:val="26"/>
+        </w:rPr>
+        <w:t>།</w:t>
+      </w:r>
+      <w:r>
+        <w:rPr>
+          <w:rFonts w:ascii="Arial" w:eastAsia="Times New Roman" w:hAnsi="Arial" w:cs="Arial"/>
+          <w:sz w:val="26"/>
+          <w:szCs w:val="26"/>
+        </w:rPr>
+        <w:t xml:space="preserve"> </w:t>
+      </w:r>
+      <w:proofErr w:type="spellStart"/>
+      <w:r>
+        <w:rPr>
+          <w:rFonts w:ascii="Microsoft Himalaya" w:eastAsia="Times New Roman" w:hAnsi="Microsoft Himalaya" w:cs="Microsoft Himalaya"/>
+          <w:sz w:val="26"/>
+          <w:szCs w:val="26"/>
+        </w:rPr>
+        <w:t>དབུ་མ་འཇུག་པའི་རྣམ་བཤད་དགོངས་པ་རབ་གསལ་ལས</w:t>
+      </w:r>
+      <w:proofErr w:type="spellEnd"/>
+      <w:r>
+        <w:rPr>
+          <w:rFonts w:ascii="Microsoft Himalaya" w:eastAsia="Times New Roman" w:hAnsi="Microsoft Himalaya" w:cs="Microsoft Himalaya"/>
+          <w:sz w:val="26"/>
+          <w:szCs w:val="26"/>
+        </w:rPr>
+        <w:t>།</w:t>
+      </w:r>
+      <w:r>
+        <w:rPr>
+          <w:rFonts w:ascii="Arial" w:eastAsia="Times New Roman" w:hAnsi="Arial" w:cs="Arial"/>
+          <w:sz w:val="26"/>
+          <w:szCs w:val="26"/>
+        </w:rPr>
+        <w:t> </w:t>
+      </w:r>
+    </w:p>
+    <w:p>
+      <w:pPr>
+        <w:spacing w:after="0" w:line="240" w:lineRule="auto"/>
+        <w:rPr>
+          <w:rFonts w:ascii="Times New Roman" w:eastAsia="Times New Roman" w:hAnsi="Times New Roman" w:cs="Times New Roman"/>
+          <w:sz w:val="24"/>
+          <w:szCs w:val="24"/>
+        </w:rPr>
+      </w:pPr>
+      <w:r>
+        <w:rPr>
+          <w:rFonts w:ascii="Microsoft Himalaya" w:eastAsia="Times New Roman" w:hAnsi="Microsoft Himalaya" w:cs="Microsoft Himalaya"/>
+          <w:sz w:val="26"/>
+          <w:szCs w:val="26"/>
+        </w:rPr>
+        <w:t>ཕ་རོལ་པོས་བཏགས་ཡོད་ཀྱི་དངོས་པོ་རྣམས་རང་སྐྱ་ཐུབ་པའི་རྫས་ཡོད་རེ་བཏགས་གཞིར་ཡོད་པ་ལ་བརྟེན་ནས་འདོགས་པར་ཁས་ལེན་ཞིང་ཞེས་གསུངས་པས་གྲུབ་བོ།</w:t>
+      </w:r>
+      <w:r>
+        <w:rPr>
+          <w:rFonts w:ascii="Arial" w:eastAsia="Times New Roman" w:hAnsi="Arial" w:cs="Arial"/>
+          <w:sz w:val="26"/>
+          <w:szCs w:val="26"/>
+        </w:rPr>
+        <w:t xml:space="preserve"> </w:t>
+      </w:r>
+      <w:r>
+        <w:rPr>
+          <w:rFonts w:ascii="Microsoft Himalaya" w:eastAsia="Times New Roman" w:hAnsi="Microsoft Himalaya" w:cs="Microsoft Himalaya"/>
+          <w:sz w:val="26"/>
+          <w:szCs w:val="26"/>
+        </w:rPr>
+        <w:t>།</w:t>
+      </w:r>
+    </w:p>
+    <w:p>
+      <w:pPr>
+        <w:spacing w:after="0" w:line="240" w:lineRule="auto"/>
+        <w:rPr>
+          <w:rFonts w:ascii="Times New Roman" w:eastAsia="Times New Roman" w:hAnsi="Times New Roman" w:cs="Times New Roman"/>
+          <w:sz w:val="24"/>
+          <w:szCs w:val="24"/>
+        </w:rPr>
+      </w:pPr>
+    </w:p>
+    <w:p>
+      <w:pPr>
+        <w:spacing w:after="0" w:line="240" w:lineRule="auto"/>
+        <w:rPr>
+          <w:rFonts w:ascii="Times New Roman" w:eastAsia="Times New Roman" w:hAnsi="Times New Roman" w:cs="Times New Roman"/>
+          <w:sz w:val="24"/>
+          <w:szCs w:val="24"/>
+        </w:rPr>
+      </w:pPr>
+      <w:r>
+        <w:rPr>
+          <w:rFonts w:ascii="Arial" w:eastAsia="Times New Roman" w:hAnsi="Arial" w:cs="Arial"/>
+          <w:sz w:val="26"/>
+          <w:szCs w:val="26"/>
+        </w:rPr>
+        <w:t>​</w:t>
+      </w:r>
+      <w:proofErr w:type="spellStart"/>
+      <w:r>
+        <w:rPr>
+          <w:rFonts w:ascii="Microsoft Himalaya" w:eastAsia="Times New Roman" w:hAnsi="Microsoft Himalaya" w:cs="Microsoft Himalaya"/>
+          <w:sz w:val="26"/>
+          <w:szCs w:val="26"/>
+        </w:rPr>
+        <w:t>ལུང་ཤིན་ཏུ་གསལ་བས་འཁྱོག་བཤད་མི་རུང་ངོ</w:t>
+      </w:r>
+      <w:proofErr w:type="spellEnd"/>
+      <w:r>
+        <w:rPr>
+          <w:rFonts w:ascii="Microsoft Himalaya" w:eastAsia="Times New Roman" w:hAnsi="Microsoft Himalaya" w:cs="Microsoft Himalaya"/>
+          <w:sz w:val="26"/>
+          <w:szCs w:val="26"/>
+        </w:rPr>
+        <w:t>་།</w:t>
+      </w:r>
+      <w:r>
+        <w:rPr>
+          <w:rFonts w:ascii="Arial" w:eastAsia="Times New Roman" w:hAnsi="Arial" w:cs="Arial"/>
+          <w:sz w:val="26"/>
+          <w:szCs w:val="26"/>
+        </w:rPr>
+        <w:t xml:space="preserve"> </w:t>
+      </w:r>
+      <w:r>
+        <w:rPr>
+          <w:rFonts w:ascii="Microsoft Himalaya" w:eastAsia="Times New Roman" w:hAnsi="Microsoft Himalaya" w:cs="Microsoft Himalaya"/>
+          <w:sz w:val="26"/>
+          <w:szCs w:val="26"/>
+        </w:rPr>
+        <w:t>།</w:t>
+      </w:r>
+      <w:r>
+        <w:rPr>
+          <w:rFonts w:ascii="Arial" w:eastAsia="Times New Roman" w:hAnsi="Arial" w:cs="Arial"/>
+          <w:sz w:val="26"/>
+          <w:szCs w:val="26"/>
+        </w:rPr>
+        <w:t>​</w:t>
+      </w:r>
+      <w:r>
+        <w:rPr>
+          <w:rFonts w:ascii="Microsoft Himalaya" w:eastAsia="Times New Roman" w:hAnsi="Microsoft Himalaya" w:cs="Microsoft Himalaya"/>
+          <w:sz w:val="26"/>
+          <w:szCs w:val="26"/>
+        </w:rPr>
+        <w:t>དངོས་སྨྲ་བ་དེ་དག་གི་ལུགས་ལ་ཤེས་པ་དང་གཟུགས་རགས་པའི་སྟེང་གི་གང་ཟག་གི་བདག་མེད་ཕྲ་མོ་ནི་ཤེས་པ་གང་ཟག་རང་སྐྱ་ཐུབ་པའི་རྫས་ཡོད་ཀྱིས་ལོངས་སྤྱད་བྱར་མེད་པ་ཤེས་པའི་གང་ཟག་གི་བདག་མེད་ལ་འཇོག་པ་སོགས་གཞན་ལ་རིགས་འགྲེའོ།</w:t>
+      </w:r>
+      <w:r>
+        <w:rPr>
+          <w:rFonts w:ascii="Arial" w:eastAsia="Times New Roman" w:hAnsi="Arial" w:cs="Arial"/>
+          <w:sz w:val="26"/>
+          <w:szCs w:val="26"/>
+        </w:rPr>
+        <w:t xml:space="preserve"> </w:t>
+      </w:r>
+      <w:r>
+        <w:rPr>
+          <w:rFonts w:ascii="Microsoft Himalaya" w:eastAsia="Times New Roman" w:hAnsi="Microsoft Himalaya" w:cs="Microsoft Himalaya"/>
+          <w:sz w:val="26"/>
+          <w:szCs w:val="26"/>
+        </w:rPr>
+        <w:t>།</w:t>
+      </w:r>
+    </w:p>
+    <w:p>
+      <w:pPr>
+        <w:spacing w:after="0" w:line="240" w:lineRule="auto"/>
+        <w:rPr>
+          <w:rFonts w:ascii="Times New Roman" w:eastAsia="Times New Roman" w:hAnsi="Times New Roman" w:cs="Times New Roman"/>
+          <w:sz w:val="24"/>
+          <w:szCs w:val="24"/>
+        </w:rPr>
+      </w:pPr>
+    </w:p>
+    <w:p>
+      <w:pPr>
+        <w:spacing w:after="0" w:line="240" w:lineRule="auto"/>
+        <w:rPr>
+          <w:rFonts w:ascii="Times New Roman" w:eastAsia="Times New Roman" w:hAnsi="Times New Roman" w:cs="Times New Roman"/>
+          <w:sz w:val="24"/>
+          <w:szCs w:val="24"/>
+        </w:rPr>
+      </w:pPr>
+      <w:r>
+        <w:rPr>
+          <w:rFonts w:ascii="Arial" w:eastAsia="Times New Roman" w:hAnsi="Arial" w:cs="Arial"/>
+          <w:sz w:val="26"/>
+          <w:szCs w:val="26"/>
+        </w:rPr>
+        <w:t xml:space="preserve"> ​</w:t>
+      </w:r>
+      <w:proofErr w:type="spellStart"/>
+      <w:r>
+        <w:rPr>
+          <w:rFonts w:ascii="Microsoft Himalaya" w:eastAsia="Times New Roman" w:hAnsi="Microsoft Himalaya" w:cs="Microsoft Himalaya"/>
+          <w:sz w:val="26"/>
+          <w:szCs w:val="26"/>
+        </w:rPr>
+        <w:t>མི་སློབ་ལམ་ལ་སློབ་ཚུལ་ནི</w:t>
+      </w:r>
+      <w:proofErr w:type="spellEnd"/>
+      <w:r>
+        <w:rPr>
+          <w:rFonts w:ascii="Microsoft Himalaya" w:eastAsia="Times New Roman" w:hAnsi="Microsoft Himalaya" w:cs="Microsoft Himalaya"/>
+          <w:sz w:val="26"/>
+          <w:szCs w:val="26"/>
+        </w:rPr>
+        <w:t>།</w:t>
+      </w:r>
+      <w:r>
+        <w:rPr>
+          <w:rFonts w:ascii="Arial" w:eastAsia="Times New Roman" w:hAnsi="Arial" w:cs="Arial"/>
+          <w:sz w:val="26"/>
+          <w:szCs w:val="26"/>
+        </w:rPr>
+        <w:t xml:space="preserve"> </w:t>
+      </w:r>
+      <w:proofErr w:type="spellStart"/>
+      <w:r>
+        <w:rPr>
+          <w:rFonts w:ascii="Microsoft Himalaya" w:eastAsia="Times New Roman" w:hAnsi="Microsoft Himalaya" w:cs="Microsoft Himalaya"/>
+          <w:sz w:val="26"/>
+          <w:szCs w:val="26"/>
+        </w:rPr>
+        <w:t>ཤཱ་རི་བུ</w:t>
+      </w:r>
+      <w:proofErr w:type="spellEnd"/>
+      <w:r>
+        <w:rPr>
+          <w:rFonts w:ascii="Microsoft Himalaya" w:eastAsia="Times New Roman" w:hAnsi="Microsoft Himalaya" w:cs="Microsoft Himalaya"/>
+          <w:sz w:val="26"/>
+          <w:szCs w:val="26"/>
+        </w:rPr>
+        <w:t>།</w:t>
+      </w:r>
+      <w:r>
+        <w:rPr>
+          <w:rFonts w:ascii="Arial" w:eastAsia="Times New Roman" w:hAnsi="Arial" w:cs="Arial"/>
+          <w:sz w:val="26"/>
+          <w:szCs w:val="26"/>
+        </w:rPr>
+        <w:t xml:space="preserve"> </w:t>
+      </w:r>
+      <w:r>
+        <w:rPr>
+          <w:rFonts w:ascii="Microsoft Himalaya" w:eastAsia="Times New Roman" w:hAnsi="Microsoft Himalaya" w:cs="Microsoft Himalaya"/>
+          <w:sz w:val="26"/>
+          <w:szCs w:val="26"/>
+        </w:rPr>
+        <w:t>དེ་ལྟ་བས་ན་བྱང་ཆུབ་སེམས་དཔའ་རྣམས་ཐོབ་པ་མེད་པའི་ཕྱིར་ཞེས་པ་ནས་མངོན་པར་རྫོགས་པར་སངས་རྒྱས་སོ་ཞེས་པའི་བར་རོ།</w:t>
+      </w:r>
+      <w:r>
+        <w:rPr>
+          <w:rFonts w:ascii="Arial" w:eastAsia="Times New Roman" w:hAnsi="Arial" w:cs="Arial"/>
+          <w:sz w:val="26"/>
+          <w:szCs w:val="26"/>
+        </w:rPr>
+        <w:t xml:space="preserve"> </w:t>
+      </w:r>
+      <w:r>
+        <w:rPr>
+          <w:rFonts w:ascii="Microsoft Himalaya" w:eastAsia="Times New Roman" w:hAnsi="Microsoft Himalaya" w:cs="Microsoft Himalaya"/>
+          <w:sz w:val="26"/>
+          <w:szCs w:val="26"/>
+        </w:rPr>
+        <w:t>།</w:t>
+      </w:r>
+      <w:r>
+        <w:rPr>
+          <w:rFonts w:ascii="Arial" w:eastAsia="Times New Roman" w:hAnsi="Arial" w:cs="Arial"/>
+          <w:sz w:val="26"/>
+          <w:szCs w:val="26"/>
+        </w:rPr>
+        <w:t>​</w:t>
+      </w:r>
+      <w:r>
+        <w:rPr>
+          <w:rFonts w:ascii="Microsoft Himalaya" w:eastAsia="Times New Roman" w:hAnsi="Microsoft Himalaya" w:cs="Microsoft Himalaya"/>
+          <w:sz w:val="26"/>
+          <w:szCs w:val="26"/>
+        </w:rPr>
+        <w:t>དོན་ནི་མཉམ་གཞག་གི་གཟིགས་ངོར་ཀུན་རྫོབ་གང་ཡང་མི་སྣང་བ་</w:t>
+      </w:r>
+      <w:r>
+        <w:rPr>
+          <w:rFonts w:ascii="Microsoft Himalaya" w:eastAsia="Times New Roman" w:hAnsi="Microsoft Himalaya" w:cs="Microsoft Himalaya"/>
+          <w:b/>
+          <w:bCs/>
+          <w:sz w:val="26"/>
+          <w:szCs w:val="26"/>
+        </w:rPr>
+        <w:t>དེ་ལྟ་བས་ན་བྱང་ཆུབ་སེམས་དཔའ་</w:t>
+      </w:r>
+      <w:r>
+        <w:rPr>
+          <w:rFonts w:ascii="Microsoft Himalaya" w:eastAsia="Times New Roman" w:hAnsi="Microsoft Himalaya" w:cs="Microsoft Himalaya"/>
+          <w:sz w:val="26"/>
+          <w:szCs w:val="26"/>
+        </w:rPr>
+        <w:t>ཤེར་ཕྱིན་སྤྱད་པ་ཡིན་པས་</w:t>
+      </w:r>
+    </w:p>
+    <w:p>
+      <w:pPr>
+        <w:spacing w:after="0" w:line="240" w:lineRule="auto"/>
+        <w:rPr>
+          <w:rFonts w:ascii="Times New Roman" w:eastAsia="Times New Roman" w:hAnsi="Times New Roman" w:cs="Times New Roman"/>
+          <w:sz w:val="24"/>
+          <w:szCs w:val="24"/>
+        </w:rPr>
+      </w:pPr>
+    </w:p>
+    <w:p>
+      <w:pPr>
+        <w:spacing w:after="0" w:line="240" w:lineRule="auto"/>
+        <w:rPr>
+          <w:rFonts w:ascii="Times New Roman" w:eastAsia="Times New Roman" w:hAnsi="Times New Roman" w:cs="Times New Roman"/>
+          <w:sz w:val="24"/>
+          <w:szCs w:val="24"/>
+        </w:rPr>
+      </w:pPr>
+      <w:r>
+        <w:rPr>
+          <w:rFonts w:ascii="Arial" w:eastAsia="Times New Roman" w:hAnsi="Arial" w:cs="Arial"/>
+          <w:sz w:val="26"/>
+          <w:szCs w:val="26"/>
+        </w:rPr>
+        <w:t xml:space="preserve"> </w:t>
+      </w:r>
+      <w:proofErr w:type="spellStart"/>
+      <w:r>
+        <w:rPr>
+          <w:rFonts w:ascii="Microsoft Himalaya" w:eastAsia="Times New Roman" w:hAnsi="Microsoft Himalaya" w:cs="Microsoft Himalaya"/>
+          <w:sz w:val="26"/>
+          <w:szCs w:val="26"/>
+        </w:rPr>
+        <w:t>དེ་ལ་</w:t>
+      </w:r>
+      <w:r>
+        <w:rPr>
+          <w:rFonts w:ascii="Microsoft Himalaya" w:eastAsia="Times New Roman" w:hAnsi="Microsoft Himalaya" w:cs="Microsoft Himalaya"/>
+          <w:b/>
+          <w:bCs/>
+          <w:sz w:val="26"/>
+          <w:szCs w:val="26"/>
+        </w:rPr>
+        <w:t>གནས་ཏེ</w:t>
+      </w:r>
+      <w:proofErr w:type="spellEnd"/>
+      <w:r>
+        <w:rPr>
+          <w:rFonts w:ascii="Microsoft Himalaya" w:eastAsia="Times New Roman" w:hAnsi="Microsoft Himalaya" w:cs="Microsoft Himalaya"/>
+          <w:b/>
+          <w:bCs/>
+          <w:sz w:val="26"/>
+          <w:szCs w:val="26"/>
+        </w:rPr>
+        <w:t>་</w:t>
+      </w:r>
+    </w:p>
+    <w:p>
+      <w:pPr>
+        <w:spacing w:after="0" w:line="240" w:lineRule="auto"/>
+        <w:rPr>
+          <w:rFonts w:ascii="Times New Roman" w:eastAsia="Times New Roman" w:hAnsi="Times New Roman" w:cs="Times New Roman"/>
+          <w:sz w:val="24"/>
+          <w:szCs w:val="24"/>
+        </w:rPr>
+      </w:pPr>
+    </w:p>
+    <w:p>
+      <w:pPr>
+        <w:spacing w:after="0" w:line="240" w:lineRule="auto"/>
+        <w:rPr>
+          <w:rFonts w:ascii="Times New Roman" w:eastAsia="Times New Roman" w:hAnsi="Times New Roman" w:cs="Times New Roman"/>
+          <w:sz w:val="24"/>
+          <w:szCs w:val="24"/>
+        </w:rPr>
+      </w:pPr>
+      <w:r>
+        <w:rPr>
+          <w:rFonts w:ascii="Arial" w:eastAsia="Times New Roman" w:hAnsi="Arial" w:cs="Arial"/>
+          <w:b/>
+          <w:bCs/>
+          <w:sz w:val="26"/>
+          <w:szCs w:val="26"/>
+        </w:rPr>
+        <w:t xml:space="preserve"> </w:t>
+      </w:r>
+      <w:proofErr w:type="spellStart"/>
+      <w:r>
+        <w:rPr>
+          <w:rFonts w:ascii="Microsoft Himalaya" w:eastAsia="Times New Roman" w:hAnsi="Microsoft Himalaya" w:cs="Microsoft Himalaya"/>
+          <w:b/>
+          <w:bCs/>
+          <w:sz w:val="26"/>
+          <w:szCs w:val="26"/>
+        </w:rPr>
+        <w:t>མྱ་ངན་ལས་འདས་པའི་མཐར་ཕྱིན་ཏོ</w:t>
+      </w:r>
+      <w:proofErr w:type="spellEnd"/>
+      <w:r>
+        <w:rPr>
+          <w:rFonts w:ascii="Microsoft Himalaya" w:eastAsia="Times New Roman" w:hAnsi="Microsoft Himalaya" w:cs="Microsoft Himalaya"/>
+          <w:b/>
+          <w:bCs/>
+          <w:sz w:val="26"/>
+          <w:szCs w:val="26"/>
+        </w:rPr>
+        <w:t>།</w:t>
+      </w:r>
+      <w:r>
+        <w:rPr>
+          <w:rFonts w:ascii="Arial" w:eastAsia="Times New Roman" w:hAnsi="Arial" w:cs="Arial"/>
+          <w:b/>
+          <w:bCs/>
+          <w:sz w:val="26"/>
+          <w:szCs w:val="26"/>
+        </w:rPr>
+        <w:t xml:space="preserve"> </w:t>
+      </w:r>
+      <w:r>
+        <w:rPr>
+          <w:rFonts w:ascii="Microsoft Himalaya" w:eastAsia="Times New Roman" w:hAnsi="Microsoft Himalaya" w:cs="Microsoft Himalaya"/>
+          <w:b/>
+          <w:bCs/>
+          <w:sz w:val="26"/>
+          <w:szCs w:val="26"/>
+        </w:rPr>
+        <w:t>།</w:t>
+      </w:r>
+    </w:p>
+    <w:p>
+      <w:pPr>
+        <w:spacing w:after="0" w:line="240" w:lineRule="auto"/>
+        <w:rPr>
+          <w:rFonts w:ascii="Times New Roman" w:eastAsia="Times New Roman" w:hAnsi="Times New Roman" w:cs="Times New Roman"/>
+          <w:sz w:val="24"/>
+          <w:szCs w:val="24"/>
+        </w:rPr>
+      </w:pPr>
+    </w:p>
+    <w:p>
+      <w:pPr>
+        <w:spacing w:after="0" w:line="240" w:lineRule="auto"/>
+        <w:rPr>
+          <w:rFonts w:ascii="Times New Roman" w:eastAsia="Times New Roman" w:hAnsi="Times New Roman" w:cs="Times New Roman"/>
+          <w:sz w:val="24"/>
+          <w:szCs w:val="24"/>
+        </w:rPr>
+      </w:pPr>
+      <w:r>
+        <w:rPr>
+          <w:rFonts w:ascii="Arial" w:eastAsia="Times New Roman" w:hAnsi="Arial" w:cs="Arial"/>
+          <w:sz w:val="26"/>
+          <w:szCs w:val="26"/>
+        </w:rPr>
+        <w:t xml:space="preserve"> </w:t>
+      </w:r>
+      <w:r>
+        <w:rPr>
+          <w:rFonts w:ascii="Arial" w:eastAsia="Times New Roman" w:hAnsi="Arial" w:cs="Arial"/>
+          <w:b/>
+          <w:bCs/>
+          <w:sz w:val="26"/>
+          <w:szCs w:val="26"/>
+        </w:rPr>
+        <w:t>​</w:t>
+      </w:r>
+      <w:proofErr w:type="spellStart"/>
+      <w:r>
+        <w:rPr>
+          <w:rFonts w:ascii="Microsoft Himalaya" w:eastAsia="Times New Roman" w:hAnsi="Microsoft Himalaya" w:cs="Microsoft Himalaya"/>
+          <w:b/>
+          <w:bCs/>
+          <w:sz w:val="26"/>
+          <w:szCs w:val="26"/>
+        </w:rPr>
+        <w:t>དུས་གསུམ་གྱི་སངས་རྒྱས་ཐམས་ཅད་ཀྱང</w:t>
+      </w:r>
+      <w:proofErr w:type="spellEnd"/>
+      <w:r>
+        <w:rPr>
+          <w:rFonts w:ascii="Microsoft Himalaya" w:eastAsia="Times New Roman" w:hAnsi="Microsoft Himalaya" w:cs="Microsoft Himalaya"/>
+          <w:b/>
+          <w:bCs/>
+          <w:sz w:val="26"/>
+          <w:szCs w:val="26"/>
+        </w:rPr>
+        <w:t>་</w:t>
+      </w:r>
+    </w:p>
+    <w:p>
+      <w:pPr>
+        <w:spacing w:after="0" w:line="240" w:lineRule="auto"/>
+        <w:rPr>
+          <w:rFonts w:ascii="Times New Roman" w:eastAsia="Times New Roman" w:hAnsi="Times New Roman" w:cs="Times New Roman"/>
+          <w:sz w:val="24"/>
+          <w:szCs w:val="24"/>
+        </w:rPr>
+      </w:pPr>
+    </w:p>
+    <w:p>
+      <w:pPr>
+        <w:spacing w:after="0" w:line="240" w:lineRule="auto"/>
+        <w:rPr>
+          <w:rFonts w:ascii="Times New Roman" w:eastAsia="Times New Roman" w:hAnsi="Times New Roman" w:cs="Times New Roman"/>
+          <w:sz w:val="24"/>
+          <w:szCs w:val="24"/>
+        </w:rPr>
+      </w:pPr>
+      <w:r>
+        <w:rPr>
+          <w:rFonts w:ascii="Arial" w:eastAsia="Times New Roman" w:hAnsi="Arial" w:cs="Arial"/>
+          <w:sz w:val="26"/>
+          <w:szCs w:val="26"/>
+        </w:rPr>
+        <w:t xml:space="preserve"> </w:t>
+      </w:r>
+      <w:proofErr w:type="spellStart"/>
+      <w:r>
+        <w:rPr>
+          <w:rFonts w:ascii="Microsoft Himalaya" w:eastAsia="Times New Roman" w:hAnsi="Microsoft Himalaya" w:cs="Microsoft Himalaya"/>
+          <w:sz w:val="26"/>
+          <w:szCs w:val="26"/>
+        </w:rPr>
+        <w:t>དེ་ལྟར་སངས་རྒྱས་སོ་ཞེས་གདམས་པའོ</w:t>
+      </w:r>
+      <w:proofErr w:type="spellEnd"/>
+      <w:r>
+        <w:rPr>
+          <w:rFonts w:ascii="Microsoft Himalaya" w:eastAsia="Times New Roman" w:hAnsi="Microsoft Himalaya" w:cs="Microsoft Himalaya"/>
+          <w:sz w:val="26"/>
+          <w:szCs w:val="26"/>
+        </w:rPr>
+        <w:t>།</w:t>
+      </w:r>
+      <w:r>
+        <w:rPr>
+          <w:rFonts w:ascii="Arial" w:eastAsia="Times New Roman" w:hAnsi="Arial" w:cs="Arial"/>
+          <w:sz w:val="26"/>
+          <w:szCs w:val="26"/>
+        </w:rPr>
+        <w:t xml:space="preserve"> </w:t>
+      </w:r>
+      <w:r>
+        <w:rPr>
+          <w:rFonts w:ascii="Microsoft Himalaya" w:eastAsia="Times New Roman" w:hAnsi="Microsoft Himalaya" w:cs="Microsoft Himalaya"/>
+          <w:sz w:val="26"/>
+          <w:szCs w:val="26"/>
+        </w:rPr>
+        <w:t>།</w:t>
+      </w:r>
+      <w:r>
+        <w:rPr>
+          <w:rFonts w:ascii="Arial" w:eastAsia="Times New Roman" w:hAnsi="Arial" w:cs="Arial"/>
+          <w:sz w:val="26"/>
+          <w:szCs w:val="26"/>
+        </w:rPr>
+        <w:t>​</w:t>
+      </w:r>
+      <w:proofErr w:type="spellStart"/>
+      <w:r>
+        <w:rPr>
+          <w:rFonts w:ascii="Microsoft Himalaya" w:eastAsia="Times New Roman" w:hAnsi="Microsoft Himalaya" w:cs="Microsoft Himalaya"/>
+          <w:sz w:val="26"/>
+          <w:szCs w:val="26"/>
+        </w:rPr>
+        <w:t>འདི་ཡན་གདུལ་བྱ་དབང་རྟུལ་གྱི་དབང་དུ་བྱས་པ་ཡིན་ཞིང</w:t>
+      </w:r>
+      <w:proofErr w:type="spellEnd"/>
+      <w:r>
+        <w:rPr>
+          <w:rFonts w:ascii="Microsoft Himalaya" w:eastAsia="Times New Roman" w:hAnsi="Microsoft Himalaya" w:cs="Microsoft Himalaya"/>
+          <w:sz w:val="26"/>
+          <w:szCs w:val="26"/>
+        </w:rPr>
+        <w:t>་།</w:t>
+      </w:r>
+      <w:r>
+        <w:rPr>
+          <w:rFonts w:ascii="Arial" w:eastAsia="Times New Roman" w:hAnsi="Arial" w:cs="Arial"/>
+          <w:sz w:val="26"/>
+          <w:szCs w:val="26"/>
+        </w:rPr>
+        <w:t> </w:t>
+      </w:r>
+    </w:p>
+    <w:p>
+      <w:pPr>
+        <w:spacing w:after="0" w:line="240" w:lineRule="auto"/>
+        <w:rPr>
+          <w:rFonts w:ascii="Times New Roman" w:eastAsia="Times New Roman" w:hAnsi="Times New Roman" w:cs="Times New Roman"/>
+          <w:sz w:val="24"/>
+          <w:szCs w:val="24"/>
+        </w:rPr>
+      </w:pPr>
+    </w:p>
+    <w:p>
+      <w:pPr>
+        <w:spacing w:after="0" w:line="240" w:lineRule="auto"/>
+        <w:rPr>
+          <w:rFonts w:ascii="Times New Roman" w:eastAsia="Times New Roman" w:hAnsi="Times New Roman" w:cs="Times New Roman"/>
+          <w:sz w:val="24"/>
+          <w:szCs w:val="24"/>
+        </w:rPr>
+      </w:pPr>
+      <w:r>
+        <w:rPr>
+          <w:rFonts w:ascii="Arial" w:eastAsia="Times New Roman" w:hAnsi="Arial" w:cs="Arial"/>
+          <w:sz w:val="26"/>
+          <w:szCs w:val="26"/>
+        </w:rPr>
+        <w:t xml:space="preserve"> </w:t>
+      </w:r>
+      <w:proofErr w:type="spellStart"/>
+      <w:r>
+        <w:rPr>
+          <w:rFonts w:ascii="Microsoft Himalaya" w:eastAsia="Times New Roman" w:hAnsi="Microsoft Himalaya" w:cs="Microsoft Himalaya"/>
+          <w:sz w:val="26"/>
+          <w:szCs w:val="26"/>
+        </w:rPr>
+        <w:t>ད་ནི་དབང་རྣོན་ལ་གདམས་པ་ནི</w:t>
+      </w:r>
+      <w:proofErr w:type="spellEnd"/>
+      <w:r>
+        <w:rPr>
+          <w:rFonts w:ascii="Microsoft Himalaya" w:eastAsia="Times New Roman" w:hAnsi="Microsoft Himalaya" w:cs="Microsoft Himalaya"/>
+          <w:sz w:val="26"/>
+          <w:szCs w:val="26"/>
+        </w:rPr>
+        <w:t>།</w:t>
+      </w:r>
+      <w:r>
+        <w:rPr>
+          <w:rFonts w:ascii="Arial" w:eastAsia="Times New Roman" w:hAnsi="Arial" w:cs="Arial"/>
+          <w:sz w:val="26"/>
+          <w:szCs w:val="26"/>
+        </w:rPr>
+        <w:t xml:space="preserve"> </w:t>
+      </w:r>
+      <w:r>
+        <w:rPr>
+          <w:rFonts w:ascii="Microsoft Himalaya" w:eastAsia="Times New Roman" w:hAnsi="Microsoft Himalaya" w:cs="Microsoft Himalaya"/>
+          <w:sz w:val="26"/>
+          <w:szCs w:val="26"/>
+        </w:rPr>
+        <w:t>དེ་ལྟ་བས་ན་ཤེས་རབ་ཀྱི་ཕ་རོལ་ཏུ་ཕྱིན་པའི་སྔགས་ཞེས་པ་ནས་ཤེས་རབ་ཀྱི་ཕ་རོལ་ཏུ་ཕྱིན་པ་ཟབ་མོ་ལ་བསླབ་པར་བྱའོ།</w:t>
+      </w:r>
+      <w:r>
+        <w:rPr>
+          <w:rFonts w:ascii="Arial" w:eastAsia="Times New Roman" w:hAnsi="Arial" w:cs="Arial"/>
+          <w:sz w:val="26"/>
+          <w:szCs w:val="26"/>
+        </w:rPr>
+        <w:t xml:space="preserve"> </w:t>
+      </w:r>
+      <w:r>
+        <w:rPr>
+          <w:rFonts w:ascii="Microsoft Himalaya" w:eastAsia="Times New Roman" w:hAnsi="Microsoft Himalaya" w:cs="Microsoft Himalaya"/>
+          <w:sz w:val="26"/>
+          <w:szCs w:val="26"/>
+        </w:rPr>
+        <w:t>།</w:t>
+      </w:r>
+      <w:r>
+        <w:rPr>
+          <w:rFonts w:ascii="Arial" w:eastAsia="Times New Roman" w:hAnsi="Arial" w:cs="Arial"/>
+          <w:sz w:val="26"/>
+          <w:szCs w:val="26"/>
+        </w:rPr>
+        <w:t>​</w:t>
+      </w:r>
+      <w:proofErr w:type="spellStart"/>
+      <w:r>
+        <w:rPr>
+          <w:rFonts w:ascii="Microsoft Himalaya" w:eastAsia="Times New Roman" w:hAnsi="Microsoft Himalaya" w:cs="Microsoft Himalaya"/>
+          <w:sz w:val="26"/>
+          <w:szCs w:val="26"/>
+        </w:rPr>
+        <w:t>ཞེས་པའི་བར་རོ</w:t>
+      </w:r>
+      <w:proofErr w:type="spellEnd"/>
+      <w:r>
+        <w:rPr>
+          <w:rFonts w:ascii="Microsoft Himalaya" w:eastAsia="Times New Roman" w:hAnsi="Microsoft Himalaya" w:cs="Microsoft Himalaya"/>
+          <w:sz w:val="26"/>
+          <w:szCs w:val="26"/>
+        </w:rPr>
+        <w:t>།</w:t>
+      </w:r>
+      <w:r>
+        <w:rPr>
+          <w:rFonts w:ascii="Arial" w:eastAsia="Times New Roman" w:hAnsi="Arial" w:cs="Arial"/>
+          <w:sz w:val="26"/>
+          <w:szCs w:val="26"/>
+        </w:rPr>
+        <w:t xml:space="preserve"> </w:t>
+      </w:r>
+      <w:r>
+        <w:rPr>
+          <w:rFonts w:ascii="Microsoft Himalaya" w:eastAsia="Times New Roman" w:hAnsi="Microsoft Himalaya" w:cs="Microsoft Himalaya"/>
+          <w:sz w:val="26"/>
+          <w:szCs w:val="26"/>
+        </w:rPr>
+        <w:t>།</w:t>
+      </w:r>
+      <w:r>
+        <w:rPr>
+          <w:rFonts w:ascii="Arial" w:eastAsia="Times New Roman" w:hAnsi="Arial" w:cs="Arial"/>
+          <w:sz w:val="26"/>
+          <w:szCs w:val="26"/>
+        </w:rPr>
+        <w:t>​</w:t>
+      </w:r>
+    </w:p>
+    <w:p>
+      <w:pPr>
+        <w:spacing w:after="0" w:line="240" w:lineRule="auto"/>
+        <w:rPr>
+          <w:rFonts w:ascii="Times New Roman" w:eastAsia="Times New Roman" w:hAnsi="Times New Roman" w:cs="Times New Roman"/>
+          <w:sz w:val="24"/>
+          <w:szCs w:val="24"/>
+        </w:rPr>
+      </w:pPr>
+    </w:p>
+    <w:p>
+      <w:pPr>
+        <w:spacing w:after="0" w:line="240" w:lineRule="auto"/>
+        <w:rPr>
+          <w:rFonts w:ascii="Times New Roman" w:eastAsia="Times New Roman" w:hAnsi="Times New Roman" w:cs="Times New Roman"/>
+          <w:sz w:val="24"/>
+          <w:szCs w:val="24"/>
+        </w:rPr>
+      </w:pPr>
+      <w:r>
+        <w:rPr>
+          <w:rFonts w:ascii="Arial" w:eastAsia="Times New Roman" w:hAnsi="Arial" w:cs="Arial"/>
+          <w:sz w:val="26"/>
+          <w:szCs w:val="26"/>
+        </w:rPr>
+        <w:t xml:space="preserve"> </w:t>
+      </w:r>
+      <w:proofErr w:type="spellStart"/>
+      <w:r>
+        <w:rPr>
+          <w:rFonts w:ascii="Microsoft Himalaya" w:eastAsia="Times New Roman" w:hAnsi="Microsoft Himalaya" w:cs="Microsoft Himalaya"/>
+          <w:sz w:val="26"/>
+          <w:szCs w:val="26"/>
+        </w:rPr>
+        <w:t>དེ་ཡང་བི་མ་ལའི་འགྲེལ་པ་ལས</w:t>
+      </w:r>
+      <w:proofErr w:type="spellEnd"/>
+      <w:r>
+        <w:rPr>
+          <w:rFonts w:ascii="Microsoft Himalaya" w:eastAsia="Times New Roman" w:hAnsi="Microsoft Himalaya" w:cs="Microsoft Himalaya"/>
+          <w:sz w:val="26"/>
+          <w:szCs w:val="26"/>
+        </w:rPr>
+        <w:t>།</w:t>
+      </w:r>
+      <w:r>
+        <w:rPr>
+          <w:rFonts w:ascii="Arial" w:eastAsia="Times New Roman" w:hAnsi="Arial" w:cs="Arial"/>
+          <w:sz w:val="26"/>
+          <w:szCs w:val="26"/>
+        </w:rPr>
+        <w:t xml:space="preserve"> </w:t>
+      </w:r>
+      <w:r>
+        <w:rPr>
+          <w:rFonts w:ascii="Microsoft Himalaya" w:eastAsia="Times New Roman" w:hAnsi="Microsoft Himalaya" w:cs="Microsoft Himalaya"/>
+          <w:sz w:val="26"/>
+          <w:szCs w:val="26"/>
+        </w:rPr>
+        <w:t>གསང་སྔགས་ནི་ཤེས་པ་ཡིན་པའི་ཕྱིར་དང་སྐྱོབ་པ་ཡིན་པའི་ཕྱིར་རོ་ཞེས་བྱུང་བ་ལྟར་</w:t>
+      </w:r>
+      <w:r>
+        <w:rPr>
+          <w:rFonts w:ascii="Microsoft Himalaya" w:eastAsia="Times New Roman" w:hAnsi="Microsoft Himalaya" w:cs="Microsoft Himalaya"/>
+          <w:b/>
+          <w:bCs/>
+          <w:sz w:val="26"/>
+          <w:szCs w:val="26"/>
+        </w:rPr>
+        <w:t>སྔགས་</w:t>
+      </w:r>
+      <w:r>
+        <w:rPr>
+          <w:rFonts w:ascii="Microsoft Himalaya" w:eastAsia="Times New Roman" w:hAnsi="Microsoft Himalaya" w:cs="Microsoft Himalaya"/>
+          <w:sz w:val="26"/>
+          <w:szCs w:val="26"/>
+        </w:rPr>
+        <w:t>ཀྱི་སྐད་དོད་མནྡྲ་ཞེས་པ་ཡིད་དང་སྐྱོབ་པ་ལ་འཇུག་པས་ལམ་ལྔ་པོ་ཐམས་ཅད་ཀྱང་ཤེས་པ་དང་སྐྱོབ་པའི་དོན་ཅན་ཡིན་ཞིང་།</w:t>
+      </w:r>
+      <w:r>
+        <w:rPr>
+          <w:rFonts w:ascii="Arial" w:eastAsia="Times New Roman" w:hAnsi="Arial" w:cs="Arial"/>
+          <w:sz w:val="26"/>
+          <w:szCs w:val="26"/>
+        </w:rPr>
+        <w:t> </w:t>
+      </w:r>
+    </w:p>
+    <w:p>
+      <w:pPr>
+        <w:spacing w:after="0" w:line="240" w:lineRule="auto"/>
+        <w:rPr>
+          <w:rFonts w:ascii="Times New Roman" w:eastAsia="Times New Roman" w:hAnsi="Times New Roman" w:cs="Times New Roman"/>
+          <w:sz w:val="24"/>
+          <w:szCs w:val="24"/>
+        </w:rPr>
+      </w:pPr>
+    </w:p>
+    <w:p>
+      <w:pPr>
+        <w:spacing w:after="0" w:line="240" w:lineRule="auto"/>
+        <w:rPr>
+          <w:rFonts w:ascii="Times New Roman" w:eastAsia="Times New Roman" w:hAnsi="Times New Roman" w:cs="Times New Roman"/>
+          <w:sz w:val="24"/>
+          <w:szCs w:val="24"/>
+        </w:rPr>
+      </w:pPr>
+      <w:r>
+        <w:rPr>
+          <w:rFonts w:ascii="Arial" w:eastAsia="Times New Roman" w:hAnsi="Arial" w:cs="Arial"/>
+          <w:sz w:val="26"/>
+          <w:szCs w:val="26"/>
+        </w:rPr>
+        <w:t xml:space="preserve"> </w:t>
+      </w:r>
+      <w:proofErr w:type="spellStart"/>
+      <w:r>
+        <w:rPr>
+          <w:rFonts w:ascii="Microsoft Himalaya" w:eastAsia="Times New Roman" w:hAnsi="Microsoft Himalaya" w:cs="Microsoft Himalaya"/>
+          <w:sz w:val="26"/>
+          <w:szCs w:val="26"/>
+        </w:rPr>
+        <w:t>དེ་ཡང་</w:t>
+      </w:r>
+      <w:r>
+        <w:rPr>
+          <w:rFonts w:ascii="Microsoft Himalaya" w:eastAsia="Times New Roman" w:hAnsi="Microsoft Himalaya" w:cs="Microsoft Himalaya"/>
+          <w:b/>
+          <w:bCs/>
+          <w:sz w:val="26"/>
+          <w:szCs w:val="26"/>
+        </w:rPr>
+        <w:t>ཤེས་རབ་ཀྱི་ཕ་རོལ་དུ་ཕྱིན་པའི་སྔགས་</w:t>
+      </w:r>
+      <w:r>
+        <w:rPr>
+          <w:rFonts w:ascii="Microsoft Himalaya" w:eastAsia="Times New Roman" w:hAnsi="Microsoft Himalaya" w:cs="Microsoft Himalaya"/>
+          <w:sz w:val="26"/>
+          <w:szCs w:val="26"/>
+        </w:rPr>
+        <w:t>ནི་ཚོགས་ལམ</w:t>
+      </w:r>
+      <w:proofErr w:type="spellEnd"/>
+      <w:r>
+        <w:rPr>
+          <w:rFonts w:ascii="Microsoft Himalaya" w:eastAsia="Times New Roman" w:hAnsi="Microsoft Himalaya" w:cs="Microsoft Himalaya"/>
+          <w:sz w:val="26"/>
+          <w:szCs w:val="26"/>
+        </w:rPr>
+        <w:t>།</w:t>
+      </w:r>
+      <w:r>
+        <w:rPr>
+          <w:rFonts w:ascii="Arial" w:eastAsia="Times New Roman" w:hAnsi="Arial" w:cs="Arial"/>
+          <w:sz w:val="26"/>
+          <w:szCs w:val="26"/>
+        </w:rPr>
+        <w:t> </w:t>
+      </w:r>
+    </w:p>
+    <w:p>
+      <w:pPr>
+        <w:spacing w:after="0" w:line="240" w:lineRule="auto"/>
+        <w:rPr>
+          <w:rFonts w:ascii="Times New Roman" w:eastAsia="Times New Roman" w:hAnsi="Times New Roman" w:cs="Times New Roman"/>
+          <w:sz w:val="24"/>
+          <w:szCs w:val="24"/>
+        </w:rPr>
+      </w:pPr>
+    </w:p>
+    <w:p>
+      <w:pPr>
+        <w:spacing w:after="0" w:line="240" w:lineRule="auto"/>
+        <w:rPr>
+          <w:rFonts w:ascii="Times New Roman" w:eastAsia="Times New Roman" w:hAnsi="Times New Roman" w:cs="Times New Roman"/>
+          <w:sz w:val="24"/>
+          <w:szCs w:val="24"/>
+        </w:rPr>
+      </w:pPr>
+      <w:r>
+        <w:rPr>
+          <w:rFonts w:ascii="Arial" w:eastAsia="Times New Roman" w:hAnsi="Arial" w:cs="Arial"/>
+          <w:sz w:val="26"/>
+          <w:szCs w:val="26"/>
+        </w:rPr>
+        <w:t xml:space="preserve"> </w:t>
+      </w:r>
+      <w:proofErr w:type="spellStart"/>
+      <w:r>
+        <w:rPr>
+          <w:rFonts w:ascii="Microsoft Himalaya" w:eastAsia="Times New Roman" w:hAnsi="Microsoft Himalaya" w:cs="Microsoft Himalaya"/>
+          <w:b/>
+          <w:bCs/>
+          <w:sz w:val="26"/>
+          <w:szCs w:val="26"/>
+        </w:rPr>
+        <w:t>རིག་པ་ཆེན་པོའི་སྔགས་</w:t>
+      </w:r>
+      <w:r>
+        <w:rPr>
+          <w:rFonts w:ascii="Microsoft Himalaya" w:eastAsia="Times New Roman" w:hAnsi="Microsoft Himalaya" w:cs="Microsoft Himalaya"/>
+          <w:sz w:val="26"/>
+          <w:szCs w:val="26"/>
+        </w:rPr>
+        <w:t>ནི་སྦྱོར་ལམ</w:t>
+      </w:r>
+      <w:proofErr w:type="spellEnd"/>
+      <w:r>
+        <w:rPr>
+          <w:rFonts w:ascii="Microsoft Himalaya" w:eastAsia="Times New Roman" w:hAnsi="Microsoft Himalaya" w:cs="Microsoft Himalaya"/>
+          <w:sz w:val="26"/>
+          <w:szCs w:val="26"/>
+        </w:rPr>
+        <w:t>།</w:t>
+      </w:r>
+      <w:r>
+        <w:rPr>
+          <w:rFonts w:ascii="Arial" w:eastAsia="Times New Roman" w:hAnsi="Arial" w:cs="Arial"/>
+          <w:sz w:val="26"/>
+          <w:szCs w:val="26"/>
+        </w:rPr>
+        <w:t> </w:t>
+      </w:r>
+    </w:p>
+    <w:p>
+      <w:pPr>
+        <w:spacing w:after="0" w:line="240" w:lineRule="auto"/>
+        <w:rPr>
+          <w:rFonts w:ascii="Times New Roman" w:eastAsia="Times New Roman" w:hAnsi="Times New Roman" w:cs="Times New Roman"/>
+          <w:sz w:val="24"/>
+          <w:szCs w:val="24"/>
+        </w:rPr>
+      </w:pPr>
+    </w:p>
+    <w:p>
+      <w:pPr>
+        <w:spacing w:after="0" w:line="240" w:lineRule="auto"/>
+        <w:rPr>
+          <w:rFonts w:ascii="Times New Roman" w:eastAsia="Times New Roman" w:hAnsi="Times New Roman" w:cs="Times New Roman"/>
+          <w:sz w:val="24"/>
+          <w:szCs w:val="24"/>
+        </w:rPr>
+      </w:pPr>
+      <w:r>
+        <w:rPr>
+          <w:rFonts w:ascii="Arial" w:eastAsia="Times New Roman" w:hAnsi="Arial" w:cs="Arial"/>
+          <w:sz w:val="26"/>
+          <w:szCs w:val="26"/>
+        </w:rPr>
+        <w:t xml:space="preserve"> </w:t>
+      </w:r>
+      <w:proofErr w:type="spellStart"/>
+      <w:r>
+        <w:rPr>
+          <w:rFonts w:ascii="Microsoft Himalaya" w:eastAsia="Times New Roman" w:hAnsi="Microsoft Himalaya" w:cs="Microsoft Himalaya"/>
+          <w:b/>
+          <w:bCs/>
+          <w:sz w:val="26"/>
+          <w:szCs w:val="26"/>
+        </w:rPr>
+        <w:t>བླ་ན་མེད་པའི་སྔགས་</w:t>
+      </w:r>
+      <w:r>
+        <w:rPr>
+          <w:rFonts w:ascii="Microsoft Himalaya" w:eastAsia="Times New Roman" w:hAnsi="Microsoft Himalaya" w:cs="Microsoft Himalaya"/>
+          <w:sz w:val="26"/>
+          <w:szCs w:val="26"/>
+        </w:rPr>
+        <w:t>ནི་མཐོང་ལམ</w:t>
+      </w:r>
+      <w:proofErr w:type="spellEnd"/>
+      <w:r>
+        <w:rPr>
+          <w:rFonts w:ascii="Microsoft Himalaya" w:eastAsia="Times New Roman" w:hAnsi="Microsoft Himalaya" w:cs="Microsoft Himalaya"/>
+          <w:sz w:val="26"/>
+          <w:szCs w:val="26"/>
+        </w:rPr>
+        <w:t>།</w:t>
+      </w:r>
+      <w:r>
+        <w:rPr>
+          <w:rFonts w:ascii="Arial" w:eastAsia="Times New Roman" w:hAnsi="Arial" w:cs="Arial"/>
+          <w:sz w:val="26"/>
+          <w:szCs w:val="26"/>
+        </w:rPr>
+        <w:t> </w:t>
+      </w:r>
+    </w:p>
+    <w:p>
+      <w:pPr>
+        <w:spacing w:after="0" w:line="240" w:lineRule="auto"/>
+        <w:rPr>
+          <w:rFonts w:ascii="Times New Roman" w:eastAsia="Times New Roman" w:hAnsi="Times New Roman" w:cs="Times New Roman"/>
+          <w:sz w:val="24"/>
+          <w:szCs w:val="24"/>
+        </w:rPr>
+      </w:pPr>
+    </w:p>
+    <w:p>
+      <w:pPr>
+        <w:spacing w:after="0" w:line="240" w:lineRule="auto"/>
+        <w:rPr>
+          <w:rFonts w:ascii="Times New Roman" w:eastAsia="Times New Roman" w:hAnsi="Times New Roman" w:cs="Times New Roman"/>
+          <w:sz w:val="24"/>
+          <w:szCs w:val="24"/>
+        </w:rPr>
+      </w:pPr>
+      <w:r>
+        <w:rPr>
+          <w:rFonts w:ascii="Arial" w:eastAsia="Times New Roman" w:hAnsi="Arial" w:cs="Arial"/>
+          <w:sz w:val="26"/>
+          <w:szCs w:val="26"/>
+        </w:rPr>
+        <w:t xml:space="preserve"> </w:t>
+      </w:r>
+      <w:proofErr w:type="spellStart"/>
+      <w:r>
+        <w:rPr>
+          <w:rFonts w:ascii="Microsoft Himalaya" w:eastAsia="Times New Roman" w:hAnsi="Microsoft Himalaya" w:cs="Microsoft Himalaya"/>
+          <w:b/>
+          <w:bCs/>
+          <w:sz w:val="26"/>
+          <w:szCs w:val="26"/>
+        </w:rPr>
+        <w:t>མི་མཉམ་པ་དང་མཉམ་པའི་སྔགས་</w:t>
+      </w:r>
+      <w:r>
+        <w:rPr>
+          <w:rFonts w:ascii="Microsoft Himalaya" w:eastAsia="Times New Roman" w:hAnsi="Microsoft Himalaya" w:cs="Microsoft Himalaya"/>
+          <w:sz w:val="26"/>
+          <w:szCs w:val="26"/>
+        </w:rPr>
+        <w:t>ནི་སྒོམ་ལམ</w:t>
+      </w:r>
+      <w:proofErr w:type="spellEnd"/>
+      <w:r>
+        <w:rPr>
+          <w:rFonts w:ascii="Microsoft Himalaya" w:eastAsia="Times New Roman" w:hAnsi="Microsoft Himalaya" w:cs="Microsoft Himalaya"/>
+          <w:sz w:val="26"/>
+          <w:szCs w:val="26"/>
+        </w:rPr>
+        <w:t>།</w:t>
+      </w:r>
+      <w:r>
+        <w:rPr>
+          <w:rFonts w:ascii="Arial" w:eastAsia="Times New Roman" w:hAnsi="Arial" w:cs="Arial"/>
+          <w:sz w:val="26"/>
+          <w:szCs w:val="26"/>
+        </w:rPr>
+        <w:t> </w:t>
+      </w:r>
+    </w:p>
+    <w:p>
+      <w:pPr>
+        <w:spacing w:after="0" w:line="240" w:lineRule="auto"/>
+        <w:rPr>
+          <w:rFonts w:ascii="Times New Roman" w:eastAsia="Times New Roman" w:hAnsi="Times New Roman" w:cs="Times New Roman"/>
+          <w:sz w:val="24"/>
+          <w:szCs w:val="24"/>
+        </w:rPr>
+      </w:pPr>
+    </w:p>
+    <w:p>
+      <w:pPr>
+        <w:spacing w:after="0" w:line="240" w:lineRule="auto"/>
+        <w:rPr>
+          <w:rFonts w:ascii="Times New Roman" w:eastAsia="Times New Roman" w:hAnsi="Times New Roman" w:cs="Times New Roman"/>
+          <w:sz w:val="24"/>
+          <w:szCs w:val="24"/>
+        </w:rPr>
+      </w:pPr>
+      <w:r>
+        <w:rPr>
+          <w:rFonts w:ascii="Arial" w:eastAsia="Times New Roman" w:hAnsi="Arial" w:cs="Arial"/>
+          <w:sz w:val="26"/>
+          <w:szCs w:val="26"/>
+        </w:rPr>
+        <w:lastRenderedPageBreak/>
+        <w:t xml:space="preserve"> </w:t>
+      </w:r>
+      <w:proofErr w:type="spellStart"/>
+      <w:r>
+        <w:rPr>
+          <w:rFonts w:ascii="Microsoft Himalaya" w:eastAsia="Times New Roman" w:hAnsi="Microsoft Himalaya" w:cs="Microsoft Himalaya"/>
+          <w:b/>
+          <w:bCs/>
+          <w:sz w:val="26"/>
+          <w:szCs w:val="26"/>
+        </w:rPr>
+        <w:t>སྡུག་བསྔལ་ཐམས་ཅད་རབ་ཏུ་ཞི་བར་བྱེད་པའི་སྔགས་</w:t>
+      </w:r>
+      <w:r>
+        <w:rPr>
+          <w:rFonts w:ascii="Microsoft Himalaya" w:eastAsia="Times New Roman" w:hAnsi="Microsoft Himalaya" w:cs="Microsoft Himalaya"/>
+          <w:sz w:val="26"/>
+          <w:szCs w:val="26"/>
+        </w:rPr>
+        <w:t>ནི་མི་སློབ་ལམ</w:t>
+      </w:r>
+      <w:proofErr w:type="spellEnd"/>
+      <w:r>
+        <w:rPr>
+          <w:rFonts w:ascii="Microsoft Himalaya" w:eastAsia="Times New Roman" w:hAnsi="Microsoft Himalaya" w:cs="Microsoft Himalaya"/>
+          <w:sz w:val="26"/>
+          <w:szCs w:val="26"/>
+        </w:rPr>
+        <w:t>།</w:t>
+      </w:r>
+      <w:r>
+        <w:rPr>
+          <w:rFonts w:ascii="Arial" w:eastAsia="Times New Roman" w:hAnsi="Arial" w:cs="Arial"/>
+          <w:sz w:val="26"/>
+          <w:szCs w:val="26"/>
+        </w:rPr>
+        <w:t> </w:t>
+      </w:r>
+    </w:p>
+    <w:p>
+      <w:pPr>
+        <w:spacing w:after="0" w:line="240" w:lineRule="auto"/>
+        <w:rPr>
+          <w:rFonts w:ascii="Times New Roman" w:eastAsia="Times New Roman" w:hAnsi="Times New Roman" w:cs="Times New Roman"/>
+          <w:sz w:val="24"/>
+          <w:szCs w:val="24"/>
+        </w:rPr>
+      </w:pPr>
+    </w:p>
+    <w:p>
+      <w:pPr>
+        <w:spacing w:after="0" w:line="240" w:lineRule="auto"/>
+        <w:rPr>
+          <w:rFonts w:ascii="Times New Roman" w:eastAsia="Times New Roman" w:hAnsi="Times New Roman" w:cs="Times New Roman"/>
+          <w:sz w:val="24"/>
+          <w:szCs w:val="24"/>
+        </w:rPr>
+      </w:pPr>
+      <w:r>
+        <w:rPr>
+          <w:rFonts w:ascii="Arial" w:eastAsia="Times New Roman" w:hAnsi="Arial" w:cs="Arial"/>
+          <w:sz w:val="26"/>
+          <w:szCs w:val="26"/>
+        </w:rPr>
+        <w:t xml:space="preserve"> </w:t>
+      </w:r>
+      <w:r>
+        <w:rPr>
+          <w:rFonts w:ascii="Microsoft Himalaya" w:eastAsia="Times New Roman" w:hAnsi="Microsoft Himalaya" w:cs="Microsoft Himalaya"/>
+          <w:sz w:val="26"/>
+          <w:szCs w:val="26"/>
+        </w:rPr>
+        <w:t>ཤེར་ཕྱིན་ཟབ་མོ་འདིས་གཟིགས་པ་ལྟར་དུ་</w:t>
+      </w:r>
+      <w:r>
+        <w:rPr>
+          <w:rFonts w:ascii="Microsoft Himalaya" w:eastAsia="Times New Roman" w:hAnsi="Microsoft Himalaya" w:cs="Microsoft Himalaya"/>
+          <w:b/>
+          <w:bCs/>
+          <w:sz w:val="26"/>
+          <w:szCs w:val="26"/>
+        </w:rPr>
+        <w:t>བདེན་པར་ཤེས་པར་བྱ་སྟེ་</w:t>
+      </w:r>
+      <w:r>
+        <w:rPr>
+          <w:rFonts w:ascii="Microsoft Himalaya" w:eastAsia="Times New Roman" w:hAnsi="Microsoft Himalaya" w:cs="Microsoft Himalaya"/>
+          <w:sz w:val="26"/>
+          <w:szCs w:val="26"/>
+        </w:rPr>
+        <w:t>དེ་ལྟར་སྒོམ་ན་སངས་རྒྱས་སུ་ཕྱིན་པར་བྱེད་པའི་རྒྱུར་</w:t>
+      </w:r>
+      <w:r>
+        <w:rPr>
+          <w:rFonts w:ascii="Microsoft Himalaya" w:eastAsia="Times New Roman" w:hAnsi="Microsoft Himalaya" w:cs="Microsoft Himalaya"/>
+          <w:b/>
+          <w:bCs/>
+          <w:sz w:val="26"/>
+          <w:szCs w:val="26"/>
+        </w:rPr>
+        <w:t>ཤེས་པར་བྱ་</w:t>
+      </w:r>
+      <w:r>
+        <w:rPr>
+          <w:rFonts w:ascii="Microsoft Himalaya" w:eastAsia="Times New Roman" w:hAnsi="Microsoft Himalaya" w:cs="Microsoft Himalaya"/>
+          <w:sz w:val="26"/>
+          <w:szCs w:val="26"/>
+        </w:rPr>
+        <w:t>ཞེས་བྱ་བའི་ཐ་ཚིག་གོ</w:t>
+      </w:r>
+      <w:r>
+        <w:rPr>
+          <w:rFonts w:ascii="Arial" w:eastAsia="Times New Roman" w:hAnsi="Arial" w:cs="Arial"/>
+          <w:sz w:val="26"/>
+          <w:szCs w:val="26"/>
+        </w:rPr>
+        <w:t xml:space="preserve"> </w:t>
+      </w:r>
+      <w:r>
+        <w:rPr>
+          <w:rFonts w:ascii="Microsoft Himalaya" w:eastAsia="Times New Roman" w:hAnsi="Microsoft Himalaya" w:cs="Microsoft Himalaya"/>
+          <w:sz w:val="26"/>
+          <w:szCs w:val="26"/>
+        </w:rPr>
+        <w:t>།</w:t>
+      </w:r>
+    </w:p>
+    <w:p>
+      <w:pPr>
+        <w:spacing w:after="0" w:line="240" w:lineRule="auto"/>
+        <w:rPr>
+          <w:rFonts w:ascii="Times New Roman" w:eastAsia="Times New Roman" w:hAnsi="Times New Roman" w:cs="Times New Roman"/>
+          <w:sz w:val="24"/>
+          <w:szCs w:val="24"/>
+        </w:rPr>
+      </w:pPr>
+    </w:p>
+    <w:p>
+      <w:pPr>
+        <w:spacing w:after="0" w:line="240" w:lineRule="auto"/>
+        <w:rPr>
+          <w:rFonts w:ascii="Times New Roman" w:eastAsia="Times New Roman" w:hAnsi="Times New Roman" w:cs="Times New Roman"/>
+          <w:sz w:val="24"/>
+          <w:szCs w:val="24"/>
+        </w:rPr>
+      </w:pPr>
+      <w:r>
+        <w:rPr>
+          <w:rFonts w:ascii="Arial" w:eastAsia="Times New Roman" w:hAnsi="Arial" w:cs="Arial"/>
+          <w:sz w:val="26"/>
+          <w:szCs w:val="26"/>
+        </w:rPr>
+        <w:t xml:space="preserve"> ​</w:t>
+      </w:r>
+      <w:r>
+        <w:rPr>
+          <w:rFonts w:ascii="Microsoft Himalaya" w:eastAsia="Times New Roman" w:hAnsi="Microsoft Himalaya" w:cs="Microsoft Himalaya"/>
+          <w:sz w:val="26"/>
+          <w:szCs w:val="26"/>
+        </w:rPr>
+        <w:t>དེ་ཡང་</w:t>
+      </w:r>
+      <w:r>
+        <w:rPr>
+          <w:rFonts w:ascii="Microsoft Himalaya" w:eastAsia="Times New Roman" w:hAnsi="Microsoft Himalaya" w:cs="Microsoft Himalaya"/>
+          <w:b/>
+          <w:bCs/>
+          <w:sz w:val="26"/>
+          <w:szCs w:val="26"/>
+        </w:rPr>
+        <w:t>ཏདྱ་ཐཱ་</w:t>
+      </w:r>
+      <w:r>
+        <w:rPr>
+          <w:rFonts w:ascii="Microsoft Himalaya" w:eastAsia="Times New Roman" w:hAnsi="Microsoft Himalaya" w:cs="Microsoft Himalaya"/>
+          <w:sz w:val="26"/>
+          <w:szCs w:val="26"/>
+        </w:rPr>
+        <w:t>ནི་འདི་ལྟ་སྟེ་ཞེས་པ་སྟེ་འཁོར་འདས་བདེན་མེད་དུ་རོ་གཅིག་པ་འདི་ལྟ་སྟེ་ཞེས་པའོ།</w:t>
+      </w:r>
+      <w:r>
+        <w:rPr>
+          <w:rFonts w:ascii="Arial" w:eastAsia="Times New Roman" w:hAnsi="Arial" w:cs="Arial"/>
+          <w:sz w:val="26"/>
+          <w:szCs w:val="26"/>
+        </w:rPr>
+        <w:t xml:space="preserve"> </w:t>
+      </w:r>
+      <w:r>
+        <w:rPr>
+          <w:rFonts w:ascii="Microsoft Himalaya" w:eastAsia="Times New Roman" w:hAnsi="Microsoft Himalaya" w:cs="Microsoft Himalaya"/>
+          <w:sz w:val="26"/>
+          <w:szCs w:val="26"/>
+        </w:rPr>
+        <w:t>།</w:t>
+      </w:r>
+      <w:r>
+        <w:rPr>
+          <w:rFonts w:ascii="Arial" w:eastAsia="Times New Roman" w:hAnsi="Arial" w:cs="Arial"/>
+          <w:b/>
+          <w:bCs/>
+          <w:sz w:val="26"/>
+          <w:szCs w:val="26"/>
+        </w:rPr>
+        <w:t>​</w:t>
+      </w:r>
+      <w:r>
+        <w:rPr>
+          <w:rFonts w:ascii="Microsoft Himalaya" w:eastAsia="Times New Roman" w:hAnsi="Microsoft Himalaya" w:cs="Microsoft Himalaya"/>
+          <w:b/>
+          <w:bCs/>
+          <w:sz w:val="26"/>
+          <w:szCs w:val="26"/>
+        </w:rPr>
+        <w:t>ག་ཏེ་ག་ཏེ་</w:t>
+      </w:r>
+      <w:r>
+        <w:rPr>
+          <w:rFonts w:ascii="Microsoft Himalaya" w:eastAsia="Times New Roman" w:hAnsi="Microsoft Himalaya" w:cs="Microsoft Himalaya"/>
+          <w:sz w:val="26"/>
+          <w:szCs w:val="26"/>
+        </w:rPr>
+        <w:t>ནི་སོང་ཞིག་སོང་ཞིག་སྟེ་སྔ་མ་ནི་ཚོགས་ལམ་དང་ཕྱི་མ་ནི་སྦྱོར་ལམ་དུ་ཞེས་པའོ།</w:t>
+      </w:r>
+      <w:r>
+        <w:rPr>
+          <w:rFonts w:ascii="Arial" w:eastAsia="Times New Roman" w:hAnsi="Arial" w:cs="Arial"/>
+          <w:sz w:val="26"/>
+          <w:szCs w:val="26"/>
+        </w:rPr>
+        <w:t xml:space="preserve"> </w:t>
+      </w:r>
+      <w:r>
+        <w:rPr>
+          <w:rFonts w:ascii="Microsoft Himalaya" w:eastAsia="Times New Roman" w:hAnsi="Microsoft Himalaya" w:cs="Microsoft Himalaya"/>
+          <w:sz w:val="26"/>
+          <w:szCs w:val="26"/>
+        </w:rPr>
+        <w:t>།</w:t>
+      </w:r>
+      <w:r>
+        <w:rPr>
+          <w:rFonts w:ascii="Arial" w:eastAsia="Times New Roman" w:hAnsi="Arial" w:cs="Arial"/>
+          <w:b/>
+          <w:bCs/>
+          <w:sz w:val="26"/>
+          <w:szCs w:val="26"/>
+        </w:rPr>
+        <w:t>​</w:t>
+      </w:r>
+      <w:proofErr w:type="spellStart"/>
+      <w:r>
+        <w:rPr>
+          <w:rFonts w:ascii="Microsoft Himalaya" w:eastAsia="Times New Roman" w:hAnsi="Microsoft Himalaya" w:cs="Microsoft Himalaya"/>
+          <w:b/>
+          <w:bCs/>
+          <w:sz w:val="26"/>
+          <w:szCs w:val="26"/>
+        </w:rPr>
+        <w:t>པཱ་ར་ག་ཏེ་</w:t>
+      </w:r>
+      <w:r>
+        <w:rPr>
+          <w:rFonts w:ascii="Microsoft Himalaya" w:eastAsia="Times New Roman" w:hAnsi="Microsoft Himalaya" w:cs="Microsoft Himalaya"/>
+          <w:sz w:val="26"/>
+          <w:szCs w:val="26"/>
+        </w:rPr>
+        <w:t>ནི་མཐོང་ལམ་དུ་སོང་བ་དང</w:t>
+      </w:r>
+      <w:proofErr w:type="spellEnd"/>
+      <w:r>
+        <w:rPr>
+          <w:rFonts w:ascii="Microsoft Himalaya" w:eastAsia="Times New Roman" w:hAnsi="Microsoft Himalaya" w:cs="Microsoft Himalaya"/>
+          <w:sz w:val="26"/>
+          <w:szCs w:val="26"/>
+        </w:rPr>
+        <w:t>་།</w:t>
+      </w:r>
+      <w:r>
+        <w:rPr>
+          <w:rFonts w:ascii="Arial" w:eastAsia="Times New Roman" w:hAnsi="Arial" w:cs="Arial"/>
+          <w:sz w:val="26"/>
+          <w:szCs w:val="26"/>
+        </w:rPr>
+        <w:t xml:space="preserve"> </w:t>
+      </w:r>
+      <w:proofErr w:type="spellStart"/>
+      <w:r>
+        <w:rPr>
+          <w:rFonts w:ascii="Microsoft Himalaya" w:eastAsia="Times New Roman" w:hAnsi="Microsoft Himalaya" w:cs="Microsoft Himalaya"/>
+          <w:b/>
+          <w:bCs/>
+          <w:sz w:val="26"/>
+          <w:szCs w:val="26"/>
+        </w:rPr>
+        <w:t>པཱ་ར་སཾ་ག་ཏེ་</w:t>
+      </w:r>
+      <w:r>
+        <w:rPr>
+          <w:rFonts w:ascii="Microsoft Himalaya" w:eastAsia="Times New Roman" w:hAnsi="Microsoft Himalaya" w:cs="Microsoft Himalaya"/>
+          <w:sz w:val="26"/>
+          <w:szCs w:val="26"/>
+        </w:rPr>
+        <w:t>ནི་སྒོམ་ལམ་དུ་སོང་བ་དང</w:t>
+      </w:r>
+      <w:proofErr w:type="spellEnd"/>
+      <w:r>
+        <w:rPr>
+          <w:rFonts w:ascii="Microsoft Himalaya" w:eastAsia="Times New Roman" w:hAnsi="Microsoft Himalaya" w:cs="Microsoft Himalaya"/>
+          <w:sz w:val="26"/>
+          <w:szCs w:val="26"/>
+        </w:rPr>
+        <w:t>་།</w:t>
+      </w:r>
+      <w:r>
+        <w:rPr>
+          <w:rFonts w:ascii="Arial" w:eastAsia="Times New Roman" w:hAnsi="Arial" w:cs="Arial"/>
+          <w:sz w:val="26"/>
+          <w:szCs w:val="26"/>
+        </w:rPr>
+        <w:t xml:space="preserve"> </w:t>
+      </w:r>
+      <w:r>
+        <w:rPr>
+          <w:rFonts w:ascii="Microsoft Himalaya" w:eastAsia="Times New Roman" w:hAnsi="Microsoft Himalaya" w:cs="Microsoft Himalaya"/>
+          <w:b/>
+          <w:bCs/>
+          <w:sz w:val="26"/>
+          <w:szCs w:val="26"/>
+        </w:rPr>
+        <w:t>བྷོ་དྷི་སྭཱ་ཧཱ་</w:t>
+      </w:r>
+      <w:r>
+        <w:rPr>
+          <w:rFonts w:ascii="Microsoft Himalaya" w:eastAsia="Times New Roman" w:hAnsi="Microsoft Himalaya" w:cs="Microsoft Himalaya"/>
+          <w:sz w:val="26"/>
+          <w:szCs w:val="26"/>
+        </w:rPr>
+        <w:t>ནི་བྱང་ཆུབ་ཏུ་གཞི་ཚུགས་ཤིག་སྟེ་མི་སློབ་ལམ་ཐོབ་པར་གྱིས་ཤིག་ཅེས་པ་སྟེ།</w:t>
+      </w:r>
+      <w:r>
+        <w:rPr>
+          <w:rFonts w:ascii="Arial" w:eastAsia="Times New Roman" w:hAnsi="Arial" w:cs="Arial"/>
+          <w:sz w:val="26"/>
+          <w:szCs w:val="26"/>
+        </w:rPr>
+        <w:t xml:space="preserve"> </w:t>
+      </w:r>
+      <w:r>
+        <w:rPr>
+          <w:rFonts w:ascii="Microsoft Himalaya" w:eastAsia="Times New Roman" w:hAnsi="Microsoft Himalaya" w:cs="Microsoft Himalaya"/>
+          <w:sz w:val="26"/>
+          <w:szCs w:val="26"/>
+        </w:rPr>
+        <w:t>ལམ་ལྔ་ལ་སྦྱར་བ་འདི་མཧཱ་ཛ་ནའི་འགྲེལ་པ་ལས་འབྱུང་ཞིང་རྒྱ་འགྲེལ་གཞན་ན་མི་གསལ་མོད།</w:t>
+      </w:r>
+      <w:r>
+        <w:rPr>
+          <w:rFonts w:ascii="Arial" w:eastAsia="Times New Roman" w:hAnsi="Arial" w:cs="Arial"/>
+          <w:sz w:val="26"/>
+          <w:szCs w:val="26"/>
+        </w:rPr>
+        <w:t> </w:t>
+      </w:r>
+    </w:p>
+    <w:p>
+      <w:pPr>
+        <w:spacing w:after="0" w:line="240" w:lineRule="auto"/>
+        <w:rPr>
+          <w:rFonts w:ascii="Times New Roman" w:eastAsia="Times New Roman" w:hAnsi="Times New Roman" w:cs="Times New Roman"/>
+          <w:sz w:val="24"/>
+          <w:szCs w:val="24"/>
+        </w:rPr>
+      </w:pPr>
+    </w:p>
+    <w:p>
+      <w:pPr>
+        <w:spacing w:after="0" w:line="240" w:lineRule="auto"/>
+        <w:rPr>
+          <w:rFonts w:ascii="Times New Roman" w:eastAsia="Times New Roman" w:hAnsi="Times New Roman" w:cs="Times New Roman"/>
+          <w:sz w:val="24"/>
+          <w:szCs w:val="24"/>
+        </w:rPr>
+      </w:pPr>
+      <w:r>
+        <w:rPr>
+          <w:rFonts w:ascii="Arial" w:eastAsia="Times New Roman" w:hAnsi="Arial" w:cs="Arial"/>
+          <w:sz w:val="26"/>
+          <w:szCs w:val="26"/>
+        </w:rPr>
+        <w:t xml:space="preserve"> </w:t>
+      </w:r>
+      <w:proofErr w:type="spellStart"/>
+      <w:r>
+        <w:rPr>
+          <w:rFonts w:ascii="Microsoft Himalaya" w:eastAsia="Times New Roman" w:hAnsi="Microsoft Himalaya" w:cs="Microsoft Himalaya"/>
+          <w:sz w:val="26"/>
+          <w:szCs w:val="26"/>
+        </w:rPr>
+        <w:t>བོད་ཀྱི་བླ་མ་རྣམས་འདི་བཞེད་ཀྱང་བཤད་ཚུལ་གཞན་ཡང་ཡོད་པར་མངོན</w:t>
+      </w:r>
+      <w:proofErr w:type="spellEnd"/>
+      <w:r>
+        <w:rPr>
+          <w:rFonts w:ascii="Microsoft Himalaya" w:eastAsia="Times New Roman" w:hAnsi="Microsoft Himalaya" w:cs="Microsoft Himalaya"/>
+          <w:sz w:val="26"/>
+          <w:szCs w:val="26"/>
+        </w:rPr>
+        <w:t>།</w:t>
+      </w:r>
+      <w:r>
+        <w:rPr>
+          <w:rFonts w:ascii="Arial" w:eastAsia="Times New Roman" w:hAnsi="Arial" w:cs="Arial"/>
+          <w:sz w:val="26"/>
+          <w:szCs w:val="26"/>
+        </w:rPr>
+        <w:t xml:space="preserve"> </w:t>
+      </w:r>
+      <w:proofErr w:type="spellStart"/>
+      <w:r>
+        <w:rPr>
+          <w:rFonts w:ascii="Microsoft Himalaya" w:eastAsia="Times New Roman" w:hAnsi="Microsoft Himalaya" w:cs="Microsoft Himalaya"/>
+          <w:sz w:val="26"/>
+          <w:szCs w:val="26"/>
+        </w:rPr>
+        <w:t>ཨོཾ་དང་</w:t>
+      </w:r>
+      <w:r>
+        <w:rPr>
+          <w:rFonts w:ascii="Microsoft Himalaya" w:eastAsia="Times New Roman" w:hAnsi="Microsoft Himalaya" w:cs="Microsoft Himalaya"/>
+          <w:b/>
+          <w:bCs/>
+          <w:sz w:val="26"/>
+          <w:szCs w:val="26"/>
+        </w:rPr>
+        <w:t>སྭཱ་ཧཱ་</w:t>
+      </w:r>
+      <w:r>
+        <w:rPr>
+          <w:rFonts w:ascii="Microsoft Himalaya" w:eastAsia="Times New Roman" w:hAnsi="Microsoft Himalaya" w:cs="Microsoft Himalaya"/>
+          <w:sz w:val="26"/>
+          <w:szCs w:val="26"/>
+        </w:rPr>
+        <w:t>ནི་སྔགས་ནུས་པ་ཅན་དུ་བྱིན་གྱིས་རློབ་བྱེད་ཡིན་པས</w:t>
+      </w:r>
+      <w:proofErr w:type="spellEnd"/>
+      <w:r>
+        <w:rPr>
+          <w:rFonts w:ascii="Microsoft Himalaya" w:eastAsia="Times New Roman" w:hAnsi="Microsoft Himalaya" w:cs="Microsoft Himalaya"/>
+          <w:sz w:val="26"/>
+          <w:szCs w:val="26"/>
+        </w:rPr>
+        <w:t>།</w:t>
+      </w:r>
+      <w:r>
+        <w:rPr>
+          <w:rFonts w:ascii="Arial" w:eastAsia="Times New Roman" w:hAnsi="Arial" w:cs="Arial"/>
+          <w:sz w:val="26"/>
+          <w:szCs w:val="26"/>
+        </w:rPr>
+        <w:t xml:space="preserve"> </w:t>
+      </w:r>
+      <w:proofErr w:type="spellStart"/>
+      <w:r>
+        <w:rPr>
+          <w:rFonts w:ascii="Microsoft Himalaya" w:eastAsia="Times New Roman" w:hAnsi="Microsoft Himalaya" w:cs="Microsoft Himalaya"/>
+          <w:sz w:val="26"/>
+          <w:szCs w:val="26"/>
+        </w:rPr>
+        <w:t>འདི་ལ་ཨོཾ་མེད་པ་མ་དག་སྟེ</w:t>
+      </w:r>
+      <w:proofErr w:type="spellEnd"/>
+      <w:r>
+        <w:rPr>
+          <w:rFonts w:ascii="Microsoft Himalaya" w:eastAsia="Times New Roman" w:hAnsi="Microsoft Himalaya" w:cs="Microsoft Himalaya"/>
+          <w:sz w:val="26"/>
+          <w:szCs w:val="26"/>
+        </w:rPr>
+        <w:t>།</w:t>
+      </w:r>
+      <w:r>
+        <w:rPr>
+          <w:rFonts w:ascii="Arial" w:eastAsia="Times New Roman" w:hAnsi="Arial" w:cs="Arial"/>
+          <w:sz w:val="26"/>
+          <w:szCs w:val="26"/>
+        </w:rPr>
+        <w:t xml:space="preserve"> </w:t>
+      </w:r>
+      <w:proofErr w:type="spellStart"/>
+      <w:r>
+        <w:rPr>
+          <w:rFonts w:ascii="Microsoft Himalaya" w:eastAsia="Times New Roman" w:hAnsi="Microsoft Himalaya" w:cs="Microsoft Himalaya"/>
+          <w:sz w:val="26"/>
+          <w:szCs w:val="26"/>
+        </w:rPr>
+        <w:t>ཀླུ་སྒྲུབ་ཀྱིས་མཛད་པའི་ཤེར་སྙིང་སྒྲུབ་ཐབས་ལས</w:t>
+      </w:r>
+      <w:proofErr w:type="spellEnd"/>
+      <w:r>
+        <w:rPr>
+          <w:rFonts w:ascii="Microsoft Himalaya" w:eastAsia="Times New Roman" w:hAnsi="Microsoft Himalaya" w:cs="Microsoft Himalaya"/>
+          <w:sz w:val="26"/>
+          <w:szCs w:val="26"/>
+        </w:rPr>
+        <w:t>།</w:t>
+      </w:r>
+      <w:r>
+        <w:rPr>
+          <w:rFonts w:ascii="Arial" w:eastAsia="Times New Roman" w:hAnsi="Arial" w:cs="Arial"/>
+          <w:sz w:val="26"/>
+          <w:szCs w:val="26"/>
+        </w:rPr>
+        <w:t> </w:t>
+      </w:r>
+    </w:p>
+    <w:p>
+      <w:pPr>
+        <w:spacing w:after="0" w:line="240" w:lineRule="auto"/>
+        <w:rPr>
+          <w:rFonts w:ascii="Times New Roman" w:eastAsia="Times New Roman" w:hAnsi="Times New Roman" w:cs="Times New Roman"/>
+          <w:sz w:val="24"/>
+          <w:szCs w:val="24"/>
+        </w:rPr>
+      </w:pPr>
+      <w:proofErr w:type="spellStart"/>
+      <w:r>
+        <w:rPr>
+          <w:rFonts w:ascii="Microsoft Himalaya" w:eastAsia="Times New Roman" w:hAnsi="Microsoft Himalaya" w:cs="Microsoft Himalaya"/>
+          <w:sz w:val="26"/>
+          <w:szCs w:val="26"/>
+        </w:rPr>
+        <w:t>སྐྱོ་ན་བདེན་པའི་སྔགས་འདོན་ཏེ</w:t>
+      </w:r>
+      <w:proofErr w:type="spellEnd"/>
+      <w:r>
+        <w:rPr>
+          <w:rFonts w:ascii="Microsoft Himalaya" w:eastAsia="Times New Roman" w:hAnsi="Microsoft Himalaya" w:cs="Microsoft Himalaya"/>
+          <w:sz w:val="26"/>
+          <w:szCs w:val="26"/>
+        </w:rPr>
+        <w:t>།</w:t>
+      </w:r>
+      <w:r>
+        <w:rPr>
+          <w:rFonts w:ascii="Arial" w:eastAsia="Times New Roman" w:hAnsi="Arial" w:cs="Arial"/>
+          <w:sz w:val="26"/>
+          <w:szCs w:val="26"/>
+        </w:rPr>
+        <w:t xml:space="preserve"> </w:t>
+      </w:r>
+      <w:r>
+        <w:rPr>
+          <w:rFonts w:ascii="Microsoft Himalaya" w:eastAsia="Times New Roman" w:hAnsi="Microsoft Himalaya" w:cs="Microsoft Himalaya"/>
+          <w:sz w:val="26"/>
+          <w:szCs w:val="26"/>
+        </w:rPr>
+        <w:t>།</w:t>
+      </w:r>
+    </w:p>
+    <w:p>
+      <w:pPr>
+        <w:spacing w:after="0" w:line="240" w:lineRule="auto"/>
+        <w:rPr>
+          <w:rFonts w:ascii="Times New Roman" w:eastAsia="Times New Roman" w:hAnsi="Times New Roman" w:cs="Times New Roman"/>
+          <w:sz w:val="24"/>
+          <w:szCs w:val="24"/>
+        </w:rPr>
+      </w:pPr>
+      <w:r>
+        <w:rPr>
+          <w:rFonts w:ascii="Arial" w:eastAsia="Times New Roman" w:hAnsi="Arial" w:cs="Arial"/>
+          <w:sz w:val="26"/>
+          <w:szCs w:val="26"/>
+        </w:rPr>
+        <w:t>​</w:t>
+      </w:r>
+      <w:proofErr w:type="spellStart"/>
+      <w:r>
+        <w:rPr>
+          <w:rFonts w:ascii="Microsoft Himalaya" w:eastAsia="Times New Roman" w:hAnsi="Microsoft Himalaya" w:cs="Microsoft Himalaya"/>
+          <w:sz w:val="26"/>
+          <w:szCs w:val="26"/>
+        </w:rPr>
+        <w:t>ཏདྱ་ཐཱ་དང་ཨོཾ་སྤེལ་ནས</w:t>
+      </w:r>
+      <w:proofErr w:type="spellEnd"/>
+      <w:r>
+        <w:rPr>
+          <w:rFonts w:ascii="Microsoft Himalaya" w:eastAsia="Times New Roman" w:hAnsi="Microsoft Himalaya" w:cs="Microsoft Himalaya"/>
+          <w:sz w:val="26"/>
+          <w:szCs w:val="26"/>
+        </w:rPr>
+        <w:t>།</w:t>
+      </w:r>
+      <w:r>
+        <w:rPr>
+          <w:rFonts w:ascii="Arial" w:eastAsia="Times New Roman" w:hAnsi="Arial" w:cs="Arial"/>
+          <w:sz w:val="26"/>
+          <w:szCs w:val="26"/>
+        </w:rPr>
+        <w:t xml:space="preserve"> </w:t>
+      </w:r>
+      <w:r>
+        <w:rPr>
+          <w:rFonts w:ascii="Microsoft Himalaya" w:eastAsia="Times New Roman" w:hAnsi="Microsoft Himalaya" w:cs="Microsoft Himalaya"/>
+          <w:sz w:val="26"/>
+          <w:szCs w:val="26"/>
+        </w:rPr>
+        <w:t>།</w:t>
+      </w:r>
+    </w:p>
+    <w:p>
+      <w:pPr>
+        <w:spacing w:after="0" w:line="240" w:lineRule="auto"/>
+        <w:rPr>
+          <w:rFonts w:ascii="Times New Roman" w:eastAsia="Times New Roman" w:hAnsi="Times New Roman" w:cs="Times New Roman"/>
+          <w:sz w:val="24"/>
+          <w:szCs w:val="24"/>
+        </w:rPr>
+      </w:pPr>
+      <w:r>
+        <w:rPr>
+          <w:rFonts w:ascii="Arial" w:eastAsia="Times New Roman" w:hAnsi="Arial" w:cs="Arial"/>
+          <w:sz w:val="26"/>
+          <w:szCs w:val="26"/>
+        </w:rPr>
+        <w:t>​</w:t>
+      </w:r>
+      <w:proofErr w:type="spellStart"/>
+      <w:r>
+        <w:rPr>
+          <w:rFonts w:ascii="Microsoft Himalaya" w:eastAsia="Times New Roman" w:hAnsi="Microsoft Himalaya" w:cs="Microsoft Himalaya"/>
+          <w:sz w:val="26"/>
+          <w:szCs w:val="26"/>
+        </w:rPr>
+        <w:t>ཞེས་གསུངས་པའི་ཕྱིར</w:t>
+      </w:r>
+      <w:proofErr w:type="spellEnd"/>
+      <w:r>
+        <w:rPr>
+          <w:rFonts w:ascii="Microsoft Himalaya" w:eastAsia="Times New Roman" w:hAnsi="Microsoft Himalaya" w:cs="Microsoft Himalaya"/>
+          <w:sz w:val="26"/>
+          <w:szCs w:val="26"/>
+        </w:rPr>
+        <w:t>།</w:t>
+      </w:r>
+      <w:r>
+        <w:rPr>
+          <w:rFonts w:ascii="Arial" w:eastAsia="Times New Roman" w:hAnsi="Arial" w:cs="Arial"/>
+          <w:sz w:val="26"/>
+          <w:szCs w:val="26"/>
+        </w:rPr>
+        <w:t> </w:t>
+      </w:r>
+    </w:p>
+    <w:p>
+      <w:pPr>
+        <w:spacing w:after="0" w:line="240" w:lineRule="auto"/>
+        <w:rPr>
+          <w:rFonts w:ascii="Times New Roman" w:eastAsia="Times New Roman" w:hAnsi="Times New Roman" w:cs="Times New Roman"/>
+          <w:sz w:val="24"/>
+          <w:szCs w:val="24"/>
+        </w:rPr>
+      </w:pPr>
+    </w:p>
+    <w:p>
+      <w:pPr>
+        <w:spacing w:after="0" w:line="240" w:lineRule="auto"/>
+        <w:rPr>
+          <w:rFonts w:ascii="Times New Roman" w:eastAsia="Times New Roman" w:hAnsi="Times New Roman" w:cs="Times New Roman"/>
+          <w:sz w:val="24"/>
+          <w:szCs w:val="24"/>
+        </w:rPr>
+      </w:pPr>
+      <w:r>
+        <w:rPr>
+          <w:rFonts w:ascii="Arial" w:eastAsia="Times New Roman" w:hAnsi="Arial" w:cs="Arial"/>
+          <w:sz w:val="26"/>
+          <w:szCs w:val="26"/>
+        </w:rPr>
+        <w:t xml:space="preserve"> </w:t>
+      </w:r>
+      <w:proofErr w:type="spellStart"/>
+      <w:r>
+        <w:rPr>
+          <w:rFonts w:ascii="Microsoft Himalaya" w:eastAsia="Times New Roman" w:hAnsi="Microsoft Himalaya" w:cs="Microsoft Himalaya"/>
+          <w:sz w:val="26"/>
+          <w:szCs w:val="26"/>
+        </w:rPr>
+        <w:t>མཁས་པ་ཁ་ཅིག་གིས</w:t>
+      </w:r>
+      <w:proofErr w:type="spellEnd"/>
+      <w:r>
+        <w:rPr>
+          <w:rFonts w:ascii="Microsoft Himalaya" w:eastAsia="Times New Roman" w:hAnsi="Microsoft Himalaya" w:cs="Microsoft Himalaya"/>
+          <w:sz w:val="26"/>
+          <w:szCs w:val="26"/>
+        </w:rPr>
+        <w:t>།</w:t>
+      </w:r>
+      <w:r>
+        <w:rPr>
+          <w:rFonts w:ascii="Arial" w:eastAsia="Times New Roman" w:hAnsi="Arial" w:cs="Arial"/>
+          <w:sz w:val="26"/>
+          <w:szCs w:val="26"/>
+        </w:rPr>
+        <w:t xml:space="preserve"> </w:t>
+      </w:r>
+      <w:r>
+        <w:rPr>
+          <w:rFonts w:ascii="Microsoft Himalaya" w:eastAsia="Times New Roman" w:hAnsi="Microsoft Himalaya" w:cs="Microsoft Himalaya"/>
+          <w:sz w:val="26"/>
+          <w:szCs w:val="26"/>
+        </w:rPr>
+        <w:t>སྔགས་འདི་རྒྱུད་སྡེར་གཏོགས་པ་མ་ཡིན་གསུངས་པ་མདོ་ལུགས་གཞིར་བཞག་ལ་དགོངས་པ་ཡིན་གྱི།</w:t>
+      </w:r>
+      <w:r>
+        <w:rPr>
+          <w:rFonts w:ascii="Arial" w:eastAsia="Times New Roman" w:hAnsi="Arial" w:cs="Arial"/>
+          <w:sz w:val="26"/>
+          <w:szCs w:val="26"/>
+        </w:rPr>
+        <w:t xml:space="preserve"> </w:t>
+      </w:r>
+      <w:r>
+        <w:rPr>
+          <w:rFonts w:ascii="Microsoft Himalaya" w:eastAsia="Times New Roman" w:hAnsi="Microsoft Himalaya" w:cs="Microsoft Himalaya"/>
+          <w:sz w:val="26"/>
+          <w:szCs w:val="26"/>
+        </w:rPr>
+        <w:t>ཀླུ་སྒྲུབ་དང་དཱ་རི་ཀ་པའི་སྒྲུབ་ཐབས་སྔགས་ལུགས་སུ་གསལ་བས་དེས་ན་སྔགས་འདི་རྒྱུད་སྡེར་གཏོགས་པའི་སྐབས་ཡོད་དགོས་སོ།</w:t>
+      </w:r>
+      <w:r>
+        <w:rPr>
+          <w:rFonts w:ascii="Arial" w:eastAsia="Times New Roman" w:hAnsi="Arial" w:cs="Arial"/>
+          <w:sz w:val="26"/>
+          <w:szCs w:val="26"/>
+        </w:rPr>
+        <w:t xml:space="preserve"> </w:t>
+      </w:r>
+      <w:r>
+        <w:rPr>
+          <w:rFonts w:ascii="Microsoft Himalaya" w:eastAsia="Times New Roman" w:hAnsi="Microsoft Himalaya" w:cs="Microsoft Himalaya"/>
+          <w:sz w:val="26"/>
+          <w:szCs w:val="26"/>
+        </w:rPr>
+        <w:t>།</w:t>
+      </w:r>
+      <w:r>
+        <w:rPr>
+          <w:rFonts w:ascii="Arial" w:eastAsia="Times New Roman" w:hAnsi="Arial" w:cs="Arial"/>
+          <w:sz w:val="26"/>
+          <w:szCs w:val="26"/>
+        </w:rPr>
+        <w:t>​</w:t>
+      </w:r>
+    </w:p>
+    <w:p>
+      <w:pPr>
+        <w:spacing w:after="0" w:line="240" w:lineRule="auto"/>
+        <w:rPr>
+          <w:rFonts w:ascii="Times New Roman" w:eastAsia="Times New Roman" w:hAnsi="Times New Roman" w:cs="Times New Roman"/>
+          <w:sz w:val="24"/>
+          <w:szCs w:val="24"/>
+        </w:rPr>
+      </w:pPr>
+    </w:p>
+    <w:p>
+      <w:pPr>
+        <w:spacing w:after="0" w:line="240" w:lineRule="auto"/>
+        <w:rPr>
+          <w:rFonts w:ascii="Times New Roman" w:eastAsia="Times New Roman" w:hAnsi="Times New Roman" w:cs="Times New Roman"/>
+          <w:sz w:val="24"/>
+          <w:szCs w:val="24"/>
+        </w:rPr>
+      </w:pPr>
+      <w:r>
+        <w:rPr>
+          <w:rFonts w:ascii="Arial" w:eastAsia="Times New Roman" w:hAnsi="Arial" w:cs="Arial"/>
+          <w:sz w:val="26"/>
+          <w:szCs w:val="26"/>
+        </w:rPr>
+        <w:t xml:space="preserve"> </w:t>
+      </w:r>
+      <w:r>
+        <w:rPr>
+          <w:rFonts w:ascii="Microsoft Himalaya" w:eastAsia="Times New Roman" w:hAnsi="Microsoft Himalaya" w:cs="Microsoft Himalaya"/>
+          <w:sz w:val="26"/>
+          <w:szCs w:val="26"/>
+        </w:rPr>
+        <w:t>འོན་ཀྱང་མཁས་གྲུབ་རྗེས་ཀླུ་སྒྲུབ་དང་དཱ་རི་ཀ་བའི་སྒྲུབ་ཐབས་བརྫུས་མ་ཡིན་པར་གསུངས་པ་དང་།</w:t>
+      </w:r>
+      <w:r>
+        <w:rPr>
+          <w:rFonts w:ascii="Arial" w:eastAsia="Times New Roman" w:hAnsi="Arial" w:cs="Arial"/>
+          <w:sz w:val="26"/>
+          <w:szCs w:val="26"/>
+        </w:rPr>
+        <w:t xml:space="preserve"> </w:t>
+      </w:r>
+      <w:proofErr w:type="spellStart"/>
+      <w:r>
+        <w:rPr>
+          <w:rFonts w:ascii="Microsoft Himalaya" w:eastAsia="Times New Roman" w:hAnsi="Microsoft Himalaya" w:cs="Microsoft Himalaya"/>
+          <w:sz w:val="26"/>
+          <w:szCs w:val="26"/>
+        </w:rPr>
+        <w:t>མཁས་པ་ལ་ལས་དེ་འཐད་ལྡན་དུ་མཛད་ཅིང</w:t>
+      </w:r>
+      <w:proofErr w:type="spellEnd"/>
+      <w:r>
+        <w:rPr>
+          <w:rFonts w:ascii="Microsoft Himalaya" w:eastAsia="Times New Roman" w:hAnsi="Microsoft Himalaya" w:cs="Microsoft Himalaya"/>
+          <w:sz w:val="26"/>
+          <w:szCs w:val="26"/>
+        </w:rPr>
+        <w:t>་།</w:t>
+      </w:r>
+      <w:r>
+        <w:rPr>
+          <w:rFonts w:ascii="Arial" w:eastAsia="Times New Roman" w:hAnsi="Arial" w:cs="Arial"/>
+          <w:sz w:val="26"/>
+          <w:szCs w:val="26"/>
+        </w:rPr>
+        <w:t xml:space="preserve"> </w:t>
+      </w:r>
+      <w:r>
+        <w:rPr>
+          <w:rFonts w:ascii="Microsoft Himalaya" w:eastAsia="Times New Roman" w:hAnsi="Microsoft Himalaya" w:cs="Microsoft Himalaya"/>
+          <w:sz w:val="26"/>
+          <w:szCs w:val="26"/>
+        </w:rPr>
+        <w:t>ཡང་ཤྲཱི་སིཾ་ཧ་ཞེས་བྱ་བས་ཤེས་རབ་སྙིང་པོ་སྔགས་ལུགས་སུ་བཀྲལ་བའང་ཡོད་པས་དཔྱད་དཀའ་བར་སྣང་ངོ།</w:t>
+      </w:r>
+      <w:r>
+        <w:rPr>
+          <w:rFonts w:ascii="Arial" w:eastAsia="Times New Roman" w:hAnsi="Arial" w:cs="Arial"/>
+          <w:sz w:val="26"/>
+          <w:szCs w:val="26"/>
+        </w:rPr>
+        <w:t xml:space="preserve"> </w:t>
+      </w:r>
+      <w:r>
+        <w:rPr>
+          <w:rFonts w:ascii="Microsoft Himalaya" w:eastAsia="Times New Roman" w:hAnsi="Microsoft Himalaya" w:cs="Microsoft Himalaya"/>
+          <w:sz w:val="26"/>
+          <w:szCs w:val="26"/>
+        </w:rPr>
+        <w:t>།</w:t>
+      </w:r>
+    </w:p>
+    <w:p>
+      <w:pPr>
+        <w:spacing w:after="0" w:line="240" w:lineRule="auto"/>
+        <w:rPr>
+          <w:rFonts w:ascii="Times New Roman" w:eastAsia="Times New Roman" w:hAnsi="Times New Roman" w:cs="Times New Roman"/>
+          <w:sz w:val="24"/>
+          <w:szCs w:val="24"/>
+        </w:rPr>
+      </w:pPr>
+    </w:p>
+    <w:p>
+      <w:pPr>
+        <w:spacing w:after="0" w:line="240" w:lineRule="auto"/>
+        <w:rPr>
+          <w:rFonts w:ascii="Times New Roman" w:eastAsia="Times New Roman" w:hAnsi="Times New Roman" w:cs="Times New Roman"/>
+          <w:sz w:val="24"/>
+          <w:szCs w:val="24"/>
+        </w:rPr>
+      </w:pPr>
+      <w:r>
+        <w:rPr>
+          <w:rFonts w:ascii="Arial" w:eastAsia="Times New Roman" w:hAnsi="Arial" w:cs="Arial"/>
+          <w:sz w:val="26"/>
+          <w:szCs w:val="26"/>
+        </w:rPr>
+        <w:t xml:space="preserve"> ​</w:t>
+      </w:r>
+      <w:proofErr w:type="spellStart"/>
+      <w:r>
+        <w:rPr>
+          <w:rFonts w:ascii="Microsoft Himalaya" w:eastAsia="Times New Roman" w:hAnsi="Microsoft Himalaya" w:cs="Microsoft Himalaya"/>
+          <w:sz w:val="26"/>
+          <w:szCs w:val="26"/>
+        </w:rPr>
+        <w:t>གསུམ་པ་དེ་ལ་སྟོན་པས་རྗེས་སུ་ཡི་རང་མཛད་ཚུལ་ནི</w:t>
+      </w:r>
+      <w:proofErr w:type="spellEnd"/>
+      <w:r>
+        <w:rPr>
+          <w:rFonts w:ascii="Microsoft Himalaya" w:eastAsia="Times New Roman" w:hAnsi="Microsoft Himalaya" w:cs="Microsoft Himalaya"/>
+          <w:sz w:val="26"/>
+          <w:szCs w:val="26"/>
+        </w:rPr>
+        <w:t>།</w:t>
+      </w:r>
+      <w:r>
+        <w:rPr>
+          <w:rFonts w:ascii="Arial" w:eastAsia="Times New Roman" w:hAnsi="Arial" w:cs="Arial"/>
+          <w:sz w:val="26"/>
+          <w:szCs w:val="26"/>
+        </w:rPr>
+        <w:t xml:space="preserve"> </w:t>
+      </w:r>
+      <w:r>
+        <w:rPr>
+          <w:rFonts w:ascii="Microsoft Himalaya" w:eastAsia="Times New Roman" w:hAnsi="Microsoft Himalaya" w:cs="Microsoft Himalaya"/>
+          <w:sz w:val="26"/>
+          <w:szCs w:val="26"/>
+        </w:rPr>
+        <w:t>དེ་ནས་བཅོམ་ལྡན་འདས་ཏིང་ངེ་འཛིན་དེ་ལས་བཞེངས་ཏེ་ཞེས་པ་ནས་བཅོམ་ལྡན་འདས་ཀྱིས་གསུངས་པ་ལ་མངོན་པར་བསྟོད་དོ་ཞེས་པའི་བར་རོ།</w:t>
+      </w:r>
+      <w:r>
+        <w:rPr>
+          <w:rFonts w:ascii="Arial" w:eastAsia="Times New Roman" w:hAnsi="Arial" w:cs="Arial"/>
+          <w:sz w:val="26"/>
+          <w:szCs w:val="26"/>
+        </w:rPr>
+        <w:t xml:space="preserve"> </w:t>
+      </w:r>
+      <w:r>
+        <w:rPr>
+          <w:rFonts w:ascii="Microsoft Himalaya" w:eastAsia="Times New Roman" w:hAnsi="Microsoft Himalaya" w:cs="Microsoft Himalaya"/>
+          <w:sz w:val="26"/>
+          <w:szCs w:val="26"/>
+        </w:rPr>
+        <w:t>།</w:t>
+      </w:r>
+      <w:r>
+        <w:rPr>
+          <w:rFonts w:ascii="Arial" w:eastAsia="Times New Roman" w:hAnsi="Arial" w:cs="Arial"/>
+          <w:sz w:val="26"/>
+          <w:szCs w:val="26"/>
+        </w:rPr>
+        <w:t>​</w:t>
+      </w:r>
+      <w:proofErr w:type="spellStart"/>
+      <w:r>
+        <w:rPr>
+          <w:rFonts w:ascii="Microsoft Himalaya" w:eastAsia="Times New Roman" w:hAnsi="Microsoft Himalaya" w:cs="Microsoft Himalaya"/>
+          <w:sz w:val="26"/>
+          <w:szCs w:val="26"/>
+        </w:rPr>
+        <w:t>དོན་ཕལ་ཆེར་གོ་སླ་ཞིང</w:t>
+      </w:r>
+      <w:proofErr w:type="spellEnd"/>
+      <w:r>
+        <w:rPr>
+          <w:rFonts w:ascii="Microsoft Himalaya" w:eastAsia="Times New Roman" w:hAnsi="Microsoft Himalaya" w:cs="Microsoft Himalaya"/>
+          <w:sz w:val="26"/>
+          <w:szCs w:val="26"/>
+        </w:rPr>
+        <w:t>་།</w:t>
+      </w:r>
+      <w:r>
+        <w:rPr>
+          <w:rFonts w:ascii="Arial" w:eastAsia="Times New Roman" w:hAnsi="Arial" w:cs="Arial"/>
+          <w:sz w:val="26"/>
+          <w:szCs w:val="26"/>
+        </w:rPr>
+        <w:t> </w:t>
+      </w:r>
+    </w:p>
+    <w:p>
+      <w:pPr>
+        <w:spacing w:after="0" w:line="240" w:lineRule="auto"/>
+        <w:rPr>
+          <w:rFonts w:ascii="Times New Roman" w:eastAsia="Times New Roman" w:hAnsi="Times New Roman" w:cs="Times New Roman"/>
+          <w:sz w:val="24"/>
+          <w:szCs w:val="24"/>
+        </w:rPr>
+      </w:pPr>
+    </w:p>
+    <w:p>
+      <w:pPr>
+        <w:spacing w:after="0" w:line="240" w:lineRule="auto"/>
+        <w:rPr>
+          <w:rFonts w:ascii="Times New Roman" w:eastAsia="Times New Roman" w:hAnsi="Times New Roman" w:cs="Times New Roman"/>
+          <w:sz w:val="24"/>
+          <w:szCs w:val="24"/>
+        </w:rPr>
+      </w:pPr>
+      <w:r>
+        <w:rPr>
+          <w:rFonts w:ascii="Arial" w:eastAsia="Times New Roman" w:hAnsi="Arial" w:cs="Arial"/>
+          <w:sz w:val="26"/>
+          <w:szCs w:val="26"/>
+        </w:rPr>
+        <w:t xml:space="preserve"> </w:t>
+      </w:r>
+      <w:r>
+        <w:rPr>
+          <w:rFonts w:ascii="Microsoft Himalaya" w:eastAsia="Times New Roman" w:hAnsi="Microsoft Himalaya" w:cs="Microsoft Himalaya"/>
+          <w:sz w:val="26"/>
+          <w:szCs w:val="26"/>
+        </w:rPr>
+        <w:t>ལེགས་སོ་ཞེས་ལན་གཉིས་སྨོས་པ་ནན་ཏན་གྱི་ཚིག་ཡིན་གྱི་རྣམ་གྲངས་པའི་ཚིག་མ་ཡིན་ནོ།</w:t>
+      </w:r>
+      <w:r>
+        <w:rPr>
+          <w:rFonts w:ascii="Arial" w:eastAsia="Times New Roman" w:hAnsi="Arial" w:cs="Arial"/>
+          <w:sz w:val="26"/>
+          <w:szCs w:val="26"/>
+        </w:rPr>
+        <w:t xml:space="preserve"> </w:t>
+      </w:r>
+      <w:r>
+        <w:rPr>
+          <w:rFonts w:ascii="Microsoft Himalaya" w:eastAsia="Times New Roman" w:hAnsi="Microsoft Himalaya" w:cs="Microsoft Himalaya"/>
+          <w:sz w:val="26"/>
+          <w:szCs w:val="26"/>
+        </w:rPr>
+        <w:t>།</w:t>
+      </w:r>
+    </w:p>
+    <w:p>
+      <w:pPr>
+        <w:spacing w:after="0" w:line="240" w:lineRule="auto"/>
+        <w:rPr>
+          <w:rFonts w:ascii="Times New Roman" w:eastAsia="Times New Roman" w:hAnsi="Times New Roman" w:cs="Times New Roman"/>
+          <w:sz w:val="24"/>
+          <w:szCs w:val="24"/>
+        </w:rPr>
+      </w:pPr>
+    </w:p>
+    <w:p>
+      <w:pPr>
+        <w:spacing w:after="0" w:line="240" w:lineRule="auto"/>
+        <w:rPr>
+          <w:rFonts w:ascii="Times New Roman" w:eastAsia="Times New Roman" w:hAnsi="Times New Roman" w:cs="Times New Roman"/>
+          <w:sz w:val="24"/>
+          <w:szCs w:val="24"/>
+        </w:rPr>
+      </w:pPr>
+      <w:proofErr w:type="gramStart"/>
+      <w:r>
+        <w:rPr>
+          <w:rFonts w:ascii="Arial" w:eastAsia="Times New Roman" w:hAnsi="Arial" w:cs="Arial"/>
+          <w:sz w:val="26"/>
+          <w:szCs w:val="26"/>
+        </w:rPr>
+        <w:t xml:space="preserve"> ​</w:t>
+      </w:r>
+      <w:proofErr w:type="spellStart"/>
+      <w:r>
+        <w:rPr>
+          <w:rFonts w:ascii="Microsoft Himalaya" w:eastAsia="Times New Roman" w:hAnsi="Microsoft Himalaya" w:cs="Microsoft Himalaya"/>
+          <w:sz w:val="26"/>
+          <w:szCs w:val="26"/>
+        </w:rPr>
+        <w:t>ད</w:t>
+      </w:r>
+      <w:proofErr w:type="gramEnd"/>
+      <w:r>
+        <w:rPr>
+          <w:rFonts w:ascii="Microsoft Himalaya" w:eastAsia="Times New Roman" w:hAnsi="Microsoft Himalaya" w:cs="Microsoft Himalaya"/>
+          <w:sz w:val="26"/>
+          <w:szCs w:val="26"/>
+        </w:rPr>
+        <w:t>ེ་དེ་བཞིན་ནོ་དེ་དེ་བཞིན་ཏེ་ཞེས་པ</w:t>
+      </w:r>
+      <w:proofErr w:type="spellEnd"/>
+      <w:r>
+        <w:rPr>
+          <w:rFonts w:ascii="Microsoft Himalaya" w:eastAsia="Times New Roman" w:hAnsi="Microsoft Himalaya" w:cs="Microsoft Himalaya"/>
+          <w:sz w:val="26"/>
+          <w:szCs w:val="26"/>
+        </w:rPr>
+        <w:t>།</w:t>
+      </w:r>
+      <w:r>
+        <w:rPr>
+          <w:rFonts w:ascii="Arial" w:eastAsia="Times New Roman" w:hAnsi="Arial" w:cs="Arial"/>
+          <w:sz w:val="26"/>
+          <w:szCs w:val="26"/>
+        </w:rPr>
+        <w:t xml:space="preserve"> </w:t>
+      </w:r>
+      <w:r>
+        <w:rPr>
+          <w:rFonts w:ascii="Microsoft Himalaya" w:eastAsia="Times New Roman" w:hAnsi="Microsoft Himalaya" w:cs="Microsoft Himalaya"/>
+          <w:sz w:val="26"/>
+          <w:szCs w:val="26"/>
+        </w:rPr>
+        <w:t>སྤྱན་རས་གཟིགས་ཁྱོད་ཀྱིས་བཤད་པ་</w:t>
+      </w:r>
+      <w:r>
+        <w:rPr>
+          <w:rFonts w:ascii="Microsoft Himalaya" w:eastAsia="Times New Roman" w:hAnsi="Microsoft Himalaya" w:cs="Microsoft Himalaya"/>
+          <w:b/>
+          <w:bCs/>
+          <w:sz w:val="26"/>
+          <w:szCs w:val="26"/>
+        </w:rPr>
+        <w:t>དེ་</w:t>
+      </w:r>
+      <w:r>
+        <w:rPr>
+          <w:rFonts w:ascii="Microsoft Himalaya" w:eastAsia="Times New Roman" w:hAnsi="Microsoft Himalaya" w:cs="Microsoft Himalaya"/>
+          <w:sz w:val="26"/>
+          <w:szCs w:val="26"/>
+        </w:rPr>
+        <w:t>ཆོས་ཀུན་གྱི་གནས་ལུགས་</w:t>
+      </w:r>
+      <w:r>
+        <w:rPr>
+          <w:rFonts w:ascii="Microsoft Himalaya" w:eastAsia="Times New Roman" w:hAnsi="Microsoft Himalaya" w:cs="Microsoft Himalaya"/>
+          <w:b/>
+          <w:bCs/>
+          <w:sz w:val="26"/>
+          <w:szCs w:val="26"/>
+        </w:rPr>
+        <w:t>དེ་བཞིན་ནོ་</w:t>
+      </w:r>
+      <w:r>
+        <w:rPr>
+          <w:rFonts w:ascii="Microsoft Himalaya" w:eastAsia="Times New Roman" w:hAnsi="Microsoft Himalaya" w:cs="Microsoft Himalaya"/>
+          <w:sz w:val="26"/>
+          <w:szCs w:val="26"/>
+        </w:rPr>
+        <w:t>ངེད་ཀྱིས་ཁོང་དུ་ཆུད་པའང་དེ་བཞིན་ཏེ་ཞེས་པའོ།</w:t>
+      </w:r>
+      <w:r>
+        <w:rPr>
+          <w:rFonts w:ascii="Arial" w:eastAsia="Times New Roman" w:hAnsi="Arial" w:cs="Arial"/>
+          <w:sz w:val="26"/>
+          <w:szCs w:val="26"/>
+        </w:rPr>
+        <w:t xml:space="preserve"> </w:t>
+      </w:r>
+      <w:r>
+        <w:rPr>
+          <w:rFonts w:ascii="Microsoft Himalaya" w:eastAsia="Times New Roman" w:hAnsi="Microsoft Himalaya" w:cs="Microsoft Himalaya"/>
+          <w:sz w:val="26"/>
+          <w:szCs w:val="26"/>
+        </w:rPr>
+        <w:t>།</w:t>
+      </w:r>
+    </w:p>
+    <w:p>
+      <w:pPr>
+        <w:spacing w:after="0" w:line="240" w:lineRule="auto"/>
+        <w:rPr>
+          <w:rFonts w:ascii="Times New Roman" w:eastAsia="Times New Roman" w:hAnsi="Times New Roman" w:cs="Times New Roman"/>
+          <w:sz w:val="24"/>
+          <w:szCs w:val="24"/>
+        </w:rPr>
+      </w:pPr>
+    </w:p>
+    <w:p>
+      <w:pPr>
+        <w:spacing w:after="0" w:line="240" w:lineRule="auto"/>
+        <w:rPr>
+          <w:rFonts w:ascii="Times New Roman" w:eastAsia="Times New Roman" w:hAnsi="Times New Roman" w:cs="Times New Roman"/>
+          <w:sz w:val="24"/>
+          <w:szCs w:val="24"/>
+        </w:rPr>
+      </w:pPr>
+      <w:r>
+        <w:rPr>
+          <w:rFonts w:ascii="Arial" w:eastAsia="Times New Roman" w:hAnsi="Arial" w:cs="Arial"/>
+          <w:sz w:val="26"/>
+          <w:szCs w:val="26"/>
+        </w:rPr>
+        <w:t xml:space="preserve"> ​</w:t>
+      </w:r>
+      <w:r>
+        <w:rPr>
+          <w:rFonts w:ascii="Microsoft Himalaya" w:eastAsia="Times New Roman" w:hAnsi="Microsoft Himalaya" w:cs="Microsoft Himalaya"/>
+          <w:sz w:val="26"/>
+          <w:szCs w:val="26"/>
+        </w:rPr>
+        <w:t>དེ་ཡང་གཞུང་འདིའི་གླེང་གཞི་དང་མཇུག་གི་བཅོམ་ལྡན་འདས་ཀྱིས་དེ་སྐད་ཅེས་བཀའ་སྩལ་ནས་ཞེས་སོགས་རྗེས་སུ་གནང་བའི་བཀའ།</w:t>
+      </w:r>
+      <w:r>
+        <w:rPr>
+          <w:rFonts w:ascii="Arial" w:eastAsia="Times New Roman" w:hAnsi="Arial" w:cs="Arial"/>
+          <w:sz w:val="26"/>
+          <w:szCs w:val="26"/>
+        </w:rPr>
+        <w:t xml:space="preserve"> </w:t>
+      </w:r>
+      <w:r>
+        <w:rPr>
+          <w:rFonts w:ascii="Microsoft Himalaya" w:eastAsia="Times New Roman" w:hAnsi="Microsoft Himalaya" w:cs="Microsoft Himalaya"/>
+          <w:sz w:val="26"/>
+          <w:szCs w:val="26"/>
+        </w:rPr>
+        <w:t>ཤཱ་རིའི་བུས་དྲིས་པ་དང་སྤྱན་རས་གཟིགས་ཀྱིས་ལན་མཛད་པ་རྣམས་བྱིན་གྱིས་བརླབས་པའི་བཀའ།</w:t>
+      </w:r>
+      <w:r>
+        <w:rPr>
+          <w:rFonts w:ascii="Arial" w:eastAsia="Times New Roman" w:hAnsi="Arial" w:cs="Arial"/>
+          <w:sz w:val="26"/>
+          <w:szCs w:val="26"/>
+        </w:rPr>
+        <w:t xml:space="preserve"> </w:t>
+      </w:r>
+      <w:proofErr w:type="spellStart"/>
+      <w:r>
+        <w:rPr>
+          <w:rFonts w:ascii="Microsoft Himalaya" w:eastAsia="Times New Roman" w:hAnsi="Microsoft Himalaya" w:cs="Microsoft Himalaya"/>
+          <w:sz w:val="26"/>
+          <w:szCs w:val="26"/>
+        </w:rPr>
+        <w:t>ལེགས་སོ་ཞེས་བྱ་བ་བྱིན་ནས་ཞེས་པ་ནས</w:t>
+      </w:r>
+      <w:proofErr w:type="spellEnd"/>
+      <w:r>
+        <w:rPr>
+          <w:rFonts w:ascii="Microsoft Himalaya" w:eastAsia="Times New Roman" w:hAnsi="Microsoft Himalaya" w:cs="Microsoft Himalaya"/>
+          <w:sz w:val="26"/>
+          <w:szCs w:val="26"/>
+        </w:rPr>
+        <w:t>།</w:t>
+      </w:r>
+      <w:r>
+        <w:rPr>
+          <w:rFonts w:ascii="Arial" w:eastAsia="Times New Roman" w:hAnsi="Arial" w:cs="Arial"/>
+          <w:sz w:val="26"/>
+          <w:szCs w:val="26"/>
+        </w:rPr>
+        <w:t xml:space="preserve"> </w:t>
+      </w:r>
+      <w:r>
+        <w:rPr>
+          <w:rFonts w:ascii="Microsoft Himalaya" w:eastAsia="Times New Roman" w:hAnsi="Microsoft Himalaya" w:cs="Microsoft Himalaya"/>
+          <w:sz w:val="26"/>
+          <w:szCs w:val="26"/>
+        </w:rPr>
+        <w:t>དེ་བཞིན་གཤེགས་པ་རྣམས་ཀྱང་རྗེས་སུ་ཡི་རང་ངོ་ཞེས་པའི་བར་ཞལ་ནས་གསུངས་པའི་བཀའོ།</w:t>
+      </w:r>
+      <w:r>
+        <w:rPr>
+          <w:rFonts w:ascii="Arial" w:eastAsia="Times New Roman" w:hAnsi="Arial" w:cs="Arial"/>
+          <w:sz w:val="26"/>
+          <w:szCs w:val="26"/>
+        </w:rPr>
+        <w:t xml:space="preserve"> </w:t>
+      </w:r>
+      <w:r>
+        <w:rPr>
+          <w:rFonts w:ascii="Microsoft Himalaya" w:eastAsia="Times New Roman" w:hAnsi="Microsoft Himalaya" w:cs="Microsoft Himalaya"/>
+          <w:sz w:val="26"/>
+          <w:szCs w:val="26"/>
+        </w:rPr>
+        <w:t>།</w:t>
+      </w:r>
+    </w:p>
+    <w:p>
+      <w:pPr>
+        <w:spacing w:after="0" w:line="240" w:lineRule="auto"/>
+        <w:rPr>
+          <w:rFonts w:ascii="Times New Roman" w:eastAsia="Times New Roman" w:hAnsi="Times New Roman" w:cs="Times New Roman"/>
+          <w:sz w:val="24"/>
+          <w:szCs w:val="24"/>
+        </w:rPr>
+      </w:pPr>
+    </w:p>
+    <w:p>
+      <w:pPr>
+        <w:spacing w:after="0" w:line="240" w:lineRule="auto"/>
+        <w:rPr>
+          <w:rFonts w:ascii="Times New Roman" w:eastAsia="Times New Roman" w:hAnsi="Times New Roman" w:cs="Times New Roman"/>
+          <w:sz w:val="24"/>
+          <w:szCs w:val="24"/>
+        </w:rPr>
+      </w:pPr>
+      <w:r>
+        <w:rPr>
+          <w:rFonts w:ascii="Times New Roman" w:eastAsia="Times New Roman" w:hAnsi="Times New Roman" w:cs="Times New Roman"/>
+          <w:b/>
+          <w:bCs/>
+          <w:i/>
+          <w:iCs/>
+          <w:sz w:val="26"/>
+          <w:szCs w:val="26"/>
+        </w:rPr>
+        <w:t>​</w:t>
+      </w:r>
+      <w:proofErr w:type="spellStart"/>
+      <w:r>
+        <w:rPr>
+          <w:rFonts w:ascii="Microsoft Himalaya" w:eastAsia="Times New Roman" w:hAnsi="Microsoft Himalaya" w:cs="Microsoft Himalaya"/>
+          <w:b/>
+          <w:bCs/>
+          <w:i/>
+          <w:iCs/>
+          <w:sz w:val="26"/>
+          <w:szCs w:val="26"/>
+        </w:rPr>
+        <w:t>བདུད་བཟློག་བྱེད་ཚུལ་ལ</w:t>
+      </w:r>
+      <w:proofErr w:type="spellEnd"/>
+      <w:r>
+        <w:rPr>
+          <w:rFonts w:ascii="Microsoft Himalaya" w:eastAsia="Times New Roman" w:hAnsi="Microsoft Himalaya" w:cs="Microsoft Himalaya"/>
+          <w:b/>
+          <w:bCs/>
+          <w:i/>
+          <w:iCs/>
+          <w:sz w:val="26"/>
+          <w:szCs w:val="26"/>
+        </w:rPr>
+        <w:t>།</w:t>
+      </w:r>
+      <w:r>
+        <w:rPr>
+          <w:rFonts w:ascii="Comic Sans MS" w:eastAsia="Times New Roman" w:hAnsi="Comic Sans MS" w:cs="Times New Roman"/>
+          <w:b/>
+          <w:bCs/>
+          <w:i/>
+          <w:iCs/>
+          <w:sz w:val="26"/>
+          <w:szCs w:val="26"/>
+        </w:rPr>
+        <w:t xml:space="preserve"> </w:t>
+      </w:r>
+      <w:proofErr w:type="spellStart"/>
+      <w:r>
+        <w:rPr>
+          <w:rFonts w:ascii="Microsoft Himalaya" w:eastAsia="Times New Roman" w:hAnsi="Microsoft Himalaya" w:cs="Microsoft Himalaya"/>
+          <w:b/>
+          <w:bCs/>
+          <w:i/>
+          <w:iCs/>
+          <w:sz w:val="26"/>
+          <w:szCs w:val="26"/>
+        </w:rPr>
+        <w:t>མཁས་གྲུབ་རྗེས་རྒྱུད་སྡེ་སྤྱི་རྣམ་དུ</w:t>
+      </w:r>
+      <w:proofErr w:type="spellEnd"/>
+      <w:r>
+        <w:rPr>
+          <w:rFonts w:ascii="Microsoft Himalaya" w:eastAsia="Times New Roman" w:hAnsi="Microsoft Himalaya" w:cs="Microsoft Himalaya"/>
+          <w:b/>
+          <w:bCs/>
+          <w:i/>
+          <w:iCs/>
+          <w:sz w:val="26"/>
+          <w:szCs w:val="26"/>
+        </w:rPr>
+        <w:t>།</w:t>
+      </w:r>
+      <w:r>
+        <w:rPr>
+          <w:rFonts w:ascii="Comic Sans MS" w:eastAsia="Times New Roman" w:hAnsi="Comic Sans MS" w:cs="Comic Sans MS"/>
+          <w:b/>
+          <w:bCs/>
+          <w:i/>
+          <w:iCs/>
+          <w:sz w:val="26"/>
+          <w:szCs w:val="26"/>
+        </w:rPr>
+        <w:t xml:space="preserve"> </w:t>
+      </w:r>
+      <w:r>
+        <w:rPr>
+          <w:rFonts w:ascii="Microsoft Himalaya" w:eastAsia="Times New Roman" w:hAnsi="Microsoft Himalaya" w:cs="Microsoft Himalaya"/>
+          <w:b/>
+          <w:bCs/>
+          <w:i/>
+          <w:iCs/>
+          <w:sz w:val="26"/>
+          <w:szCs w:val="26"/>
+        </w:rPr>
+        <w:t>བདུད་བཟློག་བྱེད་ཚུལ་ལ་ཡང་འོད་གསལ་མ་དང་གླེང་གཞི་མ་སོགས་ཡོད་དེ་རྟོག་བཟོའོ་ཞེས་དགག་པ་མཛད་མོད།</w:t>
+      </w:r>
+      <w:r>
+        <w:rPr>
+          <w:rFonts w:ascii="Comic Sans MS" w:eastAsia="Times New Roman" w:hAnsi="Comic Sans MS" w:cs="Comic Sans MS"/>
+          <w:b/>
+          <w:bCs/>
+          <w:i/>
+          <w:iCs/>
+          <w:sz w:val="26"/>
+          <w:szCs w:val="26"/>
+        </w:rPr>
+        <w:t> </w:t>
+      </w:r>
+    </w:p>
+    <w:p>
+      <w:pPr>
+        <w:spacing w:after="0" w:line="240" w:lineRule="auto"/>
+        <w:rPr>
+          <w:rFonts w:ascii="Times New Roman" w:eastAsia="Times New Roman" w:hAnsi="Times New Roman" w:cs="Times New Roman"/>
+          <w:sz w:val="24"/>
+          <w:szCs w:val="24"/>
+        </w:rPr>
+      </w:pPr>
+    </w:p>
+    <w:p>
+      <w:pPr>
+        <w:spacing w:after="0" w:line="240" w:lineRule="auto"/>
+        <w:rPr>
+          <w:rFonts w:ascii="Times New Roman" w:eastAsia="Times New Roman" w:hAnsi="Times New Roman" w:cs="Times New Roman"/>
+          <w:sz w:val="24"/>
+          <w:szCs w:val="24"/>
+        </w:rPr>
+      </w:pPr>
+      <w:r>
+        <w:rPr>
+          <w:rFonts w:ascii="Microsoft Himalaya" w:eastAsia="Times New Roman" w:hAnsi="Microsoft Himalaya" w:cs="Microsoft Himalaya"/>
+          <w:b/>
+          <w:bCs/>
+          <w:i/>
+          <w:iCs/>
+          <w:sz w:val="26"/>
+          <w:szCs w:val="26"/>
+        </w:rPr>
+        <w:t>འོན་ཀྱང་ལྷའི་དབང་པོ་བརྒྱ་བྱིན་གྱིས་ཤེས་རབ་ཀྱི་ཕ་རོལ་ཏུ་ཕྱིན་པའི་དོན་ཟབ་མོ་ཡིད་ལ་བསམ་ཞིང་ཚིག་ཁ་ཏོན་དུ་བྱས་པ་ལས་བདུད་སྡིག་ཅན་ཕྱིར་བཟློག་པ་ཞེས་སོགས་ཀྱི་ཚིག་དེ་དག་ནི།</w:t>
+      </w:r>
+      <w:r>
+        <w:rPr>
+          <w:rFonts w:ascii="Comic Sans MS" w:eastAsia="Times New Roman" w:hAnsi="Comic Sans MS" w:cs="Comic Sans MS"/>
+          <w:b/>
+          <w:bCs/>
+          <w:i/>
+          <w:iCs/>
+          <w:sz w:val="26"/>
+          <w:szCs w:val="26"/>
+        </w:rPr>
+        <w:t xml:space="preserve"> </w:t>
+      </w:r>
+      <w:r>
+        <w:rPr>
+          <w:rFonts w:ascii="Microsoft Himalaya" w:eastAsia="Times New Roman" w:hAnsi="Microsoft Himalaya" w:cs="Microsoft Himalaya"/>
+          <w:b/>
+          <w:bCs/>
+          <w:i/>
+          <w:iCs/>
+          <w:sz w:val="26"/>
+          <w:szCs w:val="26"/>
+        </w:rPr>
+        <w:t>བརྒྱད་སྟོང་པའི་ཚིག་དང་མཐུན་ཞིང་དེ་ཡང་ཀླུ་སྒྲུབ་ཀྱིས་མཛད་ཟེར་བའི་གཏམ་ཡང་མཆིས་པས་དཔྱད་པར་བྱའོ།</w:t>
+      </w:r>
+      <w:r>
+        <w:rPr>
+          <w:rFonts w:ascii="Comic Sans MS" w:eastAsia="Times New Roman" w:hAnsi="Comic Sans MS" w:cs="Comic Sans MS"/>
+          <w:b/>
+          <w:bCs/>
+          <w:i/>
+          <w:iCs/>
+          <w:sz w:val="26"/>
+          <w:szCs w:val="26"/>
+        </w:rPr>
+        <w:t xml:space="preserve"> </w:t>
+      </w:r>
+      <w:r>
+        <w:rPr>
+          <w:rFonts w:ascii="Microsoft Himalaya" w:eastAsia="Times New Roman" w:hAnsi="Microsoft Himalaya" w:cs="Microsoft Himalaya"/>
+          <w:b/>
+          <w:bCs/>
+          <w:i/>
+          <w:iCs/>
+          <w:sz w:val="26"/>
+          <w:szCs w:val="26"/>
+        </w:rPr>
+        <w:t>།</w:t>
+      </w:r>
+      <w:r>
+        <w:rPr>
+          <w:rFonts w:ascii="Times New Roman" w:eastAsia="Times New Roman" w:hAnsi="Times New Roman" w:cs="Times New Roman"/>
+          <w:b/>
+          <w:bCs/>
+          <w:i/>
+          <w:iCs/>
+          <w:sz w:val="26"/>
+          <w:szCs w:val="26"/>
+        </w:rPr>
+        <w:t>​</w:t>
+      </w:r>
+    </w:p>
+    <w:p>
+      <w:pPr>
+        <w:spacing w:after="0" w:line="240" w:lineRule="auto"/>
+        <w:rPr>
+          <w:rFonts w:ascii="Times New Roman" w:eastAsia="Times New Roman" w:hAnsi="Times New Roman" w:cs="Times New Roman"/>
+          <w:sz w:val="24"/>
+          <w:szCs w:val="24"/>
+        </w:rPr>
+      </w:pPr>
+    </w:p>
+    <w:p>
+      <w:pPr>
+        <w:spacing w:after="0" w:line="240" w:lineRule="auto"/>
+        <w:rPr>
+          <w:rFonts w:ascii="Times New Roman" w:eastAsia="Times New Roman" w:hAnsi="Times New Roman" w:cs="Times New Roman"/>
+          <w:sz w:val="24"/>
+          <w:szCs w:val="24"/>
+        </w:rPr>
+      </w:pPr>
+      <w:proofErr w:type="spellStart"/>
+      <w:r>
+        <w:rPr>
+          <w:rFonts w:ascii="Microsoft Himalaya" w:eastAsia="Times New Roman" w:hAnsi="Microsoft Himalaya" w:cs="Microsoft Himalaya"/>
+          <w:b/>
+          <w:bCs/>
+          <w:i/>
+          <w:iCs/>
+          <w:sz w:val="26"/>
+          <w:szCs w:val="26"/>
+        </w:rPr>
+        <w:t>སྨྲས་པ</w:t>
+      </w:r>
+      <w:proofErr w:type="spellEnd"/>
+      <w:r>
+        <w:rPr>
+          <w:rFonts w:ascii="Microsoft Himalaya" w:eastAsia="Times New Roman" w:hAnsi="Microsoft Himalaya" w:cs="Microsoft Himalaya"/>
+          <w:b/>
+          <w:bCs/>
+          <w:i/>
+          <w:iCs/>
+          <w:sz w:val="26"/>
+          <w:szCs w:val="26"/>
+        </w:rPr>
+        <w:t>།</w:t>
+      </w:r>
+      <w:r>
+        <w:rPr>
+          <w:rFonts w:ascii="Comic Sans MS" w:eastAsia="Times New Roman" w:hAnsi="Comic Sans MS" w:cs="Comic Sans MS"/>
+          <w:b/>
+          <w:bCs/>
+          <w:i/>
+          <w:iCs/>
+          <w:sz w:val="26"/>
+          <w:szCs w:val="26"/>
+        </w:rPr>
+        <w:t> </w:t>
+      </w:r>
+    </w:p>
+    <w:p>
+      <w:pPr>
+        <w:spacing w:after="0" w:line="240" w:lineRule="auto"/>
+        <w:rPr>
+          <w:rFonts w:ascii="Times New Roman" w:eastAsia="Times New Roman" w:hAnsi="Times New Roman" w:cs="Times New Roman"/>
+          <w:sz w:val="24"/>
+          <w:szCs w:val="24"/>
+        </w:rPr>
+      </w:pPr>
+      <w:proofErr w:type="spellStart"/>
+      <w:r>
+        <w:rPr>
+          <w:rFonts w:ascii="Microsoft Himalaya" w:eastAsia="Times New Roman" w:hAnsi="Microsoft Himalaya" w:cs="Microsoft Himalaya"/>
+          <w:b/>
+          <w:bCs/>
+          <w:i/>
+          <w:iCs/>
+          <w:sz w:val="26"/>
+          <w:szCs w:val="26"/>
+        </w:rPr>
+        <w:t>དཔག་དཀའི་ཟབ་དོན་ཞིབ་ཏུ་མ་བཤད་པ</w:t>
+      </w:r>
+      <w:proofErr w:type="spellEnd"/>
+      <w:r>
+        <w:rPr>
+          <w:rFonts w:ascii="Microsoft Himalaya" w:eastAsia="Times New Roman" w:hAnsi="Microsoft Himalaya" w:cs="Microsoft Himalaya"/>
+          <w:b/>
+          <w:bCs/>
+          <w:i/>
+          <w:iCs/>
+          <w:sz w:val="26"/>
+          <w:szCs w:val="26"/>
+        </w:rPr>
+        <w:t>།</w:t>
+      </w:r>
+      <w:r>
+        <w:rPr>
+          <w:rFonts w:ascii="Comic Sans MS" w:eastAsia="Times New Roman" w:hAnsi="Comic Sans MS" w:cs="Comic Sans MS"/>
+          <w:b/>
+          <w:bCs/>
+          <w:i/>
+          <w:iCs/>
+          <w:sz w:val="26"/>
+          <w:szCs w:val="26"/>
+        </w:rPr>
+        <w:t xml:space="preserve"> </w:t>
+      </w:r>
+      <w:r>
+        <w:rPr>
+          <w:rFonts w:ascii="Microsoft Himalaya" w:eastAsia="Times New Roman" w:hAnsi="Microsoft Himalaya" w:cs="Microsoft Himalaya"/>
+          <w:b/>
+          <w:bCs/>
+          <w:i/>
+          <w:iCs/>
+          <w:sz w:val="26"/>
+          <w:szCs w:val="26"/>
+        </w:rPr>
+        <w:t>།</w:t>
+      </w:r>
+    </w:p>
+    <w:p>
+      <w:pPr>
+        <w:spacing w:after="0" w:line="240" w:lineRule="auto"/>
+        <w:rPr>
+          <w:rFonts w:ascii="Times New Roman" w:eastAsia="Times New Roman" w:hAnsi="Times New Roman" w:cs="Times New Roman"/>
+          <w:sz w:val="24"/>
+          <w:szCs w:val="24"/>
+        </w:rPr>
+      </w:pPr>
+      <w:r>
+        <w:rPr>
+          <w:rFonts w:ascii="Times New Roman" w:eastAsia="Times New Roman" w:hAnsi="Times New Roman" w:cs="Times New Roman"/>
+          <w:b/>
+          <w:bCs/>
+          <w:i/>
+          <w:iCs/>
+          <w:sz w:val="26"/>
+          <w:szCs w:val="26"/>
+        </w:rPr>
+        <w:t>​</w:t>
+      </w:r>
+      <w:proofErr w:type="spellStart"/>
+      <w:r>
+        <w:rPr>
+          <w:rFonts w:ascii="Microsoft Himalaya" w:eastAsia="Times New Roman" w:hAnsi="Microsoft Himalaya" w:cs="Microsoft Himalaya"/>
+          <w:b/>
+          <w:bCs/>
+          <w:i/>
+          <w:iCs/>
+          <w:sz w:val="26"/>
+          <w:szCs w:val="26"/>
+        </w:rPr>
+        <w:t>བཤད་བྱའི་ཆོས་ལ་མེད་པས་མ་ནོངས་ཀྱི</w:t>
+      </w:r>
+      <w:proofErr w:type="spellEnd"/>
+      <w:r>
+        <w:rPr>
+          <w:rFonts w:ascii="Microsoft Himalaya" w:eastAsia="Times New Roman" w:hAnsi="Microsoft Himalaya" w:cs="Microsoft Himalaya"/>
+          <w:b/>
+          <w:bCs/>
+          <w:i/>
+          <w:iCs/>
+          <w:sz w:val="26"/>
+          <w:szCs w:val="26"/>
+        </w:rPr>
+        <w:t>།</w:t>
+      </w:r>
+      <w:r>
+        <w:rPr>
+          <w:rFonts w:ascii="Comic Sans MS" w:eastAsia="Times New Roman" w:hAnsi="Comic Sans MS" w:cs="Comic Sans MS"/>
+          <w:b/>
+          <w:bCs/>
+          <w:i/>
+          <w:iCs/>
+          <w:sz w:val="26"/>
+          <w:szCs w:val="26"/>
+        </w:rPr>
+        <w:t xml:space="preserve"> </w:t>
+      </w:r>
+      <w:r>
+        <w:rPr>
+          <w:rFonts w:ascii="Microsoft Himalaya" w:eastAsia="Times New Roman" w:hAnsi="Microsoft Himalaya" w:cs="Microsoft Himalaya"/>
+          <w:b/>
+          <w:bCs/>
+          <w:i/>
+          <w:iCs/>
+          <w:sz w:val="26"/>
+          <w:szCs w:val="26"/>
+        </w:rPr>
+        <w:t>།</w:t>
+      </w:r>
+    </w:p>
+    <w:p>
+      <w:pPr>
+        <w:spacing w:after="0" w:line="240" w:lineRule="auto"/>
+        <w:rPr>
+          <w:rFonts w:ascii="Times New Roman" w:eastAsia="Times New Roman" w:hAnsi="Times New Roman" w:cs="Times New Roman"/>
+          <w:sz w:val="24"/>
+          <w:szCs w:val="24"/>
+        </w:rPr>
+      </w:pPr>
+      <w:r>
+        <w:rPr>
+          <w:rFonts w:ascii="Times New Roman" w:eastAsia="Times New Roman" w:hAnsi="Times New Roman" w:cs="Times New Roman"/>
+          <w:b/>
+          <w:bCs/>
+          <w:i/>
+          <w:iCs/>
+          <w:sz w:val="26"/>
+          <w:szCs w:val="26"/>
+        </w:rPr>
+        <w:t>​</w:t>
+      </w:r>
+      <w:proofErr w:type="spellStart"/>
+      <w:r>
+        <w:rPr>
+          <w:rFonts w:ascii="Microsoft Himalaya" w:eastAsia="Times New Roman" w:hAnsi="Microsoft Himalaya" w:cs="Microsoft Himalaya"/>
+          <w:b/>
+          <w:bCs/>
+          <w:i/>
+          <w:iCs/>
+          <w:sz w:val="26"/>
+          <w:szCs w:val="26"/>
+        </w:rPr>
+        <w:t>བདག་གི་བློ་གྲོས་དོག་པའི་སྐྱོན་ཁོ་ནས</w:t>
+      </w:r>
+      <w:proofErr w:type="spellEnd"/>
+      <w:r>
+        <w:rPr>
+          <w:rFonts w:ascii="Microsoft Himalaya" w:eastAsia="Times New Roman" w:hAnsi="Microsoft Himalaya" w:cs="Microsoft Himalaya"/>
+          <w:b/>
+          <w:bCs/>
+          <w:i/>
+          <w:iCs/>
+          <w:sz w:val="26"/>
+          <w:szCs w:val="26"/>
+        </w:rPr>
+        <w:t>།</w:t>
+      </w:r>
+      <w:r>
+        <w:rPr>
+          <w:rFonts w:ascii="Comic Sans MS" w:eastAsia="Times New Roman" w:hAnsi="Comic Sans MS" w:cs="Comic Sans MS"/>
+          <w:b/>
+          <w:bCs/>
+          <w:i/>
+          <w:iCs/>
+          <w:sz w:val="26"/>
+          <w:szCs w:val="26"/>
+        </w:rPr>
+        <w:t xml:space="preserve"> </w:t>
+      </w:r>
+      <w:r>
+        <w:rPr>
+          <w:rFonts w:ascii="Microsoft Himalaya" w:eastAsia="Times New Roman" w:hAnsi="Microsoft Himalaya" w:cs="Microsoft Himalaya"/>
+          <w:b/>
+          <w:bCs/>
+          <w:i/>
+          <w:iCs/>
+          <w:sz w:val="26"/>
+          <w:szCs w:val="26"/>
+        </w:rPr>
+        <w:t>།</w:t>
+      </w:r>
+    </w:p>
+    <w:p>
+      <w:pPr>
+        <w:spacing w:after="0" w:line="240" w:lineRule="auto"/>
+        <w:rPr>
+          <w:rFonts w:ascii="Times New Roman" w:eastAsia="Times New Roman" w:hAnsi="Times New Roman" w:cs="Times New Roman"/>
+          <w:sz w:val="24"/>
+          <w:szCs w:val="24"/>
+        </w:rPr>
+      </w:pPr>
+      <w:r>
+        <w:rPr>
+          <w:rFonts w:ascii="Times New Roman" w:eastAsia="Times New Roman" w:hAnsi="Times New Roman" w:cs="Times New Roman"/>
+          <w:b/>
+          <w:bCs/>
+          <w:i/>
+          <w:iCs/>
+          <w:sz w:val="26"/>
+          <w:szCs w:val="26"/>
+        </w:rPr>
+        <w:t>​</w:t>
+      </w:r>
+      <w:proofErr w:type="spellStart"/>
+      <w:r>
+        <w:rPr>
+          <w:rFonts w:ascii="Microsoft Himalaya" w:eastAsia="Times New Roman" w:hAnsi="Microsoft Himalaya" w:cs="Microsoft Himalaya"/>
+          <w:b/>
+          <w:bCs/>
+          <w:i/>
+          <w:iCs/>
+          <w:sz w:val="26"/>
+          <w:szCs w:val="26"/>
+        </w:rPr>
+        <w:t>གཞན་གྱི་ཟེར་གྲོས་འབའ་ཞིག་ཟློས་པར་ཟད</w:t>
+      </w:r>
+      <w:proofErr w:type="spellEnd"/>
+      <w:r>
+        <w:rPr>
+          <w:rFonts w:ascii="Microsoft Himalaya" w:eastAsia="Times New Roman" w:hAnsi="Microsoft Himalaya" w:cs="Microsoft Himalaya"/>
+          <w:b/>
+          <w:bCs/>
+          <w:i/>
+          <w:iCs/>
+          <w:sz w:val="26"/>
+          <w:szCs w:val="26"/>
+        </w:rPr>
+        <w:t>།</w:t>
+      </w:r>
+      <w:r>
+        <w:rPr>
+          <w:rFonts w:ascii="Comic Sans MS" w:eastAsia="Times New Roman" w:hAnsi="Comic Sans MS" w:cs="Comic Sans MS"/>
+          <w:b/>
+          <w:bCs/>
+          <w:i/>
+          <w:iCs/>
+          <w:sz w:val="26"/>
+          <w:szCs w:val="26"/>
+        </w:rPr>
+        <w:t xml:space="preserve"> </w:t>
+      </w:r>
+      <w:r>
+        <w:rPr>
+          <w:rFonts w:ascii="Microsoft Himalaya" w:eastAsia="Times New Roman" w:hAnsi="Microsoft Himalaya" w:cs="Microsoft Himalaya"/>
+          <w:b/>
+          <w:bCs/>
+          <w:i/>
+          <w:iCs/>
+          <w:sz w:val="26"/>
+          <w:szCs w:val="26"/>
+        </w:rPr>
+        <w:t>།</w:t>
+      </w:r>
+    </w:p>
+    <w:p>
+      <w:pPr>
+        <w:spacing w:after="0" w:line="240" w:lineRule="auto"/>
+        <w:rPr>
+          <w:rFonts w:ascii="Times New Roman" w:eastAsia="Times New Roman" w:hAnsi="Times New Roman" w:cs="Times New Roman"/>
+          <w:sz w:val="24"/>
+          <w:szCs w:val="24"/>
+        </w:rPr>
+      </w:pPr>
+    </w:p>
+    <w:p>
+      <w:pPr>
+        <w:spacing w:after="0" w:line="240" w:lineRule="auto"/>
+        <w:rPr>
+          <w:rFonts w:ascii="Times New Roman" w:eastAsia="Times New Roman" w:hAnsi="Times New Roman" w:cs="Times New Roman"/>
+          <w:sz w:val="24"/>
+          <w:szCs w:val="24"/>
+        </w:rPr>
+      </w:pPr>
+      <w:r>
+        <w:rPr>
+          <w:rFonts w:ascii="Times New Roman" w:eastAsia="Times New Roman" w:hAnsi="Times New Roman" w:cs="Times New Roman"/>
+          <w:b/>
+          <w:bCs/>
+          <w:i/>
+          <w:iCs/>
+          <w:sz w:val="26"/>
+          <w:szCs w:val="26"/>
+        </w:rPr>
+        <w:t>​</w:t>
+      </w:r>
+      <w:proofErr w:type="spellStart"/>
+      <w:r>
+        <w:rPr>
+          <w:rFonts w:ascii="Microsoft Himalaya" w:eastAsia="Times New Roman" w:hAnsi="Microsoft Himalaya" w:cs="Microsoft Himalaya"/>
+          <w:b/>
+          <w:bCs/>
+          <w:i/>
+          <w:iCs/>
+          <w:sz w:val="26"/>
+          <w:szCs w:val="26"/>
+        </w:rPr>
+        <w:t>རྟོག་གེའི་རིགས་པས་བྱས་ཕྱིར་ཐུབ་དགོངས་དང</w:t>
+      </w:r>
+      <w:proofErr w:type="spellEnd"/>
+      <w:r>
+        <w:rPr>
+          <w:rFonts w:ascii="Microsoft Himalaya" w:eastAsia="Times New Roman" w:hAnsi="Microsoft Himalaya" w:cs="Microsoft Himalaya"/>
+          <w:b/>
+          <w:bCs/>
+          <w:i/>
+          <w:iCs/>
+          <w:sz w:val="26"/>
+          <w:szCs w:val="26"/>
+        </w:rPr>
+        <w:t>་།</w:t>
+      </w:r>
+      <w:r>
+        <w:rPr>
+          <w:rFonts w:ascii="Comic Sans MS" w:eastAsia="Times New Roman" w:hAnsi="Comic Sans MS" w:cs="Comic Sans MS"/>
+          <w:b/>
+          <w:bCs/>
+          <w:i/>
+          <w:iCs/>
+          <w:sz w:val="26"/>
+          <w:szCs w:val="26"/>
+        </w:rPr>
+        <w:t xml:space="preserve"> </w:t>
+      </w:r>
+      <w:r>
+        <w:rPr>
+          <w:rFonts w:ascii="Microsoft Himalaya" w:eastAsia="Times New Roman" w:hAnsi="Microsoft Himalaya" w:cs="Microsoft Himalaya"/>
+          <w:b/>
+          <w:bCs/>
+          <w:i/>
+          <w:iCs/>
+          <w:sz w:val="26"/>
+          <w:szCs w:val="26"/>
+        </w:rPr>
+        <w:t>།</w:t>
+      </w:r>
+    </w:p>
+    <w:p>
+      <w:pPr>
+        <w:spacing w:after="0" w:line="240" w:lineRule="auto"/>
+        <w:rPr>
+          <w:rFonts w:ascii="Times New Roman" w:eastAsia="Times New Roman" w:hAnsi="Times New Roman" w:cs="Times New Roman"/>
+          <w:sz w:val="24"/>
+          <w:szCs w:val="24"/>
+        </w:rPr>
+      </w:pPr>
+      <w:r>
+        <w:rPr>
+          <w:rFonts w:ascii="Times New Roman" w:eastAsia="Times New Roman" w:hAnsi="Times New Roman" w:cs="Times New Roman"/>
+          <w:b/>
+          <w:bCs/>
+          <w:i/>
+          <w:iCs/>
           <w:sz w:val="26"/>
           <w:szCs w:val="26"/>
         </w:rPr>
         <w:lastRenderedPageBreak/>
         <w:t>​</w:t>
       </w:r>
-      <w:r>
-        <w:rPr>
-          <w:rFonts w:ascii="Microsoft Himalaya" w:eastAsia="Times New Roman" w:hAnsi="Microsoft Himalaya" w:cs="Microsoft Himalaya"/>
-          <w:sz w:val="26"/>
-          <w:szCs w:val="26"/>
-        </w:rPr>
-        <w:t>གལ་ཏེ་སྦྱོར་བ་དེའི་ཆོས་ཅན་དུ་བཀོད་པ་གཞི་མ་གྲུབ་པས་གཏན་ཚིགས་ཡང་དག་ཏུ་མི་འགྱུར་རོ་ཞེ་ན།</w:t>
-      </w:r>
-      <w:r>
-        <w:rPr>
-          <w:rFonts w:ascii="Arial" w:eastAsia="Times New Roman" w:hAnsi="Arial" w:cs="Arial"/>
-          <w:sz w:val="26"/>
-          <w:szCs w:val="26"/>
-        </w:rPr>
-        <w:t xml:space="preserve"> </w:t>
-      </w:r>
-      <w:proofErr w:type="spellStart"/>
-      <w:r>
-        <w:rPr>
-          <w:rFonts w:ascii="Microsoft Himalaya" w:eastAsia="Times New Roman" w:hAnsi="Microsoft Himalaya" w:cs="Microsoft Himalaya"/>
-          <w:sz w:val="26"/>
-          <w:szCs w:val="26"/>
-        </w:rPr>
-        <w:t>སྐྱོན་མེད་དེ</w:t>
-      </w:r>
-      <w:proofErr w:type="spellEnd"/>
-      <w:r>
-        <w:rPr>
-          <w:rFonts w:ascii="Microsoft Himalaya" w:eastAsia="Times New Roman" w:hAnsi="Microsoft Himalaya" w:cs="Microsoft Himalaya"/>
-          <w:sz w:val="26"/>
-          <w:szCs w:val="26"/>
-        </w:rPr>
-        <w:t>།</w:t>
-      </w:r>
-      <w:r>
-        <w:rPr>
-          <w:rFonts w:ascii="Arial" w:eastAsia="Times New Roman" w:hAnsi="Arial" w:cs="Arial"/>
-          <w:sz w:val="26"/>
-          <w:szCs w:val="26"/>
-        </w:rPr>
-        <w:t xml:space="preserve"> </w:t>
-      </w:r>
-      <w:r>
-        <w:rPr>
-          <w:rFonts w:ascii="Microsoft Himalaya" w:eastAsia="Times New Roman" w:hAnsi="Microsoft Himalaya" w:cs="Microsoft Himalaya"/>
-          <w:sz w:val="26"/>
-          <w:szCs w:val="26"/>
-        </w:rPr>
-        <w:t>རང་རྟེན་གྱི་ཆོས་ཅན་དང་བསྒྲུབ་བྱའི་ཆོས་གཉིས་ཚོགས་པའི་ཚོགས་དོན་ཚད་མས་བསལ་ན་གཏན་ཚིགས་ཡང་དག་ཏུ་མི་འགྱུར་ཡང་།</w:t>
-      </w:r>
-      <w:r>
-        <w:rPr>
-          <w:rFonts w:ascii="Arial" w:eastAsia="Times New Roman" w:hAnsi="Arial" w:cs="Arial"/>
-          <w:sz w:val="26"/>
-          <w:szCs w:val="26"/>
-        </w:rPr>
-        <w:t xml:space="preserve"> </w:t>
-      </w:r>
-      <w:r>
-        <w:rPr>
-          <w:rFonts w:ascii="Microsoft Himalaya" w:eastAsia="Times New Roman" w:hAnsi="Microsoft Himalaya" w:cs="Microsoft Himalaya"/>
-          <w:sz w:val="26"/>
-          <w:szCs w:val="26"/>
-        </w:rPr>
-        <w:t>ཆོས་ཅན་འབའ་ཞིག་པ་དང་བསྒྲུབ་བྱའི་ཆོས་གཉིས་ཚོགས་པའི་ཚོགས་དོན་ཚད་མས་བསལ་ཀྱང་གཏན་ཚིགས་ཡང་དག་ཏུ་མི་འགྱུར་བའི་སྐྱོན་མེད་དེ།</w:t>
-      </w:r>
-      <w:r>
-        <w:rPr>
-          <w:rFonts w:ascii="Arial" w:eastAsia="Times New Roman" w:hAnsi="Arial" w:cs="Arial"/>
-          <w:sz w:val="26"/>
-          <w:szCs w:val="26"/>
-        </w:rPr>
-        <w:t> </w:t>
-      </w:r>
-    </w:p>
-    <w:p>
-      <w:pPr>
-        <w:spacing w:after="0" w:line="240" w:lineRule="auto"/>
-        <w:rPr>
-          <w:rFonts w:ascii="Times New Roman" w:eastAsia="Times New Roman" w:hAnsi="Times New Roman" w:cs="Times New Roman"/>
-          <w:sz w:val="24"/>
-          <w:szCs w:val="24"/>
-        </w:rPr>
-      </w:pPr>
-    </w:p>
-    <w:p>
-      <w:pPr>
-        <w:spacing w:after="0" w:line="240" w:lineRule="auto"/>
-        <w:rPr>
-          <w:rFonts w:ascii="Times New Roman" w:eastAsia="Times New Roman" w:hAnsi="Times New Roman" w:cs="Times New Roman"/>
-          <w:sz w:val="24"/>
-          <w:szCs w:val="24"/>
-        </w:rPr>
-      </w:pPr>
-      <w:r>
-        <w:rPr>
-          <w:rFonts w:ascii="Microsoft Himalaya" w:eastAsia="Times New Roman" w:hAnsi="Microsoft Himalaya" w:cs="Microsoft Himalaya"/>
-          <w:sz w:val="26"/>
-          <w:szCs w:val="26"/>
-        </w:rPr>
-        <w:t>རྟགས་དང་བསྒྲུབ་བྱའི་ཆོས་གཉིས་ཀར་མེད་དགག་བཀོད་པའི་སྦྱོར་བ་ལ་གཞི་མ་གྲུབ་པ་ཆོས་ཅན་དུ་རུང་བ་ཡིན་པའི་ཕྱིར།</w:t>
-      </w:r>
-      <w:r>
-        <w:rPr>
-          <w:rFonts w:ascii="Arial" w:eastAsia="Times New Roman" w:hAnsi="Arial" w:cs="Arial"/>
-          <w:sz w:val="26"/>
-          <w:szCs w:val="26"/>
-        </w:rPr>
-        <w:t xml:space="preserve"> </w:t>
-      </w:r>
-      <w:r>
-        <w:rPr>
-          <w:rFonts w:ascii="Microsoft Himalaya" w:eastAsia="Times New Roman" w:hAnsi="Microsoft Himalaya" w:cs="Microsoft Himalaya"/>
-          <w:sz w:val="26"/>
-          <w:szCs w:val="26"/>
-        </w:rPr>
-        <w:t>དེས་ན་ཕུང་པོའི་ཚོགས་རྒྱུན་གང་ལའང་མ་བཏགས་པའི་གང་ཟག་རང་སྐྱ་པ་སྦྱོར་བ་དེའི་ཆོས་ཅན་འབའ་ཞིག་པ་དང་སྨྲས་པའི་ཆོས་ཅན་ཞེས་བྱ་ཞིང་།</w:t>
-      </w:r>
-      <w:r>
-        <w:rPr>
-          <w:rFonts w:ascii="Arial" w:eastAsia="Times New Roman" w:hAnsi="Arial" w:cs="Arial"/>
-          <w:sz w:val="26"/>
-          <w:szCs w:val="26"/>
-        </w:rPr>
-        <w:t xml:space="preserve"> </w:t>
-      </w:r>
-      <w:r>
-        <w:rPr>
-          <w:rFonts w:ascii="Microsoft Himalaya" w:eastAsia="Times New Roman" w:hAnsi="Microsoft Himalaya" w:cs="Microsoft Himalaya"/>
-          <w:sz w:val="26"/>
-          <w:szCs w:val="26"/>
-        </w:rPr>
-        <w:t>གང་ཟག་རང་སྐྱ་པའི་སྒྲ་དོན་ཏེ་རྟོག་པ་ལ་གང་ཟག་རང་སྐྱ་པར་སྣང་བ་སྦྱོར་བ་དེའི་རང་བརྟེན་གྱི་ཆོས་ཅན་དང་ཆོས་ཅན་བཏགས་པ་བ་ཞེས་བྱའོ།</w:t>
-      </w:r>
-      <w:r>
-        <w:rPr>
-          <w:rFonts w:ascii="Arial" w:eastAsia="Times New Roman" w:hAnsi="Arial" w:cs="Arial"/>
-          <w:sz w:val="26"/>
-          <w:szCs w:val="26"/>
-        </w:rPr>
-        <w:t xml:space="preserve"> </w:t>
-      </w:r>
-      <w:r>
-        <w:rPr>
-          <w:rFonts w:ascii="Microsoft Himalaya" w:eastAsia="Times New Roman" w:hAnsi="Microsoft Himalaya" w:cs="Microsoft Himalaya"/>
-          <w:sz w:val="26"/>
-          <w:szCs w:val="26"/>
-        </w:rPr>
-        <w:t>།</w:t>
-      </w:r>
-    </w:p>
-    <w:p>
-      <w:pPr>
-        <w:spacing w:after="0" w:line="240" w:lineRule="auto"/>
-        <w:rPr>
-          <w:rFonts w:ascii="Times New Roman" w:eastAsia="Times New Roman" w:hAnsi="Times New Roman" w:cs="Times New Roman"/>
-          <w:sz w:val="24"/>
-          <w:szCs w:val="24"/>
-        </w:rPr>
-      </w:pPr>
-    </w:p>
-    <w:p>
-      <w:pPr>
-        <w:spacing w:after="0" w:line="240" w:lineRule="auto"/>
-        <w:rPr>
-          <w:rFonts w:ascii="Times New Roman" w:eastAsia="Times New Roman" w:hAnsi="Times New Roman" w:cs="Times New Roman"/>
-          <w:sz w:val="24"/>
-          <w:szCs w:val="24"/>
-        </w:rPr>
-      </w:pPr>
-      <w:r>
-        <w:rPr>
-          <w:rFonts w:ascii="Arial" w:eastAsia="Times New Roman" w:hAnsi="Arial" w:cs="Arial"/>
+      <w:proofErr w:type="spellStart"/>
+      <w:r>
+        <w:rPr>
+          <w:rFonts w:ascii="Microsoft Himalaya" w:eastAsia="Times New Roman" w:hAnsi="Microsoft Himalaya" w:cs="Microsoft Himalaya"/>
+          <w:b/>
+          <w:bCs/>
+          <w:i/>
+          <w:iCs/>
+          <w:sz w:val="26"/>
+          <w:szCs w:val="26"/>
+        </w:rPr>
+        <w:t>རྒྱབ་ཀྱིས་ཕྱོགས་པར་རིག་ན་གཤིས་ངན་བུ</w:t>
+      </w:r>
+      <w:proofErr w:type="spellEnd"/>
+      <w:r>
+        <w:rPr>
+          <w:rFonts w:ascii="Microsoft Himalaya" w:eastAsia="Times New Roman" w:hAnsi="Microsoft Himalaya" w:cs="Microsoft Himalaya"/>
+          <w:b/>
+          <w:bCs/>
+          <w:i/>
+          <w:iCs/>
+          <w:sz w:val="26"/>
+          <w:szCs w:val="26"/>
+        </w:rPr>
+        <w:t>།</w:t>
+      </w:r>
+      <w:r>
+        <w:rPr>
+          <w:rFonts w:ascii="Comic Sans MS" w:eastAsia="Times New Roman" w:hAnsi="Comic Sans MS" w:cs="Comic Sans MS"/>
+          <w:b/>
+          <w:bCs/>
+          <w:i/>
+          <w:iCs/>
+          <w:sz w:val="26"/>
+          <w:szCs w:val="26"/>
+        </w:rPr>
+        <w:t xml:space="preserve"> </w:t>
+      </w:r>
+      <w:r>
+        <w:rPr>
+          <w:rFonts w:ascii="Microsoft Himalaya" w:eastAsia="Times New Roman" w:hAnsi="Microsoft Himalaya" w:cs="Microsoft Himalaya"/>
+          <w:b/>
+          <w:bCs/>
+          <w:i/>
+          <w:iCs/>
+          <w:sz w:val="26"/>
+          <w:szCs w:val="26"/>
+        </w:rPr>
+        <w:t>།</w:t>
+      </w:r>
+    </w:p>
+    <w:p>
+      <w:pPr>
+        <w:spacing w:after="0" w:line="240" w:lineRule="auto"/>
+        <w:rPr>
+          <w:rFonts w:ascii="Times New Roman" w:eastAsia="Times New Roman" w:hAnsi="Times New Roman" w:cs="Times New Roman"/>
+          <w:sz w:val="24"/>
+          <w:szCs w:val="24"/>
+        </w:rPr>
+      </w:pPr>
+      <w:r>
+        <w:rPr>
+          <w:rFonts w:ascii="Times New Roman" w:eastAsia="Times New Roman" w:hAnsi="Times New Roman" w:cs="Times New Roman"/>
+          <w:b/>
+          <w:bCs/>
+          <w:i/>
+          <w:iCs/>
           <w:sz w:val="26"/>
           <w:szCs w:val="26"/>
         </w:rPr>
         <w:t>​</w:t>
       </w:r>
-      <w:r>
-        <w:rPr>
-          <w:rFonts w:ascii="Microsoft Himalaya" w:eastAsia="Times New Roman" w:hAnsi="Microsoft Himalaya" w:cs="Microsoft Himalaya"/>
-          <w:sz w:val="26"/>
-          <w:szCs w:val="26"/>
-        </w:rPr>
-        <w:t>བྱས་པའི་རྟགས་ཀྱིས་སྒྲ་ལ་རྟག་པ་དགག་པ་དང་མི་རྟག་པ་སྒྲུབ་པའི་དངོས་ཀྱི་རྟེན་ནི།</w:t>
-      </w:r>
-      <w:r>
-        <w:rPr>
-          <w:rFonts w:ascii="Arial" w:eastAsia="Times New Roman" w:hAnsi="Arial" w:cs="Arial"/>
-          <w:sz w:val="26"/>
-          <w:szCs w:val="26"/>
-        </w:rPr>
-        <w:t xml:space="preserve"> </w:t>
-      </w:r>
-      <w:proofErr w:type="spellStart"/>
-      <w:r>
-        <w:rPr>
-          <w:rFonts w:ascii="Microsoft Himalaya" w:eastAsia="Times New Roman" w:hAnsi="Microsoft Himalaya" w:cs="Microsoft Himalaya"/>
-          <w:sz w:val="26"/>
-          <w:szCs w:val="26"/>
-        </w:rPr>
-        <w:t>རྟོག་པ་ལ་སྒྲ་མ་ཡིན་པ་ལས་ལོག་པར་སྣང་བ་ཉིད་ཡིན་ཏེ</w:t>
-      </w:r>
-      <w:proofErr w:type="spellEnd"/>
-      <w:r>
-        <w:rPr>
-          <w:rFonts w:ascii="Microsoft Himalaya" w:eastAsia="Times New Roman" w:hAnsi="Microsoft Himalaya" w:cs="Microsoft Himalaya"/>
-          <w:sz w:val="26"/>
-          <w:szCs w:val="26"/>
-        </w:rPr>
-        <w:t>།</w:t>
-      </w:r>
-      <w:r>
-        <w:rPr>
-          <w:rFonts w:ascii="Arial" w:eastAsia="Times New Roman" w:hAnsi="Arial" w:cs="Arial"/>
-          <w:sz w:val="26"/>
-          <w:szCs w:val="26"/>
-        </w:rPr>
-        <w:t xml:space="preserve"> </w:t>
-      </w:r>
-      <w:proofErr w:type="spellStart"/>
-      <w:r>
-        <w:rPr>
-          <w:rFonts w:ascii="Microsoft Himalaya" w:eastAsia="Times New Roman" w:hAnsi="Microsoft Himalaya" w:cs="Microsoft Himalaya"/>
-          <w:sz w:val="26"/>
-          <w:szCs w:val="26"/>
-        </w:rPr>
-        <w:t>དེའི་ཚེ་སྒྲ་ཉིད་རྟོག་པ་ལ་ཇི་བཞིན་དངོས་སུ་སྣང་དུ་མེད་པའི་ཕྱིར</w:t>
-      </w:r>
-      <w:proofErr w:type="spellEnd"/>
-      <w:r>
-        <w:rPr>
-          <w:rFonts w:ascii="Microsoft Himalaya" w:eastAsia="Times New Roman" w:hAnsi="Microsoft Himalaya" w:cs="Microsoft Himalaya"/>
-          <w:sz w:val="26"/>
-          <w:szCs w:val="26"/>
-        </w:rPr>
-        <w:t>།</w:t>
-      </w:r>
-      <w:r>
-        <w:rPr>
-          <w:rFonts w:ascii="Arial" w:eastAsia="Times New Roman" w:hAnsi="Arial" w:cs="Arial"/>
-          <w:sz w:val="26"/>
-          <w:szCs w:val="26"/>
-        </w:rPr>
-        <w:t xml:space="preserve"> </w:t>
-      </w:r>
-      <w:r>
-        <w:rPr>
-          <w:rFonts w:ascii="Microsoft Himalaya" w:eastAsia="Times New Roman" w:hAnsi="Microsoft Himalaya" w:cs="Microsoft Himalaya"/>
-          <w:sz w:val="26"/>
-          <w:szCs w:val="26"/>
-        </w:rPr>
-        <w:t>འོན་ཀྱང་སྒྲ་མ་ཡིན་པ་ལས་ལོག་པར་སྣང་བ་དེ་སྒྲུབ་ཀྱི་རང་རྟེན་གྱི་ཆོས་ཅན་མ་ཡིན་པའི་ཞིབ་ཆ་ཡོད་དམ་སྙམ་མོ།</w:t>
-      </w:r>
-      <w:r>
-        <w:rPr>
-          <w:rFonts w:ascii="Arial" w:eastAsia="Times New Roman" w:hAnsi="Arial" w:cs="Arial"/>
-          <w:sz w:val="26"/>
-          <w:szCs w:val="26"/>
-        </w:rPr>
-        <w:t xml:space="preserve"> </w:t>
-      </w:r>
-      <w:r>
-        <w:rPr>
-          <w:rFonts w:ascii="Microsoft Himalaya" w:eastAsia="Times New Roman" w:hAnsi="Microsoft Himalaya" w:cs="Microsoft Himalaya"/>
-          <w:sz w:val="26"/>
-          <w:szCs w:val="26"/>
-        </w:rPr>
-        <w:t>།</w:t>
-      </w:r>
-    </w:p>
-    <w:p>
-      <w:pPr>
-        <w:spacing w:after="0" w:line="240" w:lineRule="auto"/>
-        <w:rPr>
-          <w:rFonts w:ascii="Times New Roman" w:eastAsia="Times New Roman" w:hAnsi="Times New Roman" w:cs="Times New Roman"/>
-          <w:sz w:val="24"/>
-          <w:szCs w:val="24"/>
-        </w:rPr>
-      </w:pPr>
-    </w:p>
-    <w:p>
-      <w:pPr>
-        <w:spacing w:after="0" w:line="240" w:lineRule="auto"/>
-        <w:rPr>
-          <w:rFonts w:ascii="Times New Roman" w:eastAsia="Times New Roman" w:hAnsi="Times New Roman" w:cs="Times New Roman"/>
-          <w:sz w:val="24"/>
-          <w:szCs w:val="24"/>
-        </w:rPr>
-      </w:pPr>
-      <w:r>
-        <w:rPr>
-          <w:rFonts w:ascii="Arial" w:eastAsia="Times New Roman" w:hAnsi="Arial" w:cs="Arial"/>
+      <w:proofErr w:type="spellStart"/>
+      <w:r>
+        <w:rPr>
+          <w:rFonts w:ascii="Microsoft Himalaya" w:eastAsia="Times New Roman" w:hAnsi="Microsoft Himalaya" w:cs="Microsoft Himalaya"/>
+          <w:b/>
+          <w:bCs/>
+          <w:i/>
+          <w:iCs/>
+          <w:sz w:val="26"/>
+          <w:szCs w:val="26"/>
+        </w:rPr>
+        <w:t>ཉེས་ཀྱང་བརྩེ་ལྡན་མ་ཡིས་མི་ཁྲོ་ལྟར</w:t>
+      </w:r>
+      <w:proofErr w:type="spellEnd"/>
+      <w:r>
+        <w:rPr>
+          <w:rFonts w:ascii="Microsoft Himalaya" w:eastAsia="Times New Roman" w:hAnsi="Microsoft Himalaya" w:cs="Microsoft Himalaya"/>
+          <w:b/>
+          <w:bCs/>
+          <w:i/>
+          <w:iCs/>
+          <w:sz w:val="26"/>
+          <w:szCs w:val="26"/>
+        </w:rPr>
+        <w:t>།</w:t>
+      </w:r>
+      <w:r>
+        <w:rPr>
+          <w:rFonts w:ascii="Comic Sans MS" w:eastAsia="Times New Roman" w:hAnsi="Comic Sans MS" w:cs="Comic Sans MS"/>
+          <w:b/>
+          <w:bCs/>
+          <w:i/>
+          <w:iCs/>
+          <w:sz w:val="26"/>
+          <w:szCs w:val="26"/>
+        </w:rPr>
+        <w:t xml:space="preserve"> </w:t>
+      </w:r>
+      <w:r>
+        <w:rPr>
+          <w:rFonts w:ascii="Microsoft Himalaya" w:eastAsia="Times New Roman" w:hAnsi="Microsoft Himalaya" w:cs="Microsoft Himalaya"/>
+          <w:b/>
+          <w:bCs/>
+          <w:i/>
+          <w:iCs/>
+          <w:sz w:val="26"/>
+          <w:szCs w:val="26"/>
+        </w:rPr>
+        <w:t>།</w:t>
+      </w:r>
+    </w:p>
+    <w:p>
+      <w:pPr>
+        <w:spacing w:after="0" w:line="240" w:lineRule="auto"/>
+        <w:rPr>
+          <w:rFonts w:ascii="Times New Roman" w:eastAsia="Times New Roman" w:hAnsi="Times New Roman" w:cs="Times New Roman"/>
+          <w:sz w:val="24"/>
+          <w:szCs w:val="24"/>
+        </w:rPr>
+      </w:pPr>
+      <w:r>
+        <w:rPr>
+          <w:rFonts w:ascii="Times New Roman" w:eastAsia="Times New Roman" w:hAnsi="Times New Roman" w:cs="Times New Roman"/>
+          <w:b/>
+          <w:bCs/>
+          <w:i/>
+          <w:iCs/>
           <w:sz w:val="26"/>
           <w:szCs w:val="26"/>
         </w:rPr>
         <w:t>​</w:t>
       </w:r>
-      <w:r>
-        <w:rPr>
-          <w:rFonts w:ascii="Microsoft Himalaya" w:eastAsia="Times New Roman" w:hAnsi="Microsoft Himalaya" w:cs="Microsoft Himalaya"/>
-          <w:sz w:val="26"/>
-          <w:szCs w:val="26"/>
-        </w:rPr>
-        <w:t>དེ་ཡང་ཕྱི་རོལ་པ་དག་གིས་རང་སྐྱ་ཐུབ་པའི་རྫས་ཡོད་ཁས་ལེན་པ་ཙམ་དུ་མ་ཟད།</w:t>
-      </w:r>
-      <w:r>
-        <w:rPr>
-          <w:rFonts w:ascii="Arial" w:eastAsia="Times New Roman" w:hAnsi="Arial" w:cs="Arial"/>
-          <w:sz w:val="26"/>
-          <w:szCs w:val="26"/>
-        </w:rPr>
-        <w:t xml:space="preserve"> </w:t>
-      </w:r>
-      <w:r>
-        <w:rPr>
-          <w:rFonts w:ascii="Microsoft Himalaya" w:eastAsia="Times New Roman" w:hAnsi="Microsoft Himalaya" w:cs="Microsoft Himalaya"/>
-          <w:sz w:val="26"/>
-          <w:szCs w:val="26"/>
-        </w:rPr>
-        <w:t>མདོ་སྡེ་པ་དང་སེམས་ཅན་པ་དག་གིས་ཀྱང་གཟུགས་རགས་པ་དང་ཤེས་པ་རང་སྐྱ་ཐུབ་པའི་རྫས་ཡོད་དུ་འདོད་པར་མངོན་ཏེ།</w:t>
-      </w:r>
-      <w:r>
-        <w:rPr>
-          <w:rFonts w:ascii="Arial" w:eastAsia="Times New Roman" w:hAnsi="Arial" w:cs="Arial"/>
-          <w:sz w:val="26"/>
-          <w:szCs w:val="26"/>
-        </w:rPr>
-        <w:t xml:space="preserve"> </w:t>
-      </w:r>
-      <w:r>
-        <w:rPr>
-          <w:rFonts w:ascii="Microsoft Himalaya" w:eastAsia="Times New Roman" w:hAnsi="Microsoft Himalaya" w:cs="Microsoft Himalaya"/>
-          <w:sz w:val="26"/>
-          <w:szCs w:val="26"/>
-        </w:rPr>
-        <w:t>དངོས་སྨྲ་བ་དེ་དག་གིས་བཏགས་ཡོད་ཀྱི་དངོས་པོ་ཡིན་ན་གདགས་གཞི་རང་སྐྱ་ཐུབ་པའི་རྫས་ཡོད་རེ་ལ་བཏགས་པ་ཡིན་པར་ཁས་ལེན་པའི་ཕྱིར།</w:t>
-      </w:r>
-      <w:r>
-        <w:rPr>
-          <w:rFonts w:ascii="Arial" w:eastAsia="Times New Roman" w:hAnsi="Arial" w:cs="Arial"/>
-          <w:sz w:val="26"/>
-          <w:szCs w:val="26"/>
-        </w:rPr>
-        <w:t> </w:t>
-      </w:r>
-    </w:p>
-    <w:p>
-      <w:pPr>
-        <w:spacing w:after="0" w:line="240" w:lineRule="auto"/>
-        <w:rPr>
-          <w:rFonts w:ascii="Times New Roman" w:eastAsia="Times New Roman" w:hAnsi="Times New Roman" w:cs="Times New Roman"/>
-          <w:sz w:val="24"/>
-          <w:szCs w:val="24"/>
-        </w:rPr>
-      </w:pPr>
-    </w:p>
-    <w:p>
-      <w:pPr>
-        <w:spacing w:after="0" w:line="240" w:lineRule="auto"/>
-        <w:rPr>
-          <w:rFonts w:ascii="Times New Roman" w:eastAsia="Times New Roman" w:hAnsi="Times New Roman" w:cs="Times New Roman"/>
-          <w:sz w:val="24"/>
-          <w:szCs w:val="24"/>
-        </w:rPr>
-      </w:pPr>
-      <w:proofErr w:type="spellStart"/>
-      <w:r>
-        <w:rPr>
-          <w:rFonts w:ascii="Microsoft Himalaya" w:eastAsia="Times New Roman" w:hAnsi="Microsoft Himalaya" w:cs="Microsoft Himalaya"/>
-          <w:sz w:val="26"/>
-          <w:szCs w:val="26"/>
-        </w:rPr>
-        <w:t>དེ་གང་ལས་ཤེས་ཤེ་ན</w:t>
-      </w:r>
-      <w:proofErr w:type="spellEnd"/>
-      <w:r>
-        <w:rPr>
-          <w:rFonts w:ascii="Microsoft Himalaya" w:eastAsia="Times New Roman" w:hAnsi="Microsoft Himalaya" w:cs="Microsoft Himalaya"/>
-          <w:sz w:val="26"/>
-          <w:szCs w:val="26"/>
-        </w:rPr>
-        <w:t>།</w:t>
-      </w:r>
-      <w:r>
-        <w:rPr>
-          <w:rFonts w:ascii="Arial" w:eastAsia="Times New Roman" w:hAnsi="Arial" w:cs="Arial"/>
-          <w:sz w:val="26"/>
-          <w:szCs w:val="26"/>
-        </w:rPr>
-        <w:t xml:space="preserve"> </w:t>
-      </w:r>
-      <w:proofErr w:type="spellStart"/>
-      <w:r>
-        <w:rPr>
-          <w:rFonts w:ascii="Microsoft Himalaya" w:eastAsia="Times New Roman" w:hAnsi="Microsoft Himalaya" w:cs="Microsoft Himalaya"/>
-          <w:sz w:val="26"/>
-          <w:szCs w:val="26"/>
-        </w:rPr>
-        <w:t>དབུ་མ་འཇུག་པའི་རྣམ་བཤད་དགོངས་པ་རབ་གསལ་ལས</w:t>
-      </w:r>
-      <w:proofErr w:type="spellEnd"/>
-      <w:r>
-        <w:rPr>
-          <w:rFonts w:ascii="Microsoft Himalaya" w:eastAsia="Times New Roman" w:hAnsi="Microsoft Himalaya" w:cs="Microsoft Himalaya"/>
-          <w:sz w:val="26"/>
-          <w:szCs w:val="26"/>
-        </w:rPr>
-        <w:t>།</w:t>
-      </w:r>
-      <w:r>
-        <w:rPr>
-          <w:rFonts w:ascii="Arial" w:eastAsia="Times New Roman" w:hAnsi="Arial" w:cs="Arial"/>
-          <w:sz w:val="26"/>
-          <w:szCs w:val="26"/>
-        </w:rPr>
-        <w:t> </w:t>
-      </w:r>
-    </w:p>
-    <w:p>
-      <w:pPr>
-        <w:spacing w:after="0" w:line="240" w:lineRule="auto"/>
-        <w:rPr>
-          <w:rFonts w:ascii="Times New Roman" w:eastAsia="Times New Roman" w:hAnsi="Times New Roman" w:cs="Times New Roman"/>
-          <w:sz w:val="24"/>
-          <w:szCs w:val="24"/>
-        </w:rPr>
-      </w:pPr>
-      <w:r>
-        <w:rPr>
-          <w:rFonts w:ascii="Microsoft Himalaya" w:eastAsia="Times New Roman" w:hAnsi="Microsoft Himalaya" w:cs="Microsoft Himalaya"/>
-          <w:sz w:val="26"/>
-          <w:szCs w:val="26"/>
-        </w:rPr>
-        <w:t>ཕ་རོལ་པོས་བཏགས་ཡོད་ཀྱི་དངོས་པོ་རྣམས་རང་སྐྱ་ཐུབ་པའི་རྫས་ཡོད་རེ་བཏགས་གཞིར་ཡོད་པ་ལ་བརྟེན་ནས་འདོགས་པར་ཁས་ལེན་ཞིང་ཞེས་གསུངས་པས་གྲུབ་བོ།</w:t>
-      </w:r>
-      <w:r>
-        <w:rPr>
-          <w:rFonts w:ascii="Arial" w:eastAsia="Times New Roman" w:hAnsi="Arial" w:cs="Arial"/>
-          <w:sz w:val="26"/>
-          <w:szCs w:val="26"/>
-        </w:rPr>
-        <w:t xml:space="preserve"> </w:t>
-      </w:r>
-      <w:r>
-        <w:rPr>
-          <w:rFonts w:ascii="Microsoft Himalaya" w:eastAsia="Times New Roman" w:hAnsi="Microsoft Himalaya" w:cs="Microsoft Himalaya"/>
-          <w:sz w:val="26"/>
-          <w:szCs w:val="26"/>
-        </w:rPr>
-        <w:t>།</w:t>
-      </w:r>
-    </w:p>
-    <w:p>
-      <w:pPr>
-        <w:spacing w:after="0" w:line="240" w:lineRule="auto"/>
-        <w:rPr>
-          <w:rFonts w:ascii="Times New Roman" w:eastAsia="Times New Roman" w:hAnsi="Times New Roman" w:cs="Times New Roman"/>
-          <w:sz w:val="24"/>
-          <w:szCs w:val="24"/>
-        </w:rPr>
-      </w:pPr>
-    </w:p>
-    <w:p>
-      <w:pPr>
-        <w:spacing w:after="0" w:line="240" w:lineRule="auto"/>
-        <w:rPr>
-          <w:rFonts w:ascii="Times New Roman" w:eastAsia="Times New Roman" w:hAnsi="Times New Roman" w:cs="Times New Roman"/>
-          <w:sz w:val="24"/>
-          <w:szCs w:val="24"/>
-        </w:rPr>
-      </w:pPr>
-      <w:r>
-        <w:rPr>
-          <w:rFonts w:ascii="Arial" w:eastAsia="Times New Roman" w:hAnsi="Arial" w:cs="Arial"/>
+      <w:proofErr w:type="spellStart"/>
+      <w:r>
+        <w:rPr>
+          <w:rFonts w:ascii="Microsoft Himalaya" w:eastAsia="Times New Roman" w:hAnsi="Microsoft Himalaya" w:cs="Microsoft Himalaya"/>
+          <w:b/>
+          <w:bCs/>
+          <w:i/>
+          <w:iCs/>
+          <w:sz w:val="26"/>
+          <w:szCs w:val="26"/>
+        </w:rPr>
+        <w:t>བདག་ལ་བརྩེ་བས་དགོངས་ཏེ་མ་ཁྲེལ་མཛོད</w:t>
+      </w:r>
+      <w:proofErr w:type="spellEnd"/>
+      <w:r>
+        <w:rPr>
+          <w:rFonts w:ascii="Microsoft Himalaya" w:eastAsia="Times New Roman" w:hAnsi="Microsoft Himalaya" w:cs="Microsoft Himalaya"/>
+          <w:b/>
+          <w:bCs/>
+          <w:i/>
+          <w:iCs/>
+          <w:sz w:val="26"/>
+          <w:szCs w:val="26"/>
+        </w:rPr>
+        <w:t>།</w:t>
+      </w:r>
+      <w:r>
+        <w:rPr>
+          <w:rFonts w:ascii="Comic Sans MS" w:eastAsia="Times New Roman" w:hAnsi="Comic Sans MS" w:cs="Comic Sans MS"/>
+          <w:b/>
+          <w:bCs/>
+          <w:i/>
+          <w:iCs/>
+          <w:sz w:val="26"/>
+          <w:szCs w:val="26"/>
+        </w:rPr>
+        <w:t xml:space="preserve"> </w:t>
+      </w:r>
+      <w:r>
+        <w:rPr>
+          <w:rFonts w:ascii="Microsoft Himalaya" w:eastAsia="Times New Roman" w:hAnsi="Microsoft Himalaya" w:cs="Microsoft Himalaya"/>
+          <w:b/>
+          <w:bCs/>
+          <w:i/>
+          <w:iCs/>
+          <w:sz w:val="26"/>
+          <w:szCs w:val="26"/>
+        </w:rPr>
+        <w:t>།</w:t>
+      </w:r>
+    </w:p>
+    <w:p>
+      <w:pPr>
+        <w:spacing w:after="0" w:line="240" w:lineRule="auto"/>
+        <w:rPr>
+          <w:rFonts w:ascii="Times New Roman" w:eastAsia="Times New Roman" w:hAnsi="Times New Roman" w:cs="Times New Roman"/>
+          <w:sz w:val="24"/>
+          <w:szCs w:val="24"/>
+        </w:rPr>
+      </w:pPr>
+    </w:p>
+    <w:p>
+      <w:pPr>
+        <w:spacing w:after="0" w:line="240" w:lineRule="auto"/>
+        <w:rPr>
+          <w:rFonts w:ascii="Times New Roman" w:eastAsia="Times New Roman" w:hAnsi="Times New Roman" w:cs="Times New Roman"/>
+          <w:sz w:val="24"/>
+          <w:szCs w:val="24"/>
+        </w:rPr>
+      </w:pPr>
+      <w:r>
+        <w:rPr>
+          <w:rFonts w:ascii="Times New Roman" w:eastAsia="Times New Roman" w:hAnsi="Times New Roman" w:cs="Times New Roman"/>
+          <w:b/>
+          <w:bCs/>
+          <w:i/>
+          <w:iCs/>
           <w:sz w:val="26"/>
           <w:szCs w:val="26"/>
         </w:rPr>
@@ -22327,15 +25385,167 @@
       <w:r>
         <w:rPr>
           <w:rFonts w:ascii="Microsoft Himalaya" w:eastAsia="Times New Roman" w:hAnsi="Microsoft Himalaya" w:cs="Microsoft Himalaya"/>
-          <w:sz w:val="26"/>
-          <w:szCs w:val="26"/>
-        </w:rPr>
-        <w:t>ལུང་ཤིན་ཏུ་གསལ་བས་འཁྱོག་བཤད་མི་རུང་ངོ</w:t>
-      </w:r>
-      <w:proofErr w:type="spellEnd"/>
-      <w:r>
-        <w:rPr>
-          <w:rFonts w:ascii="Microsoft Himalaya" w:eastAsia="Times New Roman" w:hAnsi="Microsoft Himalaya" w:cs="Microsoft Himalaya"/>
+          <w:b/>
+          <w:bCs/>
+          <w:i/>
+          <w:iCs/>
+          <w:sz w:val="26"/>
+          <w:szCs w:val="26"/>
+        </w:rPr>
+        <w:t>མུ་ལྟོའི་པད་པུར་ཚོགས་པའི་ཕྱེ་བཞིན་དུ</w:t>
+      </w:r>
+      <w:proofErr w:type="spellEnd"/>
+      <w:r>
+        <w:rPr>
+          <w:rFonts w:ascii="Microsoft Himalaya" w:eastAsia="Times New Roman" w:hAnsi="Microsoft Himalaya" w:cs="Microsoft Himalaya"/>
+          <w:b/>
+          <w:bCs/>
+          <w:i/>
+          <w:iCs/>
+          <w:sz w:val="26"/>
+          <w:szCs w:val="26"/>
+        </w:rPr>
+        <w:t>།</w:t>
+      </w:r>
+      <w:r>
+        <w:rPr>
+          <w:rFonts w:ascii="Comic Sans MS" w:eastAsia="Times New Roman" w:hAnsi="Comic Sans MS" w:cs="Comic Sans MS"/>
+          <w:b/>
+          <w:bCs/>
+          <w:i/>
+          <w:iCs/>
+          <w:sz w:val="26"/>
+          <w:szCs w:val="26"/>
+        </w:rPr>
+        <w:t xml:space="preserve"> </w:t>
+      </w:r>
+      <w:r>
+        <w:rPr>
+          <w:rFonts w:ascii="Microsoft Himalaya" w:eastAsia="Times New Roman" w:hAnsi="Microsoft Himalaya" w:cs="Microsoft Himalaya"/>
+          <w:b/>
+          <w:bCs/>
+          <w:i/>
+          <w:iCs/>
+          <w:sz w:val="26"/>
+          <w:szCs w:val="26"/>
+        </w:rPr>
+        <w:t>།</w:t>
+      </w:r>
+    </w:p>
+    <w:p>
+      <w:pPr>
+        <w:spacing w:after="0" w:line="240" w:lineRule="auto"/>
+        <w:rPr>
+          <w:rFonts w:ascii="Times New Roman" w:eastAsia="Times New Roman" w:hAnsi="Times New Roman" w:cs="Times New Roman"/>
+          <w:sz w:val="24"/>
+          <w:szCs w:val="24"/>
+        </w:rPr>
+      </w:pPr>
+      <w:r>
+        <w:rPr>
+          <w:rFonts w:ascii="Times New Roman" w:eastAsia="Times New Roman" w:hAnsi="Times New Roman" w:cs="Times New Roman"/>
+          <w:b/>
+          <w:bCs/>
+          <w:i/>
+          <w:iCs/>
+          <w:sz w:val="26"/>
+          <w:szCs w:val="26"/>
+        </w:rPr>
+        <w:t>​</w:t>
+      </w:r>
+      <w:proofErr w:type="spellStart"/>
+      <w:r>
+        <w:rPr>
+          <w:rFonts w:ascii="Microsoft Himalaya" w:eastAsia="Times New Roman" w:hAnsi="Microsoft Himalaya" w:cs="Microsoft Himalaya"/>
+          <w:b/>
+          <w:bCs/>
+          <w:i/>
+          <w:iCs/>
+          <w:sz w:val="26"/>
+          <w:szCs w:val="26"/>
+        </w:rPr>
+        <w:t>སྣ་ཚོགས་གཞུང་ནས་གཅིག་ཏུ་བསྡེབས་པ་འདི</w:t>
+      </w:r>
+      <w:proofErr w:type="spellEnd"/>
+      <w:r>
+        <w:rPr>
+          <w:rFonts w:ascii="Microsoft Himalaya" w:eastAsia="Times New Roman" w:hAnsi="Microsoft Himalaya" w:cs="Microsoft Himalaya"/>
+          <w:b/>
+          <w:bCs/>
+          <w:i/>
+          <w:iCs/>
+          <w:sz w:val="26"/>
+          <w:szCs w:val="26"/>
+        </w:rPr>
+        <w:t>།</w:t>
+      </w:r>
+      <w:r>
+        <w:rPr>
+          <w:rFonts w:ascii="Comic Sans MS" w:eastAsia="Times New Roman" w:hAnsi="Comic Sans MS" w:cs="Comic Sans MS"/>
+          <w:b/>
+          <w:bCs/>
+          <w:i/>
+          <w:iCs/>
+          <w:sz w:val="26"/>
+          <w:szCs w:val="26"/>
+        </w:rPr>
+        <w:t xml:space="preserve"> </w:t>
+      </w:r>
+      <w:r>
+        <w:rPr>
+          <w:rFonts w:ascii="Microsoft Himalaya" w:eastAsia="Times New Roman" w:hAnsi="Microsoft Himalaya" w:cs="Microsoft Himalaya"/>
+          <w:b/>
+          <w:bCs/>
+          <w:i/>
+          <w:iCs/>
+          <w:sz w:val="26"/>
+          <w:szCs w:val="26"/>
+        </w:rPr>
+        <w:t>།</w:t>
+      </w:r>
+    </w:p>
+    <w:p>
+      <w:pPr>
+        <w:spacing w:after="0" w:line="240" w:lineRule="auto"/>
+        <w:rPr>
+          <w:rFonts w:ascii="Times New Roman" w:eastAsia="Times New Roman" w:hAnsi="Times New Roman" w:cs="Times New Roman"/>
+          <w:sz w:val="24"/>
+          <w:szCs w:val="24"/>
+        </w:rPr>
+      </w:pPr>
+      <w:r>
+        <w:rPr>
+          <w:rFonts w:ascii="Times New Roman" w:eastAsia="Times New Roman" w:hAnsi="Times New Roman" w:cs="Times New Roman"/>
+          <w:b/>
+          <w:bCs/>
+          <w:i/>
+          <w:iCs/>
+          <w:sz w:val="26"/>
+          <w:szCs w:val="26"/>
+        </w:rPr>
+        <w:t>​</w:t>
+      </w:r>
+      <w:proofErr w:type="spellStart"/>
+      <w:r>
+        <w:rPr>
+          <w:rFonts w:ascii="Microsoft Himalaya" w:eastAsia="Times New Roman" w:hAnsi="Microsoft Himalaya" w:cs="Microsoft Himalaya"/>
+          <w:b/>
+          <w:bCs/>
+          <w:i/>
+          <w:iCs/>
+          <w:sz w:val="26"/>
+          <w:szCs w:val="26"/>
+        </w:rPr>
+        <w:t>ཟབ་མོ་བརྗོད་བྱས་གཏམས་པ་མ་ཡིན་ཡང</w:t>
+      </w:r>
+      <w:proofErr w:type="spellEnd"/>
+      <w:r>
+        <w:rPr>
+          <w:rFonts w:ascii="Microsoft Himalaya" w:eastAsia="Times New Roman" w:hAnsi="Microsoft Himalaya" w:cs="Microsoft Himalaya"/>
+          <w:b/>
+          <w:bCs/>
+          <w:i/>
+          <w:iCs/>
           <w:sz w:val="26"/>
           <w:szCs w:val="26"/>
         </w:rPr>
@@ -22343,355 +25553,199 @@
       </w:r>
       <w:r>
         <w:rPr>
-          <w:rFonts w:ascii="Arial" w:eastAsia="Times New Roman" w:hAnsi="Arial" w:cs="Arial"/>
-          <w:sz w:val="26"/>
-          <w:szCs w:val="26"/>
-        </w:rPr>
-        <w:t xml:space="preserve"> </w:t>
-      </w:r>
-      <w:r>
-        <w:rPr>
-          <w:rFonts w:ascii="Microsoft Himalaya" w:eastAsia="Times New Roman" w:hAnsi="Microsoft Himalaya" w:cs="Microsoft Himalaya"/>
-          <w:sz w:val="26"/>
-          <w:szCs w:val="26"/>
-        </w:rPr>
-        <w:t>།</w:t>
-      </w:r>
-      <w:r>
-        <w:rPr>
-          <w:rFonts w:ascii="Arial" w:eastAsia="Times New Roman" w:hAnsi="Arial" w:cs="Arial"/>
+          <w:rFonts w:ascii="Comic Sans MS" w:eastAsia="Times New Roman" w:hAnsi="Comic Sans MS" w:cs="Comic Sans MS"/>
+          <w:b/>
+          <w:bCs/>
+          <w:i/>
+          <w:iCs/>
+          <w:sz w:val="26"/>
+          <w:szCs w:val="26"/>
+        </w:rPr>
+        <w:t xml:space="preserve"> </w:t>
+      </w:r>
+      <w:r>
+        <w:rPr>
+          <w:rFonts w:ascii="Microsoft Himalaya" w:eastAsia="Times New Roman" w:hAnsi="Microsoft Himalaya" w:cs="Microsoft Himalaya"/>
+          <w:b/>
+          <w:bCs/>
+          <w:i/>
+          <w:iCs/>
+          <w:sz w:val="26"/>
+          <w:szCs w:val="26"/>
+        </w:rPr>
+        <w:t>།</w:t>
+      </w:r>
+    </w:p>
+    <w:p>
+      <w:pPr>
+        <w:spacing w:after="0" w:line="240" w:lineRule="auto"/>
+        <w:rPr>
+          <w:rFonts w:ascii="Times New Roman" w:eastAsia="Times New Roman" w:hAnsi="Times New Roman" w:cs="Times New Roman"/>
+          <w:sz w:val="24"/>
+          <w:szCs w:val="24"/>
+        </w:rPr>
+      </w:pPr>
+      <w:r>
+        <w:rPr>
+          <w:rFonts w:ascii="Times New Roman" w:eastAsia="Times New Roman" w:hAnsi="Times New Roman" w:cs="Times New Roman"/>
+          <w:b/>
+          <w:bCs/>
+          <w:i/>
+          <w:iCs/>
           <w:sz w:val="26"/>
           <w:szCs w:val="26"/>
         </w:rPr>
         <w:t>​</w:t>
       </w:r>
-      <w:r>
-        <w:rPr>
-          <w:rFonts w:ascii="Microsoft Himalaya" w:eastAsia="Times New Roman" w:hAnsi="Microsoft Himalaya" w:cs="Microsoft Himalaya"/>
-          <w:sz w:val="26"/>
-          <w:szCs w:val="26"/>
-        </w:rPr>
-        <w:t>དངོས་སྨྲ་བ་དེ་དག་གི་ལུགས་ལ་ཤེས་པ་དང་གཟུགས་རགས་པའི་སྟེང་གི་གང་ཟག་གི་བདག་མེད་ཕྲ་མོ་ནི་ཤེས་པ་གང་ཟག་རང་སྐྱ་ཐུབ་པའི་རྫས་ཡོད་ཀྱིས་ལོངས་སྤྱད་བྱར་མེད་པ་ཤེས་པའི་གང་ཟག་གི་བདག་མེད་ལ་འཇོག་པ་སོགས་གཞན་ལ་རིགས་འགྲེའོ།</w:t>
-      </w:r>
-      <w:r>
-        <w:rPr>
-          <w:rFonts w:ascii="Arial" w:eastAsia="Times New Roman" w:hAnsi="Arial" w:cs="Arial"/>
-          <w:sz w:val="26"/>
-          <w:szCs w:val="26"/>
-        </w:rPr>
-        <w:t xml:space="preserve"> </w:t>
-      </w:r>
-      <w:r>
-        <w:rPr>
-          <w:rFonts w:ascii="Microsoft Himalaya" w:eastAsia="Times New Roman" w:hAnsi="Microsoft Himalaya" w:cs="Microsoft Himalaya"/>
-          <w:sz w:val="26"/>
-          <w:szCs w:val="26"/>
-        </w:rPr>
-        <w:t>།</w:t>
-      </w:r>
-    </w:p>
-    <w:p>
-      <w:pPr>
-        <w:spacing w:after="0" w:line="240" w:lineRule="auto"/>
-        <w:rPr>
-          <w:rFonts w:ascii="Times New Roman" w:eastAsia="Times New Roman" w:hAnsi="Times New Roman" w:cs="Times New Roman"/>
-          <w:sz w:val="24"/>
-          <w:szCs w:val="24"/>
-        </w:rPr>
-      </w:pPr>
-    </w:p>
-    <w:p>
-      <w:pPr>
-        <w:spacing w:after="0" w:line="240" w:lineRule="auto"/>
-        <w:rPr>
-          <w:rFonts w:ascii="Times New Roman" w:eastAsia="Times New Roman" w:hAnsi="Times New Roman" w:cs="Times New Roman"/>
-          <w:sz w:val="24"/>
-          <w:szCs w:val="24"/>
-        </w:rPr>
-      </w:pPr>
-      <w:r>
-        <w:rPr>
-          <w:rFonts w:ascii="Arial" w:eastAsia="Times New Roman" w:hAnsi="Arial" w:cs="Arial"/>
-          <w:sz w:val="26"/>
-          <w:szCs w:val="26"/>
-        </w:rPr>
-        <w:t xml:space="preserve"> ​</w:t>
-      </w:r>
-      <w:proofErr w:type="spellStart"/>
-      <w:r>
-        <w:rPr>
-          <w:rFonts w:ascii="Microsoft Himalaya" w:eastAsia="Times New Roman" w:hAnsi="Microsoft Himalaya" w:cs="Microsoft Himalaya"/>
-          <w:sz w:val="26"/>
-          <w:szCs w:val="26"/>
-        </w:rPr>
-        <w:t>མི་སློབ་ལམ་ལ་སློབ་ཚུལ་ནི</w:t>
-      </w:r>
-      <w:proofErr w:type="spellEnd"/>
-      <w:r>
-        <w:rPr>
-          <w:rFonts w:ascii="Microsoft Himalaya" w:eastAsia="Times New Roman" w:hAnsi="Microsoft Himalaya" w:cs="Microsoft Himalaya"/>
-          <w:sz w:val="26"/>
-          <w:szCs w:val="26"/>
-        </w:rPr>
-        <w:t>།</w:t>
-      </w:r>
-      <w:r>
-        <w:rPr>
-          <w:rFonts w:ascii="Arial" w:eastAsia="Times New Roman" w:hAnsi="Arial" w:cs="Arial"/>
-          <w:sz w:val="26"/>
-          <w:szCs w:val="26"/>
-        </w:rPr>
-        <w:t xml:space="preserve"> </w:t>
-      </w:r>
-      <w:proofErr w:type="spellStart"/>
-      <w:r>
-        <w:rPr>
-          <w:rFonts w:ascii="Microsoft Himalaya" w:eastAsia="Times New Roman" w:hAnsi="Microsoft Himalaya" w:cs="Microsoft Himalaya"/>
-          <w:sz w:val="26"/>
-          <w:szCs w:val="26"/>
-        </w:rPr>
-        <w:t>ཤཱ་རི་བུ</w:t>
-      </w:r>
-      <w:proofErr w:type="spellEnd"/>
-      <w:r>
-        <w:rPr>
-          <w:rFonts w:ascii="Microsoft Himalaya" w:eastAsia="Times New Roman" w:hAnsi="Microsoft Himalaya" w:cs="Microsoft Himalaya"/>
-          <w:sz w:val="26"/>
-          <w:szCs w:val="26"/>
-        </w:rPr>
-        <w:t>།</w:t>
-      </w:r>
-      <w:r>
-        <w:rPr>
-          <w:rFonts w:ascii="Arial" w:eastAsia="Times New Roman" w:hAnsi="Arial" w:cs="Arial"/>
-          <w:sz w:val="26"/>
-          <w:szCs w:val="26"/>
-        </w:rPr>
-        <w:t xml:space="preserve"> </w:t>
-      </w:r>
-      <w:r>
-        <w:rPr>
-          <w:rFonts w:ascii="Microsoft Himalaya" w:eastAsia="Times New Roman" w:hAnsi="Microsoft Himalaya" w:cs="Microsoft Himalaya"/>
-          <w:sz w:val="26"/>
-          <w:szCs w:val="26"/>
-        </w:rPr>
-        <w:t>དེ་ལྟ་བས་ན་བྱང་ཆུབ་སེམས་དཔའ་རྣམས་ཐོབ་པ་མེད་པའི་ཕྱིར་ཞེས་པ་ནས་མངོན་པར་རྫོགས་པར་སངས་རྒྱས་སོ་ཞེས་པའི་བར་རོ།</w:t>
-      </w:r>
-      <w:r>
-        <w:rPr>
-          <w:rFonts w:ascii="Arial" w:eastAsia="Times New Roman" w:hAnsi="Arial" w:cs="Arial"/>
-          <w:sz w:val="26"/>
-          <w:szCs w:val="26"/>
-        </w:rPr>
-        <w:t xml:space="preserve"> </w:t>
-      </w:r>
-      <w:r>
-        <w:rPr>
-          <w:rFonts w:ascii="Microsoft Himalaya" w:eastAsia="Times New Roman" w:hAnsi="Microsoft Himalaya" w:cs="Microsoft Himalaya"/>
-          <w:sz w:val="26"/>
-          <w:szCs w:val="26"/>
-        </w:rPr>
-        <w:t>།</w:t>
-      </w:r>
-      <w:r>
-        <w:rPr>
-          <w:rFonts w:ascii="Arial" w:eastAsia="Times New Roman" w:hAnsi="Arial" w:cs="Arial"/>
+      <w:proofErr w:type="spellStart"/>
+      <w:r>
+        <w:rPr>
+          <w:rFonts w:ascii="Microsoft Himalaya" w:eastAsia="Times New Roman" w:hAnsi="Microsoft Himalaya" w:cs="Microsoft Himalaya"/>
+          <w:b/>
+          <w:bCs/>
+          <w:i/>
+          <w:iCs/>
+          <w:sz w:val="26"/>
+          <w:szCs w:val="26"/>
+        </w:rPr>
+        <w:t>ནག་མིན་སེམས་ཀྱིས་བྱས་པས་ཉེས་མེད་དམ</w:t>
+      </w:r>
+      <w:proofErr w:type="spellEnd"/>
+      <w:r>
+        <w:rPr>
+          <w:rFonts w:ascii="Microsoft Himalaya" w:eastAsia="Times New Roman" w:hAnsi="Microsoft Himalaya" w:cs="Microsoft Himalaya"/>
+          <w:b/>
+          <w:bCs/>
+          <w:i/>
+          <w:iCs/>
+          <w:sz w:val="26"/>
+          <w:szCs w:val="26"/>
+        </w:rPr>
+        <w:t>།</w:t>
+      </w:r>
+      <w:r>
+        <w:rPr>
+          <w:rFonts w:ascii="Comic Sans MS" w:eastAsia="Times New Roman" w:hAnsi="Comic Sans MS" w:cs="Comic Sans MS"/>
+          <w:b/>
+          <w:bCs/>
+          <w:i/>
+          <w:iCs/>
+          <w:sz w:val="26"/>
+          <w:szCs w:val="26"/>
+        </w:rPr>
+        <w:t xml:space="preserve"> </w:t>
+      </w:r>
+      <w:r>
+        <w:rPr>
+          <w:rFonts w:ascii="Microsoft Himalaya" w:eastAsia="Times New Roman" w:hAnsi="Microsoft Himalaya" w:cs="Microsoft Himalaya"/>
+          <w:b/>
+          <w:bCs/>
+          <w:i/>
+          <w:iCs/>
+          <w:sz w:val="26"/>
+          <w:szCs w:val="26"/>
+        </w:rPr>
+        <w:t>།</w:t>
+      </w:r>
+    </w:p>
+    <w:p>
+      <w:pPr>
+        <w:spacing w:after="0" w:line="240" w:lineRule="auto"/>
+        <w:rPr>
+          <w:rFonts w:ascii="Times New Roman" w:eastAsia="Times New Roman" w:hAnsi="Times New Roman" w:cs="Times New Roman"/>
+          <w:sz w:val="24"/>
+          <w:szCs w:val="24"/>
+        </w:rPr>
+      </w:pPr>
+    </w:p>
+    <w:p>
+      <w:pPr>
+        <w:spacing w:after="0" w:line="240" w:lineRule="auto"/>
+        <w:rPr>
+          <w:rFonts w:ascii="Times New Roman" w:eastAsia="Times New Roman" w:hAnsi="Times New Roman" w:cs="Times New Roman"/>
+          <w:sz w:val="24"/>
+          <w:szCs w:val="24"/>
+        </w:rPr>
+      </w:pPr>
+      <w:r>
+        <w:rPr>
+          <w:rFonts w:ascii="Times New Roman" w:eastAsia="Times New Roman" w:hAnsi="Times New Roman" w:cs="Times New Roman"/>
+          <w:b/>
+          <w:bCs/>
+          <w:i/>
+          <w:iCs/>
           <w:sz w:val="26"/>
           <w:szCs w:val="26"/>
         </w:rPr>
         <w:t>​</w:t>
       </w:r>
-      <w:r>
-        <w:rPr>
-          <w:rFonts w:ascii="Microsoft Himalaya" w:eastAsia="Times New Roman" w:hAnsi="Microsoft Himalaya" w:cs="Microsoft Himalaya"/>
-          <w:sz w:val="26"/>
-          <w:szCs w:val="26"/>
-        </w:rPr>
-        <w:t>དོན་ནི་མཉམ་གཞག་གི་གཟིགས་ངོར་ཀུན་རྫོབ་གང་ཡང་མི་སྣང་བ་</w:t>
-      </w:r>
-      <w:r>
-        <w:rPr>
-          <w:rFonts w:ascii="Microsoft Himalaya" w:eastAsia="Times New Roman" w:hAnsi="Microsoft Himalaya" w:cs="Microsoft Himalaya"/>
-          <w:b/>
-          <w:bCs/>
-          <w:sz w:val="26"/>
-          <w:szCs w:val="26"/>
-        </w:rPr>
-        <w:t>དེ་ལྟ་བས་ན་བྱང་ཆུབ་སེམས་དཔའ་</w:t>
-      </w:r>
-      <w:r>
-        <w:rPr>
-          <w:rFonts w:ascii="Microsoft Himalaya" w:eastAsia="Times New Roman" w:hAnsi="Microsoft Himalaya" w:cs="Microsoft Himalaya"/>
-          <w:sz w:val="26"/>
-          <w:szCs w:val="26"/>
-        </w:rPr>
-        <w:t>ཤེར་ཕྱིན་སྤྱད་པ་ཡིན་པས་</w:t>
-      </w:r>
-    </w:p>
-    <w:p>
-      <w:pPr>
-        <w:spacing w:after="0" w:line="240" w:lineRule="auto"/>
-        <w:rPr>
-          <w:rFonts w:ascii="Times New Roman" w:eastAsia="Times New Roman" w:hAnsi="Times New Roman" w:cs="Times New Roman"/>
-          <w:sz w:val="24"/>
-          <w:szCs w:val="24"/>
-        </w:rPr>
-      </w:pPr>
-    </w:p>
-    <w:p>
-      <w:pPr>
-        <w:spacing w:after="0" w:line="240" w:lineRule="auto"/>
-        <w:rPr>
-          <w:rFonts w:ascii="Times New Roman" w:eastAsia="Times New Roman" w:hAnsi="Times New Roman" w:cs="Times New Roman"/>
-          <w:sz w:val="24"/>
-          <w:szCs w:val="24"/>
-        </w:rPr>
-      </w:pPr>
-      <w:r>
-        <w:rPr>
-          <w:rFonts w:ascii="Arial" w:eastAsia="Times New Roman" w:hAnsi="Arial" w:cs="Arial"/>
-          <w:sz w:val="26"/>
-          <w:szCs w:val="26"/>
-        </w:rPr>
-        <w:t xml:space="preserve"> </w:t>
-      </w:r>
-      <w:proofErr w:type="spellStart"/>
-      <w:r>
-        <w:rPr>
-          <w:rFonts w:ascii="Microsoft Himalaya" w:eastAsia="Times New Roman" w:hAnsi="Microsoft Himalaya" w:cs="Microsoft Himalaya"/>
-          <w:sz w:val="26"/>
-          <w:szCs w:val="26"/>
-        </w:rPr>
-        <w:t>དེ་ལ་</w:t>
-      </w:r>
-      <w:r>
-        <w:rPr>
-          <w:rFonts w:ascii="Microsoft Himalaya" w:eastAsia="Times New Roman" w:hAnsi="Microsoft Himalaya" w:cs="Microsoft Himalaya"/>
-          <w:b/>
-          <w:bCs/>
-          <w:sz w:val="26"/>
-          <w:szCs w:val="26"/>
-        </w:rPr>
-        <w:t>གནས་ཏེ</w:t>
-      </w:r>
-      <w:proofErr w:type="spellEnd"/>
-      <w:r>
-        <w:rPr>
-          <w:rFonts w:ascii="Microsoft Himalaya" w:eastAsia="Times New Roman" w:hAnsi="Microsoft Himalaya" w:cs="Microsoft Himalaya"/>
-          <w:b/>
-          <w:bCs/>
-          <w:sz w:val="26"/>
-          <w:szCs w:val="26"/>
-        </w:rPr>
-        <w:t>་</w:t>
-      </w:r>
-    </w:p>
-    <w:p>
-      <w:pPr>
-        <w:spacing w:after="0" w:line="240" w:lineRule="auto"/>
-        <w:rPr>
-          <w:rFonts w:ascii="Times New Roman" w:eastAsia="Times New Roman" w:hAnsi="Times New Roman" w:cs="Times New Roman"/>
-          <w:sz w:val="24"/>
-          <w:szCs w:val="24"/>
-        </w:rPr>
-      </w:pPr>
-    </w:p>
-    <w:p>
-      <w:pPr>
-        <w:spacing w:after="0" w:line="240" w:lineRule="auto"/>
-        <w:rPr>
-          <w:rFonts w:ascii="Times New Roman" w:eastAsia="Times New Roman" w:hAnsi="Times New Roman" w:cs="Times New Roman"/>
-          <w:sz w:val="24"/>
-          <w:szCs w:val="24"/>
-        </w:rPr>
-      </w:pPr>
-      <w:r>
-        <w:rPr>
-          <w:rFonts w:ascii="Arial" w:eastAsia="Times New Roman" w:hAnsi="Arial" w:cs="Arial"/>
-          <w:b/>
-          <w:bCs/>
-          <w:sz w:val="26"/>
-          <w:szCs w:val="26"/>
-        </w:rPr>
-        <w:t xml:space="preserve"> </w:t>
-      </w:r>
-      <w:proofErr w:type="spellStart"/>
-      <w:r>
-        <w:rPr>
-          <w:rFonts w:ascii="Microsoft Himalaya" w:eastAsia="Times New Roman" w:hAnsi="Microsoft Himalaya" w:cs="Microsoft Himalaya"/>
-          <w:b/>
-          <w:bCs/>
-          <w:sz w:val="26"/>
-          <w:szCs w:val="26"/>
-        </w:rPr>
-        <w:t>མྱ་ངན་ལས་འདས་པའི་མཐར་ཕྱིན་ཏོ</w:t>
-      </w:r>
-      <w:proofErr w:type="spellEnd"/>
-      <w:r>
-        <w:rPr>
-          <w:rFonts w:ascii="Microsoft Himalaya" w:eastAsia="Times New Roman" w:hAnsi="Microsoft Himalaya" w:cs="Microsoft Himalaya"/>
-          <w:b/>
-          <w:bCs/>
-          <w:sz w:val="26"/>
-          <w:szCs w:val="26"/>
-        </w:rPr>
-        <w:t>།</w:t>
-      </w:r>
-      <w:r>
-        <w:rPr>
-          <w:rFonts w:ascii="Arial" w:eastAsia="Times New Roman" w:hAnsi="Arial" w:cs="Arial"/>
-          <w:b/>
-          <w:bCs/>
-          <w:sz w:val="26"/>
-          <w:szCs w:val="26"/>
-        </w:rPr>
-        <w:t xml:space="preserve"> </w:t>
-      </w:r>
-      <w:proofErr w:type="spellStart"/>
-      <w:r>
-        <w:rPr>
-          <w:rFonts w:ascii="Microsoft Himalaya" w:eastAsia="Times New Roman" w:hAnsi="Microsoft Himalaya" w:cs="Microsoft Himalaya"/>
-          <w:b/>
-          <w:bCs/>
-          <w:sz w:val="26"/>
-          <w:szCs w:val="26"/>
-        </w:rPr>
-        <w:t>།</w:t>
-      </w:r>
-      <w:proofErr w:type="spellEnd"/>
-    </w:p>
-    <w:p>
-      <w:pPr>
-        <w:spacing w:after="0" w:line="240" w:lineRule="auto"/>
-        <w:rPr>
-          <w:rFonts w:ascii="Times New Roman" w:eastAsia="Times New Roman" w:hAnsi="Times New Roman" w:cs="Times New Roman"/>
-          <w:sz w:val="24"/>
-          <w:szCs w:val="24"/>
-        </w:rPr>
-      </w:pPr>
-    </w:p>
-    <w:p>
-      <w:pPr>
-        <w:spacing w:after="0" w:line="240" w:lineRule="auto"/>
-        <w:rPr>
-          <w:rFonts w:ascii="Times New Roman" w:eastAsia="Times New Roman" w:hAnsi="Times New Roman" w:cs="Times New Roman"/>
-          <w:sz w:val="24"/>
-          <w:szCs w:val="24"/>
-        </w:rPr>
-      </w:pPr>
-      <w:r>
-        <w:rPr>
-          <w:rFonts w:ascii="Arial" w:eastAsia="Times New Roman" w:hAnsi="Arial" w:cs="Arial"/>
-          <w:sz w:val="26"/>
-          <w:szCs w:val="26"/>
-        </w:rPr>
-        <w:t xml:space="preserve"> </w:t>
-      </w:r>
-      <w:r>
-        <w:rPr>
-          <w:rFonts w:ascii="Arial" w:eastAsia="Times New Roman" w:hAnsi="Arial" w:cs="Arial"/>
-          <w:b/>
-          <w:bCs/>
+      <w:proofErr w:type="spellStart"/>
+      <w:r>
+        <w:rPr>
+          <w:rFonts w:ascii="Microsoft Himalaya" w:eastAsia="Times New Roman" w:hAnsi="Microsoft Himalaya" w:cs="Microsoft Himalaya"/>
+          <w:b/>
+          <w:bCs/>
+          <w:i/>
+          <w:iCs/>
+          <w:sz w:val="26"/>
+          <w:szCs w:val="26"/>
+        </w:rPr>
+        <w:t>དགེ་འདིས་བདག་ཡིད་ལག་ལྡན་དཀར་པོ་གང</w:t>
+      </w:r>
+      <w:proofErr w:type="spellEnd"/>
+      <w:r>
+        <w:rPr>
+          <w:rFonts w:ascii="Microsoft Himalaya" w:eastAsia="Times New Roman" w:hAnsi="Microsoft Himalaya" w:cs="Microsoft Himalaya"/>
+          <w:b/>
+          <w:bCs/>
+          <w:i/>
+          <w:iCs/>
+          <w:sz w:val="26"/>
+          <w:szCs w:val="26"/>
+        </w:rPr>
+        <w:t>་།</w:t>
+      </w:r>
+      <w:r>
+        <w:rPr>
+          <w:rFonts w:ascii="Comic Sans MS" w:eastAsia="Times New Roman" w:hAnsi="Comic Sans MS" w:cs="Comic Sans MS"/>
+          <w:b/>
+          <w:bCs/>
+          <w:i/>
+          <w:iCs/>
+          <w:sz w:val="26"/>
+          <w:szCs w:val="26"/>
+        </w:rPr>
+        <w:t xml:space="preserve"> </w:t>
+      </w:r>
+      <w:r>
+        <w:rPr>
+          <w:rFonts w:ascii="Microsoft Himalaya" w:eastAsia="Times New Roman" w:hAnsi="Microsoft Himalaya" w:cs="Microsoft Himalaya"/>
+          <w:b/>
+          <w:bCs/>
+          <w:i/>
+          <w:iCs/>
+          <w:sz w:val="26"/>
+          <w:szCs w:val="26"/>
+        </w:rPr>
+        <w:t>།</w:t>
+      </w:r>
+    </w:p>
+    <w:p>
+      <w:pPr>
+        <w:spacing w:after="0" w:line="240" w:lineRule="auto"/>
+        <w:rPr>
+          <w:rFonts w:ascii="Times New Roman" w:eastAsia="Times New Roman" w:hAnsi="Times New Roman" w:cs="Times New Roman"/>
+          <w:sz w:val="24"/>
+          <w:szCs w:val="24"/>
+        </w:rPr>
+      </w:pPr>
+      <w:r>
+        <w:rPr>
+          <w:rFonts w:ascii="Times New Roman" w:eastAsia="Times New Roman" w:hAnsi="Times New Roman" w:cs="Times New Roman"/>
+          <w:b/>
+          <w:bCs/>
+          <w:i/>
+          <w:iCs/>
           <w:sz w:val="26"/>
           <w:szCs w:val="26"/>
         </w:rPr>
@@ -22703,87 +25757,67 @@
           <w:rFonts w:ascii="Microsoft Himalaya" w:eastAsia="Times New Roman" w:hAnsi="Microsoft Himalaya" w:cs="Microsoft Himalaya"/>
           <w:b/>
           <w:bCs/>
-          <w:sz w:val="26"/>
-          <w:szCs w:val="26"/>
-        </w:rPr>
-        <w:t>དུས་གསུམ་གྱི་སངས་རྒྱས་ཐམས་ཅད་ཀྱང</w:t>
-      </w:r>
-      <w:proofErr w:type="spellEnd"/>
-      <w:r>
-        <w:rPr>
-          <w:rFonts w:ascii="Microsoft Himalaya" w:eastAsia="Times New Roman" w:hAnsi="Microsoft Himalaya" w:cs="Microsoft Himalaya"/>
-          <w:b/>
-          <w:bCs/>
-          <w:sz w:val="26"/>
-          <w:szCs w:val="26"/>
-        </w:rPr>
-        <w:t>་</w:t>
-      </w:r>
-    </w:p>
-    <w:p>
-      <w:pPr>
-        <w:spacing w:after="0" w:line="240" w:lineRule="auto"/>
-        <w:rPr>
-          <w:rFonts w:ascii="Times New Roman" w:eastAsia="Times New Roman" w:hAnsi="Times New Roman" w:cs="Times New Roman"/>
-          <w:sz w:val="24"/>
-          <w:szCs w:val="24"/>
-        </w:rPr>
-      </w:pPr>
-    </w:p>
-    <w:p>
-      <w:pPr>
-        <w:spacing w:after="0" w:line="240" w:lineRule="auto"/>
-        <w:rPr>
-          <w:rFonts w:ascii="Times New Roman" w:eastAsia="Times New Roman" w:hAnsi="Times New Roman" w:cs="Times New Roman"/>
-          <w:sz w:val="24"/>
-          <w:szCs w:val="24"/>
-        </w:rPr>
-      </w:pPr>
-      <w:r>
-        <w:rPr>
-          <w:rFonts w:ascii="Arial" w:eastAsia="Times New Roman" w:hAnsi="Arial" w:cs="Arial"/>
-          <w:sz w:val="26"/>
-          <w:szCs w:val="26"/>
-        </w:rPr>
-        <w:t xml:space="preserve"> </w:t>
-      </w:r>
-      <w:proofErr w:type="spellStart"/>
-      <w:r>
-        <w:rPr>
-          <w:rFonts w:ascii="Microsoft Himalaya" w:eastAsia="Times New Roman" w:hAnsi="Microsoft Himalaya" w:cs="Microsoft Himalaya"/>
-          <w:sz w:val="26"/>
-          <w:szCs w:val="26"/>
-        </w:rPr>
-        <w:t>དེ་ལྟར་སངས་རྒྱས་སོ་ཞེས་གདམས་པའོ</w:t>
-      </w:r>
-      <w:proofErr w:type="spellEnd"/>
-      <w:r>
-        <w:rPr>
-          <w:rFonts w:ascii="Microsoft Himalaya" w:eastAsia="Times New Roman" w:hAnsi="Microsoft Himalaya" w:cs="Microsoft Himalaya"/>
-          <w:sz w:val="26"/>
-          <w:szCs w:val="26"/>
-        </w:rPr>
-        <w:t>།</w:t>
-      </w:r>
-      <w:r>
-        <w:rPr>
-          <w:rFonts w:ascii="Arial" w:eastAsia="Times New Roman" w:hAnsi="Arial" w:cs="Arial"/>
-          <w:sz w:val="26"/>
-          <w:szCs w:val="26"/>
-        </w:rPr>
-        <w:t xml:space="preserve"> </w:t>
-      </w:r>
-      <w:r>
-        <w:rPr>
-          <w:rFonts w:ascii="Microsoft Himalaya" w:eastAsia="Times New Roman" w:hAnsi="Microsoft Himalaya" w:cs="Microsoft Himalaya"/>
-          <w:sz w:val="26"/>
-          <w:szCs w:val="26"/>
-        </w:rPr>
-        <w:t>།</w:t>
-      </w:r>
-      <w:r>
-        <w:rPr>
-          <w:rFonts w:ascii="Arial" w:eastAsia="Times New Roman" w:hAnsi="Arial" w:cs="Arial"/>
+          <w:i/>
+          <w:iCs/>
+          <w:sz w:val="26"/>
+          <w:szCs w:val="26"/>
+        </w:rPr>
+        <w:t>མང་ཐོས་ཡོན་ཏན་དྲ་བས་ལུས་བརྒྱན་ཅིང</w:t>
+      </w:r>
+      <w:proofErr w:type="spellEnd"/>
+      <w:r>
+        <w:rPr>
+          <w:rFonts w:ascii="Microsoft Himalaya" w:eastAsia="Times New Roman" w:hAnsi="Microsoft Himalaya" w:cs="Microsoft Himalaya"/>
+          <w:b/>
+          <w:bCs/>
+          <w:i/>
+          <w:iCs/>
+          <w:sz w:val="26"/>
+          <w:szCs w:val="26"/>
+        </w:rPr>
+        <w:t>་།</w:t>
+      </w:r>
+      <w:r>
+        <w:rPr>
+          <w:rFonts w:ascii="Comic Sans MS" w:eastAsia="Times New Roman" w:hAnsi="Comic Sans MS" w:cs="Comic Sans MS"/>
+          <w:b/>
+          <w:bCs/>
+          <w:i/>
+          <w:iCs/>
+          <w:sz w:val="26"/>
+          <w:szCs w:val="26"/>
+        </w:rPr>
+        <w:t xml:space="preserve"> </w:t>
+      </w:r>
+      <w:r>
+        <w:rPr>
+          <w:rFonts w:ascii="Microsoft Himalaya" w:eastAsia="Times New Roman" w:hAnsi="Microsoft Himalaya" w:cs="Microsoft Himalaya"/>
+          <w:b/>
+          <w:bCs/>
+          <w:i/>
+          <w:iCs/>
+          <w:sz w:val="26"/>
+          <w:szCs w:val="26"/>
+        </w:rPr>
+        <w:t>།</w:t>
+      </w:r>
+    </w:p>
+    <w:p>
+      <w:pPr>
+        <w:spacing w:after="0" w:line="240" w:lineRule="auto"/>
+        <w:rPr>
+          <w:rFonts w:ascii="Times New Roman" w:eastAsia="Times New Roman" w:hAnsi="Times New Roman" w:cs="Times New Roman"/>
+          <w:sz w:val="24"/>
+          <w:szCs w:val="24"/>
+        </w:rPr>
+      </w:pPr>
+      <w:r>
+        <w:rPr>
+          <w:rFonts w:ascii="Times New Roman" w:eastAsia="Times New Roman" w:hAnsi="Times New Roman" w:cs="Times New Roman"/>
+          <w:b/>
+          <w:bCs/>
+          <w:i/>
+          <w:iCs/>
           <w:sz w:val="26"/>
           <w:szCs w:val="26"/>
         </w:rPr>
@@ -22793,3160 +25827,6 @@
       <w:r>
         <w:rPr>
           <w:rFonts w:ascii="Microsoft Himalaya" w:eastAsia="Times New Roman" w:hAnsi="Microsoft Himalaya" w:cs="Microsoft Himalaya"/>
-          <w:sz w:val="26"/>
-          <w:szCs w:val="26"/>
-        </w:rPr>
-        <w:t>འདི་ཡན་གདུལ་བྱ་དབང་རྟུལ་གྱི་དབང་དུ་བྱས་པ་ཡིན་ཞིང</w:t>
-      </w:r>
-      <w:proofErr w:type="spellEnd"/>
-      <w:r>
-        <w:rPr>
-          <w:rFonts w:ascii="Microsoft Himalaya" w:eastAsia="Times New Roman" w:hAnsi="Microsoft Himalaya" w:cs="Microsoft Himalaya"/>
-          <w:sz w:val="26"/>
-          <w:szCs w:val="26"/>
-        </w:rPr>
-        <w:t>་།</w:t>
-      </w:r>
-      <w:r>
-        <w:rPr>
-          <w:rFonts w:ascii="Arial" w:eastAsia="Times New Roman" w:hAnsi="Arial" w:cs="Arial"/>
-          <w:sz w:val="26"/>
-          <w:szCs w:val="26"/>
-        </w:rPr>
-        <w:t> </w:t>
-      </w:r>
-    </w:p>
-    <w:p>
-      <w:pPr>
-        <w:spacing w:after="0" w:line="240" w:lineRule="auto"/>
-        <w:rPr>
-          <w:rFonts w:ascii="Times New Roman" w:eastAsia="Times New Roman" w:hAnsi="Times New Roman" w:cs="Times New Roman"/>
-          <w:sz w:val="24"/>
-          <w:szCs w:val="24"/>
-        </w:rPr>
-      </w:pPr>
-    </w:p>
-    <w:p>
-      <w:pPr>
-        <w:spacing w:after="0" w:line="240" w:lineRule="auto"/>
-        <w:rPr>
-          <w:rFonts w:ascii="Times New Roman" w:eastAsia="Times New Roman" w:hAnsi="Times New Roman" w:cs="Times New Roman"/>
-          <w:sz w:val="24"/>
-          <w:szCs w:val="24"/>
-        </w:rPr>
-      </w:pPr>
-      <w:r>
-        <w:rPr>
-          <w:rFonts w:ascii="Arial" w:eastAsia="Times New Roman" w:hAnsi="Arial" w:cs="Arial"/>
-          <w:sz w:val="26"/>
-          <w:szCs w:val="26"/>
-        </w:rPr>
-        <w:t xml:space="preserve">, </w:t>
-      </w:r>
-      <w:proofErr w:type="spellStart"/>
-      <w:r>
-        <w:rPr>
-          <w:rFonts w:ascii="Microsoft Himalaya" w:eastAsia="Times New Roman" w:hAnsi="Microsoft Himalaya" w:cs="Microsoft Himalaya"/>
-          <w:sz w:val="26"/>
-          <w:szCs w:val="26"/>
-        </w:rPr>
-        <w:t>ད་ནི་དབང་རྣོན་ལ་གདམས་པ་ནི</w:t>
-      </w:r>
-      <w:proofErr w:type="spellEnd"/>
-      <w:r>
-        <w:rPr>
-          <w:rFonts w:ascii="Microsoft Himalaya" w:eastAsia="Times New Roman" w:hAnsi="Microsoft Himalaya" w:cs="Microsoft Himalaya"/>
-          <w:sz w:val="26"/>
-          <w:szCs w:val="26"/>
-        </w:rPr>
-        <w:t>།</w:t>
-      </w:r>
-      <w:r>
-        <w:rPr>
-          <w:rFonts w:ascii="Arial" w:eastAsia="Times New Roman" w:hAnsi="Arial" w:cs="Arial"/>
-          <w:sz w:val="26"/>
-          <w:szCs w:val="26"/>
-        </w:rPr>
-        <w:t xml:space="preserve"> </w:t>
-      </w:r>
-      <w:r>
-        <w:rPr>
-          <w:rFonts w:ascii="Microsoft Himalaya" w:eastAsia="Times New Roman" w:hAnsi="Microsoft Himalaya" w:cs="Microsoft Himalaya"/>
-          <w:sz w:val="26"/>
-          <w:szCs w:val="26"/>
-        </w:rPr>
-        <w:t>དེ་ལྟ་བས་ན་ཤེས་རབ་ཀྱི་ཕ་རོལ་ཏུ་ཕྱིན་པའི་སྔགས་ཞེས་པ་ནས་ཤེས་རབ་ཀྱི་ཕ་རོལ་ཏུ་ཕྱིན་པ་ཟབ་མོ་ལ་བསླབ་པར་བྱའོ།</w:t>
-      </w:r>
-      <w:r>
-        <w:rPr>
-          <w:rFonts w:ascii="Arial" w:eastAsia="Times New Roman" w:hAnsi="Arial" w:cs="Arial"/>
-          <w:sz w:val="26"/>
-          <w:szCs w:val="26"/>
-        </w:rPr>
-        <w:t xml:space="preserve"> </w:t>
-      </w:r>
-      <w:r>
-        <w:rPr>
-          <w:rFonts w:ascii="Microsoft Himalaya" w:eastAsia="Times New Roman" w:hAnsi="Microsoft Himalaya" w:cs="Microsoft Himalaya"/>
-          <w:sz w:val="26"/>
-          <w:szCs w:val="26"/>
-        </w:rPr>
-        <w:t>།</w:t>
-      </w:r>
-      <w:r>
-        <w:rPr>
-          <w:rFonts w:ascii="Arial" w:eastAsia="Times New Roman" w:hAnsi="Arial" w:cs="Arial"/>
-          <w:sz w:val="26"/>
-          <w:szCs w:val="26"/>
-        </w:rPr>
-        <w:t>​</w:t>
-      </w:r>
-      <w:proofErr w:type="spellStart"/>
-      <w:r>
-        <w:rPr>
-          <w:rFonts w:ascii="Microsoft Himalaya" w:eastAsia="Times New Roman" w:hAnsi="Microsoft Himalaya" w:cs="Microsoft Himalaya"/>
-          <w:sz w:val="26"/>
-          <w:szCs w:val="26"/>
-        </w:rPr>
-        <w:t>ཞེས་པའི་བར་རོ</w:t>
-      </w:r>
-      <w:proofErr w:type="spellEnd"/>
-      <w:r>
-        <w:rPr>
-          <w:rFonts w:ascii="Microsoft Himalaya" w:eastAsia="Times New Roman" w:hAnsi="Microsoft Himalaya" w:cs="Microsoft Himalaya"/>
-          <w:sz w:val="26"/>
-          <w:szCs w:val="26"/>
-        </w:rPr>
-        <w:t>།</w:t>
-      </w:r>
-      <w:r>
-        <w:rPr>
-          <w:rFonts w:ascii="Arial" w:eastAsia="Times New Roman" w:hAnsi="Arial" w:cs="Arial"/>
-          <w:sz w:val="26"/>
-          <w:szCs w:val="26"/>
-        </w:rPr>
-        <w:t xml:space="preserve"> </w:t>
-      </w:r>
-      <w:r>
-        <w:rPr>
-          <w:rFonts w:ascii="Microsoft Himalaya" w:eastAsia="Times New Roman" w:hAnsi="Microsoft Himalaya" w:cs="Microsoft Himalaya"/>
-          <w:sz w:val="26"/>
-          <w:szCs w:val="26"/>
-        </w:rPr>
-        <w:t>།</w:t>
-      </w:r>
-      <w:r>
-        <w:rPr>
-          <w:rFonts w:ascii="Arial" w:eastAsia="Times New Roman" w:hAnsi="Arial" w:cs="Arial"/>
-          <w:sz w:val="26"/>
-          <w:szCs w:val="26"/>
-        </w:rPr>
-        <w:t>​</w:t>
-      </w:r>
-    </w:p>
-    <w:p>
-      <w:pPr>
-        <w:spacing w:after="0" w:line="240" w:lineRule="auto"/>
-        <w:rPr>
-          <w:rFonts w:ascii="Times New Roman" w:eastAsia="Times New Roman" w:hAnsi="Times New Roman" w:cs="Times New Roman"/>
-          <w:sz w:val="24"/>
-          <w:szCs w:val="24"/>
-        </w:rPr>
-      </w:pPr>
-    </w:p>
-    <w:p>
-      <w:pPr>
-        <w:spacing w:after="0" w:line="240" w:lineRule="auto"/>
-        <w:rPr>
-          <w:rFonts w:ascii="Times New Roman" w:eastAsia="Times New Roman" w:hAnsi="Times New Roman" w:cs="Times New Roman"/>
-          <w:sz w:val="24"/>
-          <w:szCs w:val="24"/>
-        </w:rPr>
-      </w:pPr>
-      <w:r>
-        <w:rPr>
-          <w:rFonts w:ascii="Arial" w:eastAsia="Times New Roman" w:hAnsi="Arial" w:cs="Arial"/>
-          <w:sz w:val="26"/>
-          <w:szCs w:val="26"/>
-        </w:rPr>
-        <w:t xml:space="preserve"> </w:t>
-      </w:r>
-      <w:proofErr w:type="spellStart"/>
-      <w:r>
-        <w:rPr>
-          <w:rFonts w:ascii="Microsoft Himalaya" w:eastAsia="Times New Roman" w:hAnsi="Microsoft Himalaya" w:cs="Microsoft Himalaya"/>
-          <w:sz w:val="26"/>
-          <w:szCs w:val="26"/>
-        </w:rPr>
-        <w:t>དེ་ཡང་བི་མ་ལའི་འགྲེལ་པ་ལས</w:t>
-      </w:r>
-      <w:proofErr w:type="spellEnd"/>
-      <w:r>
-        <w:rPr>
-          <w:rFonts w:ascii="Microsoft Himalaya" w:eastAsia="Times New Roman" w:hAnsi="Microsoft Himalaya" w:cs="Microsoft Himalaya"/>
-          <w:sz w:val="26"/>
-          <w:szCs w:val="26"/>
-        </w:rPr>
-        <w:t>།</w:t>
-      </w:r>
-      <w:r>
-        <w:rPr>
-          <w:rFonts w:ascii="Arial" w:eastAsia="Times New Roman" w:hAnsi="Arial" w:cs="Arial"/>
-          <w:sz w:val="26"/>
-          <w:szCs w:val="26"/>
-        </w:rPr>
-        <w:t xml:space="preserve"> </w:t>
-      </w:r>
-      <w:r>
-        <w:rPr>
-          <w:rFonts w:ascii="Microsoft Himalaya" w:eastAsia="Times New Roman" w:hAnsi="Microsoft Himalaya" w:cs="Microsoft Himalaya"/>
-          <w:sz w:val="26"/>
-          <w:szCs w:val="26"/>
-        </w:rPr>
-        <w:t>གསང་སྔགས་ནི་ཤེས་པ་ཡིན་པའི་ཕྱིར་དང་སྐྱོབ་པ་ཡིན་པའི་ཕྱིར་རོ་ཞེས་བྱུང་བ་ལྟར་</w:t>
-      </w:r>
-      <w:r>
-        <w:rPr>
-          <w:rFonts w:ascii="Microsoft Himalaya" w:eastAsia="Times New Roman" w:hAnsi="Microsoft Himalaya" w:cs="Microsoft Himalaya"/>
-          <w:b/>
-          <w:bCs/>
-          <w:sz w:val="26"/>
-          <w:szCs w:val="26"/>
-        </w:rPr>
-        <w:t>སྔགས་</w:t>
-      </w:r>
-      <w:r>
-        <w:rPr>
-          <w:rFonts w:ascii="Microsoft Himalaya" w:eastAsia="Times New Roman" w:hAnsi="Microsoft Himalaya" w:cs="Microsoft Himalaya"/>
-          <w:sz w:val="26"/>
-          <w:szCs w:val="26"/>
-        </w:rPr>
-        <w:t>ཀྱི་སྐད་དོད་མནྡྲ་ཞེས་པ་ཡིད་དང་སྐྱོབ་པ་ལ་འཇུག་པས་ལམ་ལྔ་པོ་ཐམས་ཅད་ཀྱང་ཤེས་པ་དང་སྐྱོབ་པའི་དོན་ཅན་ཡིན་ཞིང་།</w:t>
-      </w:r>
-      <w:r>
-        <w:rPr>
-          <w:rFonts w:ascii="Arial" w:eastAsia="Times New Roman" w:hAnsi="Arial" w:cs="Arial"/>
-          <w:sz w:val="26"/>
-          <w:szCs w:val="26"/>
-        </w:rPr>
-        <w:t> </w:t>
-      </w:r>
-    </w:p>
-    <w:p>
-      <w:pPr>
-        <w:spacing w:after="0" w:line="240" w:lineRule="auto"/>
-        <w:rPr>
-          <w:rFonts w:ascii="Times New Roman" w:eastAsia="Times New Roman" w:hAnsi="Times New Roman" w:cs="Times New Roman"/>
-          <w:sz w:val="24"/>
-          <w:szCs w:val="24"/>
-        </w:rPr>
-      </w:pPr>
-    </w:p>
-    <w:p>
-      <w:pPr>
-        <w:spacing w:after="0" w:line="240" w:lineRule="auto"/>
-        <w:rPr>
-          <w:rFonts w:ascii="Times New Roman" w:eastAsia="Times New Roman" w:hAnsi="Times New Roman" w:cs="Times New Roman"/>
-          <w:sz w:val="24"/>
-          <w:szCs w:val="24"/>
-        </w:rPr>
-      </w:pPr>
-      <w:r>
-        <w:rPr>
-          <w:rFonts w:ascii="Arial" w:eastAsia="Times New Roman" w:hAnsi="Arial" w:cs="Arial"/>
-          <w:sz w:val="26"/>
-          <w:szCs w:val="26"/>
-        </w:rPr>
-        <w:t xml:space="preserve"> </w:t>
-      </w:r>
-      <w:proofErr w:type="spellStart"/>
-      <w:r>
-        <w:rPr>
-          <w:rFonts w:ascii="Microsoft Himalaya" w:eastAsia="Times New Roman" w:hAnsi="Microsoft Himalaya" w:cs="Microsoft Himalaya"/>
-          <w:sz w:val="26"/>
-          <w:szCs w:val="26"/>
-        </w:rPr>
-        <w:t>དེ་ཡང་</w:t>
-      </w:r>
-      <w:r>
-        <w:rPr>
-          <w:rFonts w:ascii="Microsoft Himalaya" w:eastAsia="Times New Roman" w:hAnsi="Microsoft Himalaya" w:cs="Microsoft Himalaya"/>
-          <w:b/>
-          <w:bCs/>
-          <w:sz w:val="26"/>
-          <w:szCs w:val="26"/>
-        </w:rPr>
-        <w:t>ཤེས་རབ་ཀྱི་ཕ་རོལ་དུ་ཕྱིན་པའི་སྔགས་</w:t>
-      </w:r>
-      <w:r>
-        <w:rPr>
-          <w:rFonts w:ascii="Microsoft Himalaya" w:eastAsia="Times New Roman" w:hAnsi="Microsoft Himalaya" w:cs="Microsoft Himalaya"/>
-          <w:sz w:val="26"/>
-          <w:szCs w:val="26"/>
-        </w:rPr>
-        <w:t>ནི་ཚོགས་ལམ</w:t>
-      </w:r>
-      <w:proofErr w:type="spellEnd"/>
-      <w:r>
-        <w:rPr>
-          <w:rFonts w:ascii="Microsoft Himalaya" w:eastAsia="Times New Roman" w:hAnsi="Microsoft Himalaya" w:cs="Microsoft Himalaya"/>
-          <w:sz w:val="26"/>
-          <w:szCs w:val="26"/>
-        </w:rPr>
-        <w:t>།</w:t>
-      </w:r>
-      <w:r>
-        <w:rPr>
-          <w:rFonts w:ascii="Arial" w:eastAsia="Times New Roman" w:hAnsi="Arial" w:cs="Arial"/>
-          <w:sz w:val="26"/>
-          <w:szCs w:val="26"/>
-        </w:rPr>
-        <w:t> </w:t>
-      </w:r>
-    </w:p>
-    <w:p>
-      <w:pPr>
-        <w:spacing w:after="0" w:line="240" w:lineRule="auto"/>
-        <w:rPr>
-          <w:rFonts w:ascii="Times New Roman" w:eastAsia="Times New Roman" w:hAnsi="Times New Roman" w:cs="Times New Roman"/>
-          <w:sz w:val="24"/>
-          <w:szCs w:val="24"/>
-        </w:rPr>
-      </w:pPr>
-    </w:p>
-    <w:p>
-      <w:pPr>
-        <w:spacing w:after="0" w:line="240" w:lineRule="auto"/>
-        <w:rPr>
-          <w:rFonts w:ascii="Times New Roman" w:eastAsia="Times New Roman" w:hAnsi="Times New Roman" w:cs="Times New Roman"/>
-          <w:sz w:val="24"/>
-          <w:szCs w:val="24"/>
-        </w:rPr>
-      </w:pPr>
-      <w:r>
-        <w:rPr>
-          <w:rFonts w:ascii="Arial" w:eastAsia="Times New Roman" w:hAnsi="Arial" w:cs="Arial"/>
-          <w:sz w:val="26"/>
-          <w:szCs w:val="26"/>
-        </w:rPr>
-        <w:t xml:space="preserve"> </w:t>
-      </w:r>
-      <w:proofErr w:type="spellStart"/>
-      <w:r>
-        <w:rPr>
-          <w:rFonts w:ascii="Microsoft Himalaya" w:eastAsia="Times New Roman" w:hAnsi="Microsoft Himalaya" w:cs="Microsoft Himalaya"/>
-          <w:b/>
-          <w:bCs/>
-          <w:sz w:val="26"/>
-          <w:szCs w:val="26"/>
-        </w:rPr>
-        <w:t>རིག་པ་ཆེན་པོའི་སྔགས་</w:t>
-      </w:r>
-      <w:r>
-        <w:rPr>
-          <w:rFonts w:ascii="Microsoft Himalaya" w:eastAsia="Times New Roman" w:hAnsi="Microsoft Himalaya" w:cs="Microsoft Himalaya"/>
-          <w:sz w:val="26"/>
-          <w:szCs w:val="26"/>
-        </w:rPr>
-        <w:t>ནི་སྦྱོར་ལམ</w:t>
-      </w:r>
-      <w:proofErr w:type="spellEnd"/>
-      <w:r>
-        <w:rPr>
-          <w:rFonts w:ascii="Microsoft Himalaya" w:eastAsia="Times New Roman" w:hAnsi="Microsoft Himalaya" w:cs="Microsoft Himalaya"/>
-          <w:sz w:val="26"/>
-          <w:szCs w:val="26"/>
-        </w:rPr>
-        <w:t>།</w:t>
-      </w:r>
-      <w:r>
-        <w:rPr>
-          <w:rFonts w:ascii="Arial" w:eastAsia="Times New Roman" w:hAnsi="Arial" w:cs="Arial"/>
-          <w:sz w:val="26"/>
-          <w:szCs w:val="26"/>
-        </w:rPr>
-        <w:t> </w:t>
-      </w:r>
-    </w:p>
-    <w:p>
-      <w:pPr>
-        <w:spacing w:after="0" w:line="240" w:lineRule="auto"/>
-        <w:rPr>
-          <w:rFonts w:ascii="Times New Roman" w:eastAsia="Times New Roman" w:hAnsi="Times New Roman" w:cs="Times New Roman"/>
-          <w:sz w:val="24"/>
-          <w:szCs w:val="24"/>
-        </w:rPr>
-      </w:pPr>
-    </w:p>
-    <w:p>
-      <w:pPr>
-        <w:spacing w:after="0" w:line="240" w:lineRule="auto"/>
-        <w:rPr>
-          <w:rFonts w:ascii="Times New Roman" w:eastAsia="Times New Roman" w:hAnsi="Times New Roman" w:cs="Times New Roman"/>
-          <w:sz w:val="24"/>
-          <w:szCs w:val="24"/>
-        </w:rPr>
-      </w:pPr>
-      <w:r>
-        <w:rPr>
-          <w:rFonts w:ascii="Arial" w:eastAsia="Times New Roman" w:hAnsi="Arial" w:cs="Arial"/>
-          <w:sz w:val="26"/>
-          <w:szCs w:val="26"/>
-        </w:rPr>
-        <w:lastRenderedPageBreak/>
-        <w:t xml:space="preserve"> </w:t>
-      </w:r>
-      <w:proofErr w:type="spellStart"/>
-      <w:r>
-        <w:rPr>
-          <w:rFonts w:ascii="Microsoft Himalaya" w:eastAsia="Times New Roman" w:hAnsi="Microsoft Himalaya" w:cs="Microsoft Himalaya"/>
-          <w:b/>
-          <w:bCs/>
-          <w:sz w:val="26"/>
-          <w:szCs w:val="26"/>
-        </w:rPr>
-        <w:t>བླ་ན་མེད་པའི་སྔགས་</w:t>
-      </w:r>
-      <w:r>
-        <w:rPr>
-          <w:rFonts w:ascii="Microsoft Himalaya" w:eastAsia="Times New Roman" w:hAnsi="Microsoft Himalaya" w:cs="Microsoft Himalaya"/>
-          <w:sz w:val="26"/>
-          <w:szCs w:val="26"/>
-        </w:rPr>
-        <w:t>ནི་མཐོང་ལམ</w:t>
-      </w:r>
-      <w:proofErr w:type="spellEnd"/>
-      <w:r>
-        <w:rPr>
-          <w:rFonts w:ascii="Microsoft Himalaya" w:eastAsia="Times New Roman" w:hAnsi="Microsoft Himalaya" w:cs="Microsoft Himalaya"/>
-          <w:sz w:val="26"/>
-          <w:szCs w:val="26"/>
-        </w:rPr>
-        <w:t>།</w:t>
-      </w:r>
-      <w:r>
-        <w:rPr>
-          <w:rFonts w:ascii="Arial" w:eastAsia="Times New Roman" w:hAnsi="Arial" w:cs="Arial"/>
-          <w:sz w:val="26"/>
-          <w:szCs w:val="26"/>
-        </w:rPr>
-        <w:t> </w:t>
-      </w:r>
-    </w:p>
-    <w:p>
-      <w:pPr>
-        <w:spacing w:after="0" w:line="240" w:lineRule="auto"/>
-        <w:rPr>
-          <w:rFonts w:ascii="Times New Roman" w:eastAsia="Times New Roman" w:hAnsi="Times New Roman" w:cs="Times New Roman"/>
-          <w:sz w:val="24"/>
-          <w:szCs w:val="24"/>
-        </w:rPr>
-      </w:pPr>
-    </w:p>
-    <w:p>
-      <w:pPr>
-        <w:spacing w:after="0" w:line="240" w:lineRule="auto"/>
-        <w:rPr>
-          <w:rFonts w:ascii="Times New Roman" w:eastAsia="Times New Roman" w:hAnsi="Times New Roman" w:cs="Times New Roman"/>
-          <w:sz w:val="24"/>
-          <w:szCs w:val="24"/>
-        </w:rPr>
-      </w:pPr>
-      <w:r>
-        <w:rPr>
-          <w:rFonts w:ascii="Arial" w:eastAsia="Times New Roman" w:hAnsi="Arial" w:cs="Arial"/>
-          <w:sz w:val="26"/>
-          <w:szCs w:val="26"/>
-        </w:rPr>
-        <w:t xml:space="preserve"> </w:t>
-      </w:r>
-      <w:proofErr w:type="spellStart"/>
-      <w:r>
-        <w:rPr>
-          <w:rFonts w:ascii="Microsoft Himalaya" w:eastAsia="Times New Roman" w:hAnsi="Microsoft Himalaya" w:cs="Microsoft Himalaya"/>
-          <w:b/>
-          <w:bCs/>
-          <w:sz w:val="26"/>
-          <w:szCs w:val="26"/>
-        </w:rPr>
-        <w:t>མི་མཉམ་པ་དང་མཉམ་པའི་སྔགས་</w:t>
-      </w:r>
-      <w:r>
-        <w:rPr>
-          <w:rFonts w:ascii="Microsoft Himalaya" w:eastAsia="Times New Roman" w:hAnsi="Microsoft Himalaya" w:cs="Microsoft Himalaya"/>
-          <w:sz w:val="26"/>
-          <w:szCs w:val="26"/>
-        </w:rPr>
-        <w:t>ནི་སྒོམ་ལམ</w:t>
-      </w:r>
-      <w:proofErr w:type="spellEnd"/>
-      <w:r>
-        <w:rPr>
-          <w:rFonts w:ascii="Microsoft Himalaya" w:eastAsia="Times New Roman" w:hAnsi="Microsoft Himalaya" w:cs="Microsoft Himalaya"/>
-          <w:sz w:val="26"/>
-          <w:szCs w:val="26"/>
-        </w:rPr>
-        <w:t>།</w:t>
-      </w:r>
-      <w:r>
-        <w:rPr>
-          <w:rFonts w:ascii="Arial" w:eastAsia="Times New Roman" w:hAnsi="Arial" w:cs="Arial"/>
-          <w:sz w:val="26"/>
-          <w:szCs w:val="26"/>
-        </w:rPr>
-        <w:t> </w:t>
-      </w:r>
-    </w:p>
-    <w:p>
-      <w:pPr>
-        <w:spacing w:after="0" w:line="240" w:lineRule="auto"/>
-        <w:rPr>
-          <w:rFonts w:ascii="Times New Roman" w:eastAsia="Times New Roman" w:hAnsi="Times New Roman" w:cs="Times New Roman"/>
-          <w:sz w:val="24"/>
-          <w:szCs w:val="24"/>
-        </w:rPr>
-      </w:pPr>
-    </w:p>
-    <w:p>
-      <w:pPr>
-        <w:spacing w:after="0" w:line="240" w:lineRule="auto"/>
-        <w:rPr>
-          <w:rFonts w:ascii="Times New Roman" w:eastAsia="Times New Roman" w:hAnsi="Times New Roman" w:cs="Times New Roman"/>
-          <w:sz w:val="24"/>
-          <w:szCs w:val="24"/>
-        </w:rPr>
-      </w:pPr>
-      <w:r>
-        <w:rPr>
-          <w:rFonts w:ascii="Arial" w:eastAsia="Times New Roman" w:hAnsi="Arial" w:cs="Arial"/>
-          <w:sz w:val="26"/>
-          <w:szCs w:val="26"/>
-        </w:rPr>
-        <w:t xml:space="preserve"> </w:t>
-      </w:r>
-      <w:proofErr w:type="spellStart"/>
-      <w:r>
-        <w:rPr>
-          <w:rFonts w:ascii="Microsoft Himalaya" w:eastAsia="Times New Roman" w:hAnsi="Microsoft Himalaya" w:cs="Microsoft Himalaya"/>
-          <w:b/>
-          <w:bCs/>
-          <w:sz w:val="26"/>
-          <w:szCs w:val="26"/>
-        </w:rPr>
-        <w:t>སྡུག་བསྔལ་ཐམས་ཅད་རབ་ཏུ་ཞི་བར་བྱེད་པའི་སྔགས་</w:t>
-      </w:r>
-      <w:r>
-        <w:rPr>
-          <w:rFonts w:ascii="Microsoft Himalaya" w:eastAsia="Times New Roman" w:hAnsi="Microsoft Himalaya" w:cs="Microsoft Himalaya"/>
-          <w:sz w:val="26"/>
-          <w:szCs w:val="26"/>
-        </w:rPr>
-        <w:t>ནི་མི་སློབ་ལམ</w:t>
-      </w:r>
-      <w:proofErr w:type="spellEnd"/>
-      <w:r>
-        <w:rPr>
-          <w:rFonts w:ascii="Microsoft Himalaya" w:eastAsia="Times New Roman" w:hAnsi="Microsoft Himalaya" w:cs="Microsoft Himalaya"/>
-          <w:sz w:val="26"/>
-          <w:szCs w:val="26"/>
-        </w:rPr>
-        <w:t>།</w:t>
-      </w:r>
-      <w:r>
-        <w:rPr>
-          <w:rFonts w:ascii="Arial" w:eastAsia="Times New Roman" w:hAnsi="Arial" w:cs="Arial"/>
-          <w:sz w:val="26"/>
-          <w:szCs w:val="26"/>
-        </w:rPr>
-        <w:t> </w:t>
-      </w:r>
-    </w:p>
-    <w:p>
-      <w:pPr>
-        <w:spacing w:after="0" w:line="240" w:lineRule="auto"/>
-        <w:rPr>
-          <w:rFonts w:ascii="Times New Roman" w:eastAsia="Times New Roman" w:hAnsi="Times New Roman" w:cs="Times New Roman"/>
-          <w:sz w:val="24"/>
-          <w:szCs w:val="24"/>
-        </w:rPr>
-      </w:pPr>
-    </w:p>
-    <w:p>
-      <w:pPr>
-        <w:spacing w:after="0" w:line="240" w:lineRule="auto"/>
-        <w:rPr>
-          <w:rFonts w:ascii="Times New Roman" w:eastAsia="Times New Roman" w:hAnsi="Times New Roman" w:cs="Times New Roman"/>
-          <w:sz w:val="24"/>
-          <w:szCs w:val="24"/>
-        </w:rPr>
-      </w:pPr>
-      <w:r>
-        <w:rPr>
-          <w:rFonts w:ascii="Arial" w:eastAsia="Times New Roman" w:hAnsi="Arial" w:cs="Arial"/>
-          <w:sz w:val="26"/>
-          <w:szCs w:val="26"/>
-        </w:rPr>
-        <w:t xml:space="preserve"> </w:t>
-      </w:r>
-      <w:r>
-        <w:rPr>
-          <w:rFonts w:ascii="Microsoft Himalaya" w:eastAsia="Times New Roman" w:hAnsi="Microsoft Himalaya" w:cs="Microsoft Himalaya"/>
-          <w:sz w:val="26"/>
-          <w:szCs w:val="26"/>
-        </w:rPr>
-        <w:t>ཤེར་ཕྱིན་ཟབ་མོ་འདིས་གཟིགས་པ་ལྟར་དུ་</w:t>
-      </w:r>
-      <w:r>
-        <w:rPr>
-          <w:rFonts w:ascii="Microsoft Himalaya" w:eastAsia="Times New Roman" w:hAnsi="Microsoft Himalaya" w:cs="Microsoft Himalaya"/>
-          <w:b/>
-          <w:bCs/>
-          <w:sz w:val="26"/>
-          <w:szCs w:val="26"/>
-        </w:rPr>
-        <w:t>བདེན་པར་ཤེས་པར་བྱ་སྟེ་</w:t>
-      </w:r>
-      <w:r>
-        <w:rPr>
-          <w:rFonts w:ascii="Microsoft Himalaya" w:eastAsia="Times New Roman" w:hAnsi="Microsoft Himalaya" w:cs="Microsoft Himalaya"/>
-          <w:sz w:val="26"/>
-          <w:szCs w:val="26"/>
-        </w:rPr>
-        <w:t>དེ་ལྟར་སྒོམ་ན་སངས་རྒྱས་སུ་ཕྱིན་པར་བྱེད་པའི་རྒྱུར་</w:t>
-      </w:r>
-      <w:r>
-        <w:rPr>
-          <w:rFonts w:ascii="Microsoft Himalaya" w:eastAsia="Times New Roman" w:hAnsi="Microsoft Himalaya" w:cs="Microsoft Himalaya"/>
-          <w:b/>
-          <w:bCs/>
-          <w:sz w:val="26"/>
-          <w:szCs w:val="26"/>
-        </w:rPr>
-        <w:t>ཤེས་པར་བྱ་</w:t>
-      </w:r>
-      <w:r>
-        <w:rPr>
-          <w:rFonts w:ascii="Microsoft Himalaya" w:eastAsia="Times New Roman" w:hAnsi="Microsoft Himalaya" w:cs="Microsoft Himalaya"/>
-          <w:sz w:val="26"/>
-          <w:szCs w:val="26"/>
-        </w:rPr>
-        <w:t>ཞེས་བྱ་བའི་ཐ་ཚིག་གོ</w:t>
-      </w:r>
-      <w:r>
-        <w:rPr>
-          <w:rFonts w:ascii="Arial" w:eastAsia="Times New Roman" w:hAnsi="Arial" w:cs="Arial"/>
-          <w:sz w:val="26"/>
-          <w:szCs w:val="26"/>
-        </w:rPr>
-        <w:t xml:space="preserve"> </w:t>
-      </w:r>
-      <w:r>
-        <w:rPr>
-          <w:rFonts w:ascii="Microsoft Himalaya" w:eastAsia="Times New Roman" w:hAnsi="Microsoft Himalaya" w:cs="Microsoft Himalaya"/>
-          <w:sz w:val="26"/>
-          <w:szCs w:val="26"/>
-        </w:rPr>
-        <w:t>།</w:t>
-      </w:r>
-    </w:p>
-    <w:p>
-      <w:pPr>
-        <w:spacing w:after="0" w:line="240" w:lineRule="auto"/>
-        <w:rPr>
-          <w:rFonts w:ascii="Times New Roman" w:eastAsia="Times New Roman" w:hAnsi="Times New Roman" w:cs="Times New Roman"/>
-          <w:sz w:val="24"/>
-          <w:szCs w:val="24"/>
-        </w:rPr>
-      </w:pPr>
-    </w:p>
-    <w:p>
-      <w:pPr>
-        <w:spacing w:after="0" w:line="240" w:lineRule="auto"/>
-        <w:rPr>
-          <w:rFonts w:ascii="Times New Roman" w:eastAsia="Times New Roman" w:hAnsi="Times New Roman" w:cs="Times New Roman"/>
-          <w:sz w:val="24"/>
-          <w:szCs w:val="24"/>
-        </w:rPr>
-      </w:pPr>
-      <w:r>
-        <w:rPr>
-          <w:rFonts w:ascii="Arial" w:eastAsia="Times New Roman" w:hAnsi="Arial" w:cs="Arial"/>
-          <w:sz w:val="26"/>
-          <w:szCs w:val="26"/>
-        </w:rPr>
-        <w:t xml:space="preserve"> ​</w:t>
-      </w:r>
-      <w:r>
-        <w:rPr>
-          <w:rFonts w:ascii="Microsoft Himalaya" w:eastAsia="Times New Roman" w:hAnsi="Microsoft Himalaya" w:cs="Microsoft Himalaya"/>
-          <w:sz w:val="26"/>
-          <w:szCs w:val="26"/>
-        </w:rPr>
-        <w:t>དེ་ཡང་</w:t>
-      </w:r>
-      <w:r>
-        <w:rPr>
-          <w:rFonts w:ascii="Microsoft Himalaya" w:eastAsia="Times New Roman" w:hAnsi="Microsoft Himalaya" w:cs="Microsoft Himalaya"/>
-          <w:b/>
-          <w:bCs/>
-          <w:sz w:val="26"/>
-          <w:szCs w:val="26"/>
-        </w:rPr>
-        <w:t>ཏདྱ་ཐཱ་</w:t>
-      </w:r>
-      <w:r>
-        <w:rPr>
-          <w:rFonts w:ascii="Microsoft Himalaya" w:eastAsia="Times New Roman" w:hAnsi="Microsoft Himalaya" w:cs="Microsoft Himalaya"/>
-          <w:sz w:val="26"/>
-          <w:szCs w:val="26"/>
-        </w:rPr>
-        <w:t>ནི་འདི་ལྟ་སྟེ་ཞེས་པ་སྟེ་འཁོར་འདས་བདེན་མེད་དུ་རོ་གཅིག་པ་འདི་ལྟ་སྟེ་ཞེས་པའོ།</w:t>
-      </w:r>
-      <w:r>
-        <w:rPr>
-          <w:rFonts w:ascii="Arial" w:eastAsia="Times New Roman" w:hAnsi="Arial" w:cs="Arial"/>
-          <w:sz w:val="26"/>
-          <w:szCs w:val="26"/>
-        </w:rPr>
-        <w:t xml:space="preserve"> </w:t>
-      </w:r>
-      <w:r>
-        <w:rPr>
-          <w:rFonts w:ascii="Microsoft Himalaya" w:eastAsia="Times New Roman" w:hAnsi="Microsoft Himalaya" w:cs="Microsoft Himalaya"/>
-          <w:sz w:val="26"/>
-          <w:szCs w:val="26"/>
-        </w:rPr>
-        <w:t>།</w:t>
-      </w:r>
-      <w:r>
-        <w:rPr>
-          <w:rFonts w:ascii="Arial" w:eastAsia="Times New Roman" w:hAnsi="Arial" w:cs="Arial"/>
-          <w:b/>
-          <w:bCs/>
-          <w:sz w:val="26"/>
-          <w:szCs w:val="26"/>
-        </w:rPr>
-        <w:t>​</w:t>
-      </w:r>
-      <w:r>
-        <w:rPr>
-          <w:rFonts w:ascii="Microsoft Himalaya" w:eastAsia="Times New Roman" w:hAnsi="Microsoft Himalaya" w:cs="Microsoft Himalaya"/>
-          <w:b/>
-          <w:bCs/>
-          <w:sz w:val="26"/>
-          <w:szCs w:val="26"/>
-        </w:rPr>
-        <w:t>ག་ཏེ་ག་ཏེ་</w:t>
-      </w:r>
-      <w:r>
-        <w:rPr>
-          <w:rFonts w:ascii="Microsoft Himalaya" w:eastAsia="Times New Roman" w:hAnsi="Microsoft Himalaya" w:cs="Microsoft Himalaya"/>
-          <w:sz w:val="26"/>
-          <w:szCs w:val="26"/>
-        </w:rPr>
-        <w:t>ནི་སོང་ཞིག་སོང་ཞིག་སྟེ་སྔ་མ་ནི་ཚོགས་ལམ་དང་ཕྱི་མ་ནི་སྦྱོར་ལམ་དུ་ཞེས་པའོ།</w:t>
-      </w:r>
-      <w:r>
-        <w:rPr>
-          <w:rFonts w:ascii="Arial" w:eastAsia="Times New Roman" w:hAnsi="Arial" w:cs="Arial"/>
-          <w:sz w:val="26"/>
-          <w:szCs w:val="26"/>
-        </w:rPr>
-        <w:t xml:space="preserve"> </w:t>
-      </w:r>
-      <w:r>
-        <w:rPr>
-          <w:rFonts w:ascii="Microsoft Himalaya" w:eastAsia="Times New Roman" w:hAnsi="Microsoft Himalaya" w:cs="Microsoft Himalaya"/>
-          <w:sz w:val="26"/>
-          <w:szCs w:val="26"/>
-        </w:rPr>
-        <w:t>།</w:t>
-      </w:r>
-      <w:r>
-        <w:rPr>
-          <w:rFonts w:ascii="Arial" w:eastAsia="Times New Roman" w:hAnsi="Arial" w:cs="Arial"/>
-          <w:b/>
-          <w:bCs/>
-          <w:sz w:val="26"/>
-          <w:szCs w:val="26"/>
-        </w:rPr>
-        <w:t>​</w:t>
-      </w:r>
-      <w:proofErr w:type="spellStart"/>
-      <w:r>
-        <w:rPr>
-          <w:rFonts w:ascii="Microsoft Himalaya" w:eastAsia="Times New Roman" w:hAnsi="Microsoft Himalaya" w:cs="Microsoft Himalaya"/>
-          <w:b/>
-          <w:bCs/>
-          <w:sz w:val="26"/>
-          <w:szCs w:val="26"/>
-        </w:rPr>
-        <w:t>པཱ་ར་ག་ཏེ་</w:t>
-      </w:r>
-      <w:r>
-        <w:rPr>
-          <w:rFonts w:ascii="Microsoft Himalaya" w:eastAsia="Times New Roman" w:hAnsi="Microsoft Himalaya" w:cs="Microsoft Himalaya"/>
-          <w:sz w:val="26"/>
-          <w:szCs w:val="26"/>
-        </w:rPr>
-        <w:t>ནི་མཐོང་ལམ་དུ་སོང་བ་དང</w:t>
-      </w:r>
-      <w:proofErr w:type="spellEnd"/>
-      <w:r>
-        <w:rPr>
-          <w:rFonts w:ascii="Microsoft Himalaya" w:eastAsia="Times New Roman" w:hAnsi="Microsoft Himalaya" w:cs="Microsoft Himalaya"/>
-          <w:sz w:val="26"/>
-          <w:szCs w:val="26"/>
-        </w:rPr>
-        <w:t>་།</w:t>
-      </w:r>
-      <w:r>
-        <w:rPr>
-          <w:rFonts w:ascii="Arial" w:eastAsia="Times New Roman" w:hAnsi="Arial" w:cs="Arial"/>
-          <w:sz w:val="26"/>
-          <w:szCs w:val="26"/>
-        </w:rPr>
-        <w:t xml:space="preserve"> </w:t>
-      </w:r>
-      <w:proofErr w:type="spellStart"/>
-      <w:r>
-        <w:rPr>
-          <w:rFonts w:ascii="Microsoft Himalaya" w:eastAsia="Times New Roman" w:hAnsi="Microsoft Himalaya" w:cs="Microsoft Himalaya"/>
-          <w:b/>
-          <w:bCs/>
-          <w:sz w:val="26"/>
-          <w:szCs w:val="26"/>
-        </w:rPr>
-        <w:t>པཱ་ར་སཾ་ག་ཏེ་</w:t>
-      </w:r>
-      <w:r>
-        <w:rPr>
-          <w:rFonts w:ascii="Microsoft Himalaya" w:eastAsia="Times New Roman" w:hAnsi="Microsoft Himalaya" w:cs="Microsoft Himalaya"/>
-          <w:sz w:val="26"/>
-          <w:szCs w:val="26"/>
-        </w:rPr>
-        <w:t>ནི་སྒོམ་ལམ་དུ་སོང་བ་དང</w:t>
-      </w:r>
-      <w:proofErr w:type="spellEnd"/>
-      <w:r>
-        <w:rPr>
-          <w:rFonts w:ascii="Microsoft Himalaya" w:eastAsia="Times New Roman" w:hAnsi="Microsoft Himalaya" w:cs="Microsoft Himalaya"/>
-          <w:sz w:val="26"/>
-          <w:szCs w:val="26"/>
-        </w:rPr>
-        <w:t>་།</w:t>
-      </w:r>
-      <w:r>
-        <w:rPr>
-          <w:rFonts w:ascii="Arial" w:eastAsia="Times New Roman" w:hAnsi="Arial" w:cs="Arial"/>
-          <w:sz w:val="26"/>
-          <w:szCs w:val="26"/>
-        </w:rPr>
-        <w:t xml:space="preserve"> </w:t>
-      </w:r>
-      <w:r>
-        <w:rPr>
-          <w:rFonts w:ascii="Microsoft Himalaya" w:eastAsia="Times New Roman" w:hAnsi="Microsoft Himalaya" w:cs="Microsoft Himalaya"/>
-          <w:b/>
-          <w:bCs/>
-          <w:sz w:val="26"/>
-          <w:szCs w:val="26"/>
-        </w:rPr>
-        <w:t>བྷོ་དྷི་སྭཱ་ཧཱ་</w:t>
-      </w:r>
-      <w:r>
-        <w:rPr>
-          <w:rFonts w:ascii="Microsoft Himalaya" w:eastAsia="Times New Roman" w:hAnsi="Microsoft Himalaya" w:cs="Microsoft Himalaya"/>
-          <w:sz w:val="26"/>
-          <w:szCs w:val="26"/>
-        </w:rPr>
-        <w:t>ནི་བྱང་ཆུབ་ཏུ་གཞི་ཚུགས་ཤིག་སྟེ་མི་སློབ་ལམ་ཐོབ་པར་གྱིས་ཤིག་ཅེས་པ་སྟེ།</w:t>
-      </w:r>
-      <w:r>
-        <w:rPr>
-          <w:rFonts w:ascii="Arial" w:eastAsia="Times New Roman" w:hAnsi="Arial" w:cs="Arial"/>
-          <w:sz w:val="26"/>
-          <w:szCs w:val="26"/>
-        </w:rPr>
-        <w:t xml:space="preserve"> </w:t>
-      </w:r>
-      <w:r>
-        <w:rPr>
-          <w:rFonts w:ascii="Microsoft Himalaya" w:eastAsia="Times New Roman" w:hAnsi="Microsoft Himalaya" w:cs="Microsoft Himalaya"/>
-          <w:sz w:val="26"/>
-          <w:szCs w:val="26"/>
-        </w:rPr>
-        <w:t>ལམ་ལྔ་ལ་སྦྱར་བ་འདི་མཧཱ་ཛ་ནའི་འགྲེལ་པ་ལས་འབྱུང་ཞིང་རྒྱ་འགྲེལ་གཞན་ན་མི་གསལ་མོད།</w:t>
-      </w:r>
-      <w:r>
-        <w:rPr>
-          <w:rFonts w:ascii="Arial" w:eastAsia="Times New Roman" w:hAnsi="Arial" w:cs="Arial"/>
-          <w:sz w:val="26"/>
-          <w:szCs w:val="26"/>
-        </w:rPr>
-        <w:t> </w:t>
-      </w:r>
-    </w:p>
-    <w:p>
-      <w:pPr>
-        <w:spacing w:after="0" w:line="240" w:lineRule="auto"/>
-        <w:rPr>
-          <w:rFonts w:ascii="Times New Roman" w:eastAsia="Times New Roman" w:hAnsi="Times New Roman" w:cs="Times New Roman"/>
-          <w:sz w:val="24"/>
-          <w:szCs w:val="24"/>
-        </w:rPr>
-      </w:pPr>
-    </w:p>
-    <w:p>
-      <w:pPr>
-        <w:spacing w:after="0" w:line="240" w:lineRule="auto"/>
-        <w:rPr>
-          <w:rFonts w:ascii="Times New Roman" w:eastAsia="Times New Roman" w:hAnsi="Times New Roman" w:cs="Times New Roman"/>
-          <w:sz w:val="24"/>
-          <w:szCs w:val="24"/>
-        </w:rPr>
-      </w:pPr>
-      <w:r>
-        <w:rPr>
-          <w:rFonts w:ascii="Arial" w:eastAsia="Times New Roman" w:hAnsi="Arial" w:cs="Arial"/>
-          <w:sz w:val="26"/>
-          <w:szCs w:val="26"/>
-        </w:rPr>
-        <w:t xml:space="preserve"> </w:t>
-      </w:r>
-      <w:proofErr w:type="spellStart"/>
-      <w:r>
-        <w:rPr>
-          <w:rFonts w:ascii="Microsoft Himalaya" w:eastAsia="Times New Roman" w:hAnsi="Microsoft Himalaya" w:cs="Microsoft Himalaya"/>
-          <w:sz w:val="26"/>
-          <w:szCs w:val="26"/>
-        </w:rPr>
-        <w:t>བོད་ཀྱི་བླ་མ་རྣམས་འདི་བཞེད་ཀྱང་བཤད་ཚུལ་གཞན་ཡང་ཡོད་པར་མངོན</w:t>
-      </w:r>
-      <w:proofErr w:type="spellEnd"/>
-      <w:r>
-        <w:rPr>
-          <w:rFonts w:ascii="Microsoft Himalaya" w:eastAsia="Times New Roman" w:hAnsi="Microsoft Himalaya" w:cs="Microsoft Himalaya"/>
-          <w:sz w:val="26"/>
-          <w:szCs w:val="26"/>
-        </w:rPr>
-        <w:t>།</w:t>
-      </w:r>
-      <w:r>
-        <w:rPr>
-          <w:rFonts w:ascii="Arial" w:eastAsia="Times New Roman" w:hAnsi="Arial" w:cs="Arial"/>
-          <w:sz w:val="26"/>
-          <w:szCs w:val="26"/>
-        </w:rPr>
-        <w:t xml:space="preserve"> </w:t>
-      </w:r>
-      <w:proofErr w:type="spellStart"/>
-      <w:r>
-        <w:rPr>
-          <w:rFonts w:ascii="Microsoft Himalaya" w:eastAsia="Times New Roman" w:hAnsi="Microsoft Himalaya" w:cs="Microsoft Himalaya"/>
-          <w:sz w:val="26"/>
-          <w:szCs w:val="26"/>
-        </w:rPr>
-        <w:t>ཨོཾ་དང་</w:t>
-      </w:r>
-      <w:r>
-        <w:rPr>
-          <w:rFonts w:ascii="Microsoft Himalaya" w:eastAsia="Times New Roman" w:hAnsi="Microsoft Himalaya" w:cs="Microsoft Himalaya"/>
-          <w:b/>
-          <w:bCs/>
-          <w:sz w:val="26"/>
-          <w:szCs w:val="26"/>
-        </w:rPr>
-        <w:t>སྭཱ་ཧཱ་</w:t>
-      </w:r>
-      <w:r>
-        <w:rPr>
-          <w:rFonts w:ascii="Microsoft Himalaya" w:eastAsia="Times New Roman" w:hAnsi="Microsoft Himalaya" w:cs="Microsoft Himalaya"/>
-          <w:sz w:val="26"/>
-          <w:szCs w:val="26"/>
-        </w:rPr>
-        <w:t>ནི་སྔགས་ནུས་པ་ཅན་དུ་བྱིན་གྱིས་རློབ་བྱེད་ཡིན་པས</w:t>
-      </w:r>
-      <w:proofErr w:type="spellEnd"/>
-      <w:r>
-        <w:rPr>
-          <w:rFonts w:ascii="Microsoft Himalaya" w:eastAsia="Times New Roman" w:hAnsi="Microsoft Himalaya" w:cs="Microsoft Himalaya"/>
-          <w:sz w:val="26"/>
-          <w:szCs w:val="26"/>
-        </w:rPr>
-        <w:t>།</w:t>
-      </w:r>
-      <w:r>
-        <w:rPr>
-          <w:rFonts w:ascii="Arial" w:eastAsia="Times New Roman" w:hAnsi="Arial" w:cs="Arial"/>
-          <w:sz w:val="26"/>
-          <w:szCs w:val="26"/>
-        </w:rPr>
-        <w:t xml:space="preserve"> </w:t>
-      </w:r>
-      <w:proofErr w:type="spellStart"/>
-      <w:r>
-        <w:rPr>
-          <w:rFonts w:ascii="Microsoft Himalaya" w:eastAsia="Times New Roman" w:hAnsi="Microsoft Himalaya" w:cs="Microsoft Himalaya"/>
-          <w:sz w:val="26"/>
-          <w:szCs w:val="26"/>
-        </w:rPr>
-        <w:t>འདི་ལ་ཨོཾ་མེད་པ་མ་དག་སྟེ</w:t>
-      </w:r>
-      <w:proofErr w:type="spellEnd"/>
-      <w:r>
-        <w:rPr>
-          <w:rFonts w:ascii="Microsoft Himalaya" w:eastAsia="Times New Roman" w:hAnsi="Microsoft Himalaya" w:cs="Microsoft Himalaya"/>
-          <w:sz w:val="26"/>
-          <w:szCs w:val="26"/>
-        </w:rPr>
-        <w:t>།</w:t>
-      </w:r>
-      <w:r>
-        <w:rPr>
-          <w:rFonts w:ascii="Arial" w:eastAsia="Times New Roman" w:hAnsi="Arial" w:cs="Arial"/>
-          <w:sz w:val="26"/>
-          <w:szCs w:val="26"/>
-        </w:rPr>
-        <w:t xml:space="preserve"> </w:t>
-      </w:r>
-      <w:proofErr w:type="spellStart"/>
-      <w:r>
-        <w:rPr>
-          <w:rFonts w:ascii="Microsoft Himalaya" w:eastAsia="Times New Roman" w:hAnsi="Microsoft Himalaya" w:cs="Microsoft Himalaya"/>
-          <w:sz w:val="26"/>
-          <w:szCs w:val="26"/>
-        </w:rPr>
-        <w:t>ཀླུ་སྒྲུབ་ཀྱིས་མཛད་པའི་ཤེར་སྙིང་སྒྲུབ་ཐབས་ལས</w:t>
-      </w:r>
-      <w:proofErr w:type="spellEnd"/>
-      <w:r>
-        <w:rPr>
-          <w:rFonts w:ascii="Microsoft Himalaya" w:eastAsia="Times New Roman" w:hAnsi="Microsoft Himalaya" w:cs="Microsoft Himalaya"/>
-          <w:sz w:val="26"/>
-          <w:szCs w:val="26"/>
-        </w:rPr>
-        <w:t>།</w:t>
-      </w:r>
-      <w:r>
-        <w:rPr>
-          <w:rFonts w:ascii="Arial" w:eastAsia="Times New Roman" w:hAnsi="Arial" w:cs="Arial"/>
-          <w:sz w:val="26"/>
-          <w:szCs w:val="26"/>
-        </w:rPr>
-        <w:t> </w:t>
-      </w:r>
-    </w:p>
-    <w:p>
-      <w:pPr>
-        <w:spacing w:after="0" w:line="240" w:lineRule="auto"/>
-        <w:rPr>
-          <w:rFonts w:ascii="Times New Roman" w:eastAsia="Times New Roman" w:hAnsi="Times New Roman" w:cs="Times New Roman"/>
-          <w:sz w:val="24"/>
-          <w:szCs w:val="24"/>
-        </w:rPr>
-      </w:pPr>
-      <w:proofErr w:type="spellStart"/>
-      <w:r>
-        <w:rPr>
-          <w:rFonts w:ascii="Microsoft Himalaya" w:eastAsia="Times New Roman" w:hAnsi="Microsoft Himalaya" w:cs="Microsoft Himalaya"/>
-          <w:sz w:val="26"/>
-          <w:szCs w:val="26"/>
-        </w:rPr>
-        <w:t>སྐྱོ་ན་བདེན་པའི་སྔགས་འདོན་ཏེ</w:t>
-      </w:r>
-      <w:proofErr w:type="spellEnd"/>
-      <w:r>
-        <w:rPr>
-          <w:rFonts w:ascii="Microsoft Himalaya" w:eastAsia="Times New Roman" w:hAnsi="Microsoft Himalaya" w:cs="Microsoft Himalaya"/>
-          <w:sz w:val="26"/>
-          <w:szCs w:val="26"/>
-        </w:rPr>
-        <w:t>།</w:t>
-      </w:r>
-      <w:r>
-        <w:rPr>
-          <w:rFonts w:ascii="Arial" w:eastAsia="Times New Roman" w:hAnsi="Arial" w:cs="Arial"/>
-          <w:sz w:val="26"/>
-          <w:szCs w:val="26"/>
-        </w:rPr>
-        <w:t xml:space="preserve"> </w:t>
-      </w:r>
-      <w:proofErr w:type="spellStart"/>
-      <w:r>
-        <w:rPr>
-          <w:rFonts w:ascii="Microsoft Himalaya" w:eastAsia="Times New Roman" w:hAnsi="Microsoft Himalaya" w:cs="Microsoft Himalaya"/>
-          <w:sz w:val="26"/>
-          <w:szCs w:val="26"/>
-        </w:rPr>
-        <w:t>།</w:t>
-      </w:r>
-      <w:proofErr w:type="spellEnd"/>
-    </w:p>
-    <w:p>
-      <w:pPr>
-        <w:spacing w:after="0" w:line="240" w:lineRule="auto"/>
-        <w:rPr>
-          <w:rFonts w:ascii="Times New Roman" w:eastAsia="Times New Roman" w:hAnsi="Times New Roman" w:cs="Times New Roman"/>
-          <w:sz w:val="24"/>
-          <w:szCs w:val="24"/>
-        </w:rPr>
-      </w:pPr>
-      <w:r>
-        <w:rPr>
-          <w:rFonts w:ascii="Arial" w:eastAsia="Times New Roman" w:hAnsi="Arial" w:cs="Arial"/>
-          <w:sz w:val="26"/>
-          <w:szCs w:val="26"/>
-        </w:rPr>
-        <w:t>​</w:t>
-      </w:r>
-      <w:proofErr w:type="spellStart"/>
-      <w:r>
-        <w:rPr>
-          <w:rFonts w:ascii="Microsoft Himalaya" w:eastAsia="Times New Roman" w:hAnsi="Microsoft Himalaya" w:cs="Microsoft Himalaya"/>
-          <w:sz w:val="26"/>
-          <w:szCs w:val="26"/>
-        </w:rPr>
-        <w:t>ཏདྱ་ཐཱ་དང་ཨོཾ་སྤེལ་ནས</w:t>
-      </w:r>
-      <w:proofErr w:type="spellEnd"/>
-      <w:r>
-        <w:rPr>
-          <w:rFonts w:ascii="Microsoft Himalaya" w:eastAsia="Times New Roman" w:hAnsi="Microsoft Himalaya" w:cs="Microsoft Himalaya"/>
-          <w:sz w:val="26"/>
-          <w:szCs w:val="26"/>
-        </w:rPr>
-        <w:t>།</w:t>
-      </w:r>
-      <w:r>
-        <w:rPr>
-          <w:rFonts w:ascii="Arial" w:eastAsia="Times New Roman" w:hAnsi="Arial" w:cs="Arial"/>
-          <w:sz w:val="26"/>
-          <w:szCs w:val="26"/>
-        </w:rPr>
-        <w:t xml:space="preserve"> </w:t>
-      </w:r>
-      <w:proofErr w:type="spellStart"/>
-      <w:r>
-        <w:rPr>
-          <w:rFonts w:ascii="Microsoft Himalaya" w:eastAsia="Times New Roman" w:hAnsi="Microsoft Himalaya" w:cs="Microsoft Himalaya"/>
-          <w:sz w:val="26"/>
-          <w:szCs w:val="26"/>
-        </w:rPr>
-        <w:t>།</w:t>
-      </w:r>
-      <w:proofErr w:type="spellEnd"/>
-    </w:p>
-    <w:p>
-      <w:pPr>
-        <w:spacing w:after="0" w:line="240" w:lineRule="auto"/>
-        <w:rPr>
-          <w:rFonts w:ascii="Times New Roman" w:eastAsia="Times New Roman" w:hAnsi="Times New Roman" w:cs="Times New Roman"/>
-          <w:sz w:val="24"/>
-          <w:szCs w:val="24"/>
-        </w:rPr>
-      </w:pPr>
-      <w:r>
-        <w:rPr>
-          <w:rFonts w:ascii="Arial" w:eastAsia="Times New Roman" w:hAnsi="Arial" w:cs="Arial"/>
-          <w:sz w:val="26"/>
-          <w:szCs w:val="26"/>
-        </w:rPr>
-        <w:t>​</w:t>
-      </w:r>
-      <w:proofErr w:type="spellStart"/>
-      <w:r>
-        <w:rPr>
-          <w:rFonts w:ascii="Microsoft Himalaya" w:eastAsia="Times New Roman" w:hAnsi="Microsoft Himalaya" w:cs="Microsoft Himalaya"/>
-          <w:sz w:val="26"/>
-          <w:szCs w:val="26"/>
-        </w:rPr>
-        <w:t>ཞེས་གསུངས་པའི་ཕྱིར</w:t>
-      </w:r>
-      <w:proofErr w:type="spellEnd"/>
-      <w:r>
-        <w:rPr>
-          <w:rFonts w:ascii="Microsoft Himalaya" w:eastAsia="Times New Roman" w:hAnsi="Microsoft Himalaya" w:cs="Microsoft Himalaya"/>
-          <w:sz w:val="26"/>
-          <w:szCs w:val="26"/>
-        </w:rPr>
-        <w:t>།</w:t>
-      </w:r>
-      <w:r>
-        <w:rPr>
-          <w:rFonts w:ascii="Arial" w:eastAsia="Times New Roman" w:hAnsi="Arial" w:cs="Arial"/>
-          <w:sz w:val="26"/>
-          <w:szCs w:val="26"/>
-        </w:rPr>
-        <w:t> </w:t>
-      </w:r>
-    </w:p>
-    <w:p>
-      <w:pPr>
-        <w:spacing w:after="0" w:line="240" w:lineRule="auto"/>
-        <w:rPr>
-          <w:rFonts w:ascii="Times New Roman" w:eastAsia="Times New Roman" w:hAnsi="Times New Roman" w:cs="Times New Roman"/>
-          <w:sz w:val="24"/>
-          <w:szCs w:val="24"/>
-        </w:rPr>
-      </w:pPr>
-    </w:p>
-    <w:p>
-      <w:pPr>
-        <w:spacing w:after="0" w:line="240" w:lineRule="auto"/>
-        <w:rPr>
-          <w:rFonts w:ascii="Times New Roman" w:eastAsia="Times New Roman" w:hAnsi="Times New Roman" w:cs="Times New Roman"/>
-          <w:sz w:val="24"/>
-          <w:szCs w:val="24"/>
-        </w:rPr>
-      </w:pPr>
-      <w:r>
-        <w:rPr>
-          <w:rFonts w:ascii="Arial" w:eastAsia="Times New Roman" w:hAnsi="Arial" w:cs="Arial"/>
-          <w:sz w:val="26"/>
-          <w:szCs w:val="26"/>
-        </w:rPr>
-        <w:t xml:space="preserve"> </w:t>
-      </w:r>
-      <w:proofErr w:type="spellStart"/>
-      <w:r>
-        <w:rPr>
-          <w:rFonts w:ascii="Microsoft Himalaya" w:eastAsia="Times New Roman" w:hAnsi="Microsoft Himalaya" w:cs="Microsoft Himalaya"/>
-          <w:sz w:val="26"/>
-          <w:szCs w:val="26"/>
-        </w:rPr>
-        <w:t>མཁས་པ་ཁ་ཅིག་གིས</w:t>
-      </w:r>
-      <w:proofErr w:type="spellEnd"/>
-      <w:r>
-        <w:rPr>
-          <w:rFonts w:ascii="Microsoft Himalaya" w:eastAsia="Times New Roman" w:hAnsi="Microsoft Himalaya" w:cs="Microsoft Himalaya"/>
-          <w:sz w:val="26"/>
-          <w:szCs w:val="26"/>
-        </w:rPr>
-        <w:t>།</w:t>
-      </w:r>
-      <w:r>
-        <w:rPr>
-          <w:rFonts w:ascii="Arial" w:eastAsia="Times New Roman" w:hAnsi="Arial" w:cs="Arial"/>
-          <w:sz w:val="26"/>
-          <w:szCs w:val="26"/>
-        </w:rPr>
-        <w:t xml:space="preserve"> </w:t>
-      </w:r>
-      <w:r>
-        <w:rPr>
-          <w:rFonts w:ascii="Microsoft Himalaya" w:eastAsia="Times New Roman" w:hAnsi="Microsoft Himalaya" w:cs="Microsoft Himalaya"/>
-          <w:sz w:val="26"/>
-          <w:szCs w:val="26"/>
-        </w:rPr>
-        <w:t>སྔགས་འདི་རྒྱུད་སྡེར་གཏོགས་པ་མ་ཡིན་གསུངས་པ་མདོ་ལུགས་གཞིར་བཞག་ལ་དགོངས་པ་ཡིན་གྱི།</w:t>
-      </w:r>
-      <w:r>
-        <w:rPr>
-          <w:rFonts w:ascii="Arial" w:eastAsia="Times New Roman" w:hAnsi="Arial" w:cs="Arial"/>
-          <w:sz w:val="26"/>
-          <w:szCs w:val="26"/>
-        </w:rPr>
-        <w:t xml:space="preserve"> </w:t>
-      </w:r>
-      <w:r>
-        <w:rPr>
-          <w:rFonts w:ascii="Microsoft Himalaya" w:eastAsia="Times New Roman" w:hAnsi="Microsoft Himalaya" w:cs="Microsoft Himalaya"/>
-          <w:sz w:val="26"/>
-          <w:szCs w:val="26"/>
-        </w:rPr>
-        <w:t>ཀླུ་སྒྲུབ་དང་དཱ་རི་ཀ་པའི་སྒྲུབ་ཐབས་སྔགས་ལུགས་སུ་གསལ་བས་དེས་ན་སྔགས་འདི་རྒྱུད་སྡེར་གཏོགས་པའི་སྐབས་ཡོད་དགོས་སོ།</w:t>
-      </w:r>
-      <w:r>
-        <w:rPr>
-          <w:rFonts w:ascii="Arial" w:eastAsia="Times New Roman" w:hAnsi="Arial" w:cs="Arial"/>
-          <w:sz w:val="26"/>
-          <w:szCs w:val="26"/>
-        </w:rPr>
-        <w:t xml:space="preserve"> </w:t>
-      </w:r>
-      <w:r>
-        <w:rPr>
-          <w:rFonts w:ascii="Microsoft Himalaya" w:eastAsia="Times New Roman" w:hAnsi="Microsoft Himalaya" w:cs="Microsoft Himalaya"/>
-          <w:sz w:val="26"/>
-          <w:szCs w:val="26"/>
-        </w:rPr>
-        <w:t>།</w:t>
-      </w:r>
-      <w:r>
-        <w:rPr>
-          <w:rFonts w:ascii="Arial" w:eastAsia="Times New Roman" w:hAnsi="Arial" w:cs="Arial"/>
-          <w:sz w:val="26"/>
-          <w:szCs w:val="26"/>
-        </w:rPr>
-        <w:t>​</w:t>
-      </w:r>
-    </w:p>
-    <w:p>
-      <w:pPr>
-        <w:spacing w:after="0" w:line="240" w:lineRule="auto"/>
-        <w:rPr>
-          <w:rFonts w:ascii="Times New Roman" w:eastAsia="Times New Roman" w:hAnsi="Times New Roman" w:cs="Times New Roman"/>
-          <w:sz w:val="24"/>
-          <w:szCs w:val="24"/>
-        </w:rPr>
-      </w:pPr>
-    </w:p>
-    <w:p>
-      <w:pPr>
-        <w:spacing w:after="0" w:line="240" w:lineRule="auto"/>
-        <w:rPr>
-          <w:rFonts w:ascii="Times New Roman" w:eastAsia="Times New Roman" w:hAnsi="Times New Roman" w:cs="Times New Roman"/>
-          <w:sz w:val="24"/>
-          <w:szCs w:val="24"/>
-        </w:rPr>
-      </w:pPr>
-      <w:r>
-        <w:rPr>
-          <w:rFonts w:ascii="Arial" w:eastAsia="Times New Roman" w:hAnsi="Arial" w:cs="Arial"/>
-          <w:sz w:val="26"/>
-          <w:szCs w:val="26"/>
-        </w:rPr>
-        <w:t xml:space="preserve"> </w:t>
-      </w:r>
-      <w:r>
-        <w:rPr>
-          <w:rFonts w:ascii="Microsoft Himalaya" w:eastAsia="Times New Roman" w:hAnsi="Microsoft Himalaya" w:cs="Microsoft Himalaya"/>
-          <w:sz w:val="26"/>
-          <w:szCs w:val="26"/>
-        </w:rPr>
-        <w:t>འོན་ཀྱང་མཁས་གྲུབ་རྗེས་ཀླུ་སྒྲུབ་དང་དཱ་རི་ཀ་བའི་སྒྲུབ་ཐབས་བརྫུས་མ་ཡིན་པར་གསུངས་པ་དང་།</w:t>
-      </w:r>
-      <w:r>
-        <w:rPr>
-          <w:rFonts w:ascii="Arial" w:eastAsia="Times New Roman" w:hAnsi="Arial" w:cs="Arial"/>
-          <w:sz w:val="26"/>
-          <w:szCs w:val="26"/>
-        </w:rPr>
-        <w:t xml:space="preserve"> </w:t>
-      </w:r>
-      <w:proofErr w:type="spellStart"/>
-      <w:r>
-        <w:rPr>
-          <w:rFonts w:ascii="Microsoft Himalaya" w:eastAsia="Times New Roman" w:hAnsi="Microsoft Himalaya" w:cs="Microsoft Himalaya"/>
-          <w:sz w:val="26"/>
-          <w:szCs w:val="26"/>
-        </w:rPr>
-        <w:t>མཁས་པ་ལ་ལས་དེ་འཐད་ལྡན་དུ་མཛད་ཅིང</w:t>
-      </w:r>
-      <w:proofErr w:type="spellEnd"/>
-      <w:r>
-        <w:rPr>
-          <w:rFonts w:ascii="Microsoft Himalaya" w:eastAsia="Times New Roman" w:hAnsi="Microsoft Himalaya" w:cs="Microsoft Himalaya"/>
-          <w:sz w:val="26"/>
-          <w:szCs w:val="26"/>
-        </w:rPr>
-        <w:t>་།</w:t>
-      </w:r>
-      <w:r>
-        <w:rPr>
-          <w:rFonts w:ascii="Arial" w:eastAsia="Times New Roman" w:hAnsi="Arial" w:cs="Arial"/>
-          <w:sz w:val="26"/>
-          <w:szCs w:val="26"/>
-        </w:rPr>
-        <w:t xml:space="preserve"> </w:t>
-      </w:r>
-      <w:r>
-        <w:rPr>
-          <w:rFonts w:ascii="Microsoft Himalaya" w:eastAsia="Times New Roman" w:hAnsi="Microsoft Himalaya" w:cs="Microsoft Himalaya"/>
-          <w:sz w:val="26"/>
-          <w:szCs w:val="26"/>
-        </w:rPr>
-        <w:t>ཡང་ཤྲཱི་སིཾ་ཧ་ཞེས་བྱ་བས་ཤེས་རབ་སྙིང་པོ་སྔགས་ལུགས་སུ་བཀྲལ་བའང་ཡོད་པས་དཔྱད་དཀའ་བར་སྣང་ངོ།</w:t>
-      </w:r>
-      <w:r>
-        <w:rPr>
-          <w:rFonts w:ascii="Arial" w:eastAsia="Times New Roman" w:hAnsi="Arial" w:cs="Arial"/>
-          <w:sz w:val="26"/>
-          <w:szCs w:val="26"/>
-        </w:rPr>
-        <w:t xml:space="preserve"> </w:t>
-      </w:r>
-      <w:r>
-        <w:rPr>
-          <w:rFonts w:ascii="Microsoft Himalaya" w:eastAsia="Times New Roman" w:hAnsi="Microsoft Himalaya" w:cs="Microsoft Himalaya"/>
-          <w:sz w:val="26"/>
-          <w:szCs w:val="26"/>
-        </w:rPr>
-        <w:t>།</w:t>
-      </w:r>
-    </w:p>
-    <w:p>
-      <w:pPr>
-        <w:spacing w:after="0" w:line="240" w:lineRule="auto"/>
-        <w:rPr>
-          <w:rFonts w:ascii="Times New Roman" w:eastAsia="Times New Roman" w:hAnsi="Times New Roman" w:cs="Times New Roman"/>
-          <w:sz w:val="24"/>
-          <w:szCs w:val="24"/>
-        </w:rPr>
-      </w:pPr>
-    </w:p>
-    <w:p>
-      <w:pPr>
-        <w:spacing w:after="0" w:line="240" w:lineRule="auto"/>
-        <w:rPr>
-          <w:rFonts w:ascii="Times New Roman" w:eastAsia="Times New Roman" w:hAnsi="Times New Roman" w:cs="Times New Roman"/>
-          <w:sz w:val="24"/>
-          <w:szCs w:val="24"/>
-        </w:rPr>
-      </w:pPr>
-      <w:r>
-        <w:rPr>
-          <w:rFonts w:ascii="Arial" w:eastAsia="Times New Roman" w:hAnsi="Arial" w:cs="Arial"/>
-          <w:sz w:val="26"/>
-          <w:szCs w:val="26"/>
-        </w:rPr>
-        <w:t xml:space="preserve"> ​</w:t>
-      </w:r>
-      <w:proofErr w:type="spellStart"/>
-      <w:r>
-        <w:rPr>
-          <w:rFonts w:ascii="Microsoft Himalaya" w:eastAsia="Times New Roman" w:hAnsi="Microsoft Himalaya" w:cs="Microsoft Himalaya"/>
-          <w:sz w:val="26"/>
-          <w:szCs w:val="26"/>
-        </w:rPr>
-        <w:t>གསུམ་པ་དེ་ལ་སྟོན་པས་རྗེས་སུ་ཡི་རང་མཛད་ཚུལ་ནི</w:t>
-      </w:r>
-      <w:proofErr w:type="spellEnd"/>
-      <w:r>
-        <w:rPr>
-          <w:rFonts w:ascii="Microsoft Himalaya" w:eastAsia="Times New Roman" w:hAnsi="Microsoft Himalaya" w:cs="Microsoft Himalaya"/>
-          <w:sz w:val="26"/>
-          <w:szCs w:val="26"/>
-        </w:rPr>
-        <w:t>།</w:t>
-      </w:r>
-      <w:r>
-        <w:rPr>
-          <w:rFonts w:ascii="Arial" w:eastAsia="Times New Roman" w:hAnsi="Arial" w:cs="Arial"/>
-          <w:sz w:val="26"/>
-          <w:szCs w:val="26"/>
-        </w:rPr>
-        <w:t xml:space="preserve"> </w:t>
-      </w:r>
-      <w:r>
-        <w:rPr>
-          <w:rFonts w:ascii="Microsoft Himalaya" w:eastAsia="Times New Roman" w:hAnsi="Microsoft Himalaya" w:cs="Microsoft Himalaya"/>
-          <w:sz w:val="26"/>
-          <w:szCs w:val="26"/>
-        </w:rPr>
-        <w:t>དེ་ནས་བཅོམ་ལྡན་འདས་ཏིང་ངེ་འཛིན་དེ་ལས་བཞེངས་ཏེ་ཞེས་པ་ནས་བཅོམ་ལྡན་འདས་ཀྱིས་གསུངས་པ་ལ་མངོན་པར་བསྟོད་དོ་ཞེས་པའི་བར་རོ།</w:t>
-      </w:r>
-      <w:r>
-        <w:rPr>
-          <w:rFonts w:ascii="Arial" w:eastAsia="Times New Roman" w:hAnsi="Arial" w:cs="Arial"/>
-          <w:sz w:val="26"/>
-          <w:szCs w:val="26"/>
-        </w:rPr>
-        <w:t xml:space="preserve"> </w:t>
-      </w:r>
-      <w:r>
-        <w:rPr>
-          <w:rFonts w:ascii="Microsoft Himalaya" w:eastAsia="Times New Roman" w:hAnsi="Microsoft Himalaya" w:cs="Microsoft Himalaya"/>
-          <w:sz w:val="26"/>
-          <w:szCs w:val="26"/>
-        </w:rPr>
-        <w:t>།</w:t>
-      </w:r>
-      <w:r>
-        <w:rPr>
-          <w:rFonts w:ascii="Arial" w:eastAsia="Times New Roman" w:hAnsi="Arial" w:cs="Arial"/>
-          <w:sz w:val="26"/>
-          <w:szCs w:val="26"/>
-        </w:rPr>
-        <w:t>​</w:t>
-      </w:r>
-      <w:proofErr w:type="spellStart"/>
-      <w:r>
-        <w:rPr>
-          <w:rFonts w:ascii="Microsoft Himalaya" w:eastAsia="Times New Roman" w:hAnsi="Microsoft Himalaya" w:cs="Microsoft Himalaya"/>
-          <w:sz w:val="26"/>
-          <w:szCs w:val="26"/>
-        </w:rPr>
-        <w:t>དོན་ཕལ་ཆེར་གོ་སླ་ཞིང</w:t>
-      </w:r>
-      <w:proofErr w:type="spellEnd"/>
-      <w:r>
-        <w:rPr>
-          <w:rFonts w:ascii="Microsoft Himalaya" w:eastAsia="Times New Roman" w:hAnsi="Microsoft Himalaya" w:cs="Microsoft Himalaya"/>
-          <w:sz w:val="26"/>
-          <w:szCs w:val="26"/>
-        </w:rPr>
-        <w:t>་།</w:t>
-      </w:r>
-      <w:r>
-        <w:rPr>
-          <w:rFonts w:ascii="Arial" w:eastAsia="Times New Roman" w:hAnsi="Arial" w:cs="Arial"/>
-          <w:sz w:val="26"/>
-          <w:szCs w:val="26"/>
-        </w:rPr>
-        <w:t> </w:t>
-      </w:r>
-    </w:p>
-    <w:p>
-      <w:pPr>
-        <w:spacing w:after="0" w:line="240" w:lineRule="auto"/>
-        <w:rPr>
-          <w:rFonts w:ascii="Times New Roman" w:eastAsia="Times New Roman" w:hAnsi="Times New Roman" w:cs="Times New Roman"/>
-          <w:sz w:val="24"/>
-          <w:szCs w:val="24"/>
-        </w:rPr>
-      </w:pPr>
-    </w:p>
-    <w:p>
-      <w:pPr>
-        <w:spacing w:after="0" w:line="240" w:lineRule="auto"/>
-        <w:rPr>
-          <w:rFonts w:ascii="Times New Roman" w:eastAsia="Times New Roman" w:hAnsi="Times New Roman" w:cs="Times New Roman"/>
-          <w:sz w:val="24"/>
-          <w:szCs w:val="24"/>
-        </w:rPr>
-      </w:pPr>
-      <w:r>
-        <w:rPr>
-          <w:rFonts w:ascii="Arial" w:eastAsia="Times New Roman" w:hAnsi="Arial" w:cs="Arial"/>
-          <w:sz w:val="26"/>
-          <w:szCs w:val="26"/>
-        </w:rPr>
-        <w:t xml:space="preserve"> </w:t>
-      </w:r>
-      <w:r>
-        <w:rPr>
-          <w:rFonts w:ascii="Microsoft Himalaya" w:eastAsia="Times New Roman" w:hAnsi="Microsoft Himalaya" w:cs="Microsoft Himalaya"/>
-          <w:sz w:val="26"/>
-          <w:szCs w:val="26"/>
-        </w:rPr>
-        <w:t>ལེགས་སོ་ཞེས་ལན་གཉིས་སྨོས་པ་ནན་ཏན་གྱི་ཚིག་ཡིན་གྱི་རྣམ་གྲངས་པའི་ཚིག་མ་ཡིན་ནོ།</w:t>
-      </w:r>
-      <w:r>
-        <w:rPr>
-          <w:rFonts w:ascii="Arial" w:eastAsia="Times New Roman" w:hAnsi="Arial" w:cs="Arial"/>
-          <w:sz w:val="26"/>
-          <w:szCs w:val="26"/>
-        </w:rPr>
-        <w:t xml:space="preserve"> </w:t>
-      </w:r>
-      <w:r>
-        <w:rPr>
-          <w:rFonts w:ascii="Microsoft Himalaya" w:eastAsia="Times New Roman" w:hAnsi="Microsoft Himalaya" w:cs="Microsoft Himalaya"/>
-          <w:sz w:val="26"/>
-          <w:szCs w:val="26"/>
-        </w:rPr>
-        <w:t>།</w:t>
-      </w:r>
-    </w:p>
-    <w:p>
-      <w:pPr>
-        <w:spacing w:after="0" w:line="240" w:lineRule="auto"/>
-        <w:rPr>
-          <w:rFonts w:ascii="Times New Roman" w:eastAsia="Times New Roman" w:hAnsi="Times New Roman" w:cs="Times New Roman"/>
-          <w:sz w:val="24"/>
-          <w:szCs w:val="24"/>
-        </w:rPr>
-      </w:pPr>
-    </w:p>
-    <w:p>
-      <w:pPr>
-        <w:spacing w:after="0" w:line="240" w:lineRule="auto"/>
-        <w:rPr>
-          <w:rFonts w:ascii="Times New Roman" w:eastAsia="Times New Roman" w:hAnsi="Times New Roman" w:cs="Times New Roman"/>
-          <w:sz w:val="24"/>
-          <w:szCs w:val="24"/>
-        </w:rPr>
-      </w:pPr>
-      <w:proofErr w:type="gramStart"/>
-      <w:r>
-        <w:rPr>
-          <w:rFonts w:ascii="Arial" w:eastAsia="Times New Roman" w:hAnsi="Arial" w:cs="Arial"/>
-          <w:sz w:val="26"/>
-          <w:szCs w:val="26"/>
-        </w:rPr>
-        <w:t>, ​</w:t>
-      </w:r>
-      <w:proofErr w:type="spellStart"/>
-      <w:r>
-        <w:rPr>
-          <w:rFonts w:ascii="Microsoft Himalaya" w:eastAsia="Times New Roman" w:hAnsi="Microsoft Himalaya" w:cs="Microsoft Himalaya"/>
-          <w:sz w:val="26"/>
-          <w:szCs w:val="26"/>
-        </w:rPr>
-        <w:t>ད</w:t>
-      </w:r>
-      <w:proofErr w:type="gramEnd"/>
-      <w:r>
-        <w:rPr>
-          <w:rFonts w:ascii="Microsoft Himalaya" w:eastAsia="Times New Roman" w:hAnsi="Microsoft Himalaya" w:cs="Microsoft Himalaya"/>
-          <w:sz w:val="26"/>
-          <w:szCs w:val="26"/>
-        </w:rPr>
-        <w:t>ེ་དེ་བཞིན་ནོ་དེ་དེ་བཞིན་ཏེ་ཞེས་པ</w:t>
-      </w:r>
-      <w:proofErr w:type="spellEnd"/>
-      <w:r>
-        <w:rPr>
-          <w:rFonts w:ascii="Microsoft Himalaya" w:eastAsia="Times New Roman" w:hAnsi="Microsoft Himalaya" w:cs="Microsoft Himalaya"/>
-          <w:sz w:val="26"/>
-          <w:szCs w:val="26"/>
-        </w:rPr>
-        <w:t>།</w:t>
-      </w:r>
-      <w:r>
-        <w:rPr>
-          <w:rFonts w:ascii="Arial" w:eastAsia="Times New Roman" w:hAnsi="Arial" w:cs="Arial"/>
-          <w:sz w:val="26"/>
-          <w:szCs w:val="26"/>
-        </w:rPr>
-        <w:t xml:space="preserve"> </w:t>
-      </w:r>
-      <w:r>
-        <w:rPr>
-          <w:rFonts w:ascii="Microsoft Himalaya" w:eastAsia="Times New Roman" w:hAnsi="Microsoft Himalaya" w:cs="Microsoft Himalaya"/>
-          <w:sz w:val="26"/>
-          <w:szCs w:val="26"/>
-        </w:rPr>
-        <w:t>སྤྱན་རས་གཟིགས་ཁྱོད་ཀྱིས་བཤད་པ་</w:t>
-      </w:r>
-      <w:r>
-        <w:rPr>
-          <w:rFonts w:ascii="Microsoft Himalaya" w:eastAsia="Times New Roman" w:hAnsi="Microsoft Himalaya" w:cs="Microsoft Himalaya"/>
-          <w:b/>
-          <w:bCs/>
-          <w:sz w:val="26"/>
-          <w:szCs w:val="26"/>
-        </w:rPr>
-        <w:t>དེ་</w:t>
-      </w:r>
-      <w:r>
-        <w:rPr>
-          <w:rFonts w:ascii="Microsoft Himalaya" w:eastAsia="Times New Roman" w:hAnsi="Microsoft Himalaya" w:cs="Microsoft Himalaya"/>
-          <w:sz w:val="26"/>
-          <w:szCs w:val="26"/>
-        </w:rPr>
-        <w:t>ཆོས་ཀུན་གྱི་གནས་ལུགས་</w:t>
-      </w:r>
-      <w:r>
-        <w:rPr>
-          <w:rFonts w:ascii="Microsoft Himalaya" w:eastAsia="Times New Roman" w:hAnsi="Microsoft Himalaya" w:cs="Microsoft Himalaya"/>
-          <w:b/>
-          <w:bCs/>
-          <w:sz w:val="26"/>
-          <w:szCs w:val="26"/>
-        </w:rPr>
-        <w:t>དེ་བཞིན་ནོ་</w:t>
-      </w:r>
-      <w:r>
-        <w:rPr>
-          <w:rFonts w:ascii="Microsoft Himalaya" w:eastAsia="Times New Roman" w:hAnsi="Microsoft Himalaya" w:cs="Microsoft Himalaya"/>
-          <w:sz w:val="26"/>
-          <w:szCs w:val="26"/>
-        </w:rPr>
-        <w:t>ངེད་ཀྱིས་ཁོང་དུ་ཆུད་པའང་དེ་བཞིན་ཏེ་ཞེས་པའོ།</w:t>
-      </w:r>
-      <w:r>
-        <w:rPr>
-          <w:rFonts w:ascii="Arial" w:eastAsia="Times New Roman" w:hAnsi="Arial" w:cs="Arial"/>
-          <w:sz w:val="26"/>
-          <w:szCs w:val="26"/>
-        </w:rPr>
-        <w:t xml:space="preserve"> </w:t>
-      </w:r>
-      <w:r>
-        <w:rPr>
-          <w:rFonts w:ascii="Microsoft Himalaya" w:eastAsia="Times New Roman" w:hAnsi="Microsoft Himalaya" w:cs="Microsoft Himalaya"/>
-          <w:sz w:val="26"/>
-          <w:szCs w:val="26"/>
-        </w:rPr>
-        <w:t>།</w:t>
-      </w:r>
-    </w:p>
-    <w:p>
-      <w:pPr>
-        <w:spacing w:after="0" w:line="240" w:lineRule="auto"/>
-        <w:rPr>
-          <w:rFonts w:ascii="Times New Roman" w:eastAsia="Times New Roman" w:hAnsi="Times New Roman" w:cs="Times New Roman"/>
-          <w:sz w:val="24"/>
-          <w:szCs w:val="24"/>
-        </w:rPr>
-      </w:pPr>
-    </w:p>
-    <w:p>
-      <w:pPr>
-        <w:spacing w:after="0" w:line="240" w:lineRule="auto"/>
-        <w:rPr>
-          <w:rFonts w:ascii="Times New Roman" w:eastAsia="Times New Roman" w:hAnsi="Times New Roman" w:cs="Times New Roman"/>
-          <w:sz w:val="24"/>
-          <w:szCs w:val="24"/>
-        </w:rPr>
-      </w:pPr>
-      <w:r>
-        <w:rPr>
-          <w:rFonts w:ascii="Arial" w:eastAsia="Times New Roman" w:hAnsi="Arial" w:cs="Arial"/>
-          <w:sz w:val="26"/>
-          <w:szCs w:val="26"/>
-        </w:rPr>
-        <w:t>,</w:t>
-      </w:r>
-      <w:proofErr w:type="gramStart"/>
-      <w:r>
-        <w:rPr>
-          <w:rFonts w:ascii="Arial" w:eastAsia="Times New Roman" w:hAnsi="Arial" w:cs="Arial"/>
-          <w:sz w:val="26"/>
-          <w:szCs w:val="26"/>
-        </w:rPr>
-        <w:t>, ​</w:t>
-      </w:r>
-      <w:r>
-        <w:rPr>
-          <w:rFonts w:ascii="Microsoft Himalaya" w:eastAsia="Times New Roman" w:hAnsi="Microsoft Himalaya" w:cs="Microsoft Himalaya"/>
-          <w:sz w:val="26"/>
-          <w:szCs w:val="26"/>
-        </w:rPr>
-        <w:t>ད</w:t>
-      </w:r>
-      <w:proofErr w:type="gramEnd"/>
-      <w:r>
-        <w:rPr>
-          <w:rFonts w:ascii="Microsoft Himalaya" w:eastAsia="Times New Roman" w:hAnsi="Microsoft Himalaya" w:cs="Microsoft Himalaya"/>
-          <w:sz w:val="26"/>
-          <w:szCs w:val="26"/>
-        </w:rPr>
-        <w:t>ེ་ཡང་གཞུང་འདིའི་གླེང་གཞི་དང་མཇུག་གི་བཅོམ་ལྡན་འདས་ཀྱིས་དེ་སྐད་ཅེས་བཀའ་སྩལ་ནས་ཞེས་སོགས་རྗེས་སུ་གནང་བའི་བཀའ།</w:t>
-      </w:r>
-      <w:r>
-        <w:rPr>
-          <w:rFonts w:ascii="Arial" w:eastAsia="Times New Roman" w:hAnsi="Arial" w:cs="Arial"/>
-          <w:sz w:val="26"/>
-          <w:szCs w:val="26"/>
-        </w:rPr>
-        <w:t xml:space="preserve"> </w:t>
-      </w:r>
-      <w:r>
-        <w:rPr>
-          <w:rFonts w:ascii="Microsoft Himalaya" w:eastAsia="Times New Roman" w:hAnsi="Microsoft Himalaya" w:cs="Microsoft Himalaya"/>
-          <w:sz w:val="26"/>
-          <w:szCs w:val="26"/>
-        </w:rPr>
-        <w:t>ཤཱ་རིའི་བུས་དྲིས་པ་དང་སྤྱན་རས་གཟིགས་ཀྱིས་ལན་མཛད་པ་རྣམས་བྱིན་གྱིས་བརླབས་པའི་བཀའ།</w:t>
-      </w:r>
-      <w:r>
-        <w:rPr>
-          <w:rFonts w:ascii="Arial" w:eastAsia="Times New Roman" w:hAnsi="Arial" w:cs="Arial"/>
-          <w:sz w:val="26"/>
-          <w:szCs w:val="26"/>
-        </w:rPr>
-        <w:t xml:space="preserve"> </w:t>
-      </w:r>
-      <w:proofErr w:type="spellStart"/>
-      <w:r>
-        <w:rPr>
-          <w:rFonts w:ascii="Microsoft Himalaya" w:eastAsia="Times New Roman" w:hAnsi="Microsoft Himalaya" w:cs="Microsoft Himalaya"/>
-          <w:sz w:val="26"/>
-          <w:szCs w:val="26"/>
-        </w:rPr>
-        <w:t>ལེགས་སོ་ཞེས་བྱ་བ་བྱིན་ནས་ཞེས་པ་ནས</w:t>
-      </w:r>
-      <w:proofErr w:type="spellEnd"/>
-      <w:r>
-        <w:rPr>
-          <w:rFonts w:ascii="Microsoft Himalaya" w:eastAsia="Times New Roman" w:hAnsi="Microsoft Himalaya" w:cs="Microsoft Himalaya"/>
-          <w:sz w:val="26"/>
-          <w:szCs w:val="26"/>
-        </w:rPr>
-        <w:t>།</w:t>
-      </w:r>
-      <w:r>
-        <w:rPr>
-          <w:rFonts w:ascii="Arial" w:eastAsia="Times New Roman" w:hAnsi="Arial" w:cs="Arial"/>
-          <w:sz w:val="26"/>
-          <w:szCs w:val="26"/>
-        </w:rPr>
-        <w:t xml:space="preserve"> </w:t>
-      </w:r>
-      <w:r>
-        <w:rPr>
-          <w:rFonts w:ascii="Microsoft Himalaya" w:eastAsia="Times New Roman" w:hAnsi="Microsoft Himalaya" w:cs="Microsoft Himalaya"/>
-          <w:sz w:val="26"/>
-          <w:szCs w:val="26"/>
-        </w:rPr>
-        <w:t>དེ་བཞིན་གཤེགས་པ་རྣམས་ཀྱང་རྗེས་སུ་ཡི་རང་ངོ་ཞེས་པའི་བར་ཞལ་ནས་གསུངས་པའི་བཀའོ།</w:t>
-      </w:r>
-      <w:r>
-        <w:rPr>
-          <w:rFonts w:ascii="Arial" w:eastAsia="Times New Roman" w:hAnsi="Arial" w:cs="Arial"/>
-          <w:sz w:val="26"/>
-          <w:szCs w:val="26"/>
-        </w:rPr>
-        <w:t xml:space="preserve"> </w:t>
-      </w:r>
-      <w:r>
-        <w:rPr>
-          <w:rFonts w:ascii="Microsoft Himalaya" w:eastAsia="Times New Roman" w:hAnsi="Microsoft Himalaya" w:cs="Microsoft Himalaya"/>
-          <w:sz w:val="26"/>
-          <w:szCs w:val="26"/>
-        </w:rPr>
-        <w:t>།</w:t>
-      </w:r>
-    </w:p>
-    <w:p>
-      <w:pPr>
-        <w:spacing w:after="0" w:line="240" w:lineRule="auto"/>
-        <w:rPr>
-          <w:rFonts w:ascii="Times New Roman" w:eastAsia="Times New Roman" w:hAnsi="Times New Roman" w:cs="Times New Roman"/>
-          <w:sz w:val="24"/>
-          <w:szCs w:val="24"/>
-        </w:rPr>
-      </w:pPr>
-    </w:p>
-    <w:p>
-      <w:pPr>
-        <w:spacing w:after="0" w:line="240" w:lineRule="auto"/>
-        <w:rPr>
-          <w:rFonts w:ascii="Times New Roman" w:eastAsia="Times New Roman" w:hAnsi="Times New Roman" w:cs="Times New Roman"/>
-          <w:sz w:val="24"/>
-          <w:szCs w:val="24"/>
-        </w:rPr>
-      </w:pPr>
-      <w:r>
-        <w:rPr>
-          <w:rFonts w:ascii="Times New Roman" w:eastAsia="Times New Roman" w:hAnsi="Times New Roman" w:cs="Times New Roman"/>
-          <w:b/>
-          <w:bCs/>
-          <w:i/>
-          <w:iCs/>
-          <w:sz w:val="26"/>
-          <w:szCs w:val="26"/>
-        </w:rPr>
-        <w:t>​</w:t>
-      </w:r>
-      <w:proofErr w:type="spellStart"/>
-      <w:r>
-        <w:rPr>
-          <w:rFonts w:ascii="Microsoft Himalaya" w:eastAsia="Times New Roman" w:hAnsi="Microsoft Himalaya" w:cs="Microsoft Himalaya"/>
-          <w:b/>
-          <w:bCs/>
-          <w:i/>
-          <w:iCs/>
-          <w:sz w:val="26"/>
-          <w:szCs w:val="26"/>
-        </w:rPr>
-        <w:t>བདུད་བཟློག་བྱེད་ཚུལ་ལ</w:t>
-      </w:r>
-      <w:proofErr w:type="spellEnd"/>
-      <w:r>
-        <w:rPr>
-          <w:rFonts w:ascii="Microsoft Himalaya" w:eastAsia="Times New Roman" w:hAnsi="Microsoft Himalaya" w:cs="Microsoft Himalaya"/>
-          <w:b/>
-          <w:bCs/>
-          <w:i/>
-          <w:iCs/>
-          <w:sz w:val="26"/>
-          <w:szCs w:val="26"/>
-        </w:rPr>
-        <w:t>།</w:t>
-      </w:r>
-      <w:r>
-        <w:rPr>
-          <w:rFonts w:ascii="Comic Sans MS" w:eastAsia="Times New Roman" w:hAnsi="Comic Sans MS" w:cs="Times New Roman"/>
-          <w:b/>
-          <w:bCs/>
-          <w:i/>
-          <w:iCs/>
-          <w:sz w:val="26"/>
-          <w:szCs w:val="26"/>
-        </w:rPr>
-        <w:t xml:space="preserve"> </w:t>
-      </w:r>
-      <w:proofErr w:type="spellStart"/>
-      <w:r>
-        <w:rPr>
-          <w:rFonts w:ascii="Microsoft Himalaya" w:eastAsia="Times New Roman" w:hAnsi="Microsoft Himalaya" w:cs="Microsoft Himalaya"/>
-          <w:b/>
-          <w:bCs/>
-          <w:i/>
-          <w:iCs/>
-          <w:sz w:val="26"/>
-          <w:szCs w:val="26"/>
-        </w:rPr>
-        <w:t>མཁས་གྲུབ་རྗེས་རྒྱུད་སྡེ་སྤྱི་རྣམ་དུ</w:t>
-      </w:r>
-      <w:proofErr w:type="spellEnd"/>
-      <w:r>
-        <w:rPr>
-          <w:rFonts w:ascii="Microsoft Himalaya" w:eastAsia="Times New Roman" w:hAnsi="Microsoft Himalaya" w:cs="Microsoft Himalaya"/>
-          <w:b/>
-          <w:bCs/>
-          <w:i/>
-          <w:iCs/>
-          <w:sz w:val="26"/>
-          <w:szCs w:val="26"/>
-        </w:rPr>
-        <w:t>།</w:t>
-      </w:r>
-      <w:r>
-        <w:rPr>
-          <w:rFonts w:ascii="Comic Sans MS" w:eastAsia="Times New Roman" w:hAnsi="Comic Sans MS" w:cs="Comic Sans MS"/>
-          <w:b/>
-          <w:bCs/>
-          <w:i/>
-          <w:iCs/>
-          <w:sz w:val="26"/>
-          <w:szCs w:val="26"/>
-        </w:rPr>
-        <w:t xml:space="preserve"> </w:t>
-      </w:r>
-      <w:r>
-        <w:rPr>
-          <w:rFonts w:ascii="Microsoft Himalaya" w:eastAsia="Times New Roman" w:hAnsi="Microsoft Himalaya" w:cs="Microsoft Himalaya"/>
-          <w:b/>
-          <w:bCs/>
-          <w:i/>
-          <w:iCs/>
-          <w:sz w:val="26"/>
-          <w:szCs w:val="26"/>
-        </w:rPr>
-        <w:t>བདུད་བཟློག་བྱེད་ཚུལ་ལ་ཡང་འོད་གསལ་མ་དང་གླེང་གཞི་མ་སོགས་ཡོད་དེ་རྟོག་བཟོའོ་ཞེས་དགག་པ་མཛད་མོད།</w:t>
-      </w:r>
-      <w:r>
-        <w:rPr>
-          <w:rFonts w:ascii="Comic Sans MS" w:eastAsia="Times New Roman" w:hAnsi="Comic Sans MS" w:cs="Comic Sans MS"/>
-          <w:b/>
-          <w:bCs/>
-          <w:i/>
-          <w:iCs/>
-          <w:sz w:val="26"/>
-          <w:szCs w:val="26"/>
-        </w:rPr>
-        <w:t> </w:t>
-      </w:r>
-    </w:p>
-    <w:p>
-      <w:pPr>
-        <w:spacing w:after="0" w:line="240" w:lineRule="auto"/>
-        <w:rPr>
-          <w:rFonts w:ascii="Times New Roman" w:eastAsia="Times New Roman" w:hAnsi="Times New Roman" w:cs="Times New Roman"/>
-          <w:sz w:val="24"/>
-          <w:szCs w:val="24"/>
-        </w:rPr>
-      </w:pPr>
-    </w:p>
-    <w:p>
-      <w:pPr>
-        <w:spacing w:after="0" w:line="240" w:lineRule="auto"/>
-        <w:rPr>
-          <w:rFonts w:ascii="Times New Roman" w:eastAsia="Times New Roman" w:hAnsi="Times New Roman" w:cs="Times New Roman"/>
-          <w:sz w:val="24"/>
-          <w:szCs w:val="24"/>
-        </w:rPr>
-      </w:pPr>
-      <w:r>
-        <w:rPr>
-          <w:rFonts w:ascii="Microsoft Himalaya" w:eastAsia="Times New Roman" w:hAnsi="Microsoft Himalaya" w:cs="Microsoft Himalaya"/>
-          <w:b/>
-          <w:bCs/>
-          <w:i/>
-          <w:iCs/>
-          <w:sz w:val="26"/>
-          <w:szCs w:val="26"/>
-        </w:rPr>
-        <w:t>འོན་ཀྱང་ལྷའི་དབང་པོ་བརྒྱ་བྱིན་གྱིས་ཤེས་རབ་ཀྱི་ཕ་རོལ་ཏུ་ཕྱིན་པའི་དོན་ཟབ་མོ་ཡིད་ལ་བསམ་ཞིང་ཚིག་ཁ་ཏོན་དུ་བྱས་པ་ལས་བདུད་སྡིག་ཅན་ཕྱིར་བཟློག་པ་ཞེས་སོགས་ཀྱི་ཚིག་དེ་དག་ནི།</w:t>
-      </w:r>
-      <w:r>
-        <w:rPr>
-          <w:rFonts w:ascii="Comic Sans MS" w:eastAsia="Times New Roman" w:hAnsi="Comic Sans MS" w:cs="Comic Sans MS"/>
-          <w:b/>
-          <w:bCs/>
-          <w:i/>
-          <w:iCs/>
-          <w:sz w:val="26"/>
-          <w:szCs w:val="26"/>
-        </w:rPr>
-        <w:t xml:space="preserve"> </w:t>
-      </w:r>
-      <w:r>
-        <w:rPr>
-          <w:rFonts w:ascii="Microsoft Himalaya" w:eastAsia="Times New Roman" w:hAnsi="Microsoft Himalaya" w:cs="Microsoft Himalaya"/>
-          <w:b/>
-          <w:bCs/>
-          <w:i/>
-          <w:iCs/>
-          <w:sz w:val="26"/>
-          <w:szCs w:val="26"/>
-        </w:rPr>
-        <w:t>བརྒྱད་སྟོང་པའི་ཚིག་དང་མཐུན་ཞིང་དེ་ཡང་ཀླུ་སྒྲུབ་ཀྱིས་མཛད་ཟེར་བའི་གཏམ་ཡང་མཆིས་པས་དཔྱད་པར་བྱའོ།</w:t>
-      </w:r>
-      <w:r>
-        <w:rPr>
-          <w:rFonts w:ascii="Comic Sans MS" w:eastAsia="Times New Roman" w:hAnsi="Comic Sans MS" w:cs="Comic Sans MS"/>
-          <w:b/>
-          <w:bCs/>
-          <w:i/>
-          <w:iCs/>
-          <w:sz w:val="26"/>
-          <w:szCs w:val="26"/>
-        </w:rPr>
-        <w:t xml:space="preserve"> </w:t>
-      </w:r>
-      <w:r>
-        <w:rPr>
-          <w:rFonts w:ascii="Microsoft Himalaya" w:eastAsia="Times New Roman" w:hAnsi="Microsoft Himalaya" w:cs="Microsoft Himalaya"/>
-          <w:b/>
-          <w:bCs/>
-          <w:i/>
-          <w:iCs/>
-          <w:sz w:val="26"/>
-          <w:szCs w:val="26"/>
-        </w:rPr>
-        <w:t>།</w:t>
-      </w:r>
-      <w:r>
-        <w:rPr>
-          <w:rFonts w:ascii="Times New Roman" w:eastAsia="Times New Roman" w:hAnsi="Times New Roman" w:cs="Times New Roman"/>
-          <w:b/>
-          <w:bCs/>
-          <w:i/>
-          <w:iCs/>
-          <w:sz w:val="26"/>
-          <w:szCs w:val="26"/>
-        </w:rPr>
-        <w:t>​</w:t>
-      </w:r>
-    </w:p>
-    <w:p>
-      <w:pPr>
-        <w:spacing w:after="0" w:line="240" w:lineRule="auto"/>
-        <w:rPr>
-          <w:rFonts w:ascii="Times New Roman" w:eastAsia="Times New Roman" w:hAnsi="Times New Roman" w:cs="Times New Roman"/>
-          <w:sz w:val="24"/>
-          <w:szCs w:val="24"/>
-        </w:rPr>
-      </w:pPr>
-    </w:p>
-    <w:p>
-      <w:pPr>
-        <w:spacing w:after="0" w:line="240" w:lineRule="auto"/>
-        <w:rPr>
-          <w:rFonts w:ascii="Times New Roman" w:eastAsia="Times New Roman" w:hAnsi="Times New Roman" w:cs="Times New Roman"/>
-          <w:sz w:val="24"/>
-          <w:szCs w:val="24"/>
-        </w:rPr>
-      </w:pPr>
-      <w:proofErr w:type="spellStart"/>
-      <w:r>
-        <w:rPr>
-          <w:rFonts w:ascii="Microsoft Himalaya" w:eastAsia="Times New Roman" w:hAnsi="Microsoft Himalaya" w:cs="Microsoft Himalaya"/>
-          <w:b/>
-          <w:bCs/>
-          <w:i/>
-          <w:iCs/>
-          <w:sz w:val="26"/>
-          <w:szCs w:val="26"/>
-        </w:rPr>
-        <w:lastRenderedPageBreak/>
-        <w:t>སྨྲས་པ</w:t>
-      </w:r>
-      <w:proofErr w:type="spellEnd"/>
-      <w:r>
-        <w:rPr>
-          <w:rFonts w:ascii="Microsoft Himalaya" w:eastAsia="Times New Roman" w:hAnsi="Microsoft Himalaya" w:cs="Microsoft Himalaya"/>
-          <w:b/>
-          <w:bCs/>
-          <w:i/>
-          <w:iCs/>
-          <w:sz w:val="26"/>
-          <w:szCs w:val="26"/>
-        </w:rPr>
-        <w:t>།</w:t>
-      </w:r>
-      <w:r>
-        <w:rPr>
-          <w:rFonts w:ascii="Comic Sans MS" w:eastAsia="Times New Roman" w:hAnsi="Comic Sans MS" w:cs="Comic Sans MS"/>
-          <w:b/>
-          <w:bCs/>
-          <w:i/>
-          <w:iCs/>
-          <w:sz w:val="26"/>
-          <w:szCs w:val="26"/>
-        </w:rPr>
-        <w:t> </w:t>
-      </w:r>
-    </w:p>
-    <w:p>
-      <w:pPr>
-        <w:spacing w:after="0" w:line="240" w:lineRule="auto"/>
-        <w:rPr>
-          <w:rFonts w:ascii="Times New Roman" w:eastAsia="Times New Roman" w:hAnsi="Times New Roman" w:cs="Times New Roman"/>
-          <w:sz w:val="24"/>
-          <w:szCs w:val="24"/>
-        </w:rPr>
-      </w:pPr>
-      <w:proofErr w:type="spellStart"/>
-      <w:r>
-        <w:rPr>
-          <w:rFonts w:ascii="Microsoft Himalaya" w:eastAsia="Times New Roman" w:hAnsi="Microsoft Himalaya" w:cs="Microsoft Himalaya"/>
-          <w:b/>
-          <w:bCs/>
-          <w:i/>
-          <w:iCs/>
-          <w:sz w:val="26"/>
-          <w:szCs w:val="26"/>
-        </w:rPr>
-        <w:t>དཔག་དཀའི་ཟབ་དོན་ཞིབ་ཏུ་མ་བཤད་པ</w:t>
-      </w:r>
-      <w:proofErr w:type="spellEnd"/>
-      <w:r>
-        <w:rPr>
-          <w:rFonts w:ascii="Microsoft Himalaya" w:eastAsia="Times New Roman" w:hAnsi="Microsoft Himalaya" w:cs="Microsoft Himalaya"/>
-          <w:b/>
-          <w:bCs/>
-          <w:i/>
-          <w:iCs/>
-          <w:sz w:val="26"/>
-          <w:szCs w:val="26"/>
-        </w:rPr>
-        <w:t>།</w:t>
-      </w:r>
-      <w:r>
-        <w:rPr>
-          <w:rFonts w:ascii="Comic Sans MS" w:eastAsia="Times New Roman" w:hAnsi="Comic Sans MS" w:cs="Comic Sans MS"/>
-          <w:b/>
-          <w:bCs/>
-          <w:i/>
-          <w:iCs/>
-          <w:sz w:val="26"/>
-          <w:szCs w:val="26"/>
-        </w:rPr>
-        <w:t xml:space="preserve"> </w:t>
-      </w:r>
-      <w:proofErr w:type="spellStart"/>
-      <w:r>
-        <w:rPr>
-          <w:rFonts w:ascii="Microsoft Himalaya" w:eastAsia="Times New Roman" w:hAnsi="Microsoft Himalaya" w:cs="Microsoft Himalaya"/>
-          <w:b/>
-          <w:bCs/>
-          <w:i/>
-          <w:iCs/>
-          <w:sz w:val="26"/>
-          <w:szCs w:val="26"/>
-        </w:rPr>
-        <w:t>།</w:t>
-      </w:r>
-      <w:proofErr w:type="spellEnd"/>
-    </w:p>
-    <w:p>
-      <w:pPr>
-        <w:spacing w:after="0" w:line="240" w:lineRule="auto"/>
-        <w:rPr>
-          <w:rFonts w:ascii="Times New Roman" w:eastAsia="Times New Roman" w:hAnsi="Times New Roman" w:cs="Times New Roman"/>
-          <w:sz w:val="24"/>
-          <w:szCs w:val="24"/>
-        </w:rPr>
-      </w:pPr>
-      <w:r>
-        <w:rPr>
-          <w:rFonts w:ascii="Times New Roman" w:eastAsia="Times New Roman" w:hAnsi="Times New Roman" w:cs="Times New Roman"/>
-          <w:b/>
-          <w:bCs/>
-          <w:i/>
-          <w:iCs/>
-          <w:sz w:val="26"/>
-          <w:szCs w:val="26"/>
-        </w:rPr>
-        <w:t>​</w:t>
-      </w:r>
-      <w:proofErr w:type="spellStart"/>
-      <w:r>
-        <w:rPr>
-          <w:rFonts w:ascii="Microsoft Himalaya" w:eastAsia="Times New Roman" w:hAnsi="Microsoft Himalaya" w:cs="Microsoft Himalaya"/>
-          <w:b/>
-          <w:bCs/>
-          <w:i/>
-          <w:iCs/>
-          <w:sz w:val="26"/>
-          <w:szCs w:val="26"/>
-        </w:rPr>
-        <w:t>བཤད་བྱའི་ཆོས་ལ་མེད་པས་མ་ནོངས་ཀྱི</w:t>
-      </w:r>
-      <w:proofErr w:type="spellEnd"/>
-      <w:r>
-        <w:rPr>
-          <w:rFonts w:ascii="Microsoft Himalaya" w:eastAsia="Times New Roman" w:hAnsi="Microsoft Himalaya" w:cs="Microsoft Himalaya"/>
-          <w:b/>
-          <w:bCs/>
-          <w:i/>
-          <w:iCs/>
-          <w:sz w:val="26"/>
-          <w:szCs w:val="26"/>
-        </w:rPr>
-        <w:t>།</w:t>
-      </w:r>
-      <w:r>
-        <w:rPr>
-          <w:rFonts w:ascii="Comic Sans MS" w:eastAsia="Times New Roman" w:hAnsi="Comic Sans MS" w:cs="Comic Sans MS"/>
-          <w:b/>
-          <w:bCs/>
-          <w:i/>
-          <w:iCs/>
-          <w:sz w:val="26"/>
-          <w:szCs w:val="26"/>
-        </w:rPr>
-        <w:t xml:space="preserve"> </w:t>
-      </w:r>
-      <w:proofErr w:type="spellStart"/>
-      <w:r>
-        <w:rPr>
-          <w:rFonts w:ascii="Microsoft Himalaya" w:eastAsia="Times New Roman" w:hAnsi="Microsoft Himalaya" w:cs="Microsoft Himalaya"/>
-          <w:b/>
-          <w:bCs/>
-          <w:i/>
-          <w:iCs/>
-          <w:sz w:val="26"/>
-          <w:szCs w:val="26"/>
-        </w:rPr>
-        <w:t>།</w:t>
-      </w:r>
-      <w:proofErr w:type="spellEnd"/>
-    </w:p>
-    <w:p>
-      <w:pPr>
-        <w:spacing w:after="0" w:line="240" w:lineRule="auto"/>
-        <w:rPr>
-          <w:rFonts w:ascii="Times New Roman" w:eastAsia="Times New Roman" w:hAnsi="Times New Roman" w:cs="Times New Roman"/>
-          <w:sz w:val="24"/>
-          <w:szCs w:val="24"/>
-        </w:rPr>
-      </w:pPr>
-      <w:r>
-        <w:rPr>
-          <w:rFonts w:ascii="Times New Roman" w:eastAsia="Times New Roman" w:hAnsi="Times New Roman" w:cs="Times New Roman"/>
-          <w:b/>
-          <w:bCs/>
-          <w:i/>
-          <w:iCs/>
-          <w:sz w:val="26"/>
-          <w:szCs w:val="26"/>
-        </w:rPr>
-        <w:t>​</w:t>
-      </w:r>
-      <w:proofErr w:type="spellStart"/>
-      <w:r>
-        <w:rPr>
-          <w:rFonts w:ascii="Microsoft Himalaya" w:eastAsia="Times New Roman" w:hAnsi="Microsoft Himalaya" w:cs="Microsoft Himalaya"/>
-          <w:b/>
-          <w:bCs/>
-          <w:i/>
-          <w:iCs/>
-          <w:sz w:val="26"/>
-          <w:szCs w:val="26"/>
-        </w:rPr>
-        <w:t>བདག་གི་བློ་གྲོས་དོག་པའི་སྐྱོན་ཁོ་ནས</w:t>
-      </w:r>
-      <w:proofErr w:type="spellEnd"/>
-      <w:r>
-        <w:rPr>
-          <w:rFonts w:ascii="Microsoft Himalaya" w:eastAsia="Times New Roman" w:hAnsi="Microsoft Himalaya" w:cs="Microsoft Himalaya"/>
-          <w:b/>
-          <w:bCs/>
-          <w:i/>
-          <w:iCs/>
-          <w:sz w:val="26"/>
-          <w:szCs w:val="26"/>
-        </w:rPr>
-        <w:t>།</w:t>
-      </w:r>
-      <w:r>
-        <w:rPr>
-          <w:rFonts w:ascii="Comic Sans MS" w:eastAsia="Times New Roman" w:hAnsi="Comic Sans MS" w:cs="Comic Sans MS"/>
-          <w:b/>
-          <w:bCs/>
-          <w:i/>
-          <w:iCs/>
-          <w:sz w:val="26"/>
-          <w:szCs w:val="26"/>
-        </w:rPr>
-        <w:t xml:space="preserve"> </w:t>
-      </w:r>
-      <w:proofErr w:type="spellStart"/>
-      <w:r>
-        <w:rPr>
-          <w:rFonts w:ascii="Microsoft Himalaya" w:eastAsia="Times New Roman" w:hAnsi="Microsoft Himalaya" w:cs="Microsoft Himalaya"/>
-          <w:b/>
-          <w:bCs/>
-          <w:i/>
-          <w:iCs/>
-          <w:sz w:val="26"/>
-          <w:szCs w:val="26"/>
-        </w:rPr>
-        <w:t>།</w:t>
-      </w:r>
-      <w:proofErr w:type="spellEnd"/>
-    </w:p>
-    <w:p>
-      <w:pPr>
-        <w:spacing w:after="0" w:line="240" w:lineRule="auto"/>
-        <w:rPr>
-          <w:rFonts w:ascii="Times New Roman" w:eastAsia="Times New Roman" w:hAnsi="Times New Roman" w:cs="Times New Roman"/>
-          <w:sz w:val="24"/>
-          <w:szCs w:val="24"/>
-        </w:rPr>
-      </w:pPr>
-      <w:r>
-        <w:rPr>
-          <w:rFonts w:ascii="Times New Roman" w:eastAsia="Times New Roman" w:hAnsi="Times New Roman" w:cs="Times New Roman"/>
-          <w:b/>
-          <w:bCs/>
-          <w:i/>
-          <w:iCs/>
-          <w:sz w:val="26"/>
-          <w:szCs w:val="26"/>
-        </w:rPr>
-        <w:t>​</w:t>
-      </w:r>
-      <w:proofErr w:type="spellStart"/>
-      <w:r>
-        <w:rPr>
-          <w:rFonts w:ascii="Microsoft Himalaya" w:eastAsia="Times New Roman" w:hAnsi="Microsoft Himalaya" w:cs="Microsoft Himalaya"/>
-          <w:b/>
-          <w:bCs/>
-          <w:i/>
-          <w:iCs/>
-          <w:sz w:val="26"/>
-          <w:szCs w:val="26"/>
-        </w:rPr>
-        <w:t>གཞན་གྱི་ཟེར་གྲོས་འབའ་ཞིག་ཟློས་པར་ཟད</w:t>
-      </w:r>
-      <w:proofErr w:type="spellEnd"/>
-      <w:r>
-        <w:rPr>
-          <w:rFonts w:ascii="Microsoft Himalaya" w:eastAsia="Times New Roman" w:hAnsi="Microsoft Himalaya" w:cs="Microsoft Himalaya"/>
-          <w:b/>
-          <w:bCs/>
-          <w:i/>
-          <w:iCs/>
-          <w:sz w:val="26"/>
-          <w:szCs w:val="26"/>
-        </w:rPr>
-        <w:t>།</w:t>
-      </w:r>
-      <w:r>
-        <w:rPr>
-          <w:rFonts w:ascii="Comic Sans MS" w:eastAsia="Times New Roman" w:hAnsi="Comic Sans MS" w:cs="Comic Sans MS"/>
-          <w:b/>
-          <w:bCs/>
-          <w:i/>
-          <w:iCs/>
-          <w:sz w:val="26"/>
-          <w:szCs w:val="26"/>
-        </w:rPr>
-        <w:t xml:space="preserve"> </w:t>
-      </w:r>
-      <w:proofErr w:type="spellStart"/>
-      <w:r>
-        <w:rPr>
-          <w:rFonts w:ascii="Microsoft Himalaya" w:eastAsia="Times New Roman" w:hAnsi="Microsoft Himalaya" w:cs="Microsoft Himalaya"/>
-          <w:b/>
-          <w:bCs/>
-          <w:i/>
-          <w:iCs/>
-          <w:sz w:val="26"/>
-          <w:szCs w:val="26"/>
-        </w:rPr>
-        <w:t>།</w:t>
-      </w:r>
-      <w:proofErr w:type="spellEnd"/>
-    </w:p>
-    <w:p>
-      <w:pPr>
-        <w:spacing w:after="0" w:line="240" w:lineRule="auto"/>
-        <w:rPr>
-          <w:rFonts w:ascii="Times New Roman" w:eastAsia="Times New Roman" w:hAnsi="Times New Roman" w:cs="Times New Roman"/>
-          <w:sz w:val="24"/>
-          <w:szCs w:val="24"/>
-        </w:rPr>
-      </w:pPr>
-    </w:p>
-    <w:p>
-      <w:pPr>
-        <w:spacing w:after="0" w:line="240" w:lineRule="auto"/>
-        <w:rPr>
-          <w:rFonts w:ascii="Times New Roman" w:eastAsia="Times New Roman" w:hAnsi="Times New Roman" w:cs="Times New Roman"/>
-          <w:sz w:val="24"/>
-          <w:szCs w:val="24"/>
-        </w:rPr>
-      </w:pPr>
-      <w:r>
-        <w:rPr>
-          <w:rFonts w:ascii="Times New Roman" w:eastAsia="Times New Roman" w:hAnsi="Times New Roman" w:cs="Times New Roman"/>
-          <w:b/>
-          <w:bCs/>
-          <w:i/>
-          <w:iCs/>
-          <w:sz w:val="26"/>
-          <w:szCs w:val="26"/>
-        </w:rPr>
-        <w:t>​</w:t>
-      </w:r>
-      <w:proofErr w:type="spellStart"/>
-      <w:r>
-        <w:rPr>
-          <w:rFonts w:ascii="Microsoft Himalaya" w:eastAsia="Times New Roman" w:hAnsi="Microsoft Himalaya" w:cs="Microsoft Himalaya"/>
-          <w:b/>
-          <w:bCs/>
-          <w:i/>
-          <w:iCs/>
-          <w:sz w:val="26"/>
-          <w:szCs w:val="26"/>
-        </w:rPr>
-        <w:t>རྟོག་གེའི་རིགས་པས་བྱས་ཕྱིར་ཐུབ་དགོངས་དང</w:t>
-      </w:r>
-      <w:proofErr w:type="spellEnd"/>
-      <w:r>
-        <w:rPr>
-          <w:rFonts w:ascii="Microsoft Himalaya" w:eastAsia="Times New Roman" w:hAnsi="Microsoft Himalaya" w:cs="Microsoft Himalaya"/>
-          <w:b/>
-          <w:bCs/>
-          <w:i/>
-          <w:iCs/>
-          <w:sz w:val="26"/>
-          <w:szCs w:val="26"/>
-        </w:rPr>
-        <w:t>་།</w:t>
-      </w:r>
-      <w:r>
-        <w:rPr>
-          <w:rFonts w:ascii="Comic Sans MS" w:eastAsia="Times New Roman" w:hAnsi="Comic Sans MS" w:cs="Comic Sans MS"/>
-          <w:b/>
-          <w:bCs/>
-          <w:i/>
-          <w:iCs/>
-          <w:sz w:val="26"/>
-          <w:szCs w:val="26"/>
-        </w:rPr>
-        <w:t xml:space="preserve"> </w:t>
-      </w:r>
-      <w:r>
-        <w:rPr>
-          <w:rFonts w:ascii="Microsoft Himalaya" w:eastAsia="Times New Roman" w:hAnsi="Microsoft Himalaya" w:cs="Microsoft Himalaya"/>
-          <w:b/>
-          <w:bCs/>
-          <w:i/>
-          <w:iCs/>
-          <w:sz w:val="26"/>
-          <w:szCs w:val="26"/>
-        </w:rPr>
-        <w:t>།</w:t>
-      </w:r>
-    </w:p>
-    <w:p>
-      <w:pPr>
-        <w:spacing w:after="0" w:line="240" w:lineRule="auto"/>
-        <w:rPr>
-          <w:rFonts w:ascii="Times New Roman" w:eastAsia="Times New Roman" w:hAnsi="Times New Roman" w:cs="Times New Roman"/>
-          <w:sz w:val="24"/>
-          <w:szCs w:val="24"/>
-        </w:rPr>
-      </w:pPr>
-      <w:r>
-        <w:rPr>
-          <w:rFonts w:ascii="Times New Roman" w:eastAsia="Times New Roman" w:hAnsi="Times New Roman" w:cs="Times New Roman"/>
-          <w:b/>
-          <w:bCs/>
-          <w:i/>
-          <w:iCs/>
-          <w:sz w:val="26"/>
-          <w:szCs w:val="26"/>
-        </w:rPr>
-        <w:t>​</w:t>
-      </w:r>
-      <w:proofErr w:type="spellStart"/>
-      <w:r>
-        <w:rPr>
-          <w:rFonts w:ascii="Microsoft Himalaya" w:eastAsia="Times New Roman" w:hAnsi="Microsoft Himalaya" w:cs="Microsoft Himalaya"/>
-          <w:b/>
-          <w:bCs/>
-          <w:i/>
-          <w:iCs/>
-          <w:sz w:val="26"/>
-          <w:szCs w:val="26"/>
-        </w:rPr>
-        <w:t>རྒྱབ་ཀྱིས་ཕྱོགས་པར་རིག་ན་གཤིས་ངན་བུ</w:t>
-      </w:r>
-      <w:proofErr w:type="spellEnd"/>
-      <w:r>
-        <w:rPr>
-          <w:rFonts w:ascii="Microsoft Himalaya" w:eastAsia="Times New Roman" w:hAnsi="Microsoft Himalaya" w:cs="Microsoft Himalaya"/>
-          <w:b/>
-          <w:bCs/>
-          <w:i/>
-          <w:iCs/>
-          <w:sz w:val="26"/>
-          <w:szCs w:val="26"/>
-        </w:rPr>
-        <w:t>།</w:t>
-      </w:r>
-      <w:r>
-        <w:rPr>
-          <w:rFonts w:ascii="Comic Sans MS" w:eastAsia="Times New Roman" w:hAnsi="Comic Sans MS" w:cs="Comic Sans MS"/>
-          <w:b/>
-          <w:bCs/>
-          <w:i/>
-          <w:iCs/>
-          <w:sz w:val="26"/>
-          <w:szCs w:val="26"/>
-        </w:rPr>
-        <w:t xml:space="preserve"> </w:t>
-      </w:r>
-      <w:proofErr w:type="spellStart"/>
-      <w:r>
-        <w:rPr>
-          <w:rFonts w:ascii="Microsoft Himalaya" w:eastAsia="Times New Roman" w:hAnsi="Microsoft Himalaya" w:cs="Microsoft Himalaya"/>
-          <w:b/>
-          <w:bCs/>
-          <w:i/>
-          <w:iCs/>
-          <w:sz w:val="26"/>
-          <w:szCs w:val="26"/>
-        </w:rPr>
-        <w:t>།</w:t>
-      </w:r>
-      <w:proofErr w:type="spellEnd"/>
-    </w:p>
-    <w:p>
-      <w:pPr>
-        <w:spacing w:after="0" w:line="240" w:lineRule="auto"/>
-        <w:rPr>
-          <w:rFonts w:ascii="Times New Roman" w:eastAsia="Times New Roman" w:hAnsi="Times New Roman" w:cs="Times New Roman"/>
-          <w:sz w:val="24"/>
-          <w:szCs w:val="24"/>
-        </w:rPr>
-      </w:pPr>
-      <w:r>
-        <w:rPr>
-          <w:rFonts w:ascii="Times New Roman" w:eastAsia="Times New Roman" w:hAnsi="Times New Roman" w:cs="Times New Roman"/>
-          <w:b/>
-          <w:bCs/>
-          <w:i/>
-          <w:iCs/>
-          <w:sz w:val="26"/>
-          <w:szCs w:val="26"/>
-        </w:rPr>
-        <w:t>​</w:t>
-      </w:r>
-      <w:proofErr w:type="spellStart"/>
-      <w:r>
-        <w:rPr>
-          <w:rFonts w:ascii="Microsoft Himalaya" w:eastAsia="Times New Roman" w:hAnsi="Microsoft Himalaya" w:cs="Microsoft Himalaya"/>
-          <w:b/>
-          <w:bCs/>
-          <w:i/>
-          <w:iCs/>
-          <w:sz w:val="26"/>
-          <w:szCs w:val="26"/>
-        </w:rPr>
-        <w:t>ཉེས་ཀྱང་བརྩེ་ལྡན་མ་ཡིས་མི་ཁྲོ་ལྟར</w:t>
-      </w:r>
-      <w:proofErr w:type="spellEnd"/>
-      <w:r>
-        <w:rPr>
-          <w:rFonts w:ascii="Microsoft Himalaya" w:eastAsia="Times New Roman" w:hAnsi="Microsoft Himalaya" w:cs="Microsoft Himalaya"/>
-          <w:b/>
-          <w:bCs/>
-          <w:i/>
-          <w:iCs/>
-          <w:sz w:val="26"/>
-          <w:szCs w:val="26"/>
-        </w:rPr>
-        <w:t>།</w:t>
-      </w:r>
-      <w:r>
-        <w:rPr>
-          <w:rFonts w:ascii="Comic Sans MS" w:eastAsia="Times New Roman" w:hAnsi="Comic Sans MS" w:cs="Comic Sans MS"/>
-          <w:b/>
-          <w:bCs/>
-          <w:i/>
-          <w:iCs/>
-          <w:sz w:val="26"/>
-          <w:szCs w:val="26"/>
-        </w:rPr>
-        <w:t xml:space="preserve"> </w:t>
-      </w:r>
-      <w:proofErr w:type="spellStart"/>
-      <w:r>
-        <w:rPr>
-          <w:rFonts w:ascii="Microsoft Himalaya" w:eastAsia="Times New Roman" w:hAnsi="Microsoft Himalaya" w:cs="Microsoft Himalaya"/>
-          <w:b/>
-          <w:bCs/>
-          <w:i/>
-          <w:iCs/>
-          <w:sz w:val="26"/>
-          <w:szCs w:val="26"/>
-        </w:rPr>
-        <w:t>།</w:t>
-      </w:r>
-      <w:proofErr w:type="spellEnd"/>
-    </w:p>
-    <w:p>
-      <w:pPr>
-        <w:spacing w:after="0" w:line="240" w:lineRule="auto"/>
-        <w:rPr>
-          <w:rFonts w:ascii="Times New Roman" w:eastAsia="Times New Roman" w:hAnsi="Times New Roman" w:cs="Times New Roman"/>
-          <w:sz w:val="24"/>
-          <w:szCs w:val="24"/>
-        </w:rPr>
-      </w:pPr>
-      <w:r>
-        <w:rPr>
-          <w:rFonts w:ascii="Times New Roman" w:eastAsia="Times New Roman" w:hAnsi="Times New Roman" w:cs="Times New Roman"/>
-          <w:b/>
-          <w:bCs/>
-          <w:i/>
-          <w:iCs/>
-          <w:sz w:val="26"/>
-          <w:szCs w:val="26"/>
-        </w:rPr>
-        <w:t>​</w:t>
-      </w:r>
-      <w:proofErr w:type="spellStart"/>
-      <w:r>
-        <w:rPr>
-          <w:rFonts w:ascii="Microsoft Himalaya" w:eastAsia="Times New Roman" w:hAnsi="Microsoft Himalaya" w:cs="Microsoft Himalaya"/>
-          <w:b/>
-          <w:bCs/>
-          <w:i/>
-          <w:iCs/>
-          <w:sz w:val="26"/>
-          <w:szCs w:val="26"/>
-        </w:rPr>
-        <w:t>བདག་ལ་བརྩེ་བས་དགོངས་ཏེ་མ་ཁྲེལ་མཛོད</w:t>
-      </w:r>
-      <w:proofErr w:type="spellEnd"/>
-      <w:r>
-        <w:rPr>
-          <w:rFonts w:ascii="Microsoft Himalaya" w:eastAsia="Times New Roman" w:hAnsi="Microsoft Himalaya" w:cs="Microsoft Himalaya"/>
-          <w:b/>
-          <w:bCs/>
-          <w:i/>
-          <w:iCs/>
-          <w:sz w:val="26"/>
-          <w:szCs w:val="26"/>
-        </w:rPr>
-        <w:t>།</w:t>
-      </w:r>
-      <w:r>
-        <w:rPr>
-          <w:rFonts w:ascii="Comic Sans MS" w:eastAsia="Times New Roman" w:hAnsi="Comic Sans MS" w:cs="Comic Sans MS"/>
-          <w:b/>
-          <w:bCs/>
-          <w:i/>
-          <w:iCs/>
-          <w:sz w:val="26"/>
-          <w:szCs w:val="26"/>
-        </w:rPr>
-        <w:t xml:space="preserve"> </w:t>
-      </w:r>
-      <w:proofErr w:type="spellStart"/>
-      <w:r>
-        <w:rPr>
-          <w:rFonts w:ascii="Microsoft Himalaya" w:eastAsia="Times New Roman" w:hAnsi="Microsoft Himalaya" w:cs="Microsoft Himalaya"/>
-          <w:b/>
-          <w:bCs/>
-          <w:i/>
-          <w:iCs/>
-          <w:sz w:val="26"/>
-          <w:szCs w:val="26"/>
-        </w:rPr>
-        <w:t>།</w:t>
-      </w:r>
-      <w:proofErr w:type="spellEnd"/>
-    </w:p>
-    <w:p>
-      <w:pPr>
-        <w:spacing w:after="0" w:line="240" w:lineRule="auto"/>
-        <w:rPr>
-          <w:rFonts w:ascii="Times New Roman" w:eastAsia="Times New Roman" w:hAnsi="Times New Roman" w:cs="Times New Roman"/>
-          <w:sz w:val="24"/>
-          <w:szCs w:val="24"/>
-        </w:rPr>
-      </w:pPr>
-    </w:p>
-    <w:p>
-      <w:pPr>
-        <w:spacing w:after="0" w:line="240" w:lineRule="auto"/>
-        <w:rPr>
-          <w:rFonts w:ascii="Times New Roman" w:eastAsia="Times New Roman" w:hAnsi="Times New Roman" w:cs="Times New Roman"/>
-          <w:sz w:val="24"/>
-          <w:szCs w:val="24"/>
-        </w:rPr>
-      </w:pPr>
-      <w:r>
-        <w:rPr>
-          <w:rFonts w:ascii="Times New Roman" w:eastAsia="Times New Roman" w:hAnsi="Times New Roman" w:cs="Times New Roman"/>
-          <w:b/>
-          <w:bCs/>
-          <w:i/>
-          <w:iCs/>
-          <w:sz w:val="26"/>
-          <w:szCs w:val="26"/>
-        </w:rPr>
-        <w:t>​</w:t>
-      </w:r>
-      <w:proofErr w:type="spellStart"/>
-      <w:r>
-        <w:rPr>
-          <w:rFonts w:ascii="Microsoft Himalaya" w:eastAsia="Times New Roman" w:hAnsi="Microsoft Himalaya" w:cs="Microsoft Himalaya"/>
-          <w:b/>
-          <w:bCs/>
-          <w:i/>
-          <w:iCs/>
-          <w:sz w:val="26"/>
-          <w:szCs w:val="26"/>
-        </w:rPr>
-        <w:t>མུ་ལྟོའི་པད་པུར་ཚོགས་པའི་ཕྱེ་བཞིན་དུ</w:t>
-      </w:r>
-      <w:proofErr w:type="spellEnd"/>
-      <w:r>
-        <w:rPr>
-          <w:rFonts w:ascii="Microsoft Himalaya" w:eastAsia="Times New Roman" w:hAnsi="Microsoft Himalaya" w:cs="Microsoft Himalaya"/>
-          <w:b/>
-          <w:bCs/>
-          <w:i/>
-          <w:iCs/>
-          <w:sz w:val="26"/>
-          <w:szCs w:val="26"/>
-        </w:rPr>
-        <w:t>།</w:t>
-      </w:r>
-      <w:r>
-        <w:rPr>
-          <w:rFonts w:ascii="Comic Sans MS" w:eastAsia="Times New Roman" w:hAnsi="Comic Sans MS" w:cs="Comic Sans MS"/>
-          <w:b/>
-          <w:bCs/>
-          <w:i/>
-          <w:iCs/>
-          <w:sz w:val="26"/>
-          <w:szCs w:val="26"/>
-        </w:rPr>
-        <w:t xml:space="preserve"> </w:t>
-      </w:r>
-      <w:proofErr w:type="spellStart"/>
-      <w:r>
-        <w:rPr>
-          <w:rFonts w:ascii="Microsoft Himalaya" w:eastAsia="Times New Roman" w:hAnsi="Microsoft Himalaya" w:cs="Microsoft Himalaya"/>
-          <w:b/>
-          <w:bCs/>
-          <w:i/>
-          <w:iCs/>
-          <w:sz w:val="26"/>
-          <w:szCs w:val="26"/>
-        </w:rPr>
-        <w:t>།</w:t>
-      </w:r>
-      <w:proofErr w:type="spellEnd"/>
-    </w:p>
-    <w:p>
-      <w:pPr>
-        <w:spacing w:after="0" w:line="240" w:lineRule="auto"/>
-        <w:rPr>
-          <w:rFonts w:ascii="Times New Roman" w:eastAsia="Times New Roman" w:hAnsi="Times New Roman" w:cs="Times New Roman"/>
-          <w:sz w:val="24"/>
-          <w:szCs w:val="24"/>
-        </w:rPr>
-      </w:pPr>
-      <w:r>
-        <w:rPr>
-          <w:rFonts w:ascii="Times New Roman" w:eastAsia="Times New Roman" w:hAnsi="Times New Roman" w:cs="Times New Roman"/>
-          <w:b/>
-          <w:bCs/>
-          <w:i/>
-          <w:iCs/>
-          <w:sz w:val="26"/>
-          <w:szCs w:val="26"/>
-        </w:rPr>
-        <w:t>​</w:t>
-      </w:r>
-      <w:proofErr w:type="spellStart"/>
-      <w:r>
-        <w:rPr>
-          <w:rFonts w:ascii="Microsoft Himalaya" w:eastAsia="Times New Roman" w:hAnsi="Microsoft Himalaya" w:cs="Microsoft Himalaya"/>
-          <w:b/>
-          <w:bCs/>
-          <w:i/>
-          <w:iCs/>
-          <w:sz w:val="26"/>
-          <w:szCs w:val="26"/>
-        </w:rPr>
-        <w:t>སྣ་ཚོགས་གཞུང་ནས་གཅིག་ཏུ་བསྡེབས་པ་འདི</w:t>
-      </w:r>
-      <w:proofErr w:type="spellEnd"/>
-      <w:r>
-        <w:rPr>
-          <w:rFonts w:ascii="Microsoft Himalaya" w:eastAsia="Times New Roman" w:hAnsi="Microsoft Himalaya" w:cs="Microsoft Himalaya"/>
-          <w:b/>
-          <w:bCs/>
-          <w:i/>
-          <w:iCs/>
-          <w:sz w:val="26"/>
-          <w:szCs w:val="26"/>
-        </w:rPr>
-        <w:t>།</w:t>
-      </w:r>
-      <w:r>
-        <w:rPr>
-          <w:rFonts w:ascii="Comic Sans MS" w:eastAsia="Times New Roman" w:hAnsi="Comic Sans MS" w:cs="Comic Sans MS"/>
-          <w:b/>
-          <w:bCs/>
-          <w:i/>
-          <w:iCs/>
-          <w:sz w:val="26"/>
-          <w:szCs w:val="26"/>
-        </w:rPr>
-        <w:t xml:space="preserve"> </w:t>
-      </w:r>
-      <w:proofErr w:type="spellStart"/>
-      <w:r>
-        <w:rPr>
-          <w:rFonts w:ascii="Microsoft Himalaya" w:eastAsia="Times New Roman" w:hAnsi="Microsoft Himalaya" w:cs="Microsoft Himalaya"/>
-          <w:b/>
-          <w:bCs/>
-          <w:i/>
-          <w:iCs/>
-          <w:sz w:val="26"/>
-          <w:szCs w:val="26"/>
-        </w:rPr>
-        <w:t>།</w:t>
-      </w:r>
-      <w:proofErr w:type="spellEnd"/>
-    </w:p>
-    <w:p>
-      <w:pPr>
-        <w:spacing w:after="0" w:line="240" w:lineRule="auto"/>
-        <w:rPr>
-          <w:rFonts w:ascii="Times New Roman" w:eastAsia="Times New Roman" w:hAnsi="Times New Roman" w:cs="Times New Roman"/>
-          <w:sz w:val="24"/>
-          <w:szCs w:val="24"/>
-        </w:rPr>
-      </w:pPr>
-      <w:r>
-        <w:rPr>
-          <w:rFonts w:ascii="Times New Roman" w:eastAsia="Times New Roman" w:hAnsi="Times New Roman" w:cs="Times New Roman"/>
-          <w:b/>
-          <w:bCs/>
-          <w:i/>
-          <w:iCs/>
-          <w:sz w:val="26"/>
-          <w:szCs w:val="26"/>
-        </w:rPr>
-        <w:t>​</w:t>
-      </w:r>
-      <w:proofErr w:type="spellStart"/>
-      <w:r>
-        <w:rPr>
-          <w:rFonts w:ascii="Microsoft Himalaya" w:eastAsia="Times New Roman" w:hAnsi="Microsoft Himalaya" w:cs="Microsoft Himalaya"/>
-          <w:b/>
-          <w:bCs/>
-          <w:i/>
-          <w:iCs/>
-          <w:sz w:val="26"/>
-          <w:szCs w:val="26"/>
-        </w:rPr>
-        <w:t>ཟབ་མོ་བརྗོད་བྱས་གཏམས་པ་མ་ཡིན་ཡང</w:t>
-      </w:r>
-      <w:proofErr w:type="spellEnd"/>
-      <w:r>
-        <w:rPr>
-          <w:rFonts w:ascii="Microsoft Himalaya" w:eastAsia="Times New Roman" w:hAnsi="Microsoft Himalaya" w:cs="Microsoft Himalaya"/>
-          <w:b/>
-          <w:bCs/>
-          <w:i/>
-          <w:iCs/>
-          <w:sz w:val="26"/>
-          <w:szCs w:val="26"/>
-        </w:rPr>
-        <w:t>་།</w:t>
-      </w:r>
-      <w:r>
-        <w:rPr>
-          <w:rFonts w:ascii="Comic Sans MS" w:eastAsia="Times New Roman" w:hAnsi="Comic Sans MS" w:cs="Comic Sans MS"/>
-          <w:b/>
-          <w:bCs/>
-          <w:i/>
-          <w:iCs/>
-          <w:sz w:val="26"/>
-          <w:szCs w:val="26"/>
-        </w:rPr>
-        <w:t xml:space="preserve"> </w:t>
-      </w:r>
-      <w:r>
-        <w:rPr>
-          <w:rFonts w:ascii="Microsoft Himalaya" w:eastAsia="Times New Roman" w:hAnsi="Microsoft Himalaya" w:cs="Microsoft Himalaya"/>
-          <w:b/>
-          <w:bCs/>
-          <w:i/>
-          <w:iCs/>
-          <w:sz w:val="26"/>
-          <w:szCs w:val="26"/>
-        </w:rPr>
-        <w:t>།</w:t>
-      </w:r>
-    </w:p>
-    <w:p>
-      <w:pPr>
-        <w:spacing w:after="0" w:line="240" w:lineRule="auto"/>
-        <w:rPr>
-          <w:rFonts w:ascii="Times New Roman" w:eastAsia="Times New Roman" w:hAnsi="Times New Roman" w:cs="Times New Roman"/>
-          <w:sz w:val="24"/>
-          <w:szCs w:val="24"/>
-        </w:rPr>
-      </w:pPr>
-      <w:r>
-        <w:rPr>
-          <w:rFonts w:ascii="Times New Roman" w:eastAsia="Times New Roman" w:hAnsi="Times New Roman" w:cs="Times New Roman"/>
-          <w:b/>
-          <w:bCs/>
-          <w:i/>
-          <w:iCs/>
-          <w:sz w:val="26"/>
-          <w:szCs w:val="26"/>
-        </w:rPr>
-        <w:t>​</w:t>
-      </w:r>
-      <w:proofErr w:type="spellStart"/>
-      <w:r>
-        <w:rPr>
-          <w:rFonts w:ascii="Microsoft Himalaya" w:eastAsia="Times New Roman" w:hAnsi="Microsoft Himalaya" w:cs="Microsoft Himalaya"/>
-          <w:b/>
-          <w:bCs/>
-          <w:i/>
-          <w:iCs/>
-          <w:sz w:val="26"/>
-          <w:szCs w:val="26"/>
-        </w:rPr>
-        <w:t>ནག་མིན་སེམས་ཀྱིས་བྱས་པས་ཉེས་མེད་དམ</w:t>
-      </w:r>
-      <w:proofErr w:type="spellEnd"/>
-      <w:r>
-        <w:rPr>
-          <w:rFonts w:ascii="Microsoft Himalaya" w:eastAsia="Times New Roman" w:hAnsi="Microsoft Himalaya" w:cs="Microsoft Himalaya"/>
-          <w:b/>
-          <w:bCs/>
-          <w:i/>
-          <w:iCs/>
-          <w:sz w:val="26"/>
-          <w:szCs w:val="26"/>
-        </w:rPr>
-        <w:t>།</w:t>
-      </w:r>
-      <w:r>
-        <w:rPr>
-          <w:rFonts w:ascii="Comic Sans MS" w:eastAsia="Times New Roman" w:hAnsi="Comic Sans MS" w:cs="Comic Sans MS"/>
-          <w:b/>
-          <w:bCs/>
-          <w:i/>
-          <w:iCs/>
-          <w:sz w:val="26"/>
-          <w:szCs w:val="26"/>
-        </w:rPr>
-        <w:t xml:space="preserve"> </w:t>
-      </w:r>
-      <w:proofErr w:type="spellStart"/>
-      <w:r>
-        <w:rPr>
-          <w:rFonts w:ascii="Microsoft Himalaya" w:eastAsia="Times New Roman" w:hAnsi="Microsoft Himalaya" w:cs="Microsoft Himalaya"/>
-          <w:b/>
-          <w:bCs/>
-          <w:i/>
-          <w:iCs/>
-          <w:sz w:val="26"/>
-          <w:szCs w:val="26"/>
-        </w:rPr>
-        <w:t>།</w:t>
-      </w:r>
-      <w:proofErr w:type="spellEnd"/>
-    </w:p>
-    <w:p>
-      <w:pPr>
-        <w:spacing w:after="0" w:line="240" w:lineRule="auto"/>
-        <w:rPr>
-          <w:rFonts w:ascii="Times New Roman" w:eastAsia="Times New Roman" w:hAnsi="Times New Roman" w:cs="Times New Roman"/>
-          <w:sz w:val="24"/>
-          <w:szCs w:val="24"/>
-        </w:rPr>
-      </w:pPr>
-    </w:p>
-    <w:p>
-      <w:pPr>
-        <w:spacing w:after="0" w:line="240" w:lineRule="auto"/>
-        <w:rPr>
-          <w:rFonts w:ascii="Times New Roman" w:eastAsia="Times New Roman" w:hAnsi="Times New Roman" w:cs="Times New Roman"/>
-          <w:sz w:val="24"/>
-          <w:szCs w:val="24"/>
-        </w:rPr>
-      </w:pPr>
-      <w:r>
-        <w:rPr>
-          <w:rFonts w:ascii="Times New Roman" w:eastAsia="Times New Roman" w:hAnsi="Times New Roman" w:cs="Times New Roman"/>
-          <w:b/>
-          <w:bCs/>
-          <w:i/>
-          <w:iCs/>
-          <w:sz w:val="26"/>
-          <w:szCs w:val="26"/>
-        </w:rPr>
-        <w:t>​</w:t>
-      </w:r>
-      <w:proofErr w:type="spellStart"/>
-      <w:r>
-        <w:rPr>
-          <w:rFonts w:ascii="Microsoft Himalaya" w:eastAsia="Times New Roman" w:hAnsi="Microsoft Himalaya" w:cs="Microsoft Himalaya"/>
-          <w:b/>
-          <w:bCs/>
-          <w:i/>
-          <w:iCs/>
-          <w:sz w:val="26"/>
-          <w:szCs w:val="26"/>
-        </w:rPr>
-        <w:t>དགེ་འདིས་བདག་ཡིད་ལག་ལྡན་དཀར་པོ་གང</w:t>
-      </w:r>
-      <w:proofErr w:type="spellEnd"/>
-      <w:r>
-        <w:rPr>
-          <w:rFonts w:ascii="Microsoft Himalaya" w:eastAsia="Times New Roman" w:hAnsi="Microsoft Himalaya" w:cs="Microsoft Himalaya"/>
-          <w:b/>
-          <w:bCs/>
-          <w:i/>
-          <w:iCs/>
-          <w:sz w:val="26"/>
-          <w:szCs w:val="26"/>
-        </w:rPr>
-        <w:t>་།</w:t>
-      </w:r>
-      <w:r>
-        <w:rPr>
-          <w:rFonts w:ascii="Comic Sans MS" w:eastAsia="Times New Roman" w:hAnsi="Comic Sans MS" w:cs="Comic Sans MS"/>
-          <w:b/>
-          <w:bCs/>
-          <w:i/>
-          <w:iCs/>
-          <w:sz w:val="26"/>
-          <w:szCs w:val="26"/>
-        </w:rPr>
-        <w:t xml:space="preserve"> </w:t>
-      </w:r>
-      <w:r>
-        <w:rPr>
-          <w:rFonts w:ascii="Microsoft Himalaya" w:eastAsia="Times New Roman" w:hAnsi="Microsoft Himalaya" w:cs="Microsoft Himalaya"/>
-          <w:b/>
-          <w:bCs/>
-          <w:i/>
-          <w:iCs/>
-          <w:sz w:val="26"/>
-          <w:szCs w:val="26"/>
-        </w:rPr>
-        <w:t>།</w:t>
-      </w:r>
-    </w:p>
-    <w:p>
-      <w:pPr>
-        <w:spacing w:after="0" w:line="240" w:lineRule="auto"/>
-        <w:rPr>
-          <w:rFonts w:ascii="Times New Roman" w:eastAsia="Times New Roman" w:hAnsi="Times New Roman" w:cs="Times New Roman"/>
-          <w:sz w:val="24"/>
-          <w:szCs w:val="24"/>
-        </w:rPr>
-      </w:pPr>
-      <w:r>
-        <w:rPr>
-          <w:rFonts w:ascii="Times New Roman" w:eastAsia="Times New Roman" w:hAnsi="Times New Roman" w:cs="Times New Roman"/>
-          <w:b/>
-          <w:bCs/>
-          <w:i/>
-          <w:iCs/>
-          <w:sz w:val="26"/>
-          <w:szCs w:val="26"/>
-        </w:rPr>
-        <w:t>​</w:t>
-      </w:r>
-      <w:proofErr w:type="spellStart"/>
-      <w:r>
-        <w:rPr>
-          <w:rFonts w:ascii="Microsoft Himalaya" w:eastAsia="Times New Roman" w:hAnsi="Microsoft Himalaya" w:cs="Microsoft Himalaya"/>
-          <w:b/>
-          <w:bCs/>
-          <w:i/>
-          <w:iCs/>
-          <w:sz w:val="26"/>
-          <w:szCs w:val="26"/>
-        </w:rPr>
-        <w:t>མང་ཐོས་ཡོན་ཏན་དྲ་བས་ལུས་བརྒྱན་ཅིང</w:t>
-      </w:r>
-      <w:proofErr w:type="spellEnd"/>
-      <w:r>
-        <w:rPr>
-          <w:rFonts w:ascii="Microsoft Himalaya" w:eastAsia="Times New Roman" w:hAnsi="Microsoft Himalaya" w:cs="Microsoft Himalaya"/>
-          <w:b/>
-          <w:bCs/>
-          <w:i/>
-          <w:iCs/>
-          <w:sz w:val="26"/>
-          <w:szCs w:val="26"/>
-        </w:rPr>
-        <w:t>་།</w:t>
-      </w:r>
-      <w:r>
-        <w:rPr>
-          <w:rFonts w:ascii="Comic Sans MS" w:eastAsia="Times New Roman" w:hAnsi="Comic Sans MS" w:cs="Comic Sans MS"/>
-          <w:b/>
-          <w:bCs/>
-          <w:i/>
-          <w:iCs/>
-          <w:sz w:val="26"/>
-          <w:szCs w:val="26"/>
-        </w:rPr>
-        <w:t xml:space="preserve"> </w:t>
-      </w:r>
-      <w:r>
-        <w:rPr>
-          <w:rFonts w:ascii="Microsoft Himalaya" w:eastAsia="Times New Roman" w:hAnsi="Microsoft Himalaya" w:cs="Microsoft Himalaya"/>
-          <w:b/>
-          <w:bCs/>
-          <w:i/>
-          <w:iCs/>
-          <w:sz w:val="26"/>
-          <w:szCs w:val="26"/>
-        </w:rPr>
-        <w:t>།</w:t>
-      </w:r>
-    </w:p>
-    <w:p>
-      <w:pPr>
-        <w:spacing w:after="0" w:line="240" w:lineRule="auto"/>
-        <w:rPr>
-          <w:rFonts w:ascii="Times New Roman" w:eastAsia="Times New Roman" w:hAnsi="Times New Roman" w:cs="Times New Roman"/>
-          <w:sz w:val="24"/>
-          <w:szCs w:val="24"/>
-        </w:rPr>
-      </w:pPr>
-      <w:r>
-        <w:rPr>
-          <w:rFonts w:ascii="Times New Roman" w:eastAsia="Times New Roman" w:hAnsi="Times New Roman" w:cs="Times New Roman"/>
-          <w:b/>
-          <w:bCs/>
-          <w:i/>
-          <w:iCs/>
-          <w:sz w:val="26"/>
-          <w:szCs w:val="26"/>
-        </w:rPr>
-        <w:t>​</w:t>
-      </w:r>
-      <w:proofErr w:type="spellStart"/>
-      <w:r>
-        <w:rPr>
-          <w:rFonts w:ascii="Microsoft Himalaya" w:eastAsia="Times New Roman" w:hAnsi="Microsoft Himalaya" w:cs="Microsoft Himalaya"/>
           <w:b/>
           <w:bCs/>
           <w:i/>
@@ -25981,20 +25861,18 @@
         </w:rPr>
         <w:t xml:space="preserve"> </w:t>
       </w:r>
-      <w:proofErr w:type="spellStart"/>
-      <w:r>
-        <w:rPr>
-          <w:rFonts w:ascii="Microsoft Himalaya" w:eastAsia="Times New Roman" w:hAnsi="Microsoft Himalaya" w:cs="Microsoft Himalaya"/>
-          <w:b/>
-          <w:bCs/>
-          <w:i/>
-          <w:iCs/>
-          <w:sz w:val="26"/>
-          <w:szCs w:val="26"/>
-        </w:rPr>
-        <w:t>།</w:t>
-      </w:r>
-      <w:proofErr w:type="spellEnd"/>
+      <w:r>
+        <w:rPr>
+          <w:rFonts w:ascii="Microsoft Himalaya" w:eastAsia="Times New Roman" w:hAnsi="Microsoft Himalaya" w:cs="Microsoft Himalaya"/>
+          <w:b/>
+          <w:bCs/>
+          <w:i/>
+          <w:iCs/>
+          <w:sz w:val="26"/>
+          <w:szCs w:val="26"/>
+        </w:rPr>
+        <w:t>།</w:t>
+      </w:r>
     </w:p>
     <w:p>
       <w:pPr>
@@ -26430,6 +26308,7 @@
   <w:style w:type="paragraph" w:default="1" w:styleId="Normal">
     <w:name w:val="Normal"/>
     <w:qFormat/>
+    <w:rsid w:val="00D63D94"/>
   </w:style>
   <w:style w:type="character" w:default="1" w:styleId="DefaultParagraphFont">
     <w:name w:val="Default Paragraph Font"/>
